--- a/9Tap_first_revision_merge.docx
+++ b/9Tap_first_revision_merge.docx
@@ -1,6 +1,6 @@
 
 <file path=word/document.xml><?xml version="1.0" encoding="utf-8"?>
-<w:document xmlns:wpc="http://schemas.microsoft.com/office/word/2010/wordprocessingCanvas" xmlns:cx="http://schemas.microsoft.com/office/drawing/2014/chartex" xmlns:cx1="http://schemas.microsoft.com/office/drawing/2015/9/8/chartex" xmlns:cx2="http://schemas.microsoft.com/office/drawing/2015/10/21/chartex" xmlns:cx3="http://schemas.microsoft.com/office/drawing/2016/5/9/chartex" xmlns:cx4="http://schemas.microsoft.com/office/drawing/2016/5/10/chartex" xmlns:cx5="http://schemas.microsoft.com/office/drawing/2016/5/11/chartex" xmlns:cx6="http://schemas.microsoft.com/office/drawing/2016/5/12/chartex" xmlns:cx7="http://schemas.microsoft.com/office/drawing/2016/5/13/chartex" xmlns:cx8="http://schemas.microsoft.com/office/drawing/2016/5/14/chartex" xmlns:mc="http://schemas.openxmlformats.org/markup-compatibility/2006" xmlns:aink="http://schemas.microsoft.com/office/drawing/2016/ink" xmlns:am3d="http://schemas.microsoft.com/office/drawing/2017/model3d" xmlns:o="urn:schemas-microsoft-com:office:office" xmlns:r="http://schemas.openxmlformats.org/officeDocument/2006/relationships" xmlns:m="http://schemas.openxmlformats.org/officeDocument/2006/math" xmlns:v="urn:schemas-microsoft-com:vml" xmlns:wp14="http://schemas.microsoft.com/office/word/2010/wordprocessingDrawing" xmlns:wp="http://schemas.openxmlformats.org/drawingml/2006/wordprocessingDrawing" xmlns:w10="urn:schemas-microsoft-com:office:word" xmlns:w="http://schemas.openxmlformats.org/wordprocessingml/2006/main" xmlns:w14="http://schemas.microsoft.com/office/word/2010/wordml" xmlns:w15="http://schemas.microsoft.com/office/word/2012/wordml" xmlns:w16cid="http://schemas.microsoft.com/office/word/2016/wordml/cid" xmlns:w16se="http://schemas.microsoft.com/office/word/2015/wordml/symex" xmlns:wpg="http://schemas.microsoft.com/office/word/2010/wordprocessingGroup" xmlns:wpi="http://schemas.microsoft.com/office/word/2010/wordprocessingInk" xmlns:wne="http://schemas.microsoft.com/office/word/2006/wordml" xmlns:wps="http://schemas.microsoft.com/office/word/2010/wordprocessingShape" mc:Ignorable="w14 w15 w16se w16cid wp14">
+<w:document xmlns:wpc="http://schemas.microsoft.com/office/word/2010/wordprocessingCanvas" xmlns:mc="http://schemas.openxmlformats.org/markup-compatibility/2006" xmlns:o="urn:schemas-microsoft-com:office:office" xmlns:r="http://schemas.openxmlformats.org/officeDocument/2006/relationships" xmlns:m="http://schemas.openxmlformats.org/officeDocument/2006/math" xmlns:v="urn:schemas-microsoft-com:vml" xmlns:wp14="http://schemas.microsoft.com/office/word/2010/wordprocessingDrawing" xmlns:wp="http://schemas.openxmlformats.org/drawingml/2006/wordprocessingDrawing" xmlns:w10="urn:schemas-microsoft-com:office:word" xmlns:w="http://schemas.openxmlformats.org/wordprocessingml/2006/main" xmlns:w14="http://schemas.microsoft.com/office/word/2010/wordml" xmlns:w15="http://schemas.microsoft.com/office/word/2012/wordml" xmlns:wpg="http://schemas.microsoft.com/office/word/2010/wordprocessingGroup" xmlns:wpi="http://schemas.microsoft.com/office/word/2010/wordprocessingInk" xmlns:wne="http://schemas.microsoft.com/office/word/2006/wordml" xmlns:wps="http://schemas.microsoft.com/office/word/2010/wordprocessingShape" mc:Ignorable="w14 w15 wp14">
   <w:body>
     <w:p>
       <w:pPr>
@@ -16,8 +16,8 @@
       <w:pPr>
         <w:pStyle w:val="TitleCover"/>
         <w:sectPr>
-          <w:footerReference w:type="default" r:id="rId5"/>
-          <w:headerReference w:type="first" r:id="rId6"/>
+          <w:footerReference w:type="default" r:id="rId8"/>
+          <w:headerReference w:type="first" r:id="rId9"/>
           <w:pgSz w:w="12240" w:h="15840" w:code="1"/>
           <w:pgMar w:top="960" w:right="960" w:bottom="1440" w:left="960" w:header="0" w:footer="0" w:gutter="0"/>
           <w:pgNumType w:start="0"/>
@@ -99,7 +99,7 @@
     <w:p>
       <w:pPr>
         <w:sectPr>
-          <w:footerReference w:type="first" r:id="rId7"/>
+          <w:footerReference w:type="first" r:id="rId10"/>
           <w:pgSz w:w="12240" w:h="15840" w:code="1"/>
           <w:pgMar w:top="1800" w:right="1200" w:bottom="1440" w:left="1200" w:header="960" w:footer="960" w:gutter="0"/>
           <w:pgNumType w:fmt="lowerRoman" w:start="1"/>
@@ -193,13 +193,13 @@
           <w:r>
             <w:fldChar w:fldCharType="separate"/>
           </w:r>
-          <w:hyperlink w:anchor="_Toc508882988" w:history="1">
+          <w:hyperlink w:anchor="_Toc509228307" w:history="1">
             <w:r>
               <w:rPr>
                 <w:rStyle w:val="Hyperlink"/>
                 <w:noProof/>
               </w:rPr>
-              <w:t>About 9 Tap Tour INC</w:t>
+              <w:t>About 9-Tap Tour INC</w:t>
             </w:r>
             <w:r>
               <w:rPr>
@@ -220,7 +220,7 @@
                 <w:noProof/>
                 <w:webHidden/>
               </w:rPr>
-              <w:instrText xml:space="preserve"> PAGEREF _Toc508882988 \h </w:instrText>
+              <w:instrText xml:space="preserve"> PAGEREF _Toc509228307 \h </w:instrText>
             </w:r>
             <w:r>
               <w:rPr>
@@ -241,6 +241,74 @@
                 <w:webHidden/>
               </w:rPr>
               <w:t>4</w:t>
+            </w:r>
+            <w:r>
+              <w:rPr>
+                <w:noProof/>
+                <w:webHidden/>
+              </w:rPr>
+              <w:fldChar w:fldCharType="end"/>
+            </w:r>
+          </w:hyperlink>
+        </w:p>
+        <w:p>
+          <w:pPr>
+            <w:pStyle w:val="TOC2"/>
+            <w:rPr>
+              <w:rFonts w:asciiTheme="minorHAnsi" w:eastAsiaTheme="minorEastAsia" w:hAnsiTheme="minorHAnsi" w:cstheme="minorBidi"/>
+              <w:noProof/>
+              <w:sz w:val="22"/>
+              <w:szCs w:val="22"/>
+            </w:rPr>
+          </w:pPr>
+          <w:hyperlink w:anchor="_Toc509228308" w:history="1">
+            <w:r>
+              <w:rPr>
+                <w:rStyle w:val="Hyperlink"/>
+                <w:noProof/>
+              </w:rPr>
+              <w:t>Dedication:</w:t>
+            </w:r>
+            <w:r>
+              <w:rPr>
+                <w:noProof/>
+                <w:webHidden/>
+              </w:rPr>
+              <w:tab/>
+            </w:r>
+            <w:r>
+              <w:rPr>
+                <w:noProof/>
+                <w:webHidden/>
+              </w:rPr>
+              <w:fldChar w:fldCharType="begin"/>
+            </w:r>
+            <w:r>
+              <w:rPr>
+                <w:noProof/>
+                <w:webHidden/>
+              </w:rPr>
+              <w:instrText xml:space="preserve"> PAGEREF _Toc509228308 \h </w:instrText>
+            </w:r>
+            <w:r>
+              <w:rPr>
+                <w:noProof/>
+                <w:webHidden/>
+              </w:rPr>
+            </w:r>
+            <w:r>
+              <w:rPr>
+                <w:noProof/>
+                <w:webHidden/>
+              </w:rPr>
+              <w:fldChar w:fldCharType="separate"/>
+            </w:r>
+            <w:r>
+              <w:rPr>
+                <w:noProof/>
+                <w:webHidden/>
+              </w:rPr>
+              <w:t>5</w:t>
             </w:r>
             <w:r>
               <w:rPr>
@@ -264,13 +332,13 @@
               <w:szCs w:val="22"/>
             </w:rPr>
           </w:pPr>
-          <w:hyperlink w:anchor="_Toc508882990" w:history="1">
+          <w:hyperlink w:anchor="_Toc509228309" w:history="1">
             <w:r>
               <w:rPr>
                 <w:rStyle w:val="Hyperlink"/>
                 <w:noProof/>
               </w:rPr>
-              <w:t>What is9-Tap?</w:t>
+              <w:t>What is 9-Tap?</w:t>
             </w:r>
             <w:r>
               <w:rPr>
@@ -291,7 +359,7 @@
                 <w:noProof/>
                 <w:webHidden/>
               </w:rPr>
-              <w:instrText xml:space="preserve"> PAGEREF _Toc508882990 \h </w:instrText>
+              <w:instrText xml:space="preserve"> PAGEREF _Toc509228309 \h </w:instrText>
             </w:r>
             <w:r>
               <w:rPr>
@@ -332,7 +400,7 @@
               <w:szCs w:val="22"/>
             </w:rPr>
           </w:pPr>
-          <w:hyperlink w:anchor="_Toc508882991" w:history="1">
+          <w:hyperlink w:anchor="_Toc509228310" w:history="1">
             <w:r>
               <w:rPr>
                 <w:rStyle w:val="Hyperlink"/>
@@ -359,7 +427,7 @@
                 <w:noProof/>
                 <w:webHidden/>
               </w:rPr>
-              <w:instrText xml:space="preserve"> PAGEREF _Toc508882991 \h </w:instrText>
+              <w:instrText xml:space="preserve"> PAGEREF _Toc509228310 \h </w:instrText>
             </w:r>
             <w:r>
               <w:rPr>
@@ -403,7 +471,7 @@
               <w:szCs w:val="22"/>
             </w:rPr>
           </w:pPr>
-          <w:hyperlink w:anchor="_Toc508882992" w:history="1">
+          <w:hyperlink w:anchor="_Toc509228311" w:history="1">
             <w:r>
               <w:rPr>
                 <w:rStyle w:val="Hyperlink"/>
@@ -430,7 +498,7 @@
                 <w:noProof/>
                 <w:webHidden/>
               </w:rPr>
-              <w:instrText xml:space="preserve"> PAGEREF _Toc508882992 \h </w:instrText>
+              <w:instrText xml:space="preserve"> PAGEREF _Toc509228311 \h </w:instrText>
             </w:r>
             <w:r>
               <w:rPr>
@@ -474,7 +542,7 @@
               <w:szCs w:val="22"/>
             </w:rPr>
           </w:pPr>
-          <w:hyperlink w:anchor="_Toc508882993" w:history="1">
+          <w:hyperlink w:anchor="_Toc509228312" w:history="1">
             <w:r>
               <w:rPr>
                 <w:rStyle w:val="Hyperlink"/>
@@ -501,7 +569,7 @@
                 <w:noProof/>
                 <w:webHidden/>
               </w:rPr>
-              <w:instrText xml:space="preserve"> PAGEREF _Toc508882993 \h </w:instrText>
+              <w:instrText xml:space="preserve"> PAGEREF _Toc509228312 \h </w:instrText>
             </w:r>
             <w:r>
               <w:rPr>
@@ -542,7 +610,7 @@
               <w:szCs w:val="22"/>
             </w:rPr>
           </w:pPr>
-          <w:hyperlink w:anchor="_Toc508882994" w:history="1">
+          <w:hyperlink w:anchor="_Toc509228313" w:history="1">
             <w:r>
               <w:rPr>
                 <w:rStyle w:val="Hyperlink"/>
@@ -569,7 +637,7 @@
                 <w:noProof/>
                 <w:webHidden/>
               </w:rPr>
-              <w:instrText xml:space="preserve"> PAGEREF _Toc508882994 \h </w:instrText>
+              <w:instrText xml:space="preserve"> PAGEREF _Toc509228313 \h </w:instrText>
             </w:r>
             <w:r>
               <w:rPr>
@@ -613,7 +681,7 @@
               <w:szCs w:val="22"/>
             </w:rPr>
           </w:pPr>
-          <w:hyperlink w:anchor="_Toc508882995" w:history="1">
+          <w:hyperlink w:anchor="_Toc509228314" w:history="1">
             <w:r>
               <w:rPr>
                 <w:rStyle w:val="Hyperlink"/>
@@ -640,7 +708,7 @@
                 <w:noProof/>
                 <w:webHidden/>
               </w:rPr>
-              <w:instrText xml:space="preserve"> PAGEREF _Toc508882995 \h </w:instrText>
+              <w:instrText xml:space="preserve"> PAGEREF _Toc509228314 \h </w:instrText>
             </w:r>
             <w:r>
               <w:rPr>
@@ -681,7 +749,7 @@
               <w:szCs w:val="22"/>
             </w:rPr>
           </w:pPr>
-          <w:hyperlink w:anchor="_Toc508882996" w:history="1">
+          <w:hyperlink w:anchor="_Toc509228315" w:history="1">
             <w:r>
               <w:rPr>
                 <w:rStyle w:val="Hyperlink"/>
@@ -708,7 +776,7 @@
                 <w:noProof/>
                 <w:webHidden/>
               </w:rPr>
-              <w:instrText xml:space="preserve"> PAGEREF _Toc508882996 \h </w:instrText>
+              <w:instrText xml:space="preserve"> PAGEREF _Toc509228315 \h </w:instrText>
             </w:r>
             <w:r>
               <w:rPr>
@@ -749,7 +817,7 @@
               <w:szCs w:val="22"/>
             </w:rPr>
           </w:pPr>
-          <w:hyperlink w:anchor="_Toc508882997" w:history="1">
+          <w:hyperlink w:anchor="_Toc509228316" w:history="1">
             <w:r>
               <w:rPr>
                 <w:rStyle w:val="Hyperlink"/>
@@ -776,7 +844,7 @@
                 <w:noProof/>
                 <w:webHidden/>
               </w:rPr>
-              <w:instrText xml:space="preserve"> PAGEREF _Toc508882997 \h </w:instrText>
+              <w:instrText xml:space="preserve"> PAGEREF _Toc509228316 \h </w:instrText>
             </w:r>
             <w:r>
               <w:rPr>
@@ -817,7 +885,7 @@
               <w:szCs w:val="22"/>
             </w:rPr>
           </w:pPr>
-          <w:hyperlink w:anchor="_Toc508882998" w:history="1">
+          <w:hyperlink w:anchor="_Toc509228317" w:history="1">
             <w:r>
               <w:rPr>
                 <w:rStyle w:val="Hyperlink"/>
@@ -844,7 +912,7 @@
                 <w:noProof/>
                 <w:webHidden/>
               </w:rPr>
-              <w:instrText xml:space="preserve"> PAGEREF _Toc508882998 \h </w:instrText>
+              <w:instrText xml:space="preserve"> PAGEREF _Toc509228317 \h </w:instrText>
             </w:r>
             <w:r>
               <w:rPr>
@@ -885,7 +953,7 @@
               <w:szCs w:val="22"/>
             </w:rPr>
           </w:pPr>
-          <w:hyperlink w:anchor="_Toc508882999" w:history="1">
+          <w:hyperlink w:anchor="_Toc509228318" w:history="1">
             <w:r>
               <w:rPr>
                 <w:rStyle w:val="Hyperlink"/>
@@ -912,7 +980,7 @@
                 <w:noProof/>
                 <w:webHidden/>
               </w:rPr>
-              <w:instrText xml:space="preserve"> PAGEREF _Toc508882999 \h </w:instrText>
+              <w:instrText xml:space="preserve"> PAGEREF _Toc509228318 \h </w:instrText>
             </w:r>
             <w:r>
               <w:rPr>
@@ -932,7 +1000,7 @@
                 <w:noProof/>
                 <w:webHidden/>
               </w:rPr>
-              <w:t>9</w:t>
+              <w:t>8</w:t>
             </w:r>
             <w:r>
               <w:rPr>
@@ -953,7 +1021,7 @@
               <w:szCs w:val="22"/>
             </w:rPr>
           </w:pPr>
-          <w:hyperlink w:anchor="_Toc508883000" w:history="1">
+          <w:hyperlink w:anchor="_Toc509228319" w:history="1">
             <w:r>
               <w:rPr>
                 <w:rStyle w:val="Hyperlink"/>
@@ -980,7 +1048,7 @@
                 <w:noProof/>
                 <w:webHidden/>
               </w:rPr>
-              <w:instrText xml:space="preserve"> PAGEREF _Toc508883000 \h </w:instrText>
+              <w:instrText xml:space="preserve"> PAGEREF _Toc509228319 \h </w:instrText>
             </w:r>
             <w:r>
               <w:rPr>
@@ -1021,7 +1089,7 @@
               <w:szCs w:val="22"/>
             </w:rPr>
           </w:pPr>
-          <w:hyperlink w:anchor="_Toc508883001" w:history="1">
+          <w:hyperlink w:anchor="_Toc509228320" w:history="1">
             <w:r>
               <w:rPr>
                 <w:rStyle w:val="Hyperlink"/>
@@ -1048,7 +1116,7 @@
                 <w:noProof/>
                 <w:webHidden/>
               </w:rPr>
-              <w:instrText xml:space="preserve"> PAGEREF _Toc508883001 \h </w:instrText>
+              <w:instrText xml:space="preserve"> PAGEREF _Toc509228320 \h </w:instrText>
             </w:r>
             <w:r>
               <w:rPr>
@@ -1089,13 +1157,13 @@
               <w:szCs w:val="22"/>
             </w:rPr>
           </w:pPr>
-          <w:hyperlink w:anchor="_Toc508883002" w:history="1">
+          <w:hyperlink w:anchor="_Toc509228321" w:history="1">
             <w:r>
               <w:rPr>
                 <w:rStyle w:val="Hyperlink"/>
                 <w:noProof/>
               </w:rPr>
-              <w:t>How do I enter a bowler’s scores?</w:t>
+              <w:t>How do I enter a member’s scores?</w:t>
             </w:r>
             <w:r>
               <w:rPr>
@@ -1116,7 +1184,7 @@
                 <w:noProof/>
                 <w:webHidden/>
               </w:rPr>
-              <w:instrText xml:space="preserve"> PAGEREF _Toc508883002 \h </w:instrText>
+              <w:instrText xml:space="preserve"> PAGEREF _Toc509228321 \h </w:instrText>
             </w:r>
             <w:r>
               <w:rPr>
@@ -1160,7 +1228,7 @@
               <w:szCs w:val="22"/>
             </w:rPr>
           </w:pPr>
-          <w:hyperlink w:anchor="_Toc508883003" w:history="1">
+          <w:hyperlink w:anchor="_Toc509228322" w:history="1">
             <w:r>
               <w:rPr>
                 <w:rStyle w:val="Hyperlink"/>
@@ -1187,7 +1255,7 @@
                 <w:noProof/>
                 <w:webHidden/>
               </w:rPr>
-              <w:instrText xml:space="preserve"> PAGEREF _Toc508883003 \h </w:instrText>
+              <w:instrText xml:space="preserve"> PAGEREF _Toc509228322 \h </w:instrText>
             </w:r>
             <w:r>
               <w:rPr>
@@ -1231,7 +1299,7 @@
               <w:szCs w:val="22"/>
             </w:rPr>
           </w:pPr>
-          <w:hyperlink w:anchor="_Toc508883004" w:history="1">
+          <w:hyperlink w:anchor="_Toc509228323" w:history="1">
             <w:r>
               <w:rPr>
                 <w:rStyle w:val="Hyperlink"/>
@@ -1258,7 +1326,7 @@
                 <w:noProof/>
                 <w:webHidden/>
               </w:rPr>
-              <w:instrText xml:space="preserve"> PAGEREF _Toc508883004 \h </w:instrText>
+              <w:instrText xml:space="preserve"> PAGEREF _Toc509228323 \h </w:instrText>
             </w:r>
             <w:r>
               <w:rPr>
@@ -1302,7 +1370,7 @@
               <w:szCs w:val="22"/>
             </w:rPr>
           </w:pPr>
-          <w:hyperlink w:anchor="_Toc508883005" w:history="1">
+          <w:hyperlink w:anchor="_Toc509228324" w:history="1">
             <w:r>
               <w:rPr>
                 <w:rStyle w:val="Hyperlink"/>
@@ -1329,7 +1397,7 @@
                 <w:noProof/>
                 <w:webHidden/>
               </w:rPr>
-              <w:instrText xml:space="preserve"> PAGEREF _Toc508883005 \h </w:instrText>
+              <w:instrText xml:space="preserve"> PAGEREF _Toc509228324 \h </w:instrText>
             </w:r>
             <w:r>
               <w:rPr>
@@ -1373,7 +1441,7 @@
               <w:szCs w:val="22"/>
             </w:rPr>
           </w:pPr>
-          <w:hyperlink w:anchor="_Toc508883006" w:history="1">
+          <w:hyperlink w:anchor="_Toc509228325" w:history="1">
             <w:r>
               <w:rPr>
                 <w:rStyle w:val="Hyperlink"/>
@@ -1400,7 +1468,7 @@
                 <w:noProof/>
                 <w:webHidden/>
               </w:rPr>
-              <w:instrText xml:space="preserve"> PAGEREF _Toc508883006 \h </w:instrText>
+              <w:instrText xml:space="preserve"> PAGEREF _Toc509228325 \h </w:instrText>
             </w:r>
             <w:r>
               <w:rPr>
@@ -1444,7 +1512,7 @@
               <w:szCs w:val="22"/>
             </w:rPr>
           </w:pPr>
-          <w:hyperlink w:anchor="_Toc508883007" w:history="1">
+          <w:hyperlink w:anchor="_Toc509228326" w:history="1">
             <w:r>
               <w:rPr>
                 <w:rStyle w:val="Hyperlink"/>
@@ -1471,7 +1539,7 @@
                 <w:noProof/>
                 <w:webHidden/>
               </w:rPr>
-              <w:instrText xml:space="preserve"> PAGEREF _Toc508883007 \h </w:instrText>
+              <w:instrText xml:space="preserve"> PAGEREF _Toc509228326 \h </w:instrText>
             </w:r>
             <w:r>
               <w:rPr>
@@ -1512,7 +1580,7 @@
               <w:szCs w:val="22"/>
             </w:rPr>
           </w:pPr>
-          <w:hyperlink w:anchor="_Toc508883008" w:history="1">
+          <w:hyperlink w:anchor="_Toc509228327" w:history="1">
             <w:r>
               <w:rPr>
                 <w:rStyle w:val="Hyperlink"/>
@@ -1539,7 +1607,7 @@
                 <w:noProof/>
                 <w:webHidden/>
               </w:rPr>
-              <w:instrText xml:space="preserve"> PAGEREF _Toc508883008 \h </w:instrText>
+              <w:instrText xml:space="preserve"> PAGEREF _Toc509228327 \h </w:instrText>
             </w:r>
             <w:r>
               <w:rPr>
@@ -1580,7 +1648,7 @@
               <w:szCs w:val="22"/>
             </w:rPr>
           </w:pPr>
-          <w:hyperlink w:anchor="_Toc508883009" w:history="1">
+          <w:hyperlink w:anchor="_Toc509228328" w:history="1">
             <w:r>
               <w:rPr>
                 <w:rStyle w:val="Hyperlink"/>
@@ -1607,7 +1675,7 @@
                 <w:noProof/>
                 <w:webHidden/>
               </w:rPr>
-              <w:instrText xml:space="preserve"> PAGEREF _Toc508883009 \h </w:instrText>
+              <w:instrText xml:space="preserve"> PAGEREF _Toc509228328 \h </w:instrText>
             </w:r>
             <w:r>
               <w:rPr>
@@ -1648,7 +1716,7 @@
               <w:szCs w:val="22"/>
             </w:rPr>
           </w:pPr>
-          <w:hyperlink w:anchor="_Toc508883010" w:history="1">
+          <w:hyperlink w:anchor="_Toc509228329" w:history="1">
             <w:r>
               <w:rPr>
                 <w:rStyle w:val="Hyperlink"/>
@@ -1675,7 +1743,7 @@
                 <w:noProof/>
                 <w:webHidden/>
               </w:rPr>
-              <w:instrText xml:space="preserve"> PAGEREF _Toc508883010 \h </w:instrText>
+              <w:instrText xml:space="preserve"> PAGEREF _Toc509228329 \h </w:instrText>
             </w:r>
             <w:r>
               <w:rPr>
@@ -1716,7 +1784,7 @@
               <w:szCs w:val="22"/>
             </w:rPr>
           </w:pPr>
-          <w:hyperlink w:anchor="_Toc508883011" w:history="1">
+          <w:hyperlink w:anchor="_Toc509228330" w:history="1">
             <w:r>
               <w:rPr>
                 <w:rStyle w:val="Hyperlink"/>
@@ -1743,7 +1811,7 @@
                 <w:noProof/>
                 <w:webHidden/>
               </w:rPr>
-              <w:instrText xml:space="preserve"> PAGEREF _Toc508883011 \h </w:instrText>
+              <w:instrText xml:space="preserve"> PAGEREF _Toc509228330 \h </w:instrText>
             </w:r>
             <w:r>
               <w:rPr>
@@ -1787,7 +1855,7 @@
               <w:szCs w:val="22"/>
             </w:rPr>
           </w:pPr>
-          <w:hyperlink w:anchor="_Toc508883012" w:history="1">
+          <w:hyperlink w:anchor="_Toc509228331" w:history="1">
             <w:r>
               <w:rPr>
                 <w:rStyle w:val="Hyperlink"/>
@@ -1814,7 +1882,7 @@
                 <w:noProof/>
                 <w:webHidden/>
               </w:rPr>
-              <w:instrText xml:space="preserve"> PAGEREF _Toc508883012 \h </w:instrText>
+              <w:instrText xml:space="preserve"> PAGEREF _Toc509228331 \h </w:instrText>
             </w:r>
             <w:r>
               <w:rPr>
@@ -1855,7 +1923,7 @@
               <w:szCs w:val="22"/>
             </w:rPr>
           </w:pPr>
-          <w:hyperlink w:anchor="_Toc508883013" w:history="1">
+          <w:hyperlink w:anchor="_Toc509228332" w:history="1">
             <w:r>
               <w:rPr>
                 <w:rStyle w:val="Hyperlink"/>
@@ -1882,7 +1950,7 @@
                 <w:noProof/>
                 <w:webHidden/>
               </w:rPr>
-              <w:instrText xml:space="preserve"> PAGEREF _Toc508883013 \h </w:instrText>
+              <w:instrText xml:space="preserve"> PAGEREF _Toc509228332 \h </w:instrText>
             </w:r>
             <w:r>
               <w:rPr>
@@ -1923,7 +1991,7 @@
               <w:szCs w:val="22"/>
             </w:rPr>
           </w:pPr>
-          <w:hyperlink w:anchor="_Toc508883014" w:history="1">
+          <w:hyperlink w:anchor="_Toc509228333" w:history="1">
             <w:r>
               <w:rPr>
                 <w:rStyle w:val="Hyperlink"/>
@@ -1950,7 +2018,7 @@
                 <w:noProof/>
                 <w:webHidden/>
               </w:rPr>
-              <w:instrText xml:space="preserve"> PAGEREF _Toc508883014 \h </w:instrText>
+              <w:instrText xml:space="preserve"> PAGEREF _Toc509228333 \h </w:instrText>
             </w:r>
             <w:r>
               <w:rPr>
@@ -1991,7 +2059,7 @@
               <w:szCs w:val="22"/>
             </w:rPr>
           </w:pPr>
-          <w:hyperlink w:anchor="_Toc508883015" w:history="1">
+          <w:hyperlink w:anchor="_Toc509228334" w:history="1">
             <w:r>
               <w:rPr>
                 <w:rStyle w:val="Hyperlink"/>
@@ -2018,7 +2086,7 @@
                 <w:noProof/>
                 <w:webHidden/>
               </w:rPr>
-              <w:instrText xml:space="preserve"> PAGEREF _Toc508883015 \h </w:instrText>
+              <w:instrText xml:space="preserve"> PAGEREF _Toc509228334 \h </w:instrText>
             </w:r>
             <w:r>
               <w:rPr>
@@ -2059,7 +2127,7 @@
               <w:szCs w:val="22"/>
             </w:rPr>
           </w:pPr>
-          <w:hyperlink w:anchor="_Toc508883016" w:history="1">
+          <w:hyperlink w:anchor="_Toc509228335" w:history="1">
             <w:r>
               <w:rPr>
                 <w:rStyle w:val="Hyperlink"/>
@@ -2086,7 +2154,7 @@
                 <w:noProof/>
                 <w:webHidden/>
               </w:rPr>
-              <w:instrText xml:space="preserve"> PAGEREF _Toc508883016 \h </w:instrText>
+              <w:instrText xml:space="preserve"> PAGEREF _Toc509228335 \h </w:instrText>
             </w:r>
             <w:r>
               <w:rPr>
@@ -2106,7 +2174,7 @@
                 <w:noProof/>
                 <w:webHidden/>
               </w:rPr>
-              <w:t>20</w:t>
+              <w:t>19</w:t>
             </w:r>
             <w:r>
               <w:rPr>
@@ -2130,7 +2198,7 @@
               <w:szCs w:val="22"/>
             </w:rPr>
           </w:pPr>
-          <w:hyperlink w:anchor="_Toc508883017" w:history="1">
+          <w:hyperlink w:anchor="_Toc509228336" w:history="1">
             <w:r>
               <w:rPr>
                 <w:rStyle w:val="Hyperlink"/>
@@ -2157,7 +2225,7 @@
                 <w:noProof/>
                 <w:webHidden/>
               </w:rPr>
-              <w:instrText xml:space="preserve"> PAGEREF _Toc508883017 \h </w:instrText>
+              <w:instrText xml:space="preserve"> PAGEREF _Toc509228336 \h </w:instrText>
             </w:r>
             <w:r>
               <w:rPr>
@@ -2198,7 +2266,7 @@
               <w:szCs w:val="22"/>
             </w:rPr>
           </w:pPr>
-          <w:hyperlink w:anchor="_Toc508883018" w:history="1">
+          <w:hyperlink w:anchor="_Toc509228337" w:history="1">
             <w:r>
               <w:rPr>
                 <w:rStyle w:val="Hyperlink"/>
@@ -2225,7 +2293,7 @@
                 <w:noProof/>
                 <w:webHidden/>
               </w:rPr>
-              <w:instrText xml:space="preserve"> PAGEREF _Toc508883018 \h </w:instrText>
+              <w:instrText xml:space="preserve"> PAGEREF _Toc509228337 \h </w:instrText>
             </w:r>
             <w:r>
               <w:rPr>
@@ -2245,7 +2313,7 @@
                 <w:noProof/>
                 <w:webHidden/>
               </w:rPr>
-              <w:t>21</w:t>
+              <w:t>20</w:t>
             </w:r>
             <w:r>
               <w:rPr>
@@ -2269,7 +2337,7 @@
               <w:szCs w:val="22"/>
             </w:rPr>
           </w:pPr>
-          <w:hyperlink w:anchor="_Toc508883019" w:history="1">
+          <w:hyperlink w:anchor="_Toc509228338" w:history="1">
             <w:r>
               <w:rPr>
                 <w:rStyle w:val="Hyperlink"/>
@@ -2296,7 +2364,7 @@
                 <w:noProof/>
                 <w:webHidden/>
               </w:rPr>
-              <w:instrText xml:space="preserve"> PAGEREF _Toc508883019 \h </w:instrText>
+              <w:instrText xml:space="preserve"> PAGEREF _Toc509228338 \h </w:instrText>
             </w:r>
             <w:r>
               <w:rPr>
@@ -2340,7 +2408,7 @@
               <w:szCs w:val="22"/>
             </w:rPr>
           </w:pPr>
-          <w:hyperlink w:anchor="_Toc508883020" w:history="1">
+          <w:hyperlink w:anchor="_Toc509228339" w:history="1">
             <w:r>
               <w:rPr>
                 <w:rStyle w:val="Hyperlink"/>
@@ -2367,7 +2435,7 @@
                 <w:noProof/>
                 <w:webHidden/>
               </w:rPr>
-              <w:instrText xml:space="preserve"> PAGEREF _Toc508883020 \h </w:instrText>
+              <w:instrText xml:space="preserve"> PAGEREF _Toc509228339 \h </w:instrText>
             </w:r>
             <w:r>
               <w:rPr>
@@ -2411,7 +2479,7 @@
               <w:szCs w:val="22"/>
             </w:rPr>
           </w:pPr>
-          <w:hyperlink w:anchor="_Toc508883021" w:history="1">
+          <w:hyperlink w:anchor="_Toc509228340" w:history="1">
             <w:r>
               <w:rPr>
                 <w:rStyle w:val="Hyperlink"/>
@@ -2438,7 +2506,7 @@
                 <w:noProof/>
                 <w:webHidden/>
               </w:rPr>
-              <w:instrText xml:space="preserve"> PAGEREF _Toc508883021 \h </w:instrText>
+              <w:instrText xml:space="preserve"> PAGEREF _Toc509228340 \h </w:instrText>
             </w:r>
             <w:r>
               <w:rPr>
@@ -2479,7 +2547,7 @@
               <w:szCs w:val="22"/>
             </w:rPr>
           </w:pPr>
-          <w:hyperlink w:anchor="_Toc508883022" w:history="1">
+          <w:hyperlink w:anchor="_Toc509228341" w:history="1">
             <w:r>
               <w:rPr>
                 <w:rStyle w:val="Hyperlink"/>
@@ -2506,7 +2574,7 @@
                 <w:noProof/>
                 <w:webHidden/>
               </w:rPr>
-              <w:instrText xml:space="preserve"> PAGEREF _Toc508883022 \h </w:instrText>
+              <w:instrText xml:space="preserve"> PAGEREF _Toc509228341 \h </w:instrText>
             </w:r>
             <w:r>
               <w:rPr>
@@ -2547,7 +2615,7 @@
               <w:szCs w:val="22"/>
             </w:rPr>
           </w:pPr>
-          <w:hyperlink w:anchor="_Toc508883023" w:history="1">
+          <w:hyperlink w:anchor="_Toc509228342" w:history="1">
             <w:r>
               <w:rPr>
                 <w:rStyle w:val="Hyperlink"/>
@@ -2574,7 +2642,7 @@
                 <w:noProof/>
                 <w:webHidden/>
               </w:rPr>
-              <w:instrText xml:space="preserve"> PAGEREF _Toc508883023 \h </w:instrText>
+              <w:instrText xml:space="preserve"> PAGEREF _Toc509228342 \h </w:instrText>
             </w:r>
             <w:r>
               <w:rPr>
@@ -2615,12 +2683,148 @@
               <w:szCs w:val="22"/>
             </w:rPr>
           </w:pPr>
-          <w:hyperlink w:anchor="_Toc508883024" w:history="1">
+          <w:hyperlink w:anchor="_Toc509228343" w:history="1">
             <w:r>
               <w:rPr>
                 <w:rStyle w:val="Hyperlink"/>
                 <w:noProof/>
               </w:rPr>
+              <w:t>Tournament Results</w:t>
+            </w:r>
+            <w:r>
+              <w:rPr>
+                <w:noProof/>
+                <w:webHidden/>
+              </w:rPr>
+              <w:tab/>
+            </w:r>
+            <w:r>
+              <w:rPr>
+                <w:noProof/>
+                <w:webHidden/>
+              </w:rPr>
+              <w:fldChar w:fldCharType="begin"/>
+            </w:r>
+            <w:r>
+              <w:rPr>
+                <w:noProof/>
+                <w:webHidden/>
+              </w:rPr>
+              <w:instrText xml:space="preserve"> PAGEREF _Toc509228343 \h </w:instrText>
+            </w:r>
+            <w:r>
+              <w:rPr>
+                <w:noProof/>
+                <w:webHidden/>
+              </w:rPr>
+            </w:r>
+            <w:r>
+              <w:rPr>
+                <w:noProof/>
+                <w:webHidden/>
+              </w:rPr>
+              <w:fldChar w:fldCharType="separate"/>
+            </w:r>
+            <w:r>
+              <w:rPr>
+                <w:noProof/>
+                <w:webHidden/>
+              </w:rPr>
+              <w:t>23</w:t>
+            </w:r>
+            <w:r>
+              <w:rPr>
+                <w:noProof/>
+                <w:webHidden/>
+              </w:rPr>
+              <w:fldChar w:fldCharType="end"/>
+            </w:r>
+          </w:hyperlink>
+        </w:p>
+        <w:p>
+          <w:pPr>
+            <w:pStyle w:val="TOC2"/>
+            <w:rPr>
+              <w:rFonts w:asciiTheme="minorHAnsi" w:eastAsiaTheme="minorEastAsia" w:hAnsiTheme="minorHAnsi" w:cstheme="minorBidi"/>
+              <w:noProof/>
+              <w:sz w:val="22"/>
+              <w:szCs w:val="22"/>
+            </w:rPr>
+          </w:pPr>
+          <w:hyperlink w:anchor="_Toc509228344" w:history="1">
+            <w:r>
+              <w:rPr>
+                <w:rStyle w:val="Hyperlink"/>
+                <w:noProof/>
+              </w:rPr>
+              <w:t>Comments</w:t>
+            </w:r>
+            <w:r>
+              <w:rPr>
+                <w:noProof/>
+                <w:webHidden/>
+              </w:rPr>
+              <w:tab/>
+            </w:r>
+            <w:r>
+              <w:rPr>
+                <w:noProof/>
+                <w:webHidden/>
+              </w:rPr>
+              <w:fldChar w:fldCharType="begin"/>
+            </w:r>
+            <w:r>
+              <w:rPr>
+                <w:noProof/>
+                <w:webHidden/>
+              </w:rPr>
+              <w:instrText xml:space="preserve"> PAGEREF _Toc509228344 \h </w:instrText>
+            </w:r>
+            <w:r>
+              <w:rPr>
+                <w:noProof/>
+                <w:webHidden/>
+              </w:rPr>
+            </w:r>
+            <w:r>
+              <w:rPr>
+                <w:noProof/>
+                <w:webHidden/>
+              </w:rPr>
+              <w:fldChar w:fldCharType="separate"/>
+            </w:r>
+            <w:r>
+              <w:rPr>
+                <w:noProof/>
+                <w:webHidden/>
+              </w:rPr>
+              <w:t>23</w:t>
+            </w:r>
+            <w:r>
+              <w:rPr>
+                <w:noProof/>
+                <w:webHidden/>
+              </w:rPr>
+              <w:fldChar w:fldCharType="end"/>
+            </w:r>
+          </w:hyperlink>
+        </w:p>
+        <w:p>
+          <w:pPr>
+            <w:pStyle w:val="TOC2"/>
+            <w:rPr>
+              <w:rFonts w:asciiTheme="minorHAnsi" w:eastAsiaTheme="minorEastAsia" w:hAnsiTheme="minorHAnsi" w:cstheme="minorBidi"/>
+              <w:noProof/>
+              <w:sz w:val="22"/>
+              <w:szCs w:val="22"/>
+            </w:rPr>
+          </w:pPr>
+          <w:hyperlink w:anchor="_Toc509228345" w:history="1">
+            <w:r>
+              <w:rPr>
+                <w:rStyle w:val="Hyperlink"/>
+                <w:noProof/>
+              </w:rPr>
               <w:t>Finalize Tournament</w:t>
             </w:r>
             <w:r>
@@ -2642,7 +2846,7 @@
                 <w:noProof/>
                 <w:webHidden/>
               </w:rPr>
-              <w:instrText xml:space="preserve"> PAGEREF _Toc508883024 \h </w:instrText>
+              <w:instrText xml:space="preserve"> PAGEREF _Toc509228345 \h </w:instrText>
             </w:r>
             <w:r>
               <w:rPr>
@@ -2662,7 +2866,7 @@
                 <w:noProof/>
                 <w:webHidden/>
               </w:rPr>
-              <w:t>22</w:t>
+              <w:t>23</w:t>
             </w:r>
             <w:r>
               <w:rPr>
@@ -2686,7 +2890,7 @@
               <w:szCs w:val="22"/>
             </w:rPr>
           </w:pPr>
-          <w:hyperlink w:anchor="_Toc508883025" w:history="1">
+          <w:hyperlink w:anchor="_Toc509228346" w:history="1">
             <w:r>
               <w:rPr>
                 <w:rStyle w:val="Hyperlink"/>
@@ -2713,7 +2917,7 @@
                 <w:noProof/>
                 <w:webHidden/>
               </w:rPr>
-              <w:instrText xml:space="preserve"> PAGEREF _Toc508883025 \h </w:instrText>
+              <w:instrText xml:space="preserve"> PAGEREF _Toc509228346 \h </w:instrText>
             </w:r>
             <w:r>
               <w:rPr>
@@ -2733,7 +2937,7 @@
                 <w:noProof/>
                 <w:webHidden/>
               </w:rPr>
-              <w:t>23</w:t>
+              <w:t>24</w:t>
             </w:r>
             <w:r>
               <w:rPr>
@@ -2757,13 +2961,13 @@
               <w:szCs w:val="22"/>
             </w:rPr>
           </w:pPr>
-          <w:hyperlink w:anchor="_Toc508883026" w:history="1">
+          <w:hyperlink w:anchor="_Toc509228347" w:history="1">
             <w:r>
               <w:rPr>
                 <w:rStyle w:val="Hyperlink"/>
                 <w:noProof/>
               </w:rPr>
-              <w:t>Trouble Shooting 9-Tap</w:t>
+              <w:t>Troubleshooting 9-Tap</w:t>
             </w:r>
             <w:r>
               <w:rPr>
@@ -2784,7 +2988,7 @@
                 <w:noProof/>
                 <w:webHidden/>
               </w:rPr>
-              <w:instrText xml:space="preserve"> PAGEREF _Toc508883026 \h </w:instrText>
+              <w:instrText xml:space="preserve"> PAGEREF _Toc509228347 \h </w:instrText>
             </w:r>
             <w:r>
               <w:rPr>
@@ -2804,7 +3008,7 @@
                 <w:noProof/>
                 <w:webHidden/>
               </w:rPr>
-              <w:t>25</w:t>
+              <w:t>27</w:t>
             </w:r>
             <w:r>
               <w:rPr>
@@ -2825,7 +3029,7 @@
               <w:szCs w:val="22"/>
             </w:rPr>
           </w:pPr>
-          <w:hyperlink w:anchor="_Toc508883027" w:history="1">
+          <w:hyperlink w:anchor="_Toc509228348" w:history="1">
             <w:r>
               <w:rPr>
                 <w:rStyle w:val="Hyperlink"/>
@@ -2852,7 +3056,7 @@
                 <w:noProof/>
                 <w:webHidden/>
               </w:rPr>
-              <w:instrText xml:space="preserve"> PAGEREF _Toc508883027 \h </w:instrText>
+              <w:instrText xml:space="preserve"> PAGEREF _Toc509228348 \h </w:instrText>
             </w:r>
             <w:r>
               <w:rPr>
@@ -2872,7 +3076,7 @@
                 <w:noProof/>
                 <w:webHidden/>
               </w:rPr>
-              <w:t>25</w:t>
+              <w:t>27</w:t>
             </w:r>
             <w:r>
               <w:rPr>
@@ -2893,7 +3097,7 @@
               <w:szCs w:val="22"/>
             </w:rPr>
           </w:pPr>
-          <w:hyperlink w:anchor="_Toc508883028" w:history="1">
+          <w:hyperlink w:anchor="_Toc509228349" w:history="1">
             <w:r>
               <w:rPr>
                 <w:rStyle w:val="Hyperlink"/>
@@ -2920,7 +3124,7 @@
                 <w:noProof/>
                 <w:webHidden/>
               </w:rPr>
-              <w:instrText xml:space="preserve"> PAGEREF _Toc508883028 \h </w:instrText>
+              <w:instrText xml:space="preserve"> PAGEREF _Toc509228349 \h </w:instrText>
             </w:r>
             <w:r>
               <w:rPr>
@@ -2940,7 +3144,7 @@
                 <w:noProof/>
                 <w:webHidden/>
               </w:rPr>
-              <w:t>25</w:t>
+              <w:t>27</w:t>
             </w:r>
             <w:r>
               <w:rPr>
@@ -2961,7 +3165,7 @@
               <w:szCs w:val="22"/>
             </w:rPr>
           </w:pPr>
-          <w:hyperlink w:anchor="_Toc508883029" w:history="1">
+          <w:hyperlink w:anchor="_Toc509228350" w:history="1">
             <w:r>
               <w:rPr>
                 <w:rStyle w:val="Hyperlink"/>
@@ -2988,7 +3192,7 @@
                 <w:noProof/>
                 <w:webHidden/>
               </w:rPr>
-              <w:instrText xml:space="preserve"> PAGEREF _Toc508883029 \h </w:instrText>
+              <w:instrText xml:space="preserve"> PAGEREF _Toc509228350 \h </w:instrText>
             </w:r>
             <w:r>
               <w:rPr>
@@ -3008,7 +3212,7 @@
                 <w:noProof/>
                 <w:webHidden/>
               </w:rPr>
-              <w:t>26</w:t>
+              <w:t>28</w:t>
             </w:r>
             <w:r>
               <w:rPr>
@@ -3032,7 +3236,7 @@
               <w:szCs w:val="22"/>
             </w:rPr>
           </w:pPr>
-          <w:hyperlink w:anchor="_Toc508883030" w:history="1">
+          <w:hyperlink w:anchor="_Toc509228351" w:history="1">
             <w:r>
               <w:rPr>
                 <w:rStyle w:val="Hyperlink"/>
@@ -3059,7 +3263,7 @@
                 <w:noProof/>
                 <w:webHidden/>
               </w:rPr>
-              <w:instrText xml:space="preserve"> PAGEREF _Toc508883030 \h </w:instrText>
+              <w:instrText xml:space="preserve"> PAGEREF _Toc509228351 \h </w:instrText>
             </w:r>
             <w:r>
               <w:rPr>
@@ -3079,7 +3283,7 @@
                 <w:noProof/>
                 <w:webHidden/>
               </w:rPr>
-              <w:t>28</w:t>
+              <w:t>30</w:t>
             </w:r>
             <w:r>
               <w:rPr>
@@ -3103,7 +3307,7 @@
               <w:szCs w:val="22"/>
             </w:rPr>
           </w:pPr>
-          <w:hyperlink w:anchor="_Toc508883031" w:history="1">
+          <w:hyperlink w:anchor="_Toc509228352" w:history="1">
             <w:r>
               <w:rPr>
                 <w:rStyle w:val="Hyperlink"/>
@@ -3130,7 +3334,7 @@
                 <w:noProof/>
                 <w:webHidden/>
               </w:rPr>
-              <w:instrText xml:space="preserve"> PAGEREF _Toc508883031 \h </w:instrText>
+              <w:instrText xml:space="preserve"> PAGEREF _Toc509228352 \h </w:instrText>
             </w:r>
             <w:r>
               <w:rPr>
@@ -3150,73 +3354,7 @@
                 <w:noProof/>
                 <w:webHidden/>
               </w:rPr>
-              <w:t>30</w:t>
-            </w:r>
-            <w:r>
-              <w:rPr>
-                <w:noProof/>
-                <w:webHidden/>
-              </w:rPr>
-              <w:fldChar w:fldCharType="end"/>
-            </w:r>
-          </w:hyperlink>
-        </w:p>
-        <w:p>
-          <w:pPr>
-            <w:pStyle w:val="TOC2"/>
-            <w:rPr>
-              <w:rStyle w:val="Hyperlink"/>
-              <w:noProof/>
-            </w:rPr>
-          </w:pPr>
-          <w:hyperlink w:anchor="_Toc508883032" w:history="1">
-            <w:r>
-              <w:rPr>
-                <w:rStyle w:val="Hyperlink"/>
-                <w:noProof/>
-              </w:rPr>
-              <w:t>Main Menu</w:t>
-            </w:r>
-            <w:r>
-              <w:rPr>
-                <w:noProof/>
-                <w:webHidden/>
-              </w:rPr>
-              <w:tab/>
-            </w:r>
-            <w:r>
-              <w:rPr>
-                <w:noProof/>
-                <w:webHidden/>
-              </w:rPr>
-              <w:fldChar w:fldCharType="begin"/>
-            </w:r>
-            <w:r>
-              <w:rPr>
-                <w:noProof/>
-                <w:webHidden/>
-              </w:rPr>
-              <w:instrText xml:space="preserve"> PAGEREF _Toc508883032 \h </w:instrText>
-            </w:r>
-            <w:r>
-              <w:rPr>
-                <w:noProof/>
-                <w:webHidden/>
-              </w:rPr>
-            </w:r>
-            <w:r>
-              <w:rPr>
-                <w:noProof/>
-                <w:webHidden/>
-              </w:rPr>
-              <w:fldChar w:fldCharType="separate"/>
-            </w:r>
-            <w:r>
-              <w:rPr>
-                <w:noProof/>
-                <w:webHidden/>
-              </w:rPr>
-              <w:t>30</w:t>
+              <w:t>32</w:t>
             </w:r>
             <w:r>
               <w:rPr>
@@ -3237,13 +3375,13 @@
               <w:szCs w:val="22"/>
             </w:rPr>
           </w:pPr>
-          <w:hyperlink w:anchor="_Toc508883032" w:history="1">
+          <w:hyperlink w:anchor="_Toc509228353" w:history="1">
             <w:r>
               <w:rPr>
                 <w:rStyle w:val="Hyperlink"/>
                 <w:noProof/>
               </w:rPr>
-              <w:t>Member Info</w:t>
+              <w:t>Main Menu</w:t>
             </w:r>
             <w:r>
               <w:rPr>
@@ -3264,7 +3402,7 @@
                 <w:noProof/>
                 <w:webHidden/>
               </w:rPr>
-              <w:instrText xml:space="preserve"> PAGEREF _Toc508883032 \h </w:instrText>
+              <w:instrText xml:space="preserve"> PAGEREF _Toc509228353 \h </w:instrText>
             </w:r>
             <w:r>
               <w:rPr>
@@ -3284,7 +3422,7 @@
                 <w:noProof/>
                 <w:webHidden/>
               </w:rPr>
-              <w:t>30</w:t>
+              <w:t>32</w:t>
             </w:r>
             <w:r>
               <w:rPr>
@@ -3305,13 +3443,13 @@
               <w:szCs w:val="22"/>
             </w:rPr>
           </w:pPr>
-          <w:hyperlink w:anchor="_Toc508883032" w:history="1">
+          <w:hyperlink w:anchor="_Toc509228354" w:history="1">
             <w:r>
               <w:rPr>
                 <w:rStyle w:val="Hyperlink"/>
                 <w:noProof/>
               </w:rPr>
-              <w:t>Member Scores</w:t>
+              <w:t>Member Info</w:t>
             </w:r>
             <w:r>
               <w:rPr>
@@ -3332,7 +3470,7 @@
                 <w:noProof/>
                 <w:webHidden/>
               </w:rPr>
-              <w:instrText xml:space="preserve"> PAGEREF _Toc508883032 \h </w:instrText>
+              <w:instrText xml:space="preserve"> PAGEREF _Toc509228354 \h </w:instrText>
             </w:r>
             <w:r>
               <w:rPr>
@@ -3352,7 +3490,7 @@
                 <w:noProof/>
                 <w:webHidden/>
               </w:rPr>
-              <w:t>31</w:t>
+              <w:t>32</w:t>
             </w:r>
             <w:r>
               <w:rPr>
@@ -3373,12 +3511,80 @@
               <w:szCs w:val="22"/>
             </w:rPr>
           </w:pPr>
-          <w:hyperlink w:anchor="_Toc508883032" w:history="1">
+          <w:hyperlink w:anchor="_Toc509228355" w:history="1">
             <w:r>
               <w:rPr>
                 <w:rStyle w:val="Hyperlink"/>
                 <w:noProof/>
               </w:rPr>
+              <w:t>Member Scores</w:t>
+            </w:r>
+            <w:r>
+              <w:rPr>
+                <w:noProof/>
+                <w:webHidden/>
+              </w:rPr>
+              <w:tab/>
+            </w:r>
+            <w:r>
+              <w:rPr>
+                <w:noProof/>
+                <w:webHidden/>
+              </w:rPr>
+              <w:fldChar w:fldCharType="begin"/>
+            </w:r>
+            <w:r>
+              <w:rPr>
+                <w:noProof/>
+                <w:webHidden/>
+              </w:rPr>
+              <w:instrText xml:space="preserve"> PAGEREF _Toc509228355 \h </w:instrText>
+            </w:r>
+            <w:r>
+              <w:rPr>
+                <w:noProof/>
+                <w:webHidden/>
+              </w:rPr>
+            </w:r>
+            <w:r>
+              <w:rPr>
+                <w:noProof/>
+                <w:webHidden/>
+              </w:rPr>
+              <w:fldChar w:fldCharType="separate"/>
+            </w:r>
+            <w:r>
+              <w:rPr>
+                <w:noProof/>
+                <w:webHidden/>
+              </w:rPr>
+              <w:t>34</w:t>
+            </w:r>
+            <w:r>
+              <w:rPr>
+                <w:noProof/>
+                <w:webHidden/>
+              </w:rPr>
+              <w:fldChar w:fldCharType="end"/>
+            </w:r>
+          </w:hyperlink>
+        </w:p>
+        <w:p>
+          <w:pPr>
+            <w:pStyle w:val="TOC2"/>
+            <w:rPr>
+              <w:rFonts w:asciiTheme="minorHAnsi" w:eastAsiaTheme="minorEastAsia" w:hAnsiTheme="minorHAnsi" w:cstheme="minorBidi"/>
+              <w:noProof/>
+              <w:sz w:val="22"/>
+              <w:szCs w:val="22"/>
+            </w:rPr>
+          </w:pPr>
+          <w:hyperlink w:anchor="_Toc509228356" w:history="1">
+            <w:r>
+              <w:rPr>
+                <w:rStyle w:val="Hyperlink"/>
+                <w:noProof/>
+              </w:rPr>
               <w:t>Tools</w:t>
             </w:r>
             <w:r>
@@ -3400,7 +3606,7 @@
                 <w:noProof/>
                 <w:webHidden/>
               </w:rPr>
-              <w:instrText xml:space="preserve"> PAGEREF _Toc508883032 \h </w:instrText>
+              <w:instrText xml:space="preserve"> PAGEREF _Toc509228356 \h </w:instrText>
             </w:r>
             <w:r>
               <w:rPr>
@@ -3420,7 +3626,143 @@
                 <w:noProof/>
                 <w:webHidden/>
               </w:rPr>
-              <w:t>32</w:t>
+              <w:t>37</w:t>
+            </w:r>
+            <w:r>
+              <w:rPr>
+                <w:noProof/>
+                <w:webHidden/>
+              </w:rPr>
+              <w:fldChar w:fldCharType="end"/>
+            </w:r>
+          </w:hyperlink>
+        </w:p>
+        <w:p>
+          <w:pPr>
+            <w:pStyle w:val="TOC2"/>
+            <w:rPr>
+              <w:rFonts w:asciiTheme="minorHAnsi" w:eastAsiaTheme="minorEastAsia" w:hAnsiTheme="minorHAnsi" w:cstheme="minorBidi"/>
+              <w:noProof/>
+              <w:sz w:val="22"/>
+              <w:szCs w:val="22"/>
+            </w:rPr>
+          </w:pPr>
+          <w:hyperlink w:anchor="_Toc509228357" w:history="1">
+            <w:r>
+              <w:rPr>
+                <w:rStyle w:val="Hyperlink"/>
+                <w:noProof/>
+              </w:rPr>
+              <w:t>About</w:t>
+            </w:r>
+            <w:r>
+              <w:rPr>
+                <w:noProof/>
+                <w:webHidden/>
+              </w:rPr>
+              <w:tab/>
+            </w:r>
+            <w:r>
+              <w:rPr>
+                <w:noProof/>
+                <w:webHidden/>
+              </w:rPr>
+              <w:fldChar w:fldCharType="begin"/>
+            </w:r>
+            <w:r>
+              <w:rPr>
+                <w:noProof/>
+                <w:webHidden/>
+              </w:rPr>
+              <w:instrText xml:space="preserve"> PAGEREF _Toc509228357 \h </w:instrText>
+            </w:r>
+            <w:r>
+              <w:rPr>
+                <w:noProof/>
+                <w:webHidden/>
+              </w:rPr>
+            </w:r>
+            <w:r>
+              <w:rPr>
+                <w:noProof/>
+                <w:webHidden/>
+              </w:rPr>
+              <w:fldChar w:fldCharType="separate"/>
+            </w:r>
+            <w:r>
+              <w:rPr>
+                <w:noProof/>
+                <w:webHidden/>
+              </w:rPr>
+              <w:t>37</w:t>
+            </w:r>
+            <w:r>
+              <w:rPr>
+                <w:noProof/>
+                <w:webHidden/>
+              </w:rPr>
+              <w:fldChar w:fldCharType="end"/>
+            </w:r>
+          </w:hyperlink>
+        </w:p>
+        <w:p>
+          <w:pPr>
+            <w:pStyle w:val="TOC2"/>
+            <w:rPr>
+              <w:rFonts w:asciiTheme="minorHAnsi" w:eastAsiaTheme="minorEastAsia" w:hAnsiTheme="minorHAnsi" w:cstheme="minorBidi"/>
+              <w:noProof/>
+              <w:sz w:val="22"/>
+              <w:szCs w:val="22"/>
+            </w:rPr>
+          </w:pPr>
+          <w:hyperlink w:anchor="_Toc509228358" w:history="1">
+            <w:r>
+              <w:rPr>
+                <w:rStyle w:val="Hyperlink"/>
+                <w:noProof/>
+              </w:rPr>
+              <w:t>Exit</w:t>
+            </w:r>
+            <w:r>
+              <w:rPr>
+                <w:noProof/>
+                <w:webHidden/>
+              </w:rPr>
+              <w:tab/>
+            </w:r>
+            <w:r>
+              <w:rPr>
+                <w:noProof/>
+                <w:webHidden/>
+              </w:rPr>
+              <w:fldChar w:fldCharType="begin"/>
+            </w:r>
+            <w:r>
+              <w:rPr>
+                <w:noProof/>
+                <w:webHidden/>
+              </w:rPr>
+              <w:instrText xml:space="preserve"> PAGEREF _Toc509228358 \h </w:instrText>
+            </w:r>
+            <w:r>
+              <w:rPr>
+                <w:noProof/>
+                <w:webHidden/>
+              </w:rPr>
+            </w:r>
+            <w:r>
+              <w:rPr>
+                <w:noProof/>
+                <w:webHidden/>
+              </w:rPr>
+              <w:fldChar w:fldCharType="separate"/>
+            </w:r>
+            <w:r>
+              <w:rPr>
+                <w:noProof/>
+                <w:webHidden/>
+              </w:rPr>
+              <w:t>37</w:t>
             </w:r>
             <w:r>
               <w:rPr>
@@ -3444,7 +3786,7 @@
               <w:szCs w:val="22"/>
             </w:rPr>
           </w:pPr>
-          <w:hyperlink w:anchor="_Toc508883034" w:history="1">
+          <w:hyperlink w:anchor="_Toc509228359" w:history="1">
             <w:r>
               <w:rPr>
                 <w:rStyle w:val="Hyperlink"/>
@@ -3471,7 +3813,7 @@
                 <w:noProof/>
                 <w:webHidden/>
               </w:rPr>
-              <w:instrText xml:space="preserve"> PAGEREF _Toc508883034 \h </w:instrText>
+              <w:instrText xml:space="preserve"> PAGEREF _Toc509228359 \h </w:instrText>
             </w:r>
             <w:r>
               <w:rPr>
@@ -3491,7 +3833,7 @@
                 <w:noProof/>
                 <w:webHidden/>
               </w:rPr>
-              <w:t>34</w:t>
+              <w:t>38</w:t>
             </w:r>
             <w:r>
               <w:rPr>
@@ -3521,8 +3863,8 @@
           <w:kern w:val="28"/>
         </w:rPr>
         <w:sectPr>
-          <w:headerReference w:type="default" r:id="rId8"/>
-          <w:footerReference w:type="default" r:id="rId9"/>
+          <w:headerReference w:type="default" r:id="rId11"/>
+          <w:footerReference w:type="default" r:id="rId12"/>
           <w:type w:val="continuous"/>
           <w:pgSz w:w="12240" w:h="15840" w:code="1"/>
           <w:pgMar w:top="1800" w:right="2040" w:bottom="1440" w:left="2280" w:header="960" w:footer="960" w:gutter="0"/>
@@ -3590,7 +3932,7 @@
       <w:pPr>
         <w:pStyle w:val="Heading1"/>
       </w:pPr>
-      <w:bookmarkStart w:id="0" w:name="_Toc508882988"/>
+      <w:bookmarkStart w:id="0" w:name="_Toc509228307"/>
       <w:r>
         <w:lastRenderedPageBreak/>
         <w:t>About</w:t>
@@ -3627,35 +3969,7 @@
         <w:rPr>
           <w:spacing w:val="-5"/>
         </w:rPr>
-        <w:t xml:space="preserve">Welcome to the 9-Tap Tour Program. 9-Tap Tour, INC. is a unique, </w:t>
-      </w:r>
-      <w:proofErr w:type="gramStart"/>
-      <w:r>
-        <w:rPr>
-          <w:spacing w:val="-5"/>
-        </w:rPr>
-        <w:t>fun</w:t>
-      </w:r>
-      <w:proofErr w:type="gramEnd"/>
-      <w:r>
-        <w:rPr>
-          <w:spacing w:val="-5"/>
-        </w:rPr>
-        <w:t xml:space="preserve"> and professionally run tournament. Members enjoy our “Beat the Board” format, with four games per squad. Yet the fun, big payouts, special </w:t>
-      </w:r>
-      <w:proofErr w:type="gramStart"/>
-      <w:r>
-        <w:rPr>
-          <w:spacing w:val="-5"/>
-        </w:rPr>
-        <w:t>pots</w:t>
-      </w:r>
-      <w:proofErr w:type="gramEnd"/>
-      <w:r>
-        <w:rPr>
-          <w:spacing w:val="-5"/>
-        </w:rPr>
-        <w:t xml:space="preserve"> and the 9-Tap version of bowling itself, brings new excitement to tournaments.</w:t>
+        <w:t>Welcome to the 9-Tap Tour Program. 9-Tap Tour, INC. is a unique, fun and professionally run tournament. Members enjoy our “Beat the Board” format, with four games per squad. Yet the fun, big payouts, special pots and the 9-Tap version of bowling itself, brings new excitement to tournaments.</w:t>
       </w:r>
     </w:p>
     <w:p>
@@ -3676,21 +3990,7 @@
         <w:rPr>
           <w:spacing w:val="-5"/>
         </w:rPr>
-        <w:t xml:space="preserve">Approximately one bowler in every 5 entries will cash. Other optional ways to cash are: 9-Tap Jackpot, Progressive Pot, high game pots, brackets, scratch game and series pot, and more depending on where &amp; when you bowl these “Side Pots” may vary from time-to-time. 9-TAP TOUR also has BIG ‘Added money' Quarterly Championships, specials, </w:t>
-      </w:r>
-      <w:proofErr w:type="gramStart"/>
-      <w:r>
-        <w:rPr>
-          <w:spacing w:val="-5"/>
-        </w:rPr>
-        <w:t>promotions</w:t>
-      </w:r>
-      <w:proofErr w:type="gramEnd"/>
-      <w:r>
-        <w:rPr>
-          <w:spacing w:val="-5"/>
-        </w:rPr>
-        <w:t xml:space="preserve"> and doubles tournaments. Each Quarterly Tournament may have eligibility requirements for members who bowl during that Quarter.</w:t>
+        <w:t>Approximately one bowler in every 5 entries will cash. Other optional ways to cash are: 9-Tap Jackpot, Progressive Pot, high game pots, brackets, scratch game and series pot, and more depending on where &amp; when you bowl these “Side Pots” may vary from time-to-time. 9-TAP TOUR also has BIG ‘Added money' Quarterly Championships, specials, promotions and doubles tournaments. Each Quarterly Tournament may have eligibility requirements for members who bowl during that Quarter.</w:t>
       </w:r>
     </w:p>
     <w:p>
@@ -3706,21 +4006,7 @@
         <w:rPr>
           <w:spacing w:val="-5"/>
         </w:rPr>
-        <w:t xml:space="preserve">Prize money is paid at the Tournament site </w:t>
-      </w:r>
-      <w:proofErr w:type="gramStart"/>
-      <w:r>
-        <w:rPr>
-          <w:spacing w:val="-5"/>
-        </w:rPr>
-        <w:t>at the conclusion of</w:t>
-      </w:r>
-      <w:proofErr w:type="gramEnd"/>
-      <w:r>
-        <w:rPr>
-          <w:spacing w:val="-5"/>
-        </w:rPr>
-        <w:t xml:space="preserve"> each tournament. The tournament winner, low to cash score, and new progressive pot totals will be posted on our web site, available immediately after each tournament. Past results are also available on our web site.</w:t>
+        <w:t>Prize money is paid at the Tournament site at the conclusion of each tournament. The tournament winner, low to cash score, and new progressive pot totals will be posted on our web site, available immediately after each tournament. Past results are also available on our web site.</w:t>
       </w:r>
     </w:p>
     <w:p>
@@ -3768,21 +4054,7 @@
         <w:rPr>
           <w:spacing w:val="-5"/>
         </w:rPr>
-        <w:t xml:space="preserve">Our goal is to provide an enjoyable experience for </w:t>
-      </w:r>
-      <w:proofErr w:type="gramStart"/>
-      <w:r>
-        <w:rPr>
-          <w:spacing w:val="-5"/>
-        </w:rPr>
-        <w:t>all of</w:t>
-      </w:r>
-      <w:proofErr w:type="gramEnd"/>
-      <w:r>
-        <w:rPr>
-          <w:spacing w:val="-5"/>
-        </w:rPr>
-        <w:t xml:space="preserve"> our members, with a fair opportunity for both low and higher average bowlers. 9-TAP TOUR INC appreciates your participation. We hope you will enjoy our tournaments and if you do please refer us to other bowlers. We ask for, and welcome comments and suggestions.</w:t>
+        <w:t>Our goal is to provide an enjoyable experience for all of our members, with a fair opportunity for both low and higher average bowlers. 9-TAP TOUR INC appreciates your participation. We hope you will enjoy our tournaments and if you do please refer us to other bowlers. We ask for, and welcome comments and suggestions.</w:t>
       </w:r>
     </w:p>
     <w:p>
@@ -3859,6 +4131,7 @@
         </w:rPr>
       </w:pPr>
       <w:bookmarkStart w:id="1" w:name="_Toc508882989"/>
+      <w:bookmarkStart w:id="2" w:name="_Toc509228308"/>
       <w:r>
         <w:rPr>
           <w:szCs w:val="20"/>
@@ -3867,6 +4140,7 @@
         <w:t>Dedication:</w:t>
       </w:r>
       <w:bookmarkEnd w:id="1"/>
+      <w:bookmarkEnd w:id="2"/>
     </w:p>
     <w:p>
       <w:pPr>
@@ -3884,7 +4158,7 @@
           <w:szCs w:val="40"/>
         </w:rPr>
         <w:sectPr>
-          <w:footerReference w:type="default" r:id="rId10"/>
+          <w:footerReference w:type="default" r:id="rId13"/>
           <w:type w:val="continuous"/>
           <w:pgSz w:w="12240" w:h="15840" w:code="1"/>
           <w:pgMar w:top="1800" w:right="1195" w:bottom="1440" w:left="3355" w:header="965" w:footer="965" w:gutter="0"/>
@@ -3901,7 +4175,7 @@
           <w:szCs w:val="40"/>
         </w:rPr>
       </w:pPr>
-      <w:bookmarkStart w:id="2" w:name="_Toc508882990"/>
+      <w:bookmarkStart w:id="3" w:name="_Toc509228309"/>
       <w:r>
         <w:rPr>
           <w:sz w:val="40"/>
@@ -3909,7 +4183,7 @@
         </w:rPr>
         <w:t>What is 9-Tap?</w:t>
       </w:r>
-      <w:bookmarkEnd w:id="2"/>
+      <w:bookmarkEnd w:id="3"/>
     </w:p>
     <w:p>
       <w:pPr>
@@ -3944,7 +4218,7 @@
                     <pic:cNvPicPr/>
                   </pic:nvPicPr>
                   <pic:blipFill>
-                    <a:blip r:embed="rId11" cstate="print">
+                    <a:blip r:embed="rId14" cstate="print">
                       <a:extLst>
                         <a:ext uri="{28A0092B-C50C-407E-A947-70E740481C1C}">
                           <a14:useLocalDpi xmlns:a14="http://schemas.microsoft.com/office/drawing/2010/main" val="0"/>
@@ -3979,27 +4253,14 @@
       <w:r>
         <w:t xml:space="preserve">Figure </w:t>
       </w:r>
-      <w:r>
-        <w:fldChar w:fldCharType="begin"/>
-      </w:r>
-      <w:r>
-        <w:instrText xml:space="preserve"> SEQ Figure \* ARABIC </w:instrText>
-      </w:r>
-      <w:r>
-        <w:fldChar w:fldCharType="separate"/>
-      </w:r>
-      <w:r>
-        <w:rPr>
-          <w:noProof/>
-        </w:rPr>
-        <w:t>1</w:t>
-      </w:r>
-      <w:r>
-        <w:rPr>
-          <w:noProof/>
-        </w:rPr>
-        <w:fldChar w:fldCharType="end"/>
-      </w:r>
+      <w:fldSimple w:instr=" SEQ Figure \* ARABIC ">
+        <w:r>
+          <w:rPr>
+            <w:noProof/>
+          </w:rPr>
+          <w:t>1</w:t>
+        </w:r>
+      </w:fldSimple>
       <w:r>
         <w:t>: 9-Tap Main Menu</w:t>
       </w:r>
@@ -4024,21 +4285,21 @@
       <w:pPr>
         <w:pStyle w:val="Heading2"/>
       </w:pPr>
-      <w:bookmarkStart w:id="3" w:name="_Toc508882991"/>
+      <w:bookmarkStart w:id="4" w:name="_Toc509228310"/>
       <w:r>
         <w:t>A good place to start</w:t>
       </w:r>
-      <w:bookmarkEnd w:id="3"/>
+      <w:bookmarkEnd w:id="4"/>
     </w:p>
     <w:p>
       <w:pPr>
         <w:pStyle w:val="Heading3"/>
       </w:pPr>
-      <w:bookmarkStart w:id="4" w:name="_Toc508882992"/>
+      <w:bookmarkStart w:id="5" w:name="_Toc509228311"/>
       <w:r>
         <w:t>Quick start guide</w:t>
       </w:r>
-      <w:bookmarkEnd w:id="4"/>
+      <w:bookmarkEnd w:id="5"/>
     </w:p>
     <w:p>
       <w:pPr>
@@ -4052,11 +4313,11 @@
       <w:pPr>
         <w:pStyle w:val="Heading3"/>
       </w:pPr>
-      <w:bookmarkStart w:id="5" w:name="_Toc508882993"/>
+      <w:bookmarkStart w:id="6" w:name="_Toc509228312"/>
       <w:r>
         <w:t>Troubleshooting</w:t>
       </w:r>
-      <w:bookmarkEnd w:id="5"/>
+      <w:bookmarkEnd w:id="6"/>
     </w:p>
     <w:p>
       <w:pPr>
@@ -4070,11 +4331,11 @@
       <w:pPr>
         <w:pStyle w:val="Heading2"/>
       </w:pPr>
-      <w:bookmarkStart w:id="6" w:name="_Toc508882994"/>
+      <w:bookmarkStart w:id="7" w:name="_Toc509228313"/>
       <w:r>
         <w:t>Menus guide</w:t>
       </w:r>
-      <w:bookmarkEnd w:id="6"/>
+      <w:bookmarkEnd w:id="7"/>
     </w:p>
     <w:p>
       <w:pPr>
@@ -4156,12 +4417,12 @@
       <w:pPr>
         <w:pStyle w:val="Heading1"/>
       </w:pPr>
-      <w:bookmarkStart w:id="7" w:name="_Toc508882995"/>
+      <w:bookmarkStart w:id="8" w:name="_Toc509228314"/>
       <w:r>
         <w:lastRenderedPageBreak/>
         <w:t>Quick Start Guide</w:t>
       </w:r>
-      <w:bookmarkEnd w:id="7"/>
+      <w:bookmarkEnd w:id="8"/>
       <w:r>
         <w:t xml:space="preserve"> </w:t>
       </w:r>
@@ -4179,11 +4440,11 @@
       <w:pPr>
         <w:pStyle w:val="Heading2"/>
       </w:pPr>
-      <w:bookmarkStart w:id="8" w:name="_Toc508882996"/>
+      <w:bookmarkStart w:id="9" w:name="_Toc509228315"/>
       <w:r>
         <w:t>What are the system requirements to run 9-Tap?</w:t>
       </w:r>
-      <w:bookmarkEnd w:id="8"/>
+      <w:bookmarkEnd w:id="9"/>
     </w:p>
     <w:p>
       <w:pPr>
@@ -4197,11 +4458,11 @@
       <w:pPr>
         <w:pStyle w:val="Heading2"/>
       </w:pPr>
-      <w:bookmarkStart w:id="9" w:name="_Toc508882997"/>
+      <w:bookmarkStart w:id="10" w:name="_Toc509228316"/>
       <w:r>
         <w:t>How do I install 9-Tap?</w:t>
       </w:r>
-      <w:bookmarkEnd w:id="9"/>
+      <w:bookmarkEnd w:id="10"/>
     </w:p>
     <w:p>
       <w:pPr>
@@ -4472,11 +4733,11 @@
       <w:pPr>
         <w:pStyle w:val="Heading2"/>
       </w:pPr>
-      <w:bookmarkStart w:id="10" w:name="_Toc508882998"/>
+      <w:bookmarkStart w:id="11" w:name="_Toc509228317"/>
       <w:r>
         <w:t>How do I Launch 9-Tap?</w:t>
       </w:r>
-      <w:bookmarkEnd w:id="10"/>
+      <w:bookmarkEnd w:id="11"/>
     </w:p>
     <w:p>
       <w:pPr>
@@ -4490,11 +4751,11 @@
       <w:pPr>
         <w:pStyle w:val="Heading2"/>
       </w:pPr>
-      <w:bookmarkStart w:id="11" w:name="_Toc508882999"/>
+      <w:bookmarkStart w:id="12" w:name="_Toc509228318"/>
       <w:r>
         <w:t>How do I import existing members?</w:t>
       </w:r>
-      <w:bookmarkEnd w:id="11"/>
+      <w:bookmarkEnd w:id="12"/>
     </w:p>
     <w:p>
       <w:pPr>
@@ -4508,12 +4769,12 @@
       <w:pPr>
         <w:pStyle w:val="Heading2"/>
       </w:pPr>
-      <w:bookmarkStart w:id="12" w:name="_Toc508883000"/>
+      <w:bookmarkStart w:id="13" w:name="_Toc509228319"/>
       <w:r>
         <w:lastRenderedPageBreak/>
         <w:t>How do I enter a new player?</w:t>
       </w:r>
-      <w:bookmarkEnd w:id="12"/>
+      <w:bookmarkEnd w:id="13"/>
     </w:p>
     <w:p>
       <w:pPr>
@@ -4527,11 +4788,11 @@
       <w:pPr>
         <w:pStyle w:val="Heading2"/>
       </w:pPr>
-      <w:bookmarkStart w:id="13" w:name="_Toc508883001"/>
+      <w:bookmarkStart w:id="14" w:name="_Toc509228320"/>
       <w:r>
         <w:t>How do I create a tournament?</w:t>
       </w:r>
-      <w:bookmarkEnd w:id="13"/>
+      <w:bookmarkEnd w:id="14"/>
     </w:p>
     <w:p>
       <w:pPr>
@@ -4574,11 +4835,11 @@
       <w:pPr>
         <w:pStyle w:val="Heading2"/>
       </w:pPr>
-      <w:bookmarkStart w:id="14" w:name="_Toc508883002"/>
+      <w:bookmarkStart w:id="15" w:name="_Toc509228321"/>
       <w:r>
         <w:t>How do I enter a member’s scores?</w:t>
       </w:r>
-      <w:bookmarkEnd w:id="14"/>
+      <w:bookmarkEnd w:id="15"/>
     </w:p>
     <w:p>
       <w:pPr>
@@ -4676,7 +4937,7 @@
           <w:szCs w:val="32"/>
         </w:rPr>
       </w:pPr>
-      <w:bookmarkStart w:id="15" w:name="_Toc508883003"/>
+      <w:bookmarkStart w:id="16" w:name="_Toc509228322"/>
       <w:r>
         <w:rPr>
           <w:szCs w:val="32"/>
@@ -4684,7 +4945,7 @@
         <w:lastRenderedPageBreak/>
         <w:t>Start Menu</w:t>
       </w:r>
-      <w:bookmarkEnd w:id="15"/>
+      <w:bookmarkEnd w:id="16"/>
     </w:p>
     <w:p>
       <w:pPr>
@@ -4747,7 +5008,7 @@
                     <pic:cNvPicPr/>
                   </pic:nvPicPr>
                   <pic:blipFill>
-                    <a:blip r:embed="rId11" cstate="print">
+                    <a:blip r:embed="rId14" cstate="print">
                       <a:extLst>
                         <a:ext uri="{28A0092B-C50C-407E-A947-70E740481C1C}">
                           <a14:useLocalDpi xmlns:a14="http://schemas.microsoft.com/office/drawing/2010/main" val="0"/>
@@ -4782,27 +5043,14 @@
       <w:r>
         <w:t xml:space="preserve">Figure </w:t>
       </w:r>
-      <w:r>
-        <w:fldChar w:fldCharType="begin"/>
-      </w:r>
-      <w:r>
-        <w:instrText xml:space="preserve"> SEQ Figure \* ARABIC </w:instrText>
-      </w:r>
-      <w:r>
-        <w:fldChar w:fldCharType="separate"/>
-      </w:r>
-      <w:r>
-        <w:rPr>
-          <w:noProof/>
-        </w:rPr>
-        <w:t>2</w:t>
-      </w:r>
-      <w:r>
-        <w:rPr>
-          <w:noProof/>
-        </w:rPr>
-        <w:fldChar w:fldCharType="end"/>
-      </w:r>
+      <w:fldSimple w:instr=" SEQ Figure \* ARABIC ">
+        <w:r>
+          <w:rPr>
+            <w:noProof/>
+          </w:rPr>
+          <w:t>2</w:t>
+        </w:r>
+      </w:fldSimple>
       <w:r>
         <w:t>: Main Menu</w:t>
       </w:r>
@@ -4811,12 +5059,12 @@
       <w:pPr>
         <w:pStyle w:val="Heading1"/>
       </w:pPr>
-      <w:bookmarkStart w:id="16" w:name="_Toc508883004"/>
+      <w:bookmarkStart w:id="17" w:name="_Toc509228323"/>
       <w:r>
         <w:lastRenderedPageBreak/>
         <w:t>Member Info</w:t>
       </w:r>
-      <w:bookmarkEnd w:id="16"/>
+      <w:bookmarkEnd w:id="17"/>
     </w:p>
     <w:p>
       <w:pPr>
@@ -4867,7 +5115,7 @@
                     <pic:cNvPicPr/>
                   </pic:nvPicPr>
                   <pic:blipFill rotWithShape="1">
-                    <a:blip r:embed="rId12">
+                    <a:blip r:embed="rId15">
                       <a:extLst>
                         <a:ext uri="{28A0092B-C50C-407E-A947-70E740481C1C}">
                           <a14:useLocalDpi xmlns:a14="http://schemas.microsoft.com/office/drawing/2010/main" val="0"/>
@@ -4909,27 +5157,14 @@
       <w:r>
         <w:t xml:space="preserve">Figure </w:t>
       </w:r>
-      <w:r>
-        <w:fldChar w:fldCharType="begin"/>
-      </w:r>
-      <w:r>
-        <w:instrText xml:space="preserve"> SEQ Figure \* ARABIC </w:instrText>
-      </w:r>
-      <w:r>
-        <w:fldChar w:fldCharType="separate"/>
-      </w:r>
-      <w:r>
-        <w:rPr>
-          <w:noProof/>
-        </w:rPr>
-        <w:t>3</w:t>
-      </w:r>
-      <w:r>
-        <w:rPr>
-          <w:noProof/>
-        </w:rPr>
-        <w:fldChar w:fldCharType="end"/>
-      </w:r>
+      <w:fldSimple w:instr=" SEQ Figure \* ARABIC ">
+        <w:r>
+          <w:rPr>
+            <w:noProof/>
+          </w:rPr>
+          <w:t>3</w:t>
+        </w:r>
+      </w:fldSimple>
       <w:r>
         <w:t>: Member Information</w:t>
       </w:r>
@@ -4938,11 +5173,11 @@
       <w:pPr>
         <w:pStyle w:val="Heading3"/>
       </w:pPr>
-      <w:bookmarkStart w:id="17" w:name="_Toc508883005"/>
+      <w:bookmarkStart w:id="18" w:name="_Toc509228324"/>
       <w:r>
         <w:t>Import Members</w:t>
       </w:r>
-      <w:bookmarkEnd w:id="17"/>
+      <w:bookmarkEnd w:id="18"/>
     </w:p>
     <w:p>
       <w:pPr>
@@ -4986,11 +5221,11 @@
       <w:pPr>
         <w:pStyle w:val="Heading3"/>
       </w:pPr>
-      <w:bookmarkStart w:id="18" w:name="_Toc508883006"/>
+      <w:bookmarkStart w:id="19" w:name="_Toc509228325"/>
       <w:r>
         <w:t>New Members</w:t>
       </w:r>
-      <w:bookmarkEnd w:id="18"/>
+      <w:bookmarkEnd w:id="19"/>
     </w:p>
     <w:p>
       <w:pPr>
@@ -5090,7 +5325,7 @@
                     <pic:cNvPicPr/>
                   </pic:nvPicPr>
                   <pic:blipFill rotWithShape="1">
-                    <a:blip r:embed="rId12">
+                    <a:blip r:embed="rId15">
                       <a:extLst>
                         <a:ext uri="{28A0092B-C50C-407E-A947-70E740481C1C}">
                           <a14:useLocalDpi xmlns:a14="http://schemas.microsoft.com/office/drawing/2010/main" val="0"/>
@@ -5132,27 +5367,14 @@
       <w:r>
         <w:t xml:space="preserve">Figure </w:t>
       </w:r>
-      <w:r>
-        <w:fldChar w:fldCharType="begin"/>
-      </w:r>
-      <w:r>
-        <w:instrText xml:space="preserve"> SEQ Figure \* ARABIC </w:instrText>
-      </w:r>
-      <w:r>
-        <w:fldChar w:fldCharType="separate"/>
-      </w:r>
-      <w:r>
-        <w:rPr>
-          <w:noProof/>
-        </w:rPr>
-        <w:t>4</w:t>
-      </w:r>
-      <w:r>
-        <w:rPr>
-          <w:noProof/>
-        </w:rPr>
-        <w:fldChar w:fldCharType="end"/>
-      </w:r>
+      <w:fldSimple w:instr=" SEQ Figure \* ARABIC ">
+        <w:r>
+          <w:rPr>
+            <w:noProof/>
+          </w:rPr>
+          <w:t>4</w:t>
+        </w:r>
+      </w:fldSimple>
       <w:r>
         <w:t>: Member Information</w:t>
       </w:r>
@@ -5161,385 +5383,55 @@
       <w:pPr>
         <w:pStyle w:val="Heading3"/>
       </w:pPr>
-      <w:bookmarkStart w:id="19" w:name="_Toc508883007"/>
+      <w:bookmarkStart w:id="20" w:name="_Toc509228326"/>
       <w:r>
         <w:t>Updating a member.</w:t>
       </w:r>
-      <w:bookmarkEnd w:id="19"/>
+      <w:bookmarkEnd w:id="20"/>
+    </w:p>
+    <w:p>
+      <w:pPr>
+        <w:rPr>
+          <w:sz w:val="24"/>
+          <w:szCs w:val="24"/>
+        </w:rPr>
+      </w:pPr>
+      <w:r>
+        <w:rPr>
+          <w:sz w:val="24"/>
+          <w:szCs w:val="24"/>
+        </w:rPr>
+        <w:t xml:space="preserve">Clicking on the “Member Search” button displays the member search screen (figure 7). This is where 9-Tap member’s information may be searched for by either member number, name, average, handicap, or bonus. The cursor will automatically appear in the “Number” field. To initiate a search, enter the member number, then press enter or “Search”. The rest of the form will auto-populate. The user may refine the search by entering the member first and last name, then press enter or click the “Search” button. The search results will display in a data box on the search screen. To display all members in the database, leave the fields blank then press enter or click on the “Search” button. Click on the member whose information that needs updating, then click “Select”. The member’s </w:t>
+      </w:r>
+      <w:r>
+        <w:rPr>
+          <w:sz w:val="24"/>
+          <w:szCs w:val="24"/>
+        </w:rPr>
+        <w:lastRenderedPageBreak/>
+        <w:t>information will display on the Member Info screen. Make the necessary updates to the member’s information. Then click “Save”. The updates will be saved to the member database.</w:t>
+      </w:r>
+    </w:p>
+    <w:p>
+      <w:pPr>
+        <w:pStyle w:val="BodyText"/>
+      </w:pPr>
     </w:p>
     <w:p>
       <w:pPr>
         <w:pStyle w:val="Heading2"/>
         <w:rPr>
-          <w:rFonts w:ascii="Garamond" w:hAnsi="Garamond"/>
-          <w:spacing w:val="-5"/>
-          <w:kern w:val="0"/>
-          <w:sz w:val="24"/>
           <w:szCs w:val="20"/>
         </w:rPr>
       </w:pPr>
-      <w:bookmarkStart w:id="20" w:name="_Toc508883008"/>
-      <w:r>
-        <w:rPr>
-          <w:rFonts w:ascii="Garamond" w:hAnsi="Garamond"/>
-          <w:spacing w:val="-5"/>
-          <w:kern w:val="0"/>
-          <w:sz w:val="24"/>
+      <w:bookmarkStart w:id="21" w:name="_Toc509228327"/>
+      <w:r>
+        <w:rPr>
           <w:szCs w:val="20"/>
         </w:rPr>
-        <w:t>Clic</w:t>
-      </w:r>
-      <w:r>
-        <w:rPr>
-          <w:rFonts w:ascii="Garamond" w:hAnsi="Garamond"/>
-          <w:spacing w:val="-5"/>
-          <w:kern w:val="0"/>
-          <w:sz w:val="24"/>
-          <w:szCs w:val="20"/>
-        </w:rPr>
-        <w:t xml:space="preserve">king </w:t>
-      </w:r>
-      <w:r>
-        <w:rPr>
-          <w:rFonts w:ascii="Garamond" w:hAnsi="Garamond"/>
-          <w:spacing w:val="-5"/>
-          <w:kern w:val="0"/>
-          <w:sz w:val="24"/>
-          <w:szCs w:val="20"/>
-        </w:rPr>
-        <w:t>on the “Member Search” button</w:t>
-      </w:r>
-      <w:r>
-        <w:rPr>
-          <w:rFonts w:ascii="Garamond" w:hAnsi="Garamond"/>
-          <w:spacing w:val="-5"/>
-          <w:kern w:val="0"/>
-          <w:sz w:val="24"/>
-          <w:szCs w:val="20"/>
-        </w:rPr>
-        <w:t xml:space="preserve"> displays t</w:t>
-      </w:r>
-      <w:r>
-        <w:rPr>
-          <w:rFonts w:ascii="Garamond" w:hAnsi="Garamond"/>
-          <w:spacing w:val="-5"/>
-          <w:kern w:val="0"/>
-          <w:sz w:val="24"/>
-          <w:szCs w:val="20"/>
-        </w:rPr>
-        <w:t>he me</w:t>
-      </w:r>
-      <w:r>
-        <w:rPr>
-          <w:rFonts w:ascii="Garamond" w:hAnsi="Garamond"/>
-          <w:spacing w:val="-5"/>
-          <w:kern w:val="0"/>
-          <w:sz w:val="24"/>
-          <w:szCs w:val="20"/>
-        </w:rPr>
-        <w:t>mber search screen (figure 7). This is where 9-Tap m</w:t>
-      </w:r>
-      <w:r>
-        <w:rPr>
-          <w:rFonts w:ascii="Garamond" w:hAnsi="Garamond"/>
-          <w:spacing w:val="-5"/>
-          <w:kern w:val="0"/>
-          <w:sz w:val="24"/>
-          <w:szCs w:val="20"/>
-        </w:rPr>
-        <w:t xml:space="preserve">ember’s </w:t>
-      </w:r>
-      <w:r>
-        <w:rPr>
-          <w:rFonts w:ascii="Garamond" w:hAnsi="Garamond"/>
-          <w:spacing w:val="-5"/>
-          <w:kern w:val="0"/>
-          <w:sz w:val="24"/>
-          <w:szCs w:val="20"/>
-        </w:rPr>
-        <w:t>information may be searched for by</w:t>
-      </w:r>
-      <w:r>
-        <w:rPr>
-          <w:rFonts w:ascii="Garamond" w:hAnsi="Garamond"/>
-          <w:spacing w:val="-5"/>
-          <w:kern w:val="0"/>
-          <w:sz w:val="24"/>
-          <w:szCs w:val="20"/>
-        </w:rPr>
-        <w:t xml:space="preserve"> </w:t>
-      </w:r>
-      <w:r>
-        <w:rPr>
-          <w:rFonts w:ascii="Garamond" w:hAnsi="Garamond"/>
-          <w:spacing w:val="-5"/>
-          <w:kern w:val="0"/>
-          <w:sz w:val="24"/>
-          <w:szCs w:val="20"/>
-        </w:rPr>
-        <w:t xml:space="preserve">either member </w:t>
-      </w:r>
-      <w:r>
-        <w:rPr>
-          <w:rFonts w:ascii="Garamond" w:hAnsi="Garamond"/>
-          <w:spacing w:val="-5"/>
-          <w:kern w:val="0"/>
-          <w:sz w:val="24"/>
-          <w:szCs w:val="20"/>
-        </w:rPr>
-        <w:t xml:space="preserve">number, name, average, handicap, or bonus. </w:t>
-      </w:r>
-      <w:r>
-        <w:rPr>
-          <w:rFonts w:ascii="Garamond" w:hAnsi="Garamond"/>
-          <w:spacing w:val="-5"/>
-          <w:kern w:val="0"/>
-          <w:sz w:val="24"/>
-          <w:szCs w:val="20"/>
-        </w:rPr>
-        <w:t xml:space="preserve">The cursor will automatically appear in the “Number” field. To initiate a search, enter the member number, then press the enter or “Search”. The rest of the form will auto-populate. The user may refine the search by entering the member first and last name, then press enter or click the </w:t>
-      </w:r>
-      <w:r>
-        <w:rPr>
-          <w:rFonts w:ascii="Garamond" w:hAnsi="Garamond"/>
-          <w:spacing w:val="-5"/>
-          <w:kern w:val="0"/>
-          <w:sz w:val="24"/>
-          <w:szCs w:val="20"/>
-        </w:rPr>
-        <w:t>“Search”</w:t>
-      </w:r>
-      <w:r>
-        <w:rPr>
-          <w:rFonts w:ascii="Garamond" w:hAnsi="Garamond"/>
-          <w:spacing w:val="-5"/>
-          <w:kern w:val="0"/>
-          <w:sz w:val="24"/>
-          <w:szCs w:val="20"/>
-        </w:rPr>
-        <w:t xml:space="preserve"> button</w:t>
-      </w:r>
-      <w:r>
-        <w:rPr>
-          <w:rFonts w:ascii="Garamond" w:hAnsi="Garamond"/>
-          <w:spacing w:val="-5"/>
-          <w:kern w:val="0"/>
-          <w:sz w:val="24"/>
-          <w:szCs w:val="20"/>
-        </w:rPr>
-        <w:t xml:space="preserve">. The </w:t>
-      </w:r>
-      <w:r>
-        <w:rPr>
-          <w:rFonts w:ascii="Garamond" w:hAnsi="Garamond"/>
-          <w:spacing w:val="-5"/>
-          <w:kern w:val="0"/>
-          <w:sz w:val="24"/>
-          <w:szCs w:val="20"/>
-        </w:rPr>
-        <w:t xml:space="preserve">search results </w:t>
-      </w:r>
-      <w:r>
-        <w:rPr>
-          <w:rFonts w:ascii="Garamond" w:hAnsi="Garamond"/>
-          <w:spacing w:val="-5"/>
-          <w:kern w:val="0"/>
-          <w:sz w:val="24"/>
-          <w:szCs w:val="20"/>
-        </w:rPr>
-        <w:t xml:space="preserve">will display </w:t>
-      </w:r>
-      <w:r>
-        <w:rPr>
-          <w:rFonts w:ascii="Garamond" w:hAnsi="Garamond"/>
-          <w:spacing w:val="-5"/>
-          <w:kern w:val="0"/>
-          <w:sz w:val="24"/>
-          <w:szCs w:val="20"/>
-        </w:rPr>
-        <w:t xml:space="preserve">in a data box on the search </w:t>
-      </w:r>
-      <w:r>
-        <w:rPr>
-          <w:rFonts w:ascii="Garamond" w:hAnsi="Garamond"/>
-          <w:spacing w:val="-5"/>
-          <w:kern w:val="0"/>
-          <w:sz w:val="24"/>
-          <w:szCs w:val="20"/>
-        </w:rPr>
-        <w:t xml:space="preserve">screen. To display all members in the database, leave the fields blank </w:t>
-      </w:r>
-      <w:r>
-        <w:rPr>
-          <w:rFonts w:ascii="Garamond" w:hAnsi="Garamond"/>
-          <w:spacing w:val="-5"/>
-          <w:kern w:val="0"/>
-          <w:sz w:val="24"/>
-          <w:szCs w:val="20"/>
-        </w:rPr>
-        <w:t xml:space="preserve">then press enter or </w:t>
-      </w:r>
-      <w:r>
-        <w:rPr>
-          <w:rFonts w:ascii="Garamond" w:hAnsi="Garamond"/>
-          <w:spacing w:val="-5"/>
-          <w:kern w:val="0"/>
-          <w:sz w:val="24"/>
-          <w:szCs w:val="20"/>
-        </w:rPr>
-        <w:t xml:space="preserve">click </w:t>
-      </w:r>
-      <w:r>
-        <w:rPr>
-          <w:rFonts w:ascii="Garamond" w:hAnsi="Garamond"/>
-          <w:spacing w:val="-5"/>
-          <w:kern w:val="0"/>
-          <w:sz w:val="24"/>
-          <w:szCs w:val="20"/>
-        </w:rPr>
-        <w:t xml:space="preserve">on the </w:t>
-      </w:r>
-      <w:r>
-        <w:rPr>
-          <w:rFonts w:ascii="Garamond" w:hAnsi="Garamond"/>
-          <w:spacing w:val="-5"/>
-          <w:kern w:val="0"/>
-          <w:sz w:val="24"/>
-          <w:szCs w:val="20"/>
-        </w:rPr>
-        <w:t>“Search”</w:t>
-      </w:r>
-      <w:r>
-        <w:rPr>
-          <w:rFonts w:ascii="Garamond" w:hAnsi="Garamond"/>
-          <w:spacing w:val="-5"/>
-          <w:kern w:val="0"/>
-          <w:sz w:val="24"/>
-          <w:szCs w:val="20"/>
-        </w:rPr>
-        <w:t xml:space="preserve"> button. </w:t>
-      </w:r>
-      <w:r>
-        <w:rPr>
-          <w:rFonts w:ascii="Garamond" w:hAnsi="Garamond"/>
-          <w:spacing w:val="-5"/>
-          <w:kern w:val="0"/>
-          <w:sz w:val="24"/>
-          <w:szCs w:val="20"/>
-        </w:rPr>
-        <w:t xml:space="preserve">Click on the member </w:t>
-      </w:r>
-      <w:r>
-        <w:rPr>
-          <w:rFonts w:ascii="Garamond" w:hAnsi="Garamond"/>
-          <w:spacing w:val="-5"/>
-          <w:kern w:val="0"/>
-          <w:sz w:val="24"/>
-          <w:szCs w:val="20"/>
-        </w:rPr>
-        <w:t xml:space="preserve">whose information that needs updating, then </w:t>
-      </w:r>
-      <w:r>
-        <w:rPr>
-          <w:rFonts w:ascii="Garamond" w:hAnsi="Garamond"/>
-          <w:spacing w:val="-5"/>
-          <w:kern w:val="0"/>
-          <w:sz w:val="24"/>
-          <w:szCs w:val="20"/>
-        </w:rPr>
-        <w:t>click “Select”. The member</w:t>
-      </w:r>
-      <w:r>
-        <w:rPr>
-          <w:rFonts w:ascii="Garamond" w:hAnsi="Garamond"/>
-          <w:spacing w:val="-5"/>
-          <w:kern w:val="0"/>
-          <w:sz w:val="24"/>
-          <w:szCs w:val="20"/>
-        </w:rPr>
-        <w:t xml:space="preserve">’s information </w:t>
-      </w:r>
-      <w:r>
-        <w:rPr>
-          <w:rFonts w:ascii="Garamond" w:hAnsi="Garamond"/>
-          <w:spacing w:val="-5"/>
-          <w:kern w:val="0"/>
-          <w:sz w:val="24"/>
-          <w:szCs w:val="20"/>
-        </w:rPr>
-        <w:t xml:space="preserve">will </w:t>
-      </w:r>
-      <w:r>
-        <w:rPr>
-          <w:rFonts w:ascii="Garamond" w:hAnsi="Garamond"/>
-          <w:spacing w:val="-5"/>
-          <w:kern w:val="0"/>
-          <w:sz w:val="24"/>
-          <w:szCs w:val="20"/>
-        </w:rPr>
-        <w:t>display</w:t>
-      </w:r>
-      <w:r>
-        <w:rPr>
-          <w:rFonts w:ascii="Garamond" w:hAnsi="Garamond"/>
-          <w:spacing w:val="-5"/>
-          <w:kern w:val="0"/>
-          <w:sz w:val="24"/>
-          <w:szCs w:val="20"/>
-        </w:rPr>
-        <w:t xml:space="preserve"> on the Member Info screen. </w:t>
-      </w:r>
-      <w:r>
-        <w:rPr>
-          <w:rFonts w:ascii="Garamond" w:hAnsi="Garamond"/>
-          <w:spacing w:val="-5"/>
-          <w:kern w:val="0"/>
-          <w:sz w:val="24"/>
-          <w:szCs w:val="20"/>
-        </w:rPr>
-        <w:lastRenderedPageBreak/>
-        <w:t xml:space="preserve">Make the </w:t>
-      </w:r>
-      <w:r>
-        <w:rPr>
-          <w:rFonts w:ascii="Garamond" w:hAnsi="Garamond"/>
-          <w:spacing w:val="-5"/>
-          <w:kern w:val="0"/>
-          <w:sz w:val="24"/>
-          <w:szCs w:val="20"/>
-        </w:rPr>
-        <w:t>necessary</w:t>
-      </w:r>
-      <w:r>
-        <w:rPr>
-          <w:rFonts w:ascii="Garamond" w:hAnsi="Garamond"/>
-          <w:spacing w:val="-5"/>
-          <w:kern w:val="0"/>
-          <w:sz w:val="24"/>
-          <w:szCs w:val="20"/>
-        </w:rPr>
-        <w:t xml:space="preserve"> updates to the member’s information. Then click “Save”. The updates will be saved to the member database.</w:t>
-      </w:r>
-    </w:p>
-    <w:p>
-      <w:pPr>
-        <w:pStyle w:val="BodyText"/>
-      </w:pPr>
-    </w:p>
-    <w:p>
-      <w:pPr>
-        <w:pStyle w:val="Heading2"/>
-        <w:rPr>
-          <w:szCs w:val="20"/>
-        </w:rPr>
-      </w:pPr>
-      <w:r>
-        <w:rPr>
-          <w:szCs w:val="20"/>
-        </w:rPr>
         <w:t>Stats</w:t>
       </w:r>
-      <w:bookmarkEnd w:id="20"/>
+      <w:bookmarkEnd w:id="21"/>
     </w:p>
     <w:p>
       <w:pPr>
@@ -5575,7 +5467,7 @@
                     <pic:cNvPicPr/>
                   </pic:nvPicPr>
                   <pic:blipFill>
-                    <a:blip r:embed="rId13">
+                    <a:blip r:embed="rId16">
                       <a:extLst>
                         <a:ext uri="{28A0092B-C50C-407E-A947-70E740481C1C}">
                           <a14:useLocalDpi xmlns:a14="http://schemas.microsoft.com/office/drawing/2010/main" val="0"/>
@@ -5610,27 +5502,14 @@
       <w:r>
         <w:t xml:space="preserve">Figure </w:t>
       </w:r>
-      <w:r>
-        <w:fldChar w:fldCharType="begin"/>
-      </w:r>
-      <w:r>
-        <w:instrText xml:space="preserve"> SEQ Figure \* ARABIC </w:instrText>
-      </w:r>
-      <w:r>
-        <w:fldChar w:fldCharType="separate"/>
-      </w:r>
-      <w:r>
-        <w:rPr>
-          <w:noProof/>
-        </w:rPr>
-        <w:t>5</w:t>
-      </w:r>
-      <w:r>
-        <w:rPr>
-          <w:noProof/>
-        </w:rPr>
-        <w:fldChar w:fldCharType="end"/>
-      </w:r>
+      <w:fldSimple w:instr=" SEQ Figure \* ARABIC ">
+        <w:r>
+          <w:rPr>
+            <w:noProof/>
+          </w:rPr>
+          <w:t>5</w:t>
+        </w:r>
+      </w:fldSimple>
       <w:r>
         <w:t>: Stats Form</w:t>
       </w:r>
@@ -5692,14 +5571,14 @@
           <w:szCs w:val="20"/>
         </w:rPr>
       </w:pPr>
-      <w:bookmarkStart w:id="21" w:name="_Toc508883009"/>
+      <w:bookmarkStart w:id="22" w:name="_Toc509228328"/>
       <w:r>
         <w:rPr>
           <w:szCs w:val="20"/>
         </w:rPr>
         <w:t>Member Search</w:t>
       </w:r>
-      <w:bookmarkEnd w:id="21"/>
+      <w:bookmarkEnd w:id="22"/>
     </w:p>
     <w:p>
       <w:pPr>
@@ -5756,7 +5635,7 @@
                     <pic:cNvPicPr/>
                   </pic:nvPicPr>
                   <pic:blipFill>
-                    <a:blip r:embed="rId14">
+                    <a:blip r:embed="rId17">
                       <a:extLst>
                         <a:ext uri="{28A0092B-C50C-407E-A947-70E740481C1C}">
                           <a14:useLocalDpi xmlns:a14="http://schemas.microsoft.com/office/drawing/2010/main" val="0"/>
@@ -5802,7 +5681,7 @@
                     <pic:cNvPicPr/>
                   </pic:nvPicPr>
                   <pic:blipFill>
-                    <a:blip r:embed="rId15">
+                    <a:blip r:embed="rId18">
                       <a:extLst>
                         <a:ext uri="{28A0092B-C50C-407E-A947-70E740481C1C}">
                           <a14:useLocalDpi xmlns:a14="http://schemas.microsoft.com/office/drawing/2010/main" val="0"/>
@@ -5837,27 +5716,14 @@
       <w:r>
         <w:t xml:space="preserve">Figure </w:t>
       </w:r>
-      <w:r>
-        <w:fldChar w:fldCharType="begin"/>
-      </w:r>
-      <w:r>
-        <w:instrText xml:space="preserve"> SEQ Figure \* ARABIC </w:instrText>
-      </w:r>
-      <w:r>
-        <w:fldChar w:fldCharType="separate"/>
-      </w:r>
-      <w:r>
-        <w:rPr>
-          <w:noProof/>
-        </w:rPr>
-        <w:t>6</w:t>
-      </w:r>
-      <w:r>
-        <w:rPr>
-          <w:noProof/>
-        </w:rPr>
-        <w:fldChar w:fldCharType="end"/>
-      </w:r>
+      <w:fldSimple w:instr=" SEQ Figure \* ARABIC ">
+        <w:r>
+          <w:rPr>
+            <w:noProof/>
+          </w:rPr>
+          <w:t>6</w:t>
+        </w:r>
+      </w:fldSimple>
       <w:r>
         <w:t>: Member search, blank and with results</w:t>
       </w:r>
@@ -5869,7 +5735,7 @@
           <w:szCs w:val="20"/>
         </w:rPr>
       </w:pPr>
-      <w:bookmarkStart w:id="22" w:name="_Toc508883010"/>
+      <w:bookmarkStart w:id="23" w:name="_Toc509228329"/>
       <w:r>
         <w:rPr>
           <w:szCs w:val="20"/>
@@ -5877,7 +5743,7 @@
         <w:lastRenderedPageBreak/>
         <w:t>Print Recaps</w:t>
       </w:r>
-      <w:bookmarkEnd w:id="22"/>
+      <w:bookmarkEnd w:id="23"/>
     </w:p>
     <w:p>
       <w:pPr>
@@ -5925,7 +5791,7 @@
                     <pic:cNvPicPr/>
                   </pic:nvPicPr>
                   <pic:blipFill>
-                    <a:blip r:embed="rId16">
+                    <a:blip r:embed="rId19">
                       <a:extLst>
                         <a:ext uri="{28A0092B-C50C-407E-A947-70E740481C1C}">
                           <a14:useLocalDpi xmlns:a14="http://schemas.microsoft.com/office/drawing/2010/main" val="0"/>
@@ -5971,7 +5837,7 @@
                     <pic:cNvPicPr/>
                   </pic:nvPicPr>
                   <pic:blipFill>
-                    <a:blip r:embed="rId17">
+                    <a:blip r:embed="rId20">
                       <a:extLst>
                         <a:ext uri="{28A0092B-C50C-407E-A947-70E740481C1C}">
                           <a14:useLocalDpi xmlns:a14="http://schemas.microsoft.com/office/drawing/2010/main" val="0"/>
@@ -6006,27 +5872,14 @@
       <w:r>
         <w:t xml:space="preserve">Figure </w:t>
       </w:r>
-      <w:r>
-        <w:fldChar w:fldCharType="begin"/>
-      </w:r>
-      <w:r>
-        <w:instrText xml:space="preserve"> SEQ Figure \* ARABIC </w:instrText>
-      </w:r>
-      <w:r>
-        <w:fldChar w:fldCharType="separate"/>
-      </w:r>
-      <w:r>
-        <w:rPr>
-          <w:noProof/>
-        </w:rPr>
-        <w:t>7</w:t>
-      </w:r>
-      <w:r>
-        <w:rPr>
-          <w:noProof/>
-        </w:rPr>
-        <w:fldChar w:fldCharType="end"/>
-      </w:r>
+      <w:fldSimple w:instr=" SEQ Figure \* ARABIC ">
+        <w:r>
+          <w:rPr>
+            <w:noProof/>
+          </w:rPr>
+          <w:t>7</w:t>
+        </w:r>
+      </w:fldSimple>
       <w:r>
         <w:t>: basic printer dialog, Print by Date form.</w:t>
       </w:r>
@@ -6038,14 +5891,14 @@
           <w:szCs w:val="20"/>
         </w:rPr>
       </w:pPr>
-      <w:bookmarkStart w:id="23" w:name="_Toc508883011"/>
+      <w:bookmarkStart w:id="24" w:name="_Toc509228330"/>
       <w:r>
         <w:rPr>
           <w:szCs w:val="20"/>
         </w:rPr>
         <w:t>Import</w:t>
       </w:r>
-      <w:bookmarkEnd w:id="23"/>
+      <w:bookmarkEnd w:id="24"/>
     </w:p>
     <w:p>
       <w:pPr>
@@ -6081,7 +5934,7 @@
                     <pic:cNvPicPr/>
                   </pic:nvPicPr>
                   <pic:blipFill>
-                    <a:blip r:embed="rId18">
+                    <a:blip r:embed="rId21">
                       <a:extLst>
                         <a:ext uri="{28A0092B-C50C-407E-A947-70E740481C1C}">
                           <a14:useLocalDpi xmlns:a14="http://schemas.microsoft.com/office/drawing/2010/main" val="0"/>
@@ -6116,27 +5969,14 @@
       <w:r>
         <w:t xml:space="preserve">Figure </w:t>
       </w:r>
-      <w:r>
-        <w:fldChar w:fldCharType="begin"/>
-      </w:r>
-      <w:r>
-        <w:instrText xml:space="preserve"> SEQ Figure \* ARABIC </w:instrText>
-      </w:r>
-      <w:r>
-        <w:fldChar w:fldCharType="separate"/>
-      </w:r>
-      <w:r>
-        <w:rPr>
-          <w:noProof/>
-        </w:rPr>
-        <w:t>8</w:t>
-      </w:r>
-      <w:r>
-        <w:rPr>
-          <w:noProof/>
-        </w:rPr>
-        <w:fldChar w:fldCharType="end"/>
-      </w:r>
+      <w:fldSimple w:instr=" SEQ Figure \* ARABIC ">
+        <w:r>
+          <w:rPr>
+            <w:noProof/>
+          </w:rPr>
+          <w:t>8</w:t>
+        </w:r>
+      </w:fldSimple>
       <w:r>
         <w:t>: Importing existing player information</w:t>
       </w:r>
@@ -6145,12 +5985,12 @@
       <w:pPr>
         <w:pStyle w:val="Heading1"/>
       </w:pPr>
-      <w:bookmarkStart w:id="24" w:name="_Toc508883012"/>
+      <w:bookmarkStart w:id="25" w:name="_Toc509228331"/>
       <w:r>
         <w:lastRenderedPageBreak/>
         <w:t>Member Scores</w:t>
       </w:r>
-      <w:bookmarkEnd w:id="24"/>
+      <w:bookmarkEnd w:id="25"/>
     </w:p>
     <w:p>
       <w:pPr>
@@ -6209,7 +6049,7 @@
                     <pic:cNvPicPr/>
                   </pic:nvPicPr>
                   <pic:blipFill>
-                    <a:blip r:embed="rId19">
+                    <a:blip r:embed="rId22">
                       <a:extLst>
                         <a:ext uri="{28A0092B-C50C-407E-A947-70E740481C1C}">
                           <a14:useLocalDpi xmlns:a14="http://schemas.microsoft.com/office/drawing/2010/main" val="0"/>
@@ -6252,27 +6092,14 @@
       <w:r>
         <w:t xml:space="preserve">Figure </w:t>
       </w:r>
-      <w:r>
-        <w:fldChar w:fldCharType="begin"/>
-      </w:r>
-      <w:r>
-        <w:instrText xml:space="preserve"> SEQ Figure \* ARABIC </w:instrText>
-      </w:r>
-      <w:r>
-        <w:fldChar w:fldCharType="separate"/>
-      </w:r>
-      <w:r>
-        <w:rPr>
-          <w:noProof/>
-        </w:rPr>
-        <w:t>9</w:t>
-      </w:r>
-      <w:r>
-        <w:rPr>
-          <w:noProof/>
-        </w:rPr>
-        <w:fldChar w:fldCharType="end"/>
-      </w:r>
+      <w:fldSimple w:instr=" SEQ Figure \* ARABIC ">
+        <w:r>
+          <w:rPr>
+            <w:noProof/>
+          </w:rPr>
+          <w:t>9</w:t>
+        </w:r>
+      </w:fldSimple>
       <w:r>
         <w:t>: Member Scores</w:t>
       </w:r>
@@ -6282,15 +6109,7 @@
         <w:pStyle w:val="BodyText"/>
       </w:pPr>
       <w:r>
-        <w:t xml:space="preserve">From the Tournament File drop down menu, pick the tournament for which you are entering member scores. Click in the “Enter Member Number” and type the member number of the member your need to input data, then press enter. The form will auto-populate the rest of the fields. In the box labeled “Qualify </w:t>
-      </w:r>
-      <w:proofErr w:type="gramStart"/>
-      <w:r>
-        <w:t>By</w:t>
-      </w:r>
-      <w:proofErr w:type="gramEnd"/>
-      <w:r>
-        <w:t xml:space="preserve"> Squad”, click on the squad to which the member belongs. In the Stats field, enter the bowler’s first scratch score in the first Scratch Scores field. Use a three-digit format. 9-Tap will then auto-tab to the next score field. Continue entering the member scores until the final Scratch Scores field </w:t>
+        <w:t xml:space="preserve">From the Tournament File drop down menu, pick the tournament for which you are entering member scores. Click in the “Enter Member Number” and type the member number of the member your need to input data, then press enter. The form will auto-populate the rest of the fields. In the box labeled “Qualify By Squad”, click on the squad to which the member belongs. In the Stats field, enter the bowler’s first scratch score in the first Scratch Scores field. Use a three-digit format. 9-Tap will then auto-tab to the next score field. Continue entering the member scores until the final Scratch Scores field </w:t>
       </w:r>
       <w:r>
         <w:lastRenderedPageBreak/>
@@ -6304,14 +6123,14 @@
           <w:szCs w:val="20"/>
         </w:rPr>
       </w:pPr>
-      <w:bookmarkStart w:id="25" w:name="_Toc508883013"/>
+      <w:bookmarkStart w:id="26" w:name="_Toc509228332"/>
       <w:r>
         <w:rPr>
           <w:szCs w:val="20"/>
         </w:rPr>
         <w:t>Tournament Stats</w:t>
       </w:r>
-      <w:bookmarkEnd w:id="25"/>
+      <w:bookmarkEnd w:id="26"/>
     </w:p>
     <w:p>
       <w:pPr>
@@ -6347,7 +6166,7 @@
                     <pic:cNvPicPr/>
                   </pic:nvPicPr>
                   <pic:blipFill>
-                    <a:blip r:embed="rId20" cstate="print">
+                    <a:blip r:embed="rId23" cstate="print">
                       <a:extLst>
                         <a:ext uri="{28A0092B-C50C-407E-A947-70E740481C1C}">
                           <a14:useLocalDpi xmlns:a14="http://schemas.microsoft.com/office/drawing/2010/main" val="0"/>
@@ -6382,27 +6201,14 @@
       <w:r>
         <w:t xml:space="preserve">Figure </w:t>
       </w:r>
-      <w:r>
-        <w:fldChar w:fldCharType="begin"/>
-      </w:r>
-      <w:r>
-        <w:instrText xml:space="preserve"> SEQ Figure \* ARABIC </w:instrText>
-      </w:r>
-      <w:r>
-        <w:fldChar w:fldCharType="separate"/>
-      </w:r>
-      <w:r>
-        <w:rPr>
-          <w:noProof/>
-        </w:rPr>
-        <w:t>10</w:t>
-      </w:r>
-      <w:r>
-        <w:rPr>
-          <w:noProof/>
-        </w:rPr>
-        <w:fldChar w:fldCharType="end"/>
-      </w:r>
+      <w:fldSimple w:instr=" SEQ Figure \* ARABIC ">
+        <w:r>
+          <w:rPr>
+            <w:noProof/>
+          </w:rPr>
+          <w:t>10</w:t>
+        </w:r>
+      </w:fldSimple>
       <w:r>
         <w:t>: Tournament Stats Form</w:t>
       </w:r>
@@ -6414,28 +6220,14 @@
           <w:szCs w:val="20"/>
         </w:rPr>
       </w:pPr>
-      <w:bookmarkStart w:id="26" w:name="_Toc508883014"/>
+      <w:bookmarkStart w:id="27" w:name="_Toc509228333"/>
       <w:r>
         <w:rPr>
           <w:szCs w:val="20"/>
         </w:rPr>
-        <w:t xml:space="preserve">Print Recaps </w:t>
-      </w:r>
-      <w:proofErr w:type="gramStart"/>
-      <w:r>
-        <w:rPr>
-          <w:szCs w:val="20"/>
-        </w:rPr>
-        <w:t>By</w:t>
-      </w:r>
-      <w:proofErr w:type="gramEnd"/>
-      <w:r>
-        <w:rPr>
-          <w:szCs w:val="20"/>
-        </w:rPr>
-        <w:t xml:space="preserve"> Tournament</w:t>
-      </w:r>
-      <w:bookmarkEnd w:id="26"/>
+        <w:t>Print Recaps By Tournament</w:t>
+      </w:r>
+      <w:bookmarkEnd w:id="27"/>
     </w:p>
     <w:p>
       <w:pPr>
@@ -6443,15 +6235,7 @@
         <w:keepNext/>
       </w:pPr>
       <w:r>
-        <w:t xml:space="preserve">In the Member Scores screen, clicking on the “Print Recaps </w:t>
-      </w:r>
-      <w:proofErr w:type="gramStart"/>
-      <w:r>
-        <w:t>By</w:t>
-      </w:r>
-      <w:proofErr w:type="gramEnd"/>
-      <w:r>
-        <w:t xml:space="preserve"> Tournament” button displays the print dialog, from where a recap can be printed or saved.</w:t>
+        <w:t>In the Member Scores screen, clicking on the “Print Recaps By Tournament” button displays the print dialog, from where a recap can be printed or saved.</w:t>
       </w:r>
     </w:p>
     <w:p>
@@ -6479,7 +6263,7 @@
                     <pic:cNvPicPr/>
                   </pic:nvPicPr>
                   <pic:blipFill>
-                    <a:blip r:embed="rId16">
+                    <a:blip r:embed="rId19">
                       <a:extLst>
                         <a:ext uri="{28A0092B-C50C-407E-A947-70E740481C1C}">
                           <a14:useLocalDpi xmlns:a14="http://schemas.microsoft.com/office/drawing/2010/main" val="0"/>
@@ -6514,27 +6298,14 @@
       <w:r>
         <w:t xml:space="preserve">Figure </w:t>
       </w:r>
-      <w:r>
-        <w:fldChar w:fldCharType="begin"/>
-      </w:r>
-      <w:r>
-        <w:instrText xml:space="preserve"> SEQ Figure \* ARABIC </w:instrText>
-      </w:r>
-      <w:r>
-        <w:fldChar w:fldCharType="separate"/>
-      </w:r>
-      <w:r>
-        <w:rPr>
-          <w:noProof/>
-        </w:rPr>
-        <w:t>11</w:t>
-      </w:r>
-      <w:r>
-        <w:rPr>
-          <w:noProof/>
-        </w:rPr>
-        <w:fldChar w:fldCharType="end"/>
-      </w:r>
+      <w:fldSimple w:instr=" SEQ Figure \* ARABIC ">
+        <w:r>
+          <w:rPr>
+            <w:noProof/>
+          </w:rPr>
+          <w:t>11</w:t>
+        </w:r>
+      </w:fldSimple>
       <w:r>
         <w:t xml:space="preserve"> Print Dialog</w:t>
       </w:r>
@@ -6543,12 +6314,12 @@
       <w:pPr>
         <w:pStyle w:val="Heading2"/>
       </w:pPr>
-      <w:bookmarkStart w:id="27" w:name="_Toc508883015"/>
+      <w:bookmarkStart w:id="28" w:name="_Toc509228334"/>
       <w:r>
         <w:lastRenderedPageBreak/>
         <w:t>Tournament Place Standings</w:t>
       </w:r>
-      <w:bookmarkEnd w:id="27"/>
+      <w:bookmarkEnd w:id="28"/>
     </w:p>
     <w:p>
       <w:pPr>
@@ -6584,7 +6355,7 @@
                     <pic:cNvPicPr/>
                   </pic:nvPicPr>
                   <pic:blipFill>
-                    <a:blip r:embed="rId21" cstate="print">
+                    <a:blip r:embed="rId24" cstate="print">
                       <a:extLst>
                         <a:ext uri="{28A0092B-C50C-407E-A947-70E740481C1C}">
                           <a14:useLocalDpi xmlns:a14="http://schemas.microsoft.com/office/drawing/2010/main" val="0"/>
@@ -6619,27 +6390,14 @@
       <w:r>
         <w:t xml:space="preserve">Figure </w:t>
       </w:r>
-      <w:r>
-        <w:fldChar w:fldCharType="begin"/>
-      </w:r>
-      <w:r>
-        <w:instrText xml:space="preserve"> SEQ Figure \* ARABIC </w:instrText>
-      </w:r>
-      <w:r>
-        <w:fldChar w:fldCharType="separate"/>
-      </w:r>
-      <w:r>
-        <w:rPr>
-          <w:noProof/>
-        </w:rPr>
-        <w:t>12</w:t>
-      </w:r>
-      <w:r>
-        <w:rPr>
-          <w:noProof/>
-        </w:rPr>
-        <w:fldChar w:fldCharType="end"/>
-      </w:r>
+      <w:fldSimple w:instr=" SEQ Figure \* ARABIC ">
+        <w:r>
+          <w:rPr>
+            <w:noProof/>
+          </w:rPr>
+          <w:t>12</w:t>
+        </w:r>
+      </w:fldSimple>
       <w:r>
         <w:t>: Tournament Place Standings</w:t>
       </w:r>
@@ -6648,11 +6406,11 @@
       <w:pPr>
         <w:pStyle w:val="Heading2"/>
       </w:pPr>
-      <w:bookmarkStart w:id="28" w:name="_Toc508883016"/>
+      <w:bookmarkStart w:id="29" w:name="_Toc509228335"/>
       <w:r>
         <w:t>Create/Edit Tournament</w:t>
       </w:r>
-      <w:bookmarkEnd w:id="28"/>
+      <w:bookmarkEnd w:id="29"/>
     </w:p>
     <w:p>
       <w:pPr>
@@ -6701,7 +6459,7 @@
                     <pic:cNvPicPr/>
                   </pic:nvPicPr>
                   <pic:blipFill>
-                    <a:blip r:embed="rId22">
+                    <a:blip r:embed="rId25">
                       <a:extLst>
                         <a:ext uri="{28A0092B-C50C-407E-A947-70E740481C1C}">
                           <a14:useLocalDpi xmlns:a14="http://schemas.microsoft.com/office/drawing/2010/main" val="0"/>
@@ -6744,27 +6502,14 @@
       <w:r>
         <w:t xml:space="preserve">Figure </w:t>
       </w:r>
-      <w:r>
-        <w:fldChar w:fldCharType="begin"/>
-      </w:r>
-      <w:r>
-        <w:instrText xml:space="preserve"> SEQ Figure \* ARABIC </w:instrText>
-      </w:r>
-      <w:r>
-        <w:fldChar w:fldCharType="separate"/>
-      </w:r>
-      <w:r>
-        <w:rPr>
-          <w:noProof/>
-        </w:rPr>
-        <w:t>13</w:t>
-      </w:r>
-      <w:r>
-        <w:rPr>
-          <w:noProof/>
-        </w:rPr>
-        <w:fldChar w:fldCharType="end"/>
-      </w:r>
+      <w:fldSimple w:instr=" SEQ Figure \* ARABIC ">
+        <w:r>
+          <w:rPr>
+            <w:noProof/>
+          </w:rPr>
+          <w:t>13</w:t>
+        </w:r>
+      </w:fldSimple>
       <w:r>
         <w:t>: Create/Edit Tournament Form</w:t>
       </w:r>
@@ -6773,11 +6518,11 @@
       <w:pPr>
         <w:pStyle w:val="Heading3"/>
       </w:pPr>
-      <w:bookmarkStart w:id="29" w:name="_Toc508883017"/>
+      <w:bookmarkStart w:id="30" w:name="_Toc509228336"/>
       <w:r>
         <w:t>To Update an Existing Tournament</w:t>
       </w:r>
-      <w:bookmarkEnd w:id="29"/>
+      <w:bookmarkEnd w:id="30"/>
     </w:p>
     <w:p>
       <w:pPr>
@@ -6791,24 +6536,19 @@
       <w:pPr>
         <w:pStyle w:val="Heading2"/>
       </w:pPr>
-      <w:bookmarkStart w:id="30" w:name="_Toc508883018"/>
+      <w:bookmarkStart w:id="31" w:name="_Toc509228337"/>
       <w:r>
         <w:t>Search Tournaments</w:t>
       </w:r>
-      <w:bookmarkEnd w:id="30"/>
+      <w:bookmarkEnd w:id="31"/>
     </w:p>
     <w:p>
       <w:pPr>
         <w:pStyle w:val="BodyText"/>
         <w:keepNext/>
       </w:pPr>
-      <w:proofErr w:type="gramStart"/>
-      <w:r>
-        <w:t>Tournaments can be searched by location, event, or tournament date</w:t>
-      </w:r>
-      <w:proofErr w:type="gramEnd"/>
-      <w:r>
-        <w:t xml:space="preserve">. This function is accessed through either the “Edit Existing Tournament” button on the New </w:t>
+      <w:r>
+        <w:t xml:space="preserve">Tournaments can be searched by location, event, or tournament date. This function is accessed through either the “Edit Existing Tournament” button on the New </w:t>
       </w:r>
       <w:r>
         <w:lastRenderedPageBreak/>
@@ -6840,7 +6580,7 @@
                     <pic:cNvPicPr/>
                   </pic:nvPicPr>
                   <pic:blipFill>
-                    <a:blip r:embed="rId23">
+                    <a:blip r:embed="rId26">
                       <a:extLst>
                         <a:ext uri="{28A0092B-C50C-407E-A947-70E740481C1C}">
                           <a14:useLocalDpi xmlns:a14="http://schemas.microsoft.com/office/drawing/2010/main" val="0"/>
@@ -6886,7 +6626,7 @@
                     <pic:cNvPicPr/>
                   </pic:nvPicPr>
                   <pic:blipFill>
-                    <a:blip r:embed="rId24">
+                    <a:blip r:embed="rId27">
                       <a:extLst>
                         <a:ext uri="{28A0092B-C50C-407E-A947-70E740481C1C}">
                           <a14:useLocalDpi xmlns:a14="http://schemas.microsoft.com/office/drawing/2010/main" val="0"/>
@@ -6921,27 +6661,14 @@
       <w:r>
         <w:t xml:space="preserve">Figure </w:t>
       </w:r>
-      <w:r>
-        <w:fldChar w:fldCharType="begin"/>
-      </w:r>
-      <w:r>
-        <w:instrText xml:space="preserve"> SEQ Figure \* ARABIC </w:instrText>
-      </w:r>
-      <w:r>
-        <w:fldChar w:fldCharType="separate"/>
-      </w:r>
-      <w:r>
-        <w:rPr>
-          <w:noProof/>
-        </w:rPr>
-        <w:t>14</w:t>
-      </w:r>
-      <w:r>
-        <w:rPr>
-          <w:noProof/>
-        </w:rPr>
-        <w:fldChar w:fldCharType="end"/>
-      </w:r>
+      <w:fldSimple w:instr=" SEQ Figure \* ARABIC ">
+        <w:r>
+          <w:rPr>
+            <w:noProof/>
+          </w:rPr>
+          <w:t>14</w:t>
+        </w:r>
+      </w:fldSimple>
       <w:r>
         <w:t>: Tournament Search Forms</w:t>
       </w:r>
@@ -6950,61 +6677,59 @@
       <w:pPr>
         <w:pStyle w:val="Heading3"/>
       </w:pPr>
-      <w:bookmarkStart w:id="31" w:name="_Toc508883019"/>
+      <w:bookmarkStart w:id="32" w:name="_Toc509228338"/>
       <w:r>
         <w:t>Search by Location</w:t>
       </w:r>
-      <w:bookmarkEnd w:id="31"/>
+      <w:bookmarkEnd w:id="32"/>
+    </w:p>
+    <w:p>
+      <w:pPr>
+        <w:rPr>
+          <w:sz w:val="24"/>
+          <w:szCs w:val="24"/>
+        </w:rPr>
+      </w:pPr>
+      <w:r>
+        <w:rPr>
+          <w:sz w:val="24"/>
+          <w:szCs w:val="24"/>
+        </w:rPr>
+        <w:t>To search a tournament by location, enter the name of the bowling center in the “Location” field. Then click “Search”. Click on the tournament, then click “Accept”.</w:t>
+      </w:r>
     </w:p>
     <w:p>
       <w:pPr>
         <w:pStyle w:val="Heading3"/>
-        <w:rPr>
-          <w:rFonts w:ascii="Garamond" w:hAnsi="Garamond"/>
-          <w:sz w:val="24"/>
-        </w:rPr>
-      </w:pPr>
-      <w:bookmarkStart w:id="32" w:name="_Toc508883020"/>
-      <w:r>
-        <w:rPr>
-          <w:rFonts w:ascii="Garamond" w:hAnsi="Garamond"/>
-          <w:sz w:val="24"/>
-        </w:rPr>
-        <w:t>To search a tournament by location, enter the name of the bowling center in the “Location” field. Then click “Search”. Click on the tournament, then click “Accept”.</w:t>
-      </w:r>
+      </w:pPr>
     </w:p>
     <w:p>
       <w:pPr>
         <w:pStyle w:val="Heading3"/>
       </w:pPr>
+      <w:bookmarkStart w:id="33" w:name="_Toc509228339"/>
+      <w:r>
+        <w:t>Search by Event</w:t>
+      </w:r>
+      <w:bookmarkEnd w:id="33"/>
+    </w:p>
+    <w:p>
+      <w:pPr>
+        <w:pStyle w:val="BodyText"/>
+      </w:pPr>
+      <w:r>
+        <w:t>To find a tournament by event, enter the name of the event in the “Event” field, then click “Search”. Click on the tournament from the list, then click “Accept”.</w:t>
+      </w:r>
     </w:p>
     <w:p>
       <w:pPr>
         <w:pStyle w:val="Heading3"/>
       </w:pPr>
-      <w:bookmarkStart w:id="33" w:name="_Toc508883021"/>
-      <w:bookmarkEnd w:id="32"/>
-      <w:r>
-        <w:t>Search by Event</w:t>
-      </w:r>
-    </w:p>
-    <w:p>
-      <w:pPr>
-        <w:pStyle w:val="BodyText"/>
-      </w:pPr>
-      <w:r>
-        <w:t>To find a tournament by event, enter the name of the event in the “Event” field, then click “Search”. Click on the tournament from the list, then click “Accept”.</w:t>
-      </w:r>
-    </w:p>
-    <w:p>
-      <w:pPr>
-        <w:pStyle w:val="Heading3"/>
-      </w:pPr>
-      <w:bookmarkStart w:id="34" w:name="_Toc508883022"/>
-      <w:bookmarkEnd w:id="33"/>
+      <w:bookmarkStart w:id="34" w:name="_Toc509228340"/>
       <w:r>
         <w:t>Search by Date</w:t>
       </w:r>
+      <w:bookmarkEnd w:id="34"/>
     </w:p>
     <w:p>
       <w:pPr>
@@ -7018,11 +6743,12 @@
       <w:pPr>
         <w:pStyle w:val="Heading2"/>
       </w:pPr>
+      <w:bookmarkStart w:id="35" w:name="_Toc509228341"/>
       <w:r>
         <w:lastRenderedPageBreak/>
         <w:t>List Tournaments by year</w:t>
       </w:r>
-      <w:bookmarkEnd w:id="34"/>
+      <w:bookmarkEnd w:id="35"/>
     </w:p>
     <w:p>
       <w:pPr>
@@ -7030,23 +6756,7 @@
         <w:keepNext/>
       </w:pPr>
       <w:r>
-        <w:t xml:space="preserve">The “List Tournaments </w:t>
-      </w:r>
-      <w:proofErr w:type="gramStart"/>
-      <w:r>
-        <w:t>By</w:t>
-      </w:r>
-      <w:proofErr w:type="gramEnd"/>
-      <w:r>
-        <w:t xml:space="preserve"> Year” button displays the screen that lists Tournaments by Year. To display tournaments for a year, choose the year from the </w:t>
-      </w:r>
-      <w:proofErr w:type="gramStart"/>
-      <w:r>
-        <w:t>drop down</w:t>
-      </w:r>
-      <w:proofErr w:type="gramEnd"/>
-      <w:r>
-        <w:t xml:space="preserve"> menu, the tournaments from that year will appear.</w:t>
+        <w:t>The “List Tournaments By Year” button displays the screen that lists Tournaments by Year. To display tournaments for a year, choose the year from the drop down menu, the tournaments from that year will appear.</w:t>
       </w:r>
     </w:p>
     <w:p>
@@ -7074,7 +6784,7 @@
                     <pic:cNvPicPr/>
                   </pic:nvPicPr>
                   <pic:blipFill>
-                    <a:blip r:embed="rId25" cstate="print">
+                    <a:blip r:embed="rId28" cstate="print">
                       <a:extLst>
                         <a:ext uri="{28A0092B-C50C-407E-A947-70E740481C1C}">
                           <a14:useLocalDpi xmlns:a14="http://schemas.microsoft.com/office/drawing/2010/main" val="0"/>
@@ -7122,7 +6832,7 @@
                     </pic:cNvPicPr>
                   </pic:nvPicPr>
                   <pic:blipFill>
-                    <a:blip r:embed="rId26" cstate="print">
+                    <a:blip r:embed="rId29" cstate="print">
                       <a:extLst>
                         <a:ext uri="{28A0092B-C50C-407E-A947-70E740481C1C}">
                           <a14:useLocalDpi xmlns:a14="http://schemas.microsoft.com/office/drawing/2010/main" val="0"/>
@@ -7162,27 +6872,14 @@
       <w:r>
         <w:t xml:space="preserve">Figure </w:t>
       </w:r>
-      <w:r>
-        <w:fldChar w:fldCharType="begin"/>
-      </w:r>
-      <w:r>
-        <w:instrText xml:space="preserve"> SEQ Figure \* ARABIC </w:instrText>
-      </w:r>
-      <w:r>
-        <w:fldChar w:fldCharType="separate"/>
-      </w:r>
-      <w:r>
-        <w:rPr>
-          <w:noProof/>
-        </w:rPr>
-        <w:t>15</w:t>
-      </w:r>
-      <w:r>
-        <w:rPr>
-          <w:noProof/>
-        </w:rPr>
-        <w:fldChar w:fldCharType="end"/>
-      </w:r>
+      <w:fldSimple w:instr=" SEQ Figure \* ARABIC ">
+        <w:r>
+          <w:rPr>
+            <w:noProof/>
+          </w:rPr>
+          <w:t>15</w:t>
+        </w:r>
+      </w:fldSimple>
       <w:r>
         <w:t>: Tournaments by Year</w:t>
       </w:r>
@@ -7191,11 +6888,11 @@
       <w:pPr>
         <w:pStyle w:val="Heading2"/>
       </w:pPr>
-      <w:bookmarkStart w:id="35" w:name="_Toc508883023"/>
+      <w:bookmarkStart w:id="36" w:name="_Toc509228342"/>
       <w:r>
         <w:t>Reports</w:t>
       </w:r>
-      <w:bookmarkEnd w:id="35"/>
+      <w:bookmarkEnd w:id="36"/>
     </w:p>
     <w:p>
       <w:pPr>
@@ -7232,7 +6929,7 @@
                     <pic:cNvPicPr/>
                   </pic:nvPicPr>
                   <pic:blipFill>
-                    <a:blip r:embed="rId27">
+                    <a:blip r:embed="rId30">
                       <a:extLst>
                         <a:ext uri="{28A0092B-C50C-407E-A947-70E740481C1C}">
                           <a14:useLocalDpi xmlns:a14="http://schemas.microsoft.com/office/drawing/2010/main" val="0"/>
@@ -7267,27 +6964,14 @@
       <w:r>
         <w:t xml:space="preserve">Figure </w:t>
       </w:r>
-      <w:r>
-        <w:fldChar w:fldCharType="begin"/>
-      </w:r>
-      <w:r>
-        <w:instrText xml:space="preserve"> SEQ Figure \* ARABIC </w:instrText>
-      </w:r>
-      <w:r>
-        <w:fldChar w:fldCharType="separate"/>
-      </w:r>
-      <w:r>
-        <w:rPr>
-          <w:noProof/>
-        </w:rPr>
-        <w:t>16</w:t>
-      </w:r>
-      <w:r>
-        <w:rPr>
-          <w:noProof/>
-        </w:rPr>
-        <w:fldChar w:fldCharType="end"/>
-      </w:r>
+      <w:fldSimple w:instr=" SEQ Figure \* ARABIC ">
+        <w:r>
+          <w:rPr>
+            <w:noProof/>
+          </w:rPr>
+          <w:t>16</w:t>
+        </w:r>
+      </w:fldSimple>
       <w:r>
         <w:t xml:space="preserve"> Member Scores Reports screen</w:t>
       </w:r>
@@ -7303,31 +6987,24 @@
           <w:titlePg/>
         </w:sectPr>
       </w:pPr>
-      <w:bookmarkStart w:id="36" w:name="_Toc508883024"/>
     </w:p>
     <w:p>
       <w:pPr>
         <w:pStyle w:val="Heading2"/>
       </w:pPr>
+      <w:bookmarkStart w:id="37" w:name="_Toc509228343"/>
       <w:r>
         <w:lastRenderedPageBreak/>
         <w:t>Tournament Results</w:t>
       </w:r>
-    </w:p>
-    <w:p>
-      <w:pPr>
-        <w:pStyle w:val="BodyText"/>
-      </w:pPr>
-      <w:r>
-        <w:t xml:space="preserve">The “Tournament Results” button, on the Member Scores screen, launches the Tournament Results Screen. This screen displays how the members have placed, the member name, handicap, total score, and earnings. If the player won money, it is entered under earnings. The changes can then be saved to the database by clicking the “Save Changes” button. </w:t>
-      </w:r>
-      <w:proofErr w:type="gramStart"/>
-      <w:r>
-        <w:t>Also</w:t>
-      </w:r>
-      <w:proofErr w:type="gramEnd"/>
-      <w:r>
-        <w:t xml:space="preserve"> the tournament results can be exported to an Excel file by clicking the “Export To Excel” button.</w:t>
+      <w:bookmarkEnd w:id="37"/>
+    </w:p>
+    <w:p>
+      <w:pPr>
+        <w:pStyle w:val="BodyText"/>
+      </w:pPr>
+      <w:r>
+        <w:t>The “Tournament Results” button, on the Member Scores screen, launches the Tournament Results Screen. This screen displays how the members have placed, the member name, handicap, total score, and earnings. If the player won money, it is entered under earnings. The changes can then be saved to the database by clicking the “Save Changes” button. Also the tournament results can be exported to an Excel file by clicking the “Export To Excel” button.</w:t>
       </w:r>
     </w:p>
     <w:p>
@@ -7355,7 +7032,7 @@
                     <pic:cNvPicPr/>
                   </pic:nvPicPr>
                   <pic:blipFill>
-                    <a:blip r:embed="rId28">
+                    <a:blip r:embed="rId31">
                       <a:extLst>
                         <a:ext uri="{28A0092B-C50C-407E-A947-70E740481C1C}">
                           <a14:useLocalDpi xmlns:a14="http://schemas.microsoft.com/office/drawing/2010/main" val="0"/>
@@ -7390,27 +7067,14 @@
       <w:r>
         <w:t xml:space="preserve">Figure </w:t>
       </w:r>
-      <w:r>
-        <w:fldChar w:fldCharType="begin"/>
-      </w:r>
-      <w:r>
-        <w:instrText xml:space="preserve"> SEQ Figure \* ARABIC </w:instrText>
-      </w:r>
-      <w:r>
-        <w:fldChar w:fldCharType="separate"/>
-      </w:r>
-      <w:r>
-        <w:rPr>
-          <w:noProof/>
-        </w:rPr>
-        <w:t>17</w:t>
-      </w:r>
-      <w:r>
-        <w:rPr>
-          <w:noProof/>
-        </w:rPr>
-        <w:fldChar w:fldCharType="end"/>
-      </w:r>
+      <w:fldSimple w:instr=" SEQ Figure \* ARABIC ">
+        <w:r>
+          <w:rPr>
+            <w:noProof/>
+          </w:rPr>
+          <w:t>17</w:t>
+        </w:r>
+      </w:fldSimple>
       <w:r>
         <w:t xml:space="preserve"> Tournament Results screen</w:t>
       </w:r>
@@ -7419,9 +7083,11 @@
       <w:pPr>
         <w:pStyle w:val="Heading2"/>
       </w:pPr>
+      <w:bookmarkStart w:id="38" w:name="_Toc509228344"/>
       <w:r>
         <w:t>Comments</w:t>
       </w:r>
+      <w:bookmarkEnd w:id="38"/>
     </w:p>
     <w:p>
       <w:pPr>
@@ -7435,10 +7101,11 @@
       <w:pPr>
         <w:pStyle w:val="Heading2"/>
       </w:pPr>
+      <w:bookmarkStart w:id="39" w:name="_Toc509228345"/>
       <w:r>
         <w:t>Finalize Tournament</w:t>
       </w:r>
-      <w:bookmarkEnd w:id="36"/>
+      <w:bookmarkEnd w:id="39"/>
     </w:p>
     <w:p>
       <w:pPr>
@@ -7458,12 +7125,7 @@
         <w:t>.</w:t>
       </w:r>
       <w:r>
-        <w:t xml:space="preserve"> T</w:t>
-      </w:r>
-      <w:bookmarkStart w:id="37" w:name="_GoBack"/>
-      <w:bookmarkEnd w:id="37"/>
-      <w:r>
-        <w:t xml:space="preserve">he director then enters the adjusted average in the ADJ AVG field. The Adjusted Average determines the member’s handicap for the next tournament in which they are competing. Once the information </w:t>
+        <w:t xml:space="preserve"> The director then enters the adjusted average in the ADJ AVG field. The Adjusted Average determines the member’s handicap for the next tournament in which they are competing. Once the information </w:t>
       </w:r>
       <w:r>
         <w:lastRenderedPageBreak/>
@@ -7474,7 +7136,6 @@
       <w:pPr>
         <w:keepNext/>
       </w:pPr>
-      <w:bookmarkStart w:id="38" w:name="_Toc508883025"/>
       <w:r>
         <w:rPr>
           <w:noProof/>
@@ -7495,7 +7156,7 @@
                     <pic:cNvPicPr/>
                   </pic:nvPicPr>
                   <pic:blipFill>
-                    <a:blip r:embed="rId29" cstate="print">
+                    <a:blip r:embed="rId32" cstate="print">
                       <a:extLst>
                         <a:ext uri="{28A0092B-C50C-407E-A947-70E740481C1C}">
                           <a14:useLocalDpi xmlns:a14="http://schemas.microsoft.com/office/drawing/2010/main" val="0"/>
@@ -7529,27 +7190,14 @@
       <w:r>
         <w:t xml:space="preserve">Figure </w:t>
       </w:r>
-      <w:r>
-        <w:fldChar w:fldCharType="begin"/>
-      </w:r>
-      <w:r>
-        <w:instrText xml:space="preserve"> SEQ Figure \* ARABIC </w:instrText>
-      </w:r>
-      <w:r>
-        <w:fldChar w:fldCharType="separate"/>
-      </w:r>
-      <w:r>
-        <w:rPr>
-          <w:noProof/>
-        </w:rPr>
-        <w:t>18</w:t>
-      </w:r>
-      <w:r>
-        <w:rPr>
-          <w:noProof/>
-        </w:rPr>
-        <w:fldChar w:fldCharType="end"/>
-      </w:r>
+      <w:fldSimple w:instr=" SEQ Figure \* ARABIC ">
+        <w:r>
+          <w:rPr>
+            <w:noProof/>
+          </w:rPr>
+          <w:t>18</w:t>
+        </w:r>
+      </w:fldSimple>
       <w:r>
         <w:t xml:space="preserve"> Finalize Tournament Screen</w:t>
       </w:r>
@@ -7558,10 +7206,11 @@
       <w:pPr>
         <w:pStyle w:val="Heading1"/>
       </w:pPr>
+      <w:bookmarkStart w:id="40" w:name="_Toc509228346"/>
       <w:r>
         <w:t>Tools</w:t>
       </w:r>
-      <w:bookmarkEnd w:id="38"/>
+      <w:bookmarkEnd w:id="40"/>
     </w:p>
     <w:p>
       <w:pPr>
@@ -7601,7 +7250,7 @@
                     <pic:cNvPicPr/>
                   </pic:nvPicPr>
                   <pic:blipFill>
-                    <a:blip r:embed="rId30">
+                    <a:blip r:embed="rId33">
                       <a:extLst>
                         <a:ext uri="{28A0092B-C50C-407E-A947-70E740481C1C}">
                           <a14:useLocalDpi xmlns:a14="http://schemas.microsoft.com/office/drawing/2010/main" val="0"/>
@@ -7636,27 +7285,14 @@
       <w:r>
         <w:t xml:space="preserve">Figure </w:t>
       </w:r>
-      <w:r>
-        <w:fldChar w:fldCharType="begin"/>
-      </w:r>
-      <w:r>
-        <w:instrText xml:space="preserve"> SEQ Figure \* ARABIC </w:instrText>
-      </w:r>
-      <w:r>
-        <w:fldChar w:fldCharType="separate"/>
-      </w:r>
-      <w:r>
-        <w:rPr>
-          <w:noProof/>
-        </w:rPr>
-        <w:t>19</w:t>
-      </w:r>
-      <w:r>
-        <w:rPr>
-          <w:noProof/>
-        </w:rPr>
-        <w:fldChar w:fldCharType="end"/>
-      </w:r>
+      <w:fldSimple w:instr=" SEQ Figure \* ARABIC ">
+        <w:r>
+          <w:rPr>
+            <w:noProof/>
+          </w:rPr>
+          <w:t>19</w:t>
+        </w:r>
+      </w:fldSimple>
       <w:r>
         <w:t>: Update Inactive status screen</w:t>
       </w:r>
@@ -7758,7 +7394,8 @@
       <w:pPr>
         <w:pStyle w:val="Heading1"/>
       </w:pPr>
-      <w:bookmarkStart w:id="39" w:name="_Toc508962069"/>
+      <w:bookmarkStart w:id="41" w:name="_Toc508962069"/>
+      <w:bookmarkStart w:id="42" w:name="_Toc509228347"/>
       <w:r>
         <w:lastRenderedPageBreak/>
         <w:t>Troubleshooting</w:t>
@@ -7781,7 +7418,8 @@
       <w:r>
         <w:t xml:space="preserve"> 9-Tap</w:t>
       </w:r>
-      <w:bookmarkEnd w:id="39"/>
+      <w:bookmarkEnd w:id="41"/>
+      <w:bookmarkEnd w:id="42"/>
     </w:p>
     <w:p>
       <w:pPr>
@@ -7791,7 +7429,8 @@
           <w:szCs w:val="24"/>
         </w:rPr>
       </w:pPr>
-      <w:bookmarkStart w:id="40" w:name="_Toc508962070"/>
+      <w:bookmarkStart w:id="43" w:name="_Toc508962070"/>
+      <w:bookmarkStart w:id="44" w:name="_Toc509228348"/>
       <w:r>
         <w:rPr>
           <w:sz w:val="24"/>
@@ -7813,7 +7452,8 @@
         </w:rPr>
         <w:t>:</w:t>
       </w:r>
-      <w:bookmarkEnd w:id="40"/>
+      <w:bookmarkEnd w:id="43"/>
+      <w:bookmarkEnd w:id="44"/>
     </w:p>
     <w:p>
       <w:pPr>
@@ -7875,11 +7515,13 @@
       <w:pPr>
         <w:pStyle w:val="Heading2"/>
       </w:pPr>
-      <w:bookmarkStart w:id="41" w:name="_Toc508962071"/>
+      <w:bookmarkStart w:id="45" w:name="_Toc508962071"/>
+      <w:bookmarkStart w:id="46" w:name="_Toc509228349"/>
       <w:r>
         <w:t>Screen “splitting” on resize</w:t>
       </w:r>
-      <w:bookmarkEnd w:id="41"/>
+      <w:bookmarkEnd w:id="45"/>
+      <w:bookmarkEnd w:id="46"/>
     </w:p>
     <w:p>
       <w:pPr>
@@ -7915,7 +7557,7 @@
                     <pic:cNvPicPr/>
                   </pic:nvPicPr>
                   <pic:blipFill>
-                    <a:blip r:embed="rId31" cstate="print">
+                    <a:blip r:embed="rId34" cstate="print">
                       <a:extLst>
                         <a:ext uri="{28A0092B-C50C-407E-A947-70E740481C1C}">
                           <a14:useLocalDpi xmlns:a14="http://schemas.microsoft.com/office/drawing/2010/main" val="0"/>
@@ -7950,27 +7592,14 @@
       <w:r>
         <w:t xml:space="preserve">Figure </w:t>
       </w:r>
-      <w:r>
-        <w:fldChar w:fldCharType="begin"/>
-      </w:r>
-      <w:r>
-        <w:instrText xml:space="preserve"> SEQ Figure \* ARABIC </w:instrText>
-      </w:r>
-      <w:r>
-        <w:fldChar w:fldCharType="separate"/>
-      </w:r>
-      <w:r>
-        <w:rPr>
-          <w:noProof/>
-        </w:rPr>
-        <w:t>20</w:t>
-      </w:r>
-      <w:r>
-        <w:rPr>
-          <w:noProof/>
-        </w:rPr>
-        <w:fldChar w:fldCharType="end"/>
-      </w:r>
+      <w:fldSimple w:instr=" SEQ Figure \* ARABIC ">
+        <w:r>
+          <w:rPr>
+            <w:noProof/>
+          </w:rPr>
+          <w:t>20</w:t>
+        </w:r>
+      </w:fldSimple>
       <w:r>
         <w:t xml:space="preserve"> Showing split screen error</w:t>
       </w:r>
@@ -8038,27 +7667,14 @@
                             <w:r>
                               <w:t xml:space="preserve">Figure </w:t>
                             </w:r>
-                            <w:r>
-                              <w:fldChar w:fldCharType="begin"/>
-                            </w:r>
-                            <w:r>
-                              <w:instrText xml:space="preserve"> SEQ Figure \* ARABIC </w:instrText>
-                            </w:r>
-                            <w:r>
-                              <w:fldChar w:fldCharType="separate"/>
-                            </w:r>
-                            <w:r>
-                              <w:rPr>
-                                <w:noProof/>
-                              </w:rPr>
-                              <w:t>21</w:t>
-                            </w:r>
-                            <w:r>
-                              <w:rPr>
-                                <w:noProof/>
-                              </w:rPr>
-                              <w:fldChar w:fldCharType="end"/>
-                            </w:r>
+                            <w:fldSimple w:instr=" SEQ Figure \* ARABIC ">
+                              <w:r>
+                                <w:rPr>
+                                  <w:noProof/>
+                                </w:rPr>
+                                <w:t>21</w:t>
+                              </w:r>
+                            </w:fldSimple>
                             <w:r>
                               <w:t xml:space="preserve"> Inner screen maximize</w:t>
                             </w:r>
@@ -8100,27 +7716,14 @@
                       <w:r>
                         <w:t xml:space="preserve">Figure </w:t>
                       </w:r>
-                      <w:r>
-                        <w:fldChar w:fldCharType="begin"/>
-                      </w:r>
-                      <w:r>
-                        <w:instrText xml:space="preserve"> SEQ Figure \* ARABIC </w:instrText>
-                      </w:r>
-                      <w:r>
-                        <w:fldChar w:fldCharType="separate"/>
-                      </w:r>
-                      <w:r>
-                        <w:rPr>
-                          <w:noProof/>
-                        </w:rPr>
-                        <w:t>21</w:t>
-                      </w:r>
-                      <w:r>
-                        <w:rPr>
-                          <w:noProof/>
-                        </w:rPr>
-                        <w:fldChar w:fldCharType="end"/>
-                      </w:r>
+                      <w:fldSimple w:instr=" SEQ Figure \* ARABIC ">
+                        <w:r>
+                          <w:rPr>
+                            <w:noProof/>
+                          </w:rPr>
+                          <w:t>21</w:t>
+                        </w:r>
+                      </w:fldSimple>
                       <w:r>
                         <w:t xml:space="preserve"> Inner screen maximize</w:t>
                       </w:r>
@@ -8161,7 +7764,7 @@
                     <pic:cNvPicPr/>
                   </pic:nvPicPr>
                   <pic:blipFill>
-                    <a:blip r:embed="rId32">
+                    <a:blip r:embed="rId35">
                       <a:extLst>
                         <a:ext uri="{28A0092B-C50C-407E-A947-70E740481C1C}">
                           <a14:useLocalDpi xmlns:a14="http://schemas.microsoft.com/office/drawing/2010/main" val="0"/>
@@ -8214,7 +7817,8 @@
           <w:szCs w:val="24"/>
         </w:rPr>
       </w:pPr>
-      <w:bookmarkStart w:id="42" w:name="_Toc508962072"/>
+      <w:bookmarkStart w:id="47" w:name="_Toc508962072"/>
+      <w:bookmarkStart w:id="48" w:name="_Toc509228350"/>
       <w:r>
         <w:rPr>
           <w:sz w:val="24"/>
@@ -8223,7 +7827,8 @@
         <w:lastRenderedPageBreak/>
         <w:t>ReadMe File</w:t>
       </w:r>
-      <w:bookmarkEnd w:id="42"/>
+      <w:bookmarkEnd w:id="47"/>
+      <w:bookmarkEnd w:id="48"/>
       <w:r>
         <w:rPr>
           <w:sz w:val="24"/>
@@ -8336,12 +7941,14 @@
       <w:pPr>
         <w:pStyle w:val="Heading1"/>
       </w:pPr>
-      <w:bookmarkStart w:id="43" w:name="_Toc508962073"/>
+      <w:bookmarkStart w:id="49" w:name="_Toc508962073"/>
+      <w:bookmarkStart w:id="50" w:name="_Toc509228351"/>
       <w:r>
         <w:lastRenderedPageBreak/>
         <w:t>Conversion Program</w:t>
       </w:r>
-      <w:bookmarkEnd w:id="43"/>
+      <w:bookmarkEnd w:id="49"/>
+      <w:bookmarkEnd w:id="50"/>
       <w:r>
         <w:fldChar w:fldCharType="begin"/>
       </w:r>
@@ -8429,12 +8036,14 @@
       <w:pPr>
         <w:pStyle w:val="Heading1"/>
       </w:pPr>
-      <w:bookmarkStart w:id="44" w:name="_Toc508962074"/>
+      <w:bookmarkStart w:id="51" w:name="_Toc508962074"/>
+      <w:bookmarkStart w:id="52" w:name="_Toc509228352"/>
       <w:r>
         <w:lastRenderedPageBreak/>
         <w:t>General Information</w:t>
       </w:r>
-      <w:bookmarkEnd w:id="44"/>
+      <w:bookmarkEnd w:id="51"/>
+      <w:bookmarkEnd w:id="52"/>
       <w:r>
         <w:fldChar w:fldCharType="begin"/>
       </w:r>
@@ -8470,7 +8079,8 @@
           <w:szCs w:val="22"/>
         </w:rPr>
       </w:pPr>
-      <w:bookmarkStart w:id="45" w:name="_Toc508962075"/>
+      <w:bookmarkStart w:id="53" w:name="_Toc508962075"/>
+      <w:bookmarkStart w:id="54" w:name="_Toc509228353"/>
       <w:r>
         <w:rPr>
           <w:sz w:val="22"/>
@@ -8478,7 +8088,8 @@
         </w:rPr>
         <w:t>Main Menu</w:t>
       </w:r>
-      <w:bookmarkEnd w:id="45"/>
+      <w:bookmarkEnd w:id="53"/>
+      <w:bookmarkEnd w:id="54"/>
       <w:r>
         <w:rPr>
           <w:sz w:val="22"/>
@@ -8560,23 +8171,7 @@
           <w:sz w:val="24"/>
           <w:szCs w:val="24"/>
         </w:rPr>
-        <w:t xml:space="preserve"> To enter bowler information or scores there are two main ways to get there, the tabs across the top and the </w:t>
-      </w:r>
-      <w:proofErr w:type="gramStart"/>
-      <w:r>
-        <w:rPr>
-          <w:sz w:val="24"/>
-          <w:szCs w:val="24"/>
-        </w:rPr>
-        <w:t>left hand</w:t>
-      </w:r>
-      <w:proofErr w:type="gramEnd"/>
-      <w:r>
-        <w:rPr>
-          <w:sz w:val="24"/>
-          <w:szCs w:val="24"/>
-        </w:rPr>
-        <w:t xml:space="preserve"> buttons.</w:t>
+        <w:t xml:space="preserve"> To enter bowler information or scores there are two main ways to get there, the tabs across the top and the left hand buttons.</w:t>
       </w:r>
     </w:p>
     <w:p>
@@ -8733,15 +8328,7 @@
         <w:pStyle w:val="BodyText"/>
       </w:pPr>
       <w:r>
-        <w:t xml:space="preserve">The </w:t>
-      </w:r>
-      <w:proofErr w:type="gramStart"/>
-      <w:r>
-        <w:t>left hand</w:t>
-      </w:r>
-      <w:proofErr w:type="gramEnd"/>
-      <w:r>
-        <w:t xml:space="preserve"> buttons are:</w:t>
+        <w:t>The left hand buttons are:</w:t>
       </w:r>
     </w:p>
     <w:p>
@@ -8940,11 +8527,13 @@
       <w:pPr>
         <w:pStyle w:val="Heading2"/>
       </w:pPr>
-      <w:bookmarkStart w:id="46" w:name="_Toc508962076"/>
+      <w:bookmarkStart w:id="55" w:name="_Toc508962076"/>
+      <w:bookmarkStart w:id="56" w:name="_Toc509228354"/>
       <w:r>
         <w:t>Member Info</w:t>
       </w:r>
-      <w:bookmarkEnd w:id="46"/>
+      <w:bookmarkEnd w:id="55"/>
+      <w:bookmarkEnd w:id="56"/>
       <w:r>
         <w:fldChar w:fldCharType="begin"/>
       </w:r>
@@ -9093,23 +8682,7 @@
         </w:numPr>
       </w:pPr>
       <w:r>
-        <w:t>D.O.B.—member’s date of birth, mm/</w:t>
-      </w:r>
-      <w:proofErr w:type="spellStart"/>
-      <w:r>
-        <w:t>dd</w:t>
-      </w:r>
-      <w:proofErr w:type="spellEnd"/>
-      <w:r>
-        <w:t>/</w:t>
-      </w:r>
-      <w:proofErr w:type="spellStart"/>
-      <w:r>
-        <w:t>yyyy</w:t>
-      </w:r>
-      <w:proofErr w:type="spellEnd"/>
-      <w:r>
-        <w:t xml:space="preserve"> format.</w:t>
+        <w:t>D.O.B.—member’s date of birth, mm/dd/yyyy format.</w:t>
       </w:r>
     </w:p>
     <w:p>
@@ -9837,15 +9410,7 @@
         </w:numPr>
       </w:pPr>
       <w:r>
-        <w:t xml:space="preserve">Print By Date—this button brings up the print by date dialog </w:t>
-      </w:r>
-      <w:proofErr w:type="gramStart"/>
-      <w:r>
-        <w:t>screen..</w:t>
-      </w:r>
-      <w:proofErr w:type="gramEnd"/>
-      <w:r>
-        <w:t xml:space="preserve"> Prints a range of records by date.</w:t>
+        <w:t>Print By Date—this button brings up the print by date dialog screen.. Prints a range of records by date.</w:t>
       </w:r>
     </w:p>
     <w:p>
@@ -9857,26 +9422,20 @@
         </w:numPr>
       </w:pPr>
       <w:r>
-        <w:t xml:space="preserve">Print </w:t>
-      </w:r>
-      <w:proofErr w:type="gramStart"/>
-      <w:r>
-        <w:t>By</w:t>
-      </w:r>
-      <w:proofErr w:type="gramEnd"/>
-      <w:r>
-        <w:t xml:space="preserve"> Tournament—this button launches your computer’s print dialog. Prints member record by tournament.</w:t>
+        <w:t>Print By Tournament—this button launches your computer’s print dialog. Prints member record by tournament.</w:t>
       </w:r>
     </w:p>
     <w:p>
       <w:pPr>
         <w:pStyle w:val="Heading2"/>
       </w:pPr>
-      <w:bookmarkStart w:id="47" w:name="_Toc508962077"/>
+      <w:bookmarkStart w:id="57" w:name="_Toc508962077"/>
+      <w:bookmarkStart w:id="58" w:name="_Toc509228355"/>
       <w:r>
         <w:t>Member Scores</w:t>
       </w:r>
-      <w:bookmarkEnd w:id="47"/>
+      <w:bookmarkEnd w:id="57"/>
+      <w:bookmarkEnd w:id="58"/>
       <w:r>
         <w:fldChar w:fldCharType="begin"/>
       </w:r>
@@ -9931,15 +9490,7 @@
         <w:fldChar w:fldCharType="end"/>
       </w:r>
       <w:r>
-        <w:t xml:space="preserve"> screen is where the members’ scores recaps are entered into the database. It’s also where tournaments are created and edited. </w:t>
-      </w:r>
-      <w:proofErr w:type="gramStart"/>
-      <w:r>
-        <w:t>In order to</w:t>
-      </w:r>
-      <w:proofErr w:type="gramEnd"/>
-      <w:r>
-        <w:t xml:space="preserve"> enter scores, a tournament must be created and selected.</w:t>
+        <w:t xml:space="preserve"> screen is where the members’ scores recaps are entered into the database. It’s also where tournaments are created and edited. In order to enter scores, a tournament must be created and selected.</w:t>
       </w:r>
     </w:p>
     <w:p>
@@ -10540,15 +10091,7 @@
         </w:numPr>
       </w:pPr>
       <w:r>
-        <w:t xml:space="preserve">Qualify </w:t>
-      </w:r>
-      <w:proofErr w:type="gramStart"/>
-      <w:r>
-        <w:t>By</w:t>
-      </w:r>
-      <w:proofErr w:type="gramEnd"/>
-      <w:r>
-        <w:t xml:space="preserve"> Squad</w:t>
+        <w:t>Qualify By Squad</w:t>
       </w:r>
       <w:r>
         <w:fldChar w:fldCharType="begin"/>
@@ -10596,15 +10139,7 @@
         <w:fldChar w:fldCharType="end"/>
       </w:r>
       <w:r>
-        <w:t xml:space="preserve">—picks whether </w:t>
-      </w:r>
-      <w:proofErr w:type="gramStart"/>
-      <w:r>
-        <w:t>scores are displayed by handicap or scratch</w:t>
-      </w:r>
-      <w:proofErr w:type="gramEnd"/>
-      <w:r>
-        <w:t>.</w:t>
+        <w:t>—picks whether scores are displayed by handicap or scratch.</w:t>
       </w:r>
     </w:p>
     <w:p>
@@ -10731,15 +10266,7 @@
         </w:numPr>
       </w:pPr>
       <w:r>
-        <w:t xml:space="preserve">Delete Member </w:t>
-      </w:r>
-      <w:proofErr w:type="gramStart"/>
-      <w:r>
-        <w:t>From</w:t>
-      </w:r>
-      <w:proofErr w:type="gramEnd"/>
-      <w:r>
-        <w:t xml:space="preserve"> Tournament</w:t>
+        <w:t>Delete Member From Tournament</w:t>
       </w:r>
       <w:r>
         <w:fldChar w:fldCharType="begin"/>
@@ -10967,15 +10494,7 @@
         </w:numPr>
       </w:pPr>
       <w:r>
-        <w:t xml:space="preserve">List Tournaments </w:t>
-      </w:r>
-      <w:proofErr w:type="gramStart"/>
-      <w:r>
-        <w:t>By</w:t>
-      </w:r>
-      <w:proofErr w:type="gramEnd"/>
-      <w:r>
-        <w:t xml:space="preserve"> Year</w:t>
+        <w:t>List Tournaments By Year</w:t>
       </w:r>
       <w:r>
         <w:fldChar w:fldCharType="begin"/>
@@ -11059,15 +10578,7 @@
         <w:fldChar w:fldCharType="end"/>
       </w:r>
       <w:r>
-        <w:t xml:space="preserve"> screen. You can </w:t>
-      </w:r>
-      <w:proofErr w:type="gramStart"/>
-      <w:r>
-        <w:t>chose</w:t>
-      </w:r>
-      <w:proofErr w:type="gramEnd"/>
-      <w:r>
-        <w:t xml:space="preserve"> what the reports contain by way of the buttons.</w:t>
+        <w:t xml:space="preserve"> screen. You can chose what the reports contain by way of the buttons.</w:t>
       </w:r>
     </w:p>
     <w:p>
@@ -11201,11 +10712,13 @@
       <w:pPr>
         <w:pStyle w:val="Heading2"/>
       </w:pPr>
-      <w:bookmarkStart w:id="48" w:name="_Toc508962078"/>
+      <w:bookmarkStart w:id="59" w:name="_Toc508962078"/>
+      <w:bookmarkStart w:id="60" w:name="_Toc509228356"/>
       <w:r>
         <w:t>Tools</w:t>
       </w:r>
-      <w:bookmarkEnd w:id="48"/>
+      <w:bookmarkEnd w:id="59"/>
+      <w:bookmarkEnd w:id="60"/>
       <w:r>
         <w:fldChar w:fldCharType="begin"/>
       </w:r>
@@ -11234,11 +10747,13 @@
       <w:pPr>
         <w:pStyle w:val="Heading2"/>
       </w:pPr>
-      <w:bookmarkStart w:id="49" w:name="_Toc508962079"/>
+      <w:bookmarkStart w:id="61" w:name="_Toc508962079"/>
+      <w:bookmarkStart w:id="62" w:name="_Toc509228357"/>
       <w:r>
         <w:t>About</w:t>
       </w:r>
-      <w:bookmarkEnd w:id="49"/>
+      <w:bookmarkEnd w:id="61"/>
+      <w:bookmarkEnd w:id="62"/>
       <w:r>
         <w:fldChar w:fldCharType="begin"/>
       </w:r>
@@ -11288,11 +10803,13 @@
       <w:pPr>
         <w:pStyle w:val="Heading2"/>
       </w:pPr>
-      <w:bookmarkStart w:id="50" w:name="_Toc508962080"/>
+      <w:bookmarkStart w:id="63" w:name="_Toc508962080"/>
+      <w:bookmarkStart w:id="64" w:name="_Toc509228358"/>
       <w:r>
         <w:t>Exit</w:t>
       </w:r>
-      <w:bookmarkEnd w:id="50"/>
+      <w:bookmarkEnd w:id="63"/>
+      <w:bookmarkEnd w:id="64"/>
       <w:r>
         <w:fldChar w:fldCharType="begin"/>
       </w:r>
@@ -11343,18 +10860,18 @@
     <w:p>
       <w:pPr>
         <w:sectPr>
-          <w:headerReference w:type="default" r:id="rId33"/>
-          <w:footerReference w:type="default" r:id="rId34"/>
-          <w:headerReference w:type="first" r:id="rId35"/>
+          <w:headerReference w:type="default" r:id="rId36"/>
+          <w:footerReference w:type="default" r:id="rId37"/>
+          <w:headerReference w:type="first" r:id="rId38"/>
           <w:type w:val="continuous"/>
           <w:pgSz w:w="12240" w:h="15840" w:code="1"/>
           <w:pgMar w:top="1800" w:right="1195" w:bottom="1440" w:left="3355" w:header="720" w:footer="720" w:gutter="0"/>
           <w:cols w:space="720"/>
         </w:sectPr>
       </w:pPr>
-      <w:bookmarkStart w:id="51" w:name="_Toc35154388"/>
-      <w:bookmarkStart w:id="52" w:name="_Toc35154911"/>
-      <w:bookmarkStart w:id="53" w:name="_Toc36023011"/>
+      <w:bookmarkStart w:id="65" w:name="_Toc35154388"/>
+      <w:bookmarkStart w:id="66" w:name="_Toc35154911"/>
+      <w:bookmarkStart w:id="67" w:name="_Toc36023011"/>
     </w:p>
     <w:p>
       <w:pPr>
@@ -11369,14 +10886,16 @@
       <w:pPr>
         <w:pStyle w:val="Heading1"/>
       </w:pPr>
-      <w:bookmarkStart w:id="54" w:name="_Toc508962081"/>
+      <w:bookmarkStart w:id="68" w:name="_Toc508962081"/>
+      <w:bookmarkStart w:id="69" w:name="_Toc509228359"/>
       <w:r>
         <w:t>Index</w:t>
       </w:r>
-      <w:bookmarkEnd w:id="51"/>
-      <w:bookmarkEnd w:id="52"/>
-      <w:bookmarkEnd w:id="53"/>
-      <w:bookmarkEnd w:id="54"/>
+      <w:bookmarkEnd w:id="65"/>
+      <w:bookmarkEnd w:id="66"/>
+      <w:bookmarkEnd w:id="67"/>
+      <w:bookmarkEnd w:id="68"/>
+      <w:bookmarkEnd w:id="69"/>
     </w:p>
     <w:p>
       <w:pPr>
@@ -11415,7 +10934,7 @@
         <w:rPr>
           <w:noProof/>
         </w:rPr>
-        <w:t>About, 32, 37</w:t>
+        <w:t>About, 4, 32, 37</w:t>
       </w:r>
     </w:p>
     <w:p>
@@ -11432,7 +10951,7 @@
         <w:rPr>
           <w:noProof/>
         </w:rPr>
-        <w:t>About 9 Tap Tour, 4</w:t>
+        <w:t>Add Region, 32</w:t>
       </w:r>
     </w:p>
     <w:p>
@@ -11449,7 +10968,7 @@
         <w:rPr>
           <w:noProof/>
         </w:rPr>
-        <w:t>Add Region, 11, 32</w:t>
+        <w:t>Average, 33</w:t>
       </w:r>
     </w:p>
     <w:p>
@@ -11466,7 +10985,7 @@
         <w:rPr>
           <w:noProof/>
         </w:rPr>
-        <w:t>Average, 13, 24, 33</w:t>
+        <w:t>Bonus, 33, 35</w:t>
       </w:r>
     </w:p>
     <w:p>
@@ -11483,7 +11002,7 @@
         <w:rPr>
           <w:noProof/>
         </w:rPr>
-        <w:t>Bonus, 33, 35</w:t>
+        <w:t>Comments, 37</w:t>
       </w:r>
     </w:p>
     <w:p>
@@ -11500,7 +11019,7 @@
         <w:rPr>
           <w:noProof/>
         </w:rPr>
-        <w:t>Comments, 23, 37</w:t>
+        <w:t>Comp Entry, 35</w:t>
       </w:r>
     </w:p>
     <w:p>
@@ -11517,7 +11036,7 @@
         <w:rPr>
           <w:noProof/>
         </w:rPr>
-        <w:t>Comp Entry, 35</w:t>
+        <w:t>Conversion Program, 30</w:t>
       </w:r>
     </w:p>
     <w:p>
@@ -11534,7 +11053,7 @@
         <w:rPr>
           <w:noProof/>
         </w:rPr>
-        <w:t>Conversion Program, 30</w:t>
+        <w:t>Create/Edit Tournament, 36</w:t>
       </w:r>
     </w:p>
     <w:p>
@@ -11551,7 +11070,7 @@
         <w:rPr>
           <w:noProof/>
         </w:rPr>
-        <w:t>Create/Edit Tournament, 9, 20, 36</w:t>
+        <w:t>Delete Member From Tournament, 36</w:t>
       </w:r>
     </w:p>
     <w:p>
@@ -11568,7 +11087,7 @@
         <w:rPr>
           <w:noProof/>
         </w:rPr>
-        <w:t>Delete Member From Tournament, 36</w:t>
+        <w:t>Exit, 32, 37</w:t>
       </w:r>
     </w:p>
     <w:p>
@@ -11585,7 +11104,7 @@
         <w:rPr>
           <w:noProof/>
         </w:rPr>
-        <w:t>Edit Existing Tournament…, 20</w:t>
+        <w:t>Finalize Tournament, 37</w:t>
       </w:r>
     </w:p>
     <w:p>
@@ -11602,7 +11121,7 @@
         <w:rPr>
           <w:noProof/>
         </w:rPr>
-        <w:t>Exit, 11, 32, 37</w:t>
+        <w:t>General Information, 32</w:t>
       </w:r>
     </w:p>
     <w:p>
@@ -11619,7 +11138,7 @@
         <w:rPr>
           <w:noProof/>
         </w:rPr>
-        <w:t>Finalize Tournament, 23, 37</w:t>
+        <w:t>Handicap, 33, 35</w:t>
       </w:r>
     </w:p>
     <w:p>
@@ -11636,7 +11155,7 @@
         <w:rPr>
           <w:noProof/>
         </w:rPr>
-        <w:t>General Information, 32</w:t>
+        <w:t>High Game, 35</w:t>
       </w:r>
     </w:p>
     <w:p>
@@ -11653,7 +11172,7 @@
         <w:rPr>
           <w:noProof/>
         </w:rPr>
-        <w:t>Handicap, 33, 35, 36</w:t>
+        <w:t>High Series, 35</w:t>
       </w:r>
     </w:p>
     <w:p>
@@ -11670,7 +11189,7 @@
         <w:rPr>
           <w:noProof/>
         </w:rPr>
-        <w:t>High Game, 36</w:t>
+        <w:t>Home, 32</w:t>
       </w:r>
     </w:p>
     <w:p>
@@ -11687,7 +11206,7 @@
         <w:rPr>
           <w:noProof/>
         </w:rPr>
-        <w:t>High Series, 36</w:t>
+        <w:t>import existing, 32</w:t>
       </w:r>
     </w:p>
     <w:p>
@@ -11704,7 +11223,7 @@
         <w:rPr>
           <w:noProof/>
         </w:rPr>
-        <w:t>Home, 32</w:t>
+        <w:t>Last Bowled, 33</w:t>
       </w:r>
     </w:p>
     <w:p>
@@ -11721,7 +11240,7 @@
         <w:rPr>
           <w:noProof/>
         </w:rPr>
-        <w:t>import existing, 16, 32</w:t>
+        <w:t>List Tournaments By Year, 36</w:t>
       </w:r>
     </w:p>
     <w:p>
@@ -11738,7 +11257,7 @@
         <w:rPr>
           <w:noProof/>
         </w:rPr>
-        <w:t>Import Existing Members, 12</w:t>
+        <w:t>Main Menu, 32, 37</w:t>
       </w:r>
     </w:p>
     <w:p>
@@ -11755,7 +11274,7 @@
         <w:rPr>
           <w:noProof/>
         </w:rPr>
-        <w:t>Last Bowled, 34</w:t>
+        <w:t>Member Info, 32</w:t>
       </w:r>
     </w:p>
     <w:p>
@@ -11772,7 +11291,7 @@
         <w:rPr>
           <w:noProof/>
         </w:rPr>
-        <w:t>List Tournaments By Year, 22, 37</w:t>
+        <w:t>Member Number, 32, 34</w:t>
       </w:r>
     </w:p>
     <w:p>
@@ -11789,7 +11308,7 @@
         <w:rPr>
           <w:noProof/>
         </w:rPr>
-        <w:t>Main Menu, 5, 11, 32, 37</w:t>
+        <w:t>Member Scores, 32, 34</w:t>
       </w:r>
     </w:p>
     <w:p>
@@ -11806,7 +11325,7 @@
         <w:rPr>
           <w:noProof/>
         </w:rPr>
-        <w:t>Member Info, 9, 11, 12, 14, 32</w:t>
+        <w:t>Member Scores Reports, 36</w:t>
       </w:r>
     </w:p>
     <w:p>
@@ -11823,7 +11342,7 @@
         <w:rPr>
           <w:noProof/>
         </w:rPr>
-        <w:t>Member Number, 17, 33, 35</w:t>
+        <w:t>Member Search, 34</w:t>
       </w:r>
     </w:p>
     <w:p>
@@ -11840,7 +11359,7 @@
         <w:rPr>
           <w:noProof/>
         </w:rPr>
-        <w:t>Member Scores, 9, 11, 17, 18, 19, 20, 21, 22, 23, 32, 35</w:t>
+        <w:t>Member Status, 35</w:t>
       </w:r>
     </w:p>
     <w:p>
@@ -11857,7 +11376,20 @@
         <w:rPr>
           <w:noProof/>
         </w:rPr>
-        <w:t>Member Scores Reports, 22, 37</w:t>
+        <w:t xml:space="preserve">Money Earned, 33, </w:t>
+      </w:r>
+      <w:r>
+        <w:rPr>
+          <w:i/>
+          <w:noProof/>
+        </w:rPr>
+        <w:t>See</w:t>
+      </w:r>
+      <w:r>
+        <w:rPr>
+          <w:noProof/>
+        </w:rPr>
+        <w:t xml:space="preserve"> Money Won</w:t>
       </w:r>
     </w:p>
     <w:p>
@@ -11874,7 +11406,7 @@
         <w:rPr>
           <w:noProof/>
         </w:rPr>
-        <w:t>Member Search, 13, 15, 34</w:t>
+        <w:t>Money Won, 35</w:t>
       </w:r>
     </w:p>
     <w:p>
@@ -11891,7 +11423,7 @@
         <w:rPr>
           <w:noProof/>
         </w:rPr>
-        <w:t>Member Status, 35</w:t>
+        <w:t>Print Recaps, 34</w:t>
       </w:r>
     </w:p>
     <w:p>
@@ -11908,7 +11440,7 @@
         <w:rPr>
           <w:noProof/>
         </w:rPr>
-        <w:t>Menus Guide, 5, 10</w:t>
+        <w:t>Print Recaps By Tournament, 36</w:t>
       </w:r>
     </w:p>
     <w:p>
@@ -11925,20 +11457,7 @@
         <w:rPr>
           <w:noProof/>
         </w:rPr>
-        <w:t xml:space="preserve">Money Earned, 34, </w:t>
-      </w:r>
-      <w:r>
-        <w:rPr>
-          <w:i/>
-          <w:noProof/>
-        </w:rPr>
-        <w:t>See</w:t>
-      </w:r>
-      <w:r>
-        <w:rPr>
-          <w:noProof/>
-        </w:rPr>
-        <w:t xml:space="preserve"> Money Won</w:t>
+        <w:t>Qualify By Squad, 35</w:t>
       </w:r>
     </w:p>
     <w:p>
@@ -11955,7 +11474,7 @@
         <w:rPr>
           <w:noProof/>
         </w:rPr>
-        <w:t>Money Won, 35</w:t>
+        <w:t>ReadMe File, 28</w:t>
       </w:r>
     </w:p>
     <w:p>
@@ -11972,7 +11491,7 @@
         <w:rPr>
           <w:noProof/>
         </w:rPr>
-        <w:t>New Members, 12</w:t>
+        <w:t>Record, 33, 34, 35</w:t>
       </w:r>
     </w:p>
     <w:p>
@@ -11989,7 +11508,7 @@
         <w:rPr>
           <w:noProof/>
         </w:rPr>
-        <w:t>Print Recaps, 16, 34</w:t>
+        <w:t>Region, 32</w:t>
       </w:r>
     </w:p>
     <w:p>
@@ -12006,7 +11525,7 @@
         <w:rPr>
           <w:noProof/>
         </w:rPr>
-        <w:t>Print Recaps By Tournament, 18, 36</w:t>
+        <w:t>Reports, 36</w:t>
       </w:r>
     </w:p>
     <w:p>
@@ -12023,7 +11542,7 @@
         <w:rPr>
           <w:noProof/>
         </w:rPr>
-        <w:t>Qualify By Squad, 36</w:t>
+        <w:t>Score Type, 35</w:t>
       </w:r>
     </w:p>
     <w:p>
@@ -12040,7 +11559,7 @@
         <w:rPr>
           <w:noProof/>
         </w:rPr>
-        <w:t>Quick start, 5</w:t>
+        <w:t>Search Tournaments, 36</w:t>
       </w:r>
     </w:p>
     <w:p>
@@ -12057,7 +11576,7 @@
         <w:rPr>
           <w:noProof/>
         </w:rPr>
-        <w:t>Quick Start, 7</w:t>
+        <w:t>Squad Number, 35</w:t>
       </w:r>
     </w:p>
     <w:p>
@@ -12074,7 +11593,7 @@
         <w:rPr>
           <w:noProof/>
         </w:rPr>
-        <w:t>ReadMe File, 28</w:t>
+        <w:t>Stats, 34, 35</w:t>
       </w:r>
     </w:p>
     <w:p>
@@ -12091,7 +11610,7 @@
         <w:rPr>
           <w:noProof/>
         </w:rPr>
-        <w:t>Record, 9, 12, 17, 18, 34, 36</w:t>
+        <w:t>Tools, 32, 37</w:t>
       </w:r>
     </w:p>
     <w:p>
@@ -12108,7 +11627,7 @@
         <w:rPr>
           <w:noProof/>
         </w:rPr>
-        <w:t>Region, 11, 32</w:t>
+        <w:t>Tournament File, 36</w:t>
       </w:r>
     </w:p>
     <w:p>
@@ -12125,7 +11644,7 @@
         <w:rPr>
           <w:noProof/>
         </w:rPr>
-        <w:t>Reports, 22, 37</w:t>
+        <w:t>Tournament Place Standings, 36</w:t>
       </w:r>
     </w:p>
     <w:p>
@@ -12142,7 +11661,7 @@
         <w:rPr>
           <w:noProof/>
         </w:rPr>
-        <w:t>Score Type, 36</w:t>
+        <w:t>Tournament Results, 35, 36</w:t>
       </w:r>
     </w:p>
     <w:p>
@@ -12159,7 +11678,7 @@
         <w:rPr>
           <w:noProof/>
         </w:rPr>
-        <w:t>Search by Date, 21</w:t>
+        <w:t>Tournament Stats, 36</w:t>
       </w:r>
     </w:p>
     <w:p>
@@ -12176,7 +11695,7 @@
         <w:rPr>
           <w:noProof/>
         </w:rPr>
-        <w:t>Search by Event, 21</w:t>
+        <w:t>Tournaments, 36</w:t>
       </w:r>
     </w:p>
     <w:p>
@@ -12193,7 +11712,7 @@
         <w:rPr>
           <w:noProof/>
         </w:rPr>
-        <w:t>Search by Location, 21</w:t>
+        <w:t>Troubleshooting, 26, 27</w:t>
       </w:r>
     </w:p>
     <w:p>
@@ -12210,211 +11729,7 @@
         <w:rPr>
           <w:noProof/>
         </w:rPr>
-        <w:t>Search Tournaments, 21, 37</w:t>
-      </w:r>
-    </w:p>
-    <w:p>
-      <w:pPr>
-        <w:pStyle w:val="Index1"/>
-        <w:tabs>
-          <w:tab w:val="right" w:leader="dot" w:pos="3475"/>
-        </w:tabs>
-        <w:rPr>
-          <w:noProof/>
-        </w:rPr>
-      </w:pPr>
-      <w:r>
-        <w:rPr>
-          <w:noProof/>
-        </w:rPr>
-        <w:t>Squad Number, 17, 35</w:t>
-      </w:r>
-    </w:p>
-    <w:p>
-      <w:pPr>
-        <w:pStyle w:val="Index1"/>
-        <w:tabs>
-          <w:tab w:val="right" w:leader="dot" w:pos="3475"/>
-        </w:tabs>
-        <w:rPr>
-          <w:noProof/>
-        </w:rPr>
-      </w:pPr>
-      <w:r>
-        <w:rPr>
-          <w:noProof/>
-        </w:rPr>
-        <w:t>Stats, 14, 17, 34, 35</w:t>
-      </w:r>
-    </w:p>
-    <w:p>
-      <w:pPr>
-        <w:pStyle w:val="Index1"/>
-        <w:tabs>
-          <w:tab w:val="right" w:leader="dot" w:pos="3475"/>
-        </w:tabs>
-        <w:rPr>
-          <w:noProof/>
-        </w:rPr>
-      </w:pPr>
-      <w:r>
-        <w:rPr>
-          <w:noProof/>
-        </w:rPr>
-        <w:t>system requirements, 7</w:t>
-      </w:r>
-    </w:p>
-    <w:p>
-      <w:pPr>
-        <w:pStyle w:val="Index1"/>
-        <w:tabs>
-          <w:tab w:val="right" w:leader="dot" w:pos="3475"/>
-        </w:tabs>
-        <w:rPr>
-          <w:noProof/>
-        </w:rPr>
-      </w:pPr>
-      <w:r>
-        <w:rPr>
-          <w:noProof/>
-        </w:rPr>
-        <w:t>Tools, 25, 32, 37</w:t>
-      </w:r>
-    </w:p>
-    <w:p>
-      <w:pPr>
-        <w:pStyle w:val="Index1"/>
-        <w:tabs>
-          <w:tab w:val="right" w:leader="dot" w:pos="3475"/>
-        </w:tabs>
-        <w:rPr>
-          <w:noProof/>
-        </w:rPr>
-      </w:pPr>
-      <w:r>
-        <w:rPr>
-          <w:noProof/>
-        </w:rPr>
-        <w:t>Tournament File, 17, 36</w:t>
-      </w:r>
-    </w:p>
-    <w:p>
-      <w:pPr>
-        <w:pStyle w:val="Index1"/>
-        <w:tabs>
-          <w:tab w:val="right" w:leader="dot" w:pos="3475"/>
-        </w:tabs>
-        <w:rPr>
-          <w:noProof/>
-        </w:rPr>
-      </w:pPr>
-      <w:r>
-        <w:rPr>
-          <w:noProof/>
-        </w:rPr>
-        <w:t>Tournament Place Standings, 19, 36</w:t>
-      </w:r>
-    </w:p>
-    <w:p>
-      <w:pPr>
-        <w:pStyle w:val="Index1"/>
-        <w:tabs>
-          <w:tab w:val="right" w:leader="dot" w:pos="3475"/>
-        </w:tabs>
-        <w:rPr>
-          <w:noProof/>
-        </w:rPr>
-      </w:pPr>
-      <w:r>
-        <w:rPr>
-          <w:noProof/>
-        </w:rPr>
-        <w:t>Tournament Results, 23, 35, 37</w:t>
-      </w:r>
-    </w:p>
-    <w:p>
-      <w:pPr>
-        <w:pStyle w:val="Index1"/>
-        <w:tabs>
-          <w:tab w:val="right" w:leader="dot" w:pos="3475"/>
-        </w:tabs>
-        <w:rPr>
-          <w:noProof/>
-        </w:rPr>
-      </w:pPr>
-      <w:r>
-        <w:rPr>
-          <w:noProof/>
-        </w:rPr>
-        <w:t>Tournament Stats, 18, 36</w:t>
-      </w:r>
-    </w:p>
-    <w:p>
-      <w:pPr>
-        <w:pStyle w:val="Index1"/>
-        <w:tabs>
-          <w:tab w:val="right" w:leader="dot" w:pos="3475"/>
-        </w:tabs>
-        <w:rPr>
-          <w:noProof/>
-        </w:rPr>
-      </w:pPr>
-      <w:r>
-        <w:rPr>
-          <w:noProof/>
-        </w:rPr>
-        <w:t>Tournaments, 36</w:t>
-      </w:r>
-    </w:p>
-    <w:p>
-      <w:pPr>
-        <w:pStyle w:val="Index1"/>
-        <w:tabs>
-          <w:tab w:val="right" w:leader="dot" w:pos="3475"/>
-        </w:tabs>
-        <w:rPr>
-          <w:noProof/>
-        </w:rPr>
-      </w:pPr>
-      <w:r>
-        <w:rPr>
-          <w:noProof/>
-        </w:rPr>
-        <w:t>Troubleshooting, 5, 26, 27</w:t>
-      </w:r>
-    </w:p>
-    <w:p>
-      <w:pPr>
-        <w:pStyle w:val="Index1"/>
-        <w:tabs>
-          <w:tab w:val="right" w:leader="dot" w:pos="3475"/>
-        </w:tabs>
-        <w:rPr>
-          <w:noProof/>
-        </w:rPr>
-      </w:pPr>
-      <w:r>
-        <w:rPr>
-          <w:noProof/>
-        </w:rPr>
-        <w:t>Updating Members, 13</w:t>
-      </w:r>
-    </w:p>
-    <w:p>
-      <w:pPr>
-        <w:pStyle w:val="Index1"/>
-        <w:tabs>
-          <w:tab w:val="right" w:leader="dot" w:pos="3475"/>
-        </w:tabs>
-        <w:rPr>
-          <w:noProof/>
-        </w:rPr>
-      </w:pPr>
-      <w:r>
-        <w:rPr>
-          <w:noProof/>
-        </w:rPr>
-        <w:t>Year End Tournaments, 34</w:t>
+        <w:t>Year End Tournaments, 33</w:t>
       </w:r>
     </w:p>
     <w:p>
@@ -12444,6 +11759,8 @@
       <w:r>
         <w:fldChar w:fldCharType="end"/>
       </w:r>
+      <w:bookmarkStart w:id="70" w:name="_GoBack"/>
+      <w:bookmarkEnd w:id="70"/>
     </w:p>
     <w:p>
       <w:pPr>
@@ -12452,9 +11769,9 @@
     </w:p>
     <w:p/>
     <w:sectPr>
-      <w:headerReference w:type="default" r:id="rId36"/>
-      <w:footerReference w:type="default" r:id="rId37"/>
-      <w:headerReference w:type="first" r:id="rId38"/>
+      <w:headerReference w:type="default" r:id="rId39"/>
+      <w:footerReference w:type="default" r:id="rId40"/>
+      <w:headerReference w:type="first" r:id="rId41"/>
       <w:pgSz w:w="12240" w:h="15840"/>
       <w:pgMar w:top="1440" w:right="1440" w:bottom="1440" w:left="1440" w:header="720" w:footer="720" w:gutter="0"/>
       <w:cols w:space="720"/>
@@ -12464,8 +11781,27 @@
 </w:document>
 </file>
 
+<file path=word/endnotes.xml><?xml version="1.0" encoding="utf-8"?>
+<w:endnotes xmlns:wpc="http://schemas.microsoft.com/office/word/2010/wordprocessingCanvas" xmlns:mc="http://schemas.openxmlformats.org/markup-compatibility/2006" xmlns:o="urn:schemas-microsoft-com:office:office" xmlns:r="http://schemas.openxmlformats.org/officeDocument/2006/relationships" xmlns:m="http://schemas.openxmlformats.org/officeDocument/2006/math" xmlns:v="urn:schemas-microsoft-com:vml" xmlns:wp14="http://schemas.microsoft.com/office/word/2010/wordprocessingDrawing" xmlns:wp="http://schemas.openxmlformats.org/drawingml/2006/wordprocessingDrawing" xmlns:w10="urn:schemas-microsoft-com:office:word" xmlns:w="http://schemas.openxmlformats.org/wordprocessingml/2006/main" xmlns:w14="http://schemas.microsoft.com/office/word/2010/wordml" xmlns:w15="http://schemas.microsoft.com/office/word/2012/wordml" xmlns:wpg="http://schemas.microsoft.com/office/word/2010/wordprocessingGroup" xmlns:wpi="http://schemas.microsoft.com/office/word/2010/wordprocessingInk" xmlns:wne="http://schemas.microsoft.com/office/word/2006/wordml" xmlns:wps="http://schemas.microsoft.com/office/word/2010/wordprocessingShape" mc:Ignorable="w14 w15 wp14">
+  <w:endnote w:type="separator" w:id="-1">
+    <w:p>
+      <w:r>
+        <w:separator/>
+      </w:r>
+    </w:p>
+  </w:endnote>
+  <w:endnote w:type="continuationSeparator" w:id="0">
+    <w:p>
+      <w:r>
+        <w:continuationSeparator/>
+      </w:r>
+    </w:p>
+  </w:endnote>
+</w:endnotes>
+</file>
+
 <file path=word/footer1.xml><?xml version="1.0" encoding="utf-8"?>
-<w:ftr xmlns:wpc="http://schemas.microsoft.com/office/word/2010/wordprocessingCanvas" xmlns:cx="http://schemas.microsoft.com/office/drawing/2014/chartex" xmlns:cx1="http://schemas.microsoft.com/office/drawing/2015/9/8/chartex" xmlns:cx2="http://schemas.microsoft.com/office/drawing/2015/10/21/chartex" xmlns:cx3="http://schemas.microsoft.com/office/drawing/2016/5/9/chartex" xmlns:cx4="http://schemas.microsoft.com/office/drawing/2016/5/10/chartex" xmlns:cx5="http://schemas.microsoft.com/office/drawing/2016/5/11/chartex" xmlns:cx6="http://schemas.microsoft.com/office/drawing/2016/5/12/chartex" xmlns:cx7="http://schemas.microsoft.com/office/drawing/2016/5/13/chartex" xmlns:cx8="http://schemas.microsoft.com/office/drawing/2016/5/14/chartex" xmlns:mc="http://schemas.openxmlformats.org/markup-compatibility/2006" xmlns:aink="http://schemas.microsoft.com/office/drawing/2016/ink" xmlns:am3d="http://schemas.microsoft.com/office/drawing/2017/model3d" xmlns:o="urn:schemas-microsoft-com:office:office" xmlns:r="http://schemas.openxmlformats.org/officeDocument/2006/relationships" xmlns:m="http://schemas.openxmlformats.org/officeDocument/2006/math" xmlns:v="urn:schemas-microsoft-com:vml" xmlns:wp14="http://schemas.microsoft.com/office/word/2010/wordprocessingDrawing" xmlns:wp="http://schemas.openxmlformats.org/drawingml/2006/wordprocessingDrawing" xmlns:w10="urn:schemas-microsoft-com:office:word" xmlns:w="http://schemas.openxmlformats.org/wordprocessingml/2006/main" xmlns:w14="http://schemas.microsoft.com/office/word/2010/wordml" xmlns:w15="http://schemas.microsoft.com/office/word/2012/wordml" xmlns:w16cid="http://schemas.microsoft.com/office/word/2016/wordml/cid" xmlns:w16se="http://schemas.microsoft.com/office/word/2015/wordml/symex" xmlns:wpg="http://schemas.microsoft.com/office/word/2010/wordprocessingGroup" xmlns:wpi="http://schemas.microsoft.com/office/word/2010/wordprocessingInk" xmlns:wne="http://schemas.microsoft.com/office/word/2006/wordml" xmlns:wps="http://schemas.microsoft.com/office/word/2010/wordprocessingShape" mc:Ignorable="w14 w15 w16se w16cid wp14">
+<w:ftr xmlns:wpc="http://schemas.microsoft.com/office/word/2010/wordprocessingCanvas" xmlns:mc="http://schemas.openxmlformats.org/markup-compatibility/2006" xmlns:o="urn:schemas-microsoft-com:office:office" xmlns:r="http://schemas.openxmlformats.org/officeDocument/2006/relationships" xmlns:m="http://schemas.openxmlformats.org/officeDocument/2006/math" xmlns:v="urn:schemas-microsoft-com:vml" xmlns:wp14="http://schemas.microsoft.com/office/word/2010/wordprocessingDrawing" xmlns:wp="http://schemas.openxmlformats.org/drawingml/2006/wordprocessingDrawing" xmlns:w10="urn:schemas-microsoft-com:office:word" xmlns:w="http://schemas.openxmlformats.org/wordprocessingml/2006/main" xmlns:w14="http://schemas.microsoft.com/office/word/2010/wordml" xmlns:w15="http://schemas.microsoft.com/office/word/2012/wordml" xmlns:wpg="http://schemas.microsoft.com/office/word/2010/wordprocessingGroup" xmlns:wpi="http://schemas.microsoft.com/office/word/2010/wordprocessingInk" xmlns:wne="http://schemas.microsoft.com/office/word/2006/wordml" xmlns:wps="http://schemas.microsoft.com/office/word/2010/wordprocessingShape" mc:Ignorable="w14 w15 wp14">
   <w:p>
     <w:pPr>
       <w:pStyle w:val="Footer"/>
@@ -12506,7 +11842,7 @@
 </file>
 
 <file path=word/footer2.xml><?xml version="1.0" encoding="utf-8"?>
-<w:ftr xmlns:wpc="http://schemas.microsoft.com/office/word/2010/wordprocessingCanvas" xmlns:cx="http://schemas.microsoft.com/office/drawing/2014/chartex" xmlns:cx1="http://schemas.microsoft.com/office/drawing/2015/9/8/chartex" xmlns:cx2="http://schemas.microsoft.com/office/drawing/2015/10/21/chartex" xmlns:cx3="http://schemas.microsoft.com/office/drawing/2016/5/9/chartex" xmlns:cx4="http://schemas.microsoft.com/office/drawing/2016/5/10/chartex" xmlns:cx5="http://schemas.microsoft.com/office/drawing/2016/5/11/chartex" xmlns:cx6="http://schemas.microsoft.com/office/drawing/2016/5/12/chartex" xmlns:cx7="http://schemas.microsoft.com/office/drawing/2016/5/13/chartex" xmlns:cx8="http://schemas.microsoft.com/office/drawing/2016/5/14/chartex" xmlns:mc="http://schemas.openxmlformats.org/markup-compatibility/2006" xmlns:aink="http://schemas.microsoft.com/office/drawing/2016/ink" xmlns:am3d="http://schemas.microsoft.com/office/drawing/2017/model3d" xmlns:o="urn:schemas-microsoft-com:office:office" xmlns:r="http://schemas.openxmlformats.org/officeDocument/2006/relationships" xmlns:m="http://schemas.openxmlformats.org/officeDocument/2006/math" xmlns:v="urn:schemas-microsoft-com:vml" xmlns:wp14="http://schemas.microsoft.com/office/word/2010/wordprocessingDrawing" xmlns:wp="http://schemas.openxmlformats.org/drawingml/2006/wordprocessingDrawing" xmlns:w10="urn:schemas-microsoft-com:office:word" xmlns:w="http://schemas.openxmlformats.org/wordprocessingml/2006/main" xmlns:w14="http://schemas.microsoft.com/office/word/2010/wordml" xmlns:w15="http://schemas.microsoft.com/office/word/2012/wordml" xmlns:w16cid="http://schemas.microsoft.com/office/word/2016/wordml/cid" xmlns:w16se="http://schemas.microsoft.com/office/word/2015/wordml/symex" xmlns:wpg="http://schemas.microsoft.com/office/word/2010/wordprocessingGroup" xmlns:wpi="http://schemas.microsoft.com/office/word/2010/wordprocessingInk" xmlns:wne="http://schemas.microsoft.com/office/word/2006/wordml" xmlns:wps="http://schemas.microsoft.com/office/word/2010/wordprocessingShape" mc:Ignorable="w14 w15 w16se w16cid wp14">
+<w:ftr xmlns:wpc="http://schemas.microsoft.com/office/word/2010/wordprocessingCanvas" xmlns:mc="http://schemas.openxmlformats.org/markup-compatibility/2006" xmlns:o="urn:schemas-microsoft-com:office:office" xmlns:r="http://schemas.openxmlformats.org/officeDocument/2006/relationships" xmlns:m="http://schemas.openxmlformats.org/officeDocument/2006/math" xmlns:v="urn:schemas-microsoft-com:vml" xmlns:wp14="http://schemas.microsoft.com/office/word/2010/wordprocessingDrawing" xmlns:wp="http://schemas.openxmlformats.org/drawingml/2006/wordprocessingDrawing" xmlns:w10="urn:schemas-microsoft-com:office:word" xmlns:w="http://schemas.openxmlformats.org/wordprocessingml/2006/main" xmlns:w14="http://schemas.microsoft.com/office/word/2010/wordml" xmlns:w15="http://schemas.microsoft.com/office/word/2012/wordml" xmlns:wpg="http://schemas.microsoft.com/office/word/2010/wordprocessingGroup" xmlns:wpi="http://schemas.microsoft.com/office/word/2010/wordprocessingInk" xmlns:wne="http://schemas.microsoft.com/office/word/2006/wordml" xmlns:wps="http://schemas.microsoft.com/office/word/2010/wordprocessingShape" mc:Ignorable="w14 w15 wp14">
   <w:p>
     <w:pPr>
       <w:pStyle w:val="Footer"/>
@@ -12516,7 +11852,7 @@
 </file>
 
 <file path=word/footer3.xml><?xml version="1.0" encoding="utf-8"?>
-<w:ftr xmlns:wpc="http://schemas.microsoft.com/office/word/2010/wordprocessingCanvas" xmlns:cx="http://schemas.microsoft.com/office/drawing/2014/chartex" xmlns:cx1="http://schemas.microsoft.com/office/drawing/2015/9/8/chartex" xmlns:cx2="http://schemas.microsoft.com/office/drawing/2015/10/21/chartex" xmlns:cx3="http://schemas.microsoft.com/office/drawing/2016/5/9/chartex" xmlns:cx4="http://schemas.microsoft.com/office/drawing/2016/5/10/chartex" xmlns:cx5="http://schemas.microsoft.com/office/drawing/2016/5/11/chartex" xmlns:cx6="http://schemas.microsoft.com/office/drawing/2016/5/12/chartex" xmlns:cx7="http://schemas.microsoft.com/office/drawing/2016/5/13/chartex" xmlns:cx8="http://schemas.microsoft.com/office/drawing/2016/5/14/chartex" xmlns:mc="http://schemas.openxmlformats.org/markup-compatibility/2006" xmlns:aink="http://schemas.microsoft.com/office/drawing/2016/ink" xmlns:am3d="http://schemas.microsoft.com/office/drawing/2017/model3d" xmlns:o="urn:schemas-microsoft-com:office:office" xmlns:r="http://schemas.openxmlformats.org/officeDocument/2006/relationships" xmlns:m="http://schemas.openxmlformats.org/officeDocument/2006/math" xmlns:v="urn:schemas-microsoft-com:vml" xmlns:wp14="http://schemas.microsoft.com/office/word/2010/wordprocessingDrawing" xmlns:wp="http://schemas.openxmlformats.org/drawingml/2006/wordprocessingDrawing" xmlns:w10="urn:schemas-microsoft-com:office:word" xmlns:w="http://schemas.openxmlformats.org/wordprocessingml/2006/main" xmlns:w14="http://schemas.microsoft.com/office/word/2010/wordml" xmlns:w15="http://schemas.microsoft.com/office/word/2012/wordml" xmlns:w16cid="http://schemas.microsoft.com/office/word/2016/wordml/cid" xmlns:w16se="http://schemas.microsoft.com/office/word/2015/wordml/symex" xmlns:wpg="http://schemas.microsoft.com/office/word/2010/wordprocessingGroup" xmlns:wpi="http://schemas.microsoft.com/office/word/2010/wordprocessingInk" xmlns:wne="http://schemas.microsoft.com/office/word/2006/wordml" xmlns:wps="http://schemas.microsoft.com/office/word/2010/wordprocessingShape" mc:Ignorable="w14 w15 w16se w16cid wp14">
+<w:ftr xmlns:wpc="http://schemas.microsoft.com/office/word/2010/wordprocessingCanvas" xmlns:mc="http://schemas.openxmlformats.org/markup-compatibility/2006" xmlns:o="urn:schemas-microsoft-com:office:office" xmlns:r="http://schemas.openxmlformats.org/officeDocument/2006/relationships" xmlns:m="http://schemas.openxmlformats.org/officeDocument/2006/math" xmlns:v="urn:schemas-microsoft-com:vml" xmlns:wp14="http://schemas.microsoft.com/office/word/2010/wordprocessingDrawing" xmlns:wp="http://schemas.openxmlformats.org/drawingml/2006/wordprocessingDrawing" xmlns:w10="urn:schemas-microsoft-com:office:word" xmlns:w="http://schemas.openxmlformats.org/wordprocessingml/2006/main" xmlns:w14="http://schemas.microsoft.com/office/word/2010/wordml" xmlns:w15="http://schemas.microsoft.com/office/word/2012/wordml" xmlns:wpg="http://schemas.microsoft.com/office/word/2010/wordprocessingGroup" xmlns:wpi="http://schemas.microsoft.com/office/word/2010/wordprocessingInk" xmlns:wne="http://schemas.microsoft.com/office/word/2006/wordml" xmlns:wps="http://schemas.microsoft.com/office/word/2010/wordprocessingShape" mc:Ignorable="w14 w15 wp14">
   <w:p>
     <w:pPr>
       <w:pStyle w:val="Footer"/>
@@ -12526,7 +11862,7 @@
 </file>
 
 <file path=word/footer4.xml><?xml version="1.0" encoding="utf-8"?>
-<w:ftr xmlns:wpc="http://schemas.microsoft.com/office/word/2010/wordprocessingCanvas" xmlns:cx="http://schemas.microsoft.com/office/drawing/2014/chartex" xmlns:cx1="http://schemas.microsoft.com/office/drawing/2015/9/8/chartex" xmlns:cx2="http://schemas.microsoft.com/office/drawing/2015/10/21/chartex" xmlns:cx3="http://schemas.microsoft.com/office/drawing/2016/5/9/chartex" xmlns:cx4="http://schemas.microsoft.com/office/drawing/2016/5/10/chartex" xmlns:cx5="http://schemas.microsoft.com/office/drawing/2016/5/11/chartex" xmlns:cx6="http://schemas.microsoft.com/office/drawing/2016/5/12/chartex" xmlns:cx7="http://schemas.microsoft.com/office/drawing/2016/5/13/chartex" xmlns:cx8="http://schemas.microsoft.com/office/drawing/2016/5/14/chartex" xmlns:mc="http://schemas.openxmlformats.org/markup-compatibility/2006" xmlns:aink="http://schemas.microsoft.com/office/drawing/2016/ink" xmlns:am3d="http://schemas.microsoft.com/office/drawing/2017/model3d" xmlns:o="urn:schemas-microsoft-com:office:office" xmlns:r="http://schemas.openxmlformats.org/officeDocument/2006/relationships" xmlns:m="http://schemas.openxmlformats.org/officeDocument/2006/math" xmlns:v="urn:schemas-microsoft-com:vml" xmlns:wp14="http://schemas.microsoft.com/office/word/2010/wordprocessingDrawing" xmlns:wp="http://schemas.openxmlformats.org/drawingml/2006/wordprocessingDrawing" xmlns:w10="urn:schemas-microsoft-com:office:word" xmlns:w="http://schemas.openxmlformats.org/wordprocessingml/2006/main" xmlns:w14="http://schemas.microsoft.com/office/word/2010/wordml" xmlns:w15="http://schemas.microsoft.com/office/word/2012/wordml" xmlns:w16cid="http://schemas.microsoft.com/office/word/2016/wordml/cid" xmlns:w16se="http://schemas.microsoft.com/office/word/2015/wordml/symex" xmlns:wpg="http://schemas.microsoft.com/office/word/2010/wordprocessingGroup" xmlns:wpi="http://schemas.microsoft.com/office/word/2010/wordprocessingInk" xmlns:wne="http://schemas.microsoft.com/office/word/2006/wordml" xmlns:wps="http://schemas.microsoft.com/office/word/2010/wordprocessingShape" mc:Ignorable="w14 w15 w16se w16cid wp14">
+<w:ftr xmlns:wpc="http://schemas.microsoft.com/office/word/2010/wordprocessingCanvas" xmlns:mc="http://schemas.openxmlformats.org/markup-compatibility/2006" xmlns:o="urn:schemas-microsoft-com:office:office" xmlns:r="http://schemas.openxmlformats.org/officeDocument/2006/relationships" xmlns:m="http://schemas.openxmlformats.org/officeDocument/2006/math" xmlns:v="urn:schemas-microsoft-com:vml" xmlns:wp14="http://schemas.microsoft.com/office/word/2010/wordprocessingDrawing" xmlns:wp="http://schemas.openxmlformats.org/drawingml/2006/wordprocessingDrawing" xmlns:w10="urn:schemas-microsoft-com:office:word" xmlns:w="http://schemas.openxmlformats.org/wordprocessingml/2006/main" xmlns:w14="http://schemas.microsoft.com/office/word/2010/wordml" xmlns:w15="http://schemas.microsoft.com/office/word/2012/wordml" xmlns:wpg="http://schemas.microsoft.com/office/word/2010/wordprocessingGroup" xmlns:wpi="http://schemas.microsoft.com/office/word/2010/wordprocessingInk" xmlns:wne="http://schemas.microsoft.com/office/word/2006/wordml" xmlns:wps="http://schemas.microsoft.com/office/word/2010/wordprocessingShape" mc:Ignorable="w14 w15 wp14">
   <w:p>
     <w:pPr>
       <w:pStyle w:val="Footer"/>
@@ -12558,7 +11894,7 @@
         <w:rStyle w:val="PageNumber"/>
         <w:noProof/>
       </w:rPr>
-      <w:t>22</w:t>
+      <w:t>32</w:t>
     </w:r>
     <w:r>
       <w:rPr>
@@ -12576,7 +11912,7 @@
 </file>
 
 <file path=word/footer5.xml><?xml version="1.0" encoding="utf-8"?>
-<w:ftr xmlns:wpc="http://schemas.microsoft.com/office/word/2010/wordprocessingCanvas" xmlns:cx="http://schemas.microsoft.com/office/drawing/2014/chartex" xmlns:cx1="http://schemas.microsoft.com/office/drawing/2015/9/8/chartex" xmlns:cx2="http://schemas.microsoft.com/office/drawing/2015/10/21/chartex" xmlns:cx3="http://schemas.microsoft.com/office/drawing/2016/5/9/chartex" xmlns:cx4="http://schemas.microsoft.com/office/drawing/2016/5/10/chartex" xmlns:cx5="http://schemas.microsoft.com/office/drawing/2016/5/11/chartex" xmlns:cx6="http://schemas.microsoft.com/office/drawing/2016/5/12/chartex" xmlns:cx7="http://schemas.microsoft.com/office/drawing/2016/5/13/chartex" xmlns:cx8="http://schemas.microsoft.com/office/drawing/2016/5/14/chartex" xmlns:mc="http://schemas.openxmlformats.org/markup-compatibility/2006" xmlns:aink="http://schemas.microsoft.com/office/drawing/2016/ink" xmlns:am3d="http://schemas.microsoft.com/office/drawing/2017/model3d" xmlns:o="urn:schemas-microsoft-com:office:office" xmlns:r="http://schemas.openxmlformats.org/officeDocument/2006/relationships" xmlns:m="http://schemas.openxmlformats.org/officeDocument/2006/math" xmlns:v="urn:schemas-microsoft-com:vml" xmlns:wp14="http://schemas.microsoft.com/office/word/2010/wordprocessingDrawing" xmlns:wp="http://schemas.openxmlformats.org/drawingml/2006/wordprocessingDrawing" xmlns:w10="urn:schemas-microsoft-com:office:word" xmlns:w="http://schemas.openxmlformats.org/wordprocessingml/2006/main" xmlns:w14="http://schemas.microsoft.com/office/word/2010/wordml" xmlns:w15="http://schemas.microsoft.com/office/word/2012/wordml" xmlns:w16cid="http://schemas.microsoft.com/office/word/2016/wordml/cid" xmlns:w16se="http://schemas.microsoft.com/office/word/2015/wordml/symex" xmlns:wpg="http://schemas.microsoft.com/office/word/2010/wordprocessingGroup" xmlns:wpi="http://schemas.microsoft.com/office/word/2010/wordprocessingInk" xmlns:wne="http://schemas.microsoft.com/office/word/2006/wordml" xmlns:wps="http://schemas.microsoft.com/office/word/2010/wordprocessingShape" mc:Ignorable="w14 w15 w16se w16cid wp14">
+<w:ftr xmlns:wpc="http://schemas.microsoft.com/office/word/2010/wordprocessingCanvas" xmlns:mc="http://schemas.openxmlformats.org/markup-compatibility/2006" xmlns:o="urn:schemas-microsoft-com:office:office" xmlns:r="http://schemas.openxmlformats.org/officeDocument/2006/relationships" xmlns:m="http://schemas.openxmlformats.org/officeDocument/2006/math" xmlns:v="urn:schemas-microsoft-com:vml" xmlns:wp14="http://schemas.microsoft.com/office/word/2010/wordprocessingDrawing" xmlns:wp="http://schemas.openxmlformats.org/drawingml/2006/wordprocessingDrawing" xmlns:w10="urn:schemas-microsoft-com:office:word" xmlns:w="http://schemas.openxmlformats.org/wordprocessingml/2006/main" xmlns:w14="http://schemas.microsoft.com/office/word/2010/wordml" xmlns:w15="http://schemas.microsoft.com/office/word/2012/wordml" xmlns:wpg="http://schemas.microsoft.com/office/word/2010/wordprocessingGroup" xmlns:wpi="http://schemas.microsoft.com/office/word/2010/wordprocessingInk" xmlns:wne="http://schemas.microsoft.com/office/word/2006/wordml" xmlns:wps="http://schemas.microsoft.com/office/word/2010/wordprocessingShape" mc:Ignorable="w14 w15 wp14">
   <w:p>
     <w:pPr>
       <w:pStyle w:val="Footer"/>
@@ -12608,7 +11944,7 @@
         <w:rStyle w:val="PageNumber"/>
         <w:noProof/>
       </w:rPr>
-      <w:t>33</w:t>
+      <w:t>36</w:t>
     </w:r>
     <w:r>
       <w:rPr>
@@ -12626,7 +11962,7 @@
 </file>
 
 <file path=word/footer6.xml><?xml version="1.0" encoding="utf-8"?>
-<w:ftr xmlns:wpc="http://schemas.microsoft.com/office/word/2010/wordprocessingCanvas" xmlns:cx="http://schemas.microsoft.com/office/drawing/2014/chartex" xmlns:cx1="http://schemas.microsoft.com/office/drawing/2015/9/8/chartex" xmlns:cx2="http://schemas.microsoft.com/office/drawing/2015/10/21/chartex" xmlns:cx3="http://schemas.microsoft.com/office/drawing/2016/5/9/chartex" xmlns:cx4="http://schemas.microsoft.com/office/drawing/2016/5/10/chartex" xmlns:cx5="http://schemas.microsoft.com/office/drawing/2016/5/11/chartex" xmlns:cx6="http://schemas.microsoft.com/office/drawing/2016/5/12/chartex" xmlns:cx7="http://schemas.microsoft.com/office/drawing/2016/5/13/chartex" xmlns:cx8="http://schemas.microsoft.com/office/drawing/2016/5/14/chartex" xmlns:mc="http://schemas.openxmlformats.org/markup-compatibility/2006" xmlns:aink="http://schemas.microsoft.com/office/drawing/2016/ink" xmlns:am3d="http://schemas.microsoft.com/office/drawing/2017/model3d" xmlns:o="urn:schemas-microsoft-com:office:office" xmlns:r="http://schemas.openxmlformats.org/officeDocument/2006/relationships" xmlns:m="http://schemas.openxmlformats.org/officeDocument/2006/math" xmlns:v="urn:schemas-microsoft-com:vml" xmlns:wp14="http://schemas.microsoft.com/office/word/2010/wordprocessingDrawing" xmlns:wp="http://schemas.openxmlformats.org/drawingml/2006/wordprocessingDrawing" xmlns:w10="urn:schemas-microsoft-com:office:word" xmlns:w="http://schemas.openxmlformats.org/wordprocessingml/2006/main" xmlns:w14="http://schemas.microsoft.com/office/word/2010/wordml" xmlns:w15="http://schemas.microsoft.com/office/word/2012/wordml" xmlns:w16cid="http://schemas.microsoft.com/office/word/2016/wordml/cid" xmlns:w16se="http://schemas.microsoft.com/office/word/2015/wordml/symex" xmlns:wpg="http://schemas.microsoft.com/office/word/2010/wordprocessingGroup" xmlns:wpi="http://schemas.microsoft.com/office/word/2010/wordprocessingInk" xmlns:wne="http://schemas.microsoft.com/office/word/2006/wordml" xmlns:wps="http://schemas.microsoft.com/office/word/2010/wordprocessingShape" mc:Ignorable="w14 w15 w16se w16cid wp14">
+<w:ftr xmlns:wpc="http://schemas.microsoft.com/office/word/2010/wordprocessingCanvas" xmlns:mc="http://schemas.openxmlformats.org/markup-compatibility/2006" xmlns:o="urn:schemas-microsoft-com:office:office" xmlns:r="http://schemas.openxmlformats.org/officeDocument/2006/relationships" xmlns:m="http://schemas.openxmlformats.org/officeDocument/2006/math" xmlns:v="urn:schemas-microsoft-com:vml" xmlns:wp14="http://schemas.microsoft.com/office/word/2010/wordprocessingDrawing" xmlns:wp="http://schemas.openxmlformats.org/drawingml/2006/wordprocessingDrawing" xmlns:w10="urn:schemas-microsoft-com:office:word" xmlns:w="http://schemas.openxmlformats.org/wordprocessingml/2006/main" xmlns:w14="http://schemas.microsoft.com/office/word/2010/wordml" xmlns:w15="http://schemas.microsoft.com/office/word/2012/wordml" xmlns:wpg="http://schemas.microsoft.com/office/word/2010/wordprocessingGroup" xmlns:wpi="http://schemas.microsoft.com/office/word/2010/wordprocessingInk" xmlns:wne="http://schemas.microsoft.com/office/word/2006/wordml" xmlns:wps="http://schemas.microsoft.com/office/word/2010/wordprocessingShape" mc:Ignorable="w14 w15 wp14">
   <w:p>
     <w:pPr>
       <w:pStyle w:val="Footer"/>
@@ -12658,7 +11994,7 @@
         <w:rStyle w:val="PageNumber"/>
         <w:noProof/>
       </w:rPr>
-      <w:t>33</w:t>
+      <w:t>39</w:t>
     </w:r>
     <w:r>
       <w:rPr>
@@ -12675,8 +12011,27 @@
 </w:ftr>
 </file>
 
+<file path=word/footnotes.xml><?xml version="1.0" encoding="utf-8"?>
+<w:footnotes xmlns:wpc="http://schemas.microsoft.com/office/word/2010/wordprocessingCanvas" xmlns:mc="http://schemas.openxmlformats.org/markup-compatibility/2006" xmlns:o="urn:schemas-microsoft-com:office:office" xmlns:r="http://schemas.openxmlformats.org/officeDocument/2006/relationships" xmlns:m="http://schemas.openxmlformats.org/officeDocument/2006/math" xmlns:v="urn:schemas-microsoft-com:vml" xmlns:wp14="http://schemas.microsoft.com/office/word/2010/wordprocessingDrawing" xmlns:wp="http://schemas.openxmlformats.org/drawingml/2006/wordprocessingDrawing" xmlns:w10="urn:schemas-microsoft-com:office:word" xmlns:w="http://schemas.openxmlformats.org/wordprocessingml/2006/main" xmlns:w14="http://schemas.microsoft.com/office/word/2010/wordml" xmlns:w15="http://schemas.microsoft.com/office/word/2012/wordml" xmlns:wpg="http://schemas.microsoft.com/office/word/2010/wordprocessingGroup" xmlns:wpi="http://schemas.microsoft.com/office/word/2010/wordprocessingInk" xmlns:wne="http://schemas.microsoft.com/office/word/2006/wordml" xmlns:wps="http://schemas.microsoft.com/office/word/2010/wordprocessingShape" mc:Ignorable="w14 w15 wp14">
+  <w:footnote w:type="separator" w:id="-1">
+    <w:p>
+      <w:r>
+        <w:separator/>
+      </w:r>
+    </w:p>
+  </w:footnote>
+  <w:footnote w:type="continuationSeparator" w:id="0">
+    <w:p>
+      <w:r>
+        <w:continuationSeparator/>
+      </w:r>
+    </w:p>
+  </w:footnote>
+</w:footnotes>
+</file>
+
 <file path=word/header1.xml><?xml version="1.0" encoding="utf-8"?>
-<w:hdr xmlns:wpc="http://schemas.microsoft.com/office/word/2010/wordprocessingCanvas" xmlns:cx="http://schemas.microsoft.com/office/drawing/2014/chartex" xmlns:cx1="http://schemas.microsoft.com/office/drawing/2015/9/8/chartex" xmlns:cx2="http://schemas.microsoft.com/office/drawing/2015/10/21/chartex" xmlns:cx3="http://schemas.microsoft.com/office/drawing/2016/5/9/chartex" xmlns:cx4="http://schemas.microsoft.com/office/drawing/2016/5/10/chartex" xmlns:cx5="http://schemas.microsoft.com/office/drawing/2016/5/11/chartex" xmlns:cx6="http://schemas.microsoft.com/office/drawing/2016/5/12/chartex" xmlns:cx7="http://schemas.microsoft.com/office/drawing/2016/5/13/chartex" xmlns:cx8="http://schemas.microsoft.com/office/drawing/2016/5/14/chartex" xmlns:mc="http://schemas.openxmlformats.org/markup-compatibility/2006" xmlns:aink="http://schemas.microsoft.com/office/drawing/2016/ink" xmlns:am3d="http://schemas.microsoft.com/office/drawing/2017/model3d" xmlns:o="urn:schemas-microsoft-com:office:office" xmlns:r="http://schemas.openxmlformats.org/officeDocument/2006/relationships" xmlns:m="http://schemas.openxmlformats.org/officeDocument/2006/math" xmlns:v="urn:schemas-microsoft-com:vml" xmlns:wp14="http://schemas.microsoft.com/office/word/2010/wordprocessingDrawing" xmlns:wp="http://schemas.openxmlformats.org/drawingml/2006/wordprocessingDrawing" xmlns:w10="urn:schemas-microsoft-com:office:word" xmlns:w="http://schemas.openxmlformats.org/wordprocessingml/2006/main" xmlns:w14="http://schemas.microsoft.com/office/word/2010/wordml" xmlns:w15="http://schemas.microsoft.com/office/word/2012/wordml" xmlns:w16cid="http://schemas.microsoft.com/office/word/2016/wordml/cid" xmlns:w16se="http://schemas.microsoft.com/office/word/2015/wordml/symex" xmlns:wpg="http://schemas.microsoft.com/office/word/2010/wordprocessingGroup" xmlns:wpi="http://schemas.microsoft.com/office/word/2010/wordprocessingInk" xmlns:wne="http://schemas.microsoft.com/office/word/2006/wordml" xmlns:wps="http://schemas.microsoft.com/office/word/2010/wordprocessingShape" mc:Ignorable="w14 w15 w16se w16cid wp14">
+<w:hdr xmlns:wpc="http://schemas.microsoft.com/office/word/2010/wordprocessingCanvas" xmlns:mc="http://schemas.openxmlformats.org/markup-compatibility/2006" xmlns:o="urn:schemas-microsoft-com:office:office" xmlns:r="http://schemas.openxmlformats.org/officeDocument/2006/relationships" xmlns:m="http://schemas.openxmlformats.org/officeDocument/2006/math" xmlns:v="urn:schemas-microsoft-com:vml" xmlns:wp14="http://schemas.microsoft.com/office/word/2010/wordprocessingDrawing" xmlns:wp="http://schemas.openxmlformats.org/drawingml/2006/wordprocessingDrawing" xmlns:w10="urn:schemas-microsoft-com:office:word" xmlns:w="http://schemas.openxmlformats.org/wordprocessingml/2006/main" xmlns:w14="http://schemas.microsoft.com/office/word/2010/wordml" xmlns:w15="http://schemas.microsoft.com/office/word/2012/wordml" xmlns:wpg="http://schemas.microsoft.com/office/word/2010/wordprocessingGroup" xmlns:wpi="http://schemas.microsoft.com/office/word/2010/wordprocessingInk" xmlns:wne="http://schemas.microsoft.com/office/word/2006/wordml" xmlns:wps="http://schemas.microsoft.com/office/word/2010/wordprocessingShape" mc:Ignorable="w14 w15 wp14">
   <w:p>
     <w:pPr>
       <w:pStyle w:val="Header"/>
@@ -12689,7 +12044,7 @@
 </file>
 
 <file path=word/header2.xml><?xml version="1.0" encoding="utf-8"?>
-<w:hdr xmlns:wpc="http://schemas.microsoft.com/office/word/2010/wordprocessingCanvas" xmlns:cx="http://schemas.microsoft.com/office/drawing/2014/chartex" xmlns:cx1="http://schemas.microsoft.com/office/drawing/2015/9/8/chartex" xmlns:cx2="http://schemas.microsoft.com/office/drawing/2015/10/21/chartex" xmlns:cx3="http://schemas.microsoft.com/office/drawing/2016/5/9/chartex" xmlns:cx4="http://schemas.microsoft.com/office/drawing/2016/5/10/chartex" xmlns:cx5="http://schemas.microsoft.com/office/drawing/2016/5/11/chartex" xmlns:cx6="http://schemas.microsoft.com/office/drawing/2016/5/12/chartex" xmlns:cx7="http://schemas.microsoft.com/office/drawing/2016/5/13/chartex" xmlns:cx8="http://schemas.microsoft.com/office/drawing/2016/5/14/chartex" xmlns:mc="http://schemas.openxmlformats.org/markup-compatibility/2006" xmlns:aink="http://schemas.microsoft.com/office/drawing/2016/ink" xmlns:am3d="http://schemas.microsoft.com/office/drawing/2017/model3d" xmlns:o="urn:schemas-microsoft-com:office:office" xmlns:r="http://schemas.openxmlformats.org/officeDocument/2006/relationships" xmlns:m="http://schemas.openxmlformats.org/officeDocument/2006/math" xmlns:v="urn:schemas-microsoft-com:vml" xmlns:wp14="http://schemas.microsoft.com/office/word/2010/wordprocessingDrawing" xmlns:wp="http://schemas.openxmlformats.org/drawingml/2006/wordprocessingDrawing" xmlns:w10="urn:schemas-microsoft-com:office:word" xmlns:w="http://schemas.openxmlformats.org/wordprocessingml/2006/main" xmlns:w14="http://schemas.microsoft.com/office/word/2010/wordml" xmlns:w15="http://schemas.microsoft.com/office/word/2012/wordml" xmlns:w16cid="http://schemas.microsoft.com/office/word/2016/wordml/cid" xmlns:w16se="http://schemas.microsoft.com/office/word/2015/wordml/symex" xmlns:wpg="http://schemas.microsoft.com/office/word/2010/wordprocessingGroup" xmlns:wpi="http://schemas.microsoft.com/office/word/2010/wordprocessingInk" xmlns:wne="http://schemas.microsoft.com/office/word/2006/wordml" xmlns:wps="http://schemas.microsoft.com/office/word/2010/wordprocessingShape" mc:Ignorable="w14 w15 w16se w16cid wp14">
+<w:hdr xmlns:wpc="http://schemas.microsoft.com/office/word/2010/wordprocessingCanvas" xmlns:mc="http://schemas.openxmlformats.org/markup-compatibility/2006" xmlns:o="urn:schemas-microsoft-com:office:office" xmlns:r="http://schemas.openxmlformats.org/officeDocument/2006/relationships" xmlns:m="http://schemas.openxmlformats.org/officeDocument/2006/math" xmlns:v="urn:schemas-microsoft-com:vml" xmlns:wp14="http://schemas.microsoft.com/office/word/2010/wordprocessingDrawing" xmlns:wp="http://schemas.openxmlformats.org/drawingml/2006/wordprocessingDrawing" xmlns:w10="urn:schemas-microsoft-com:office:word" xmlns:w="http://schemas.openxmlformats.org/wordprocessingml/2006/main" xmlns:w14="http://schemas.microsoft.com/office/word/2010/wordml" xmlns:w15="http://schemas.microsoft.com/office/word/2012/wordml" xmlns:wpg="http://schemas.microsoft.com/office/word/2010/wordprocessingGroup" xmlns:wpi="http://schemas.microsoft.com/office/word/2010/wordprocessingInk" xmlns:wne="http://schemas.microsoft.com/office/word/2006/wordml" xmlns:wps="http://schemas.microsoft.com/office/word/2010/wordprocessingShape" mc:Ignorable="w14 w15 wp14">
   <w:p>
     <w:pPr>
       <w:pStyle w:val="Header"/>
@@ -12702,25 +12057,20 @@
 </file>
 
 <file path=word/header3.xml><?xml version="1.0" encoding="utf-8"?>
-<w:hdr xmlns:wpc="http://schemas.microsoft.com/office/word/2010/wordprocessingCanvas" xmlns:cx="http://schemas.microsoft.com/office/drawing/2014/chartex" xmlns:cx1="http://schemas.microsoft.com/office/drawing/2015/9/8/chartex" xmlns:cx2="http://schemas.microsoft.com/office/drawing/2015/10/21/chartex" xmlns:cx3="http://schemas.microsoft.com/office/drawing/2016/5/9/chartex" xmlns:cx4="http://schemas.microsoft.com/office/drawing/2016/5/10/chartex" xmlns:cx5="http://schemas.microsoft.com/office/drawing/2016/5/11/chartex" xmlns:cx6="http://schemas.microsoft.com/office/drawing/2016/5/12/chartex" xmlns:cx7="http://schemas.microsoft.com/office/drawing/2016/5/13/chartex" xmlns:cx8="http://schemas.microsoft.com/office/drawing/2016/5/14/chartex" xmlns:mc="http://schemas.openxmlformats.org/markup-compatibility/2006" xmlns:aink="http://schemas.microsoft.com/office/drawing/2016/ink" xmlns:am3d="http://schemas.microsoft.com/office/drawing/2017/model3d" xmlns:o="urn:schemas-microsoft-com:office:office" xmlns:r="http://schemas.openxmlformats.org/officeDocument/2006/relationships" xmlns:m="http://schemas.openxmlformats.org/officeDocument/2006/math" xmlns:v="urn:schemas-microsoft-com:vml" xmlns:wp14="http://schemas.microsoft.com/office/word/2010/wordprocessingDrawing" xmlns:wp="http://schemas.openxmlformats.org/drawingml/2006/wordprocessingDrawing" xmlns:w10="urn:schemas-microsoft-com:office:word" xmlns:w="http://schemas.openxmlformats.org/wordprocessingml/2006/main" xmlns:w14="http://schemas.microsoft.com/office/word/2010/wordml" xmlns:w15="http://schemas.microsoft.com/office/word/2012/wordml" xmlns:w16cid="http://schemas.microsoft.com/office/word/2016/wordml/cid" xmlns:w16se="http://schemas.microsoft.com/office/word/2015/wordml/symex" xmlns:wpg="http://schemas.microsoft.com/office/word/2010/wordprocessingGroup" xmlns:wpi="http://schemas.microsoft.com/office/word/2010/wordprocessingInk" xmlns:wne="http://schemas.microsoft.com/office/word/2006/wordml" xmlns:wps="http://schemas.microsoft.com/office/word/2010/wordprocessingShape" mc:Ignorable="w14 w15 w16se w16cid wp14">
+<w:hdr xmlns:wpc="http://schemas.microsoft.com/office/word/2010/wordprocessingCanvas" xmlns:mc="http://schemas.openxmlformats.org/markup-compatibility/2006" xmlns:o="urn:schemas-microsoft-com:office:office" xmlns:r="http://schemas.openxmlformats.org/officeDocument/2006/relationships" xmlns:m="http://schemas.openxmlformats.org/officeDocument/2006/math" xmlns:v="urn:schemas-microsoft-com:vml" xmlns:wp14="http://schemas.microsoft.com/office/word/2010/wordprocessingDrawing" xmlns:wp="http://schemas.openxmlformats.org/drawingml/2006/wordprocessingDrawing" xmlns:w10="urn:schemas-microsoft-com:office:word" xmlns:w="http://schemas.openxmlformats.org/wordprocessingml/2006/main" xmlns:w14="http://schemas.microsoft.com/office/word/2010/wordml" xmlns:w15="http://schemas.microsoft.com/office/word/2012/wordml" xmlns:wpg="http://schemas.microsoft.com/office/word/2010/wordprocessingGroup" xmlns:wpi="http://schemas.microsoft.com/office/word/2010/wordprocessingInk" xmlns:wne="http://schemas.microsoft.com/office/word/2006/wordml" xmlns:wps="http://schemas.microsoft.com/office/word/2010/wordprocessingShape" mc:Ignorable="w14 w15 wp14">
   <w:p>
     <w:pPr>
       <w:pStyle w:val="Header"/>
     </w:pPr>
     <w:r>
-      <w:t xml:space="preserve">9 Tap </w:t>
+      <w:t>9 Tap Tour</w:t>
     </w:r>
-    <w:proofErr w:type="gramStart"/>
-    <w:r>
-      <w:t>Tour</w:t>
-    </w:r>
-    <w:proofErr w:type="gramEnd"/>
   </w:p>
 </w:hdr>
 </file>
 
 <file path=word/header4.xml><?xml version="1.0" encoding="utf-8"?>
-<w:hdr xmlns:wpc="http://schemas.microsoft.com/office/word/2010/wordprocessingCanvas" xmlns:cx="http://schemas.microsoft.com/office/drawing/2014/chartex" xmlns:cx1="http://schemas.microsoft.com/office/drawing/2015/9/8/chartex" xmlns:cx2="http://schemas.microsoft.com/office/drawing/2015/10/21/chartex" xmlns:cx3="http://schemas.microsoft.com/office/drawing/2016/5/9/chartex" xmlns:cx4="http://schemas.microsoft.com/office/drawing/2016/5/10/chartex" xmlns:cx5="http://schemas.microsoft.com/office/drawing/2016/5/11/chartex" xmlns:cx6="http://schemas.microsoft.com/office/drawing/2016/5/12/chartex" xmlns:cx7="http://schemas.microsoft.com/office/drawing/2016/5/13/chartex" xmlns:cx8="http://schemas.microsoft.com/office/drawing/2016/5/14/chartex" xmlns:mc="http://schemas.openxmlformats.org/markup-compatibility/2006" xmlns:aink="http://schemas.microsoft.com/office/drawing/2016/ink" xmlns:am3d="http://schemas.microsoft.com/office/drawing/2017/model3d" xmlns:o="urn:schemas-microsoft-com:office:office" xmlns:r="http://schemas.openxmlformats.org/officeDocument/2006/relationships" xmlns:m="http://schemas.openxmlformats.org/officeDocument/2006/math" xmlns:v="urn:schemas-microsoft-com:vml" xmlns:wp14="http://schemas.microsoft.com/office/word/2010/wordprocessingDrawing" xmlns:wp="http://schemas.openxmlformats.org/drawingml/2006/wordprocessingDrawing" xmlns:w10="urn:schemas-microsoft-com:office:word" xmlns:w="http://schemas.openxmlformats.org/wordprocessingml/2006/main" xmlns:w14="http://schemas.microsoft.com/office/word/2010/wordml" xmlns:w15="http://schemas.microsoft.com/office/word/2012/wordml" xmlns:w16cid="http://schemas.microsoft.com/office/word/2016/wordml/cid" xmlns:w16se="http://schemas.microsoft.com/office/word/2015/wordml/symex" xmlns:wpg="http://schemas.microsoft.com/office/word/2010/wordprocessingGroup" xmlns:wpi="http://schemas.microsoft.com/office/word/2010/wordprocessingInk" xmlns:wne="http://schemas.microsoft.com/office/word/2006/wordml" xmlns:wps="http://schemas.microsoft.com/office/word/2010/wordprocessingShape" mc:Ignorable="w14 w15 w16se w16cid wp14">
+<w:hdr xmlns:wpc="http://schemas.microsoft.com/office/word/2010/wordprocessingCanvas" xmlns:mc="http://schemas.openxmlformats.org/markup-compatibility/2006" xmlns:o="urn:schemas-microsoft-com:office:office" xmlns:r="http://schemas.openxmlformats.org/officeDocument/2006/relationships" xmlns:m="http://schemas.openxmlformats.org/officeDocument/2006/math" xmlns:v="urn:schemas-microsoft-com:vml" xmlns:wp14="http://schemas.microsoft.com/office/word/2010/wordprocessingDrawing" xmlns:wp="http://schemas.openxmlformats.org/drawingml/2006/wordprocessingDrawing" xmlns:w10="urn:schemas-microsoft-com:office:word" xmlns:w="http://schemas.openxmlformats.org/wordprocessingml/2006/main" xmlns:w14="http://schemas.microsoft.com/office/word/2010/wordml" xmlns:w15="http://schemas.microsoft.com/office/word/2012/wordml" xmlns:wpg="http://schemas.microsoft.com/office/word/2010/wordprocessingGroup" xmlns:wpi="http://schemas.microsoft.com/office/word/2010/wordprocessingInk" xmlns:wne="http://schemas.microsoft.com/office/word/2006/wordml" xmlns:wps="http://schemas.microsoft.com/office/word/2010/wordprocessingShape" mc:Ignorable="w14 w15 wp14">
   <w:p>
     <w:pPr>
       <w:pStyle w:val="Header"/>
@@ -12730,25 +12080,20 @@
 </file>
 
 <file path=word/header5.xml><?xml version="1.0" encoding="utf-8"?>
-<w:hdr xmlns:wpc="http://schemas.microsoft.com/office/word/2010/wordprocessingCanvas" xmlns:cx="http://schemas.microsoft.com/office/drawing/2014/chartex" xmlns:cx1="http://schemas.microsoft.com/office/drawing/2015/9/8/chartex" xmlns:cx2="http://schemas.microsoft.com/office/drawing/2015/10/21/chartex" xmlns:cx3="http://schemas.microsoft.com/office/drawing/2016/5/9/chartex" xmlns:cx4="http://schemas.microsoft.com/office/drawing/2016/5/10/chartex" xmlns:cx5="http://schemas.microsoft.com/office/drawing/2016/5/11/chartex" xmlns:cx6="http://schemas.microsoft.com/office/drawing/2016/5/12/chartex" xmlns:cx7="http://schemas.microsoft.com/office/drawing/2016/5/13/chartex" xmlns:cx8="http://schemas.microsoft.com/office/drawing/2016/5/14/chartex" xmlns:mc="http://schemas.openxmlformats.org/markup-compatibility/2006" xmlns:aink="http://schemas.microsoft.com/office/drawing/2016/ink" xmlns:am3d="http://schemas.microsoft.com/office/drawing/2017/model3d" xmlns:o="urn:schemas-microsoft-com:office:office" xmlns:r="http://schemas.openxmlformats.org/officeDocument/2006/relationships" xmlns:m="http://schemas.openxmlformats.org/officeDocument/2006/math" xmlns:v="urn:schemas-microsoft-com:vml" xmlns:wp14="http://schemas.microsoft.com/office/word/2010/wordprocessingDrawing" xmlns:wp="http://schemas.openxmlformats.org/drawingml/2006/wordprocessingDrawing" xmlns:w10="urn:schemas-microsoft-com:office:word" xmlns:w="http://schemas.openxmlformats.org/wordprocessingml/2006/main" xmlns:w14="http://schemas.microsoft.com/office/word/2010/wordml" xmlns:w15="http://schemas.microsoft.com/office/word/2012/wordml" xmlns:w16cid="http://schemas.microsoft.com/office/word/2016/wordml/cid" xmlns:w16se="http://schemas.microsoft.com/office/word/2015/wordml/symex" xmlns:wpg="http://schemas.microsoft.com/office/word/2010/wordprocessingGroup" xmlns:wpi="http://schemas.microsoft.com/office/word/2010/wordprocessingInk" xmlns:wne="http://schemas.microsoft.com/office/word/2006/wordml" xmlns:wps="http://schemas.microsoft.com/office/word/2010/wordprocessingShape" mc:Ignorable="w14 w15 w16se w16cid wp14">
+<w:hdr xmlns:wpc="http://schemas.microsoft.com/office/word/2010/wordprocessingCanvas" xmlns:mc="http://schemas.openxmlformats.org/markup-compatibility/2006" xmlns:o="urn:schemas-microsoft-com:office:office" xmlns:r="http://schemas.openxmlformats.org/officeDocument/2006/relationships" xmlns:m="http://schemas.openxmlformats.org/officeDocument/2006/math" xmlns:v="urn:schemas-microsoft-com:vml" xmlns:wp14="http://schemas.microsoft.com/office/word/2010/wordprocessingDrawing" xmlns:wp="http://schemas.openxmlformats.org/drawingml/2006/wordprocessingDrawing" xmlns:w10="urn:schemas-microsoft-com:office:word" xmlns:w="http://schemas.openxmlformats.org/wordprocessingml/2006/main" xmlns:w14="http://schemas.microsoft.com/office/word/2010/wordml" xmlns:w15="http://schemas.microsoft.com/office/word/2012/wordml" xmlns:wpg="http://schemas.microsoft.com/office/word/2010/wordprocessingGroup" xmlns:wpi="http://schemas.microsoft.com/office/word/2010/wordprocessingInk" xmlns:wne="http://schemas.microsoft.com/office/word/2006/wordml" xmlns:wps="http://schemas.microsoft.com/office/word/2010/wordprocessingShape" mc:Ignorable="w14 w15 wp14">
   <w:p>
     <w:pPr>
       <w:pStyle w:val="Header"/>
     </w:pPr>
     <w:r>
-      <w:t xml:space="preserve">9 Tap </w:t>
+      <w:t>9 Tap Tour</w:t>
     </w:r>
-    <w:proofErr w:type="gramStart"/>
-    <w:r>
-      <w:t>Tour</w:t>
-    </w:r>
-    <w:proofErr w:type="gramEnd"/>
   </w:p>
 </w:hdr>
 </file>
 
 <file path=word/header6.xml><?xml version="1.0" encoding="utf-8"?>
-<w:hdr xmlns:wpc="http://schemas.microsoft.com/office/word/2010/wordprocessingCanvas" xmlns:cx="http://schemas.microsoft.com/office/drawing/2014/chartex" xmlns:cx1="http://schemas.microsoft.com/office/drawing/2015/9/8/chartex" xmlns:cx2="http://schemas.microsoft.com/office/drawing/2015/10/21/chartex" xmlns:cx3="http://schemas.microsoft.com/office/drawing/2016/5/9/chartex" xmlns:cx4="http://schemas.microsoft.com/office/drawing/2016/5/10/chartex" xmlns:cx5="http://schemas.microsoft.com/office/drawing/2016/5/11/chartex" xmlns:cx6="http://schemas.microsoft.com/office/drawing/2016/5/12/chartex" xmlns:cx7="http://schemas.microsoft.com/office/drawing/2016/5/13/chartex" xmlns:cx8="http://schemas.microsoft.com/office/drawing/2016/5/14/chartex" xmlns:mc="http://schemas.openxmlformats.org/markup-compatibility/2006" xmlns:aink="http://schemas.microsoft.com/office/drawing/2016/ink" xmlns:am3d="http://schemas.microsoft.com/office/drawing/2017/model3d" xmlns:o="urn:schemas-microsoft-com:office:office" xmlns:r="http://schemas.openxmlformats.org/officeDocument/2006/relationships" xmlns:m="http://schemas.openxmlformats.org/officeDocument/2006/math" xmlns:v="urn:schemas-microsoft-com:vml" xmlns:wp14="http://schemas.microsoft.com/office/word/2010/wordprocessingDrawing" xmlns:wp="http://schemas.openxmlformats.org/drawingml/2006/wordprocessingDrawing" xmlns:w10="urn:schemas-microsoft-com:office:word" xmlns:w="http://schemas.openxmlformats.org/wordprocessingml/2006/main" xmlns:w14="http://schemas.microsoft.com/office/word/2010/wordml" xmlns:w15="http://schemas.microsoft.com/office/word/2012/wordml" xmlns:w16cid="http://schemas.microsoft.com/office/word/2016/wordml/cid" xmlns:w16se="http://schemas.microsoft.com/office/word/2015/wordml/symex" xmlns:wpg="http://schemas.microsoft.com/office/word/2010/wordprocessingGroup" xmlns:wpi="http://schemas.microsoft.com/office/word/2010/wordprocessingInk" xmlns:wne="http://schemas.microsoft.com/office/word/2006/wordml" xmlns:wps="http://schemas.microsoft.com/office/word/2010/wordprocessingShape" mc:Ignorable="w14 w15 w16se w16cid wp14">
+<w:hdr xmlns:wpc="http://schemas.microsoft.com/office/word/2010/wordprocessingCanvas" xmlns:mc="http://schemas.openxmlformats.org/markup-compatibility/2006" xmlns:o="urn:schemas-microsoft-com:office:office" xmlns:r="http://schemas.openxmlformats.org/officeDocument/2006/relationships" xmlns:m="http://schemas.openxmlformats.org/officeDocument/2006/math" xmlns:v="urn:schemas-microsoft-com:vml" xmlns:wp14="http://schemas.microsoft.com/office/word/2010/wordprocessingDrawing" xmlns:wp="http://schemas.openxmlformats.org/drawingml/2006/wordprocessingDrawing" xmlns:w10="urn:schemas-microsoft-com:office:word" xmlns:w="http://schemas.openxmlformats.org/wordprocessingml/2006/main" xmlns:w14="http://schemas.microsoft.com/office/word/2010/wordml" xmlns:w15="http://schemas.microsoft.com/office/word/2012/wordml" xmlns:wpg="http://schemas.microsoft.com/office/word/2010/wordprocessingGroup" xmlns:wpi="http://schemas.microsoft.com/office/word/2010/wordprocessingInk" xmlns:wne="http://schemas.microsoft.com/office/word/2006/wordml" xmlns:wps="http://schemas.microsoft.com/office/word/2010/wordprocessingShape" mc:Ignorable="w14 w15 wp14">
   <w:p>
     <w:pPr>
       <w:pStyle w:val="Header"/>
@@ -12758,7 +12103,7 @@
 </file>
 
 <file path=word/numbering.xml><?xml version="1.0" encoding="utf-8"?>
-<w:numbering xmlns:wpc="http://schemas.microsoft.com/office/word/2010/wordprocessingCanvas" xmlns:cx="http://schemas.microsoft.com/office/drawing/2014/chartex" xmlns:cx1="http://schemas.microsoft.com/office/drawing/2015/9/8/chartex" xmlns:cx2="http://schemas.microsoft.com/office/drawing/2015/10/21/chartex" xmlns:cx3="http://schemas.microsoft.com/office/drawing/2016/5/9/chartex" xmlns:cx4="http://schemas.microsoft.com/office/drawing/2016/5/10/chartex" xmlns:cx5="http://schemas.microsoft.com/office/drawing/2016/5/11/chartex" xmlns:cx6="http://schemas.microsoft.com/office/drawing/2016/5/12/chartex" xmlns:cx7="http://schemas.microsoft.com/office/drawing/2016/5/13/chartex" xmlns:cx8="http://schemas.microsoft.com/office/drawing/2016/5/14/chartex" xmlns:mc="http://schemas.openxmlformats.org/markup-compatibility/2006" xmlns:aink="http://schemas.microsoft.com/office/drawing/2016/ink" xmlns:am3d="http://schemas.microsoft.com/office/drawing/2017/model3d" xmlns:o="urn:schemas-microsoft-com:office:office" xmlns:r="http://schemas.openxmlformats.org/officeDocument/2006/relationships" xmlns:m="http://schemas.openxmlformats.org/officeDocument/2006/math" xmlns:v="urn:schemas-microsoft-com:vml" xmlns:wp14="http://schemas.microsoft.com/office/word/2010/wordprocessingDrawing" xmlns:wp="http://schemas.openxmlformats.org/drawingml/2006/wordprocessingDrawing" xmlns:w10="urn:schemas-microsoft-com:office:word" xmlns:w="http://schemas.openxmlformats.org/wordprocessingml/2006/main" xmlns:w14="http://schemas.microsoft.com/office/word/2010/wordml" xmlns:w15="http://schemas.microsoft.com/office/word/2012/wordml" xmlns:w16cid="http://schemas.microsoft.com/office/word/2016/wordml/cid" xmlns:w16se="http://schemas.microsoft.com/office/word/2015/wordml/symex" xmlns:wpg="http://schemas.microsoft.com/office/word/2010/wordprocessingGroup" xmlns:wpi="http://schemas.microsoft.com/office/word/2010/wordprocessingInk" xmlns:wne="http://schemas.microsoft.com/office/word/2006/wordml" xmlns:wps="http://schemas.microsoft.com/office/word/2010/wordprocessingShape" mc:Ignorable="w14 w15 w16se w16cid wp14">
+<w:numbering xmlns:wpc="http://schemas.microsoft.com/office/word/2010/wordprocessingCanvas" xmlns:mc="http://schemas.openxmlformats.org/markup-compatibility/2006" xmlns:o="urn:schemas-microsoft-com:office:office" xmlns:r="http://schemas.openxmlformats.org/officeDocument/2006/relationships" xmlns:m="http://schemas.openxmlformats.org/officeDocument/2006/math" xmlns:v="urn:schemas-microsoft-com:vml" xmlns:wp14="http://schemas.microsoft.com/office/word/2010/wordprocessingDrawing" xmlns:wp="http://schemas.openxmlformats.org/drawingml/2006/wordprocessingDrawing" xmlns:w10="urn:schemas-microsoft-com:office:word" xmlns:w="http://schemas.openxmlformats.org/wordprocessingml/2006/main" xmlns:w14="http://schemas.microsoft.com/office/word/2010/wordml" xmlns:w15="http://schemas.microsoft.com/office/word/2012/wordml" xmlns:wpg="http://schemas.microsoft.com/office/word/2010/wordprocessingGroup" xmlns:wpi="http://schemas.microsoft.com/office/word/2010/wordprocessingInk" xmlns:wne="http://schemas.microsoft.com/office/word/2006/wordml" xmlns:wps="http://schemas.microsoft.com/office/word/2010/wordprocessingShape" mc:Ignorable="w14 w15 wp14">
   <w:abstractNum w:abstractNumId="0" w15:restartNumberingAfterBreak="0">
     <w:nsid w:val="FFFFFF7E"/>
     <w:multiLevelType w:val="singleLevel"/>
@@ -14985,7 +14330,7 @@
 </file>
 
 <file path=word/styles.xml><?xml version="1.0" encoding="utf-8"?>
-<w:styles xmlns:mc="http://schemas.openxmlformats.org/markup-compatibility/2006" xmlns:r="http://schemas.openxmlformats.org/officeDocument/2006/relationships" xmlns:w="http://schemas.openxmlformats.org/wordprocessingml/2006/main" xmlns:w14="http://schemas.microsoft.com/office/word/2010/wordml" xmlns:w15="http://schemas.microsoft.com/office/word/2012/wordml" xmlns:w16cid="http://schemas.microsoft.com/office/word/2016/wordml/cid" xmlns:w16se="http://schemas.microsoft.com/office/word/2015/wordml/symex" mc:Ignorable="w14 w15 w16se w16cid">
+<w:styles xmlns:mc="http://schemas.openxmlformats.org/markup-compatibility/2006" xmlns:r="http://schemas.openxmlformats.org/officeDocument/2006/relationships" xmlns:w="http://schemas.openxmlformats.org/wordprocessingml/2006/main" xmlns:w14="http://schemas.microsoft.com/office/word/2010/wordml" xmlns:w15="http://schemas.microsoft.com/office/word/2012/wordml" mc:Ignorable="w14 w15">
   <w:docDefaults>
     <w:rPrDefault>
       <w:rPr>
@@ -15001,7 +14346,7 @@
       </w:pPr>
     </w:pPrDefault>
   </w:docDefaults>
-  <w:latentStyles w:defLockedState="0" w:defUIPriority="99" w:defSemiHidden="0" w:defUnhideWhenUsed="0" w:defQFormat="0" w:count="375">
+  <w:latentStyles w:defLockedState="0" w:defUIPriority="99" w:defSemiHidden="0" w:defUnhideWhenUsed="0" w:defQFormat="0" w:count="371">
     <w:lsdException w:name="Normal" w:uiPriority="0" w:qFormat="1"/>
     <w:lsdException w:name="heading 1" w:uiPriority="0" w:qFormat="1"/>
     <w:lsdException w:name="heading 2" w:semiHidden="1" w:uiPriority="0" w:unhideWhenUsed="1" w:qFormat="1"/>
@@ -15012,7 +14357,7 @@
     <w:lsdException w:name="heading 7" w:semiHidden="1" w:uiPriority="0" w:unhideWhenUsed="1" w:qFormat="1"/>
     <w:lsdException w:name="heading 8" w:semiHidden="1" w:uiPriority="0" w:unhideWhenUsed="1" w:qFormat="1"/>
     <w:lsdException w:name="heading 9" w:semiHidden="1" w:uiPriority="0" w:unhideWhenUsed="1" w:qFormat="1"/>
-    <w:lsdException w:name="index 1" w:semiHidden="1" w:uiPriority="0" w:unhideWhenUsed="1"/>
+    <w:lsdException w:name="index 1" w:semiHidden="1" w:unhideWhenUsed="1"/>
     <w:lsdException w:name="index 2" w:semiHidden="1" w:uiPriority="0" w:unhideWhenUsed="1"/>
     <w:lsdException w:name="index 3" w:semiHidden="1" w:uiPriority="0" w:unhideWhenUsed="1"/>
     <w:lsdException w:name="index 4" w:semiHidden="1" w:uiPriority="0" w:unhideWhenUsed="1"/>
@@ -15373,10 +14718,6 @@
     <w:lsdException w:name="List Table 5 Dark Accent 6" w:uiPriority="50"/>
     <w:lsdException w:name="List Table 6 Colorful Accent 6" w:uiPriority="51"/>
     <w:lsdException w:name="List Table 7 Colorful Accent 6" w:uiPriority="52"/>
-    <w:lsdException w:name="Mention" w:semiHidden="1" w:unhideWhenUsed="1"/>
-    <w:lsdException w:name="Smart Hyperlink" w:semiHidden="1" w:unhideWhenUsed="1"/>
-    <w:lsdException w:name="Hashtag" w:semiHidden="1" w:unhideWhenUsed="1"/>
-    <w:lsdException w:name="Unresolved Mention" w:semiHidden="1" w:unhideWhenUsed="1"/>
   </w:latentStyles>
   <w:style w:type="paragraph" w:default="1" w:styleId="Normal">
     <w:name w:val="Normal"/>
@@ -16049,6 +15390,7 @@
   <w:style w:type="paragraph" w:styleId="Index1">
     <w:name w:val="index 1"/>
     <w:basedOn w:val="Normal"/>
+    <w:uiPriority w:val="99"/>
     <w:semiHidden/>
     <w:rsid w:val="001F7BDC"/>
     <w:pPr>
@@ -17042,4 +16384,16 @@
     </a:ext>
   </a:extLst>
 </a:theme>
+</file>
+
+<file path=customXml/item1.xml><?xml version="1.0" encoding="utf-8"?>
+<b:Sources xmlns:b="http://schemas.openxmlformats.org/officeDocument/2006/bibliography" xmlns="http://schemas.openxmlformats.org/officeDocument/2006/bibliography" SelectedStyle="\APASixthEditionOfficeOnline.xsl" StyleName="APA" Version="6"/>
+</file>
+
+<file path=customXml/itemProps1.xml><?xml version="1.0" encoding="utf-8"?>
+<ds:datastoreItem xmlns:ds="http://schemas.openxmlformats.org/officeDocument/2006/customXml" ds:itemID="{426ED475-EC79-4372-93E7-21DDE63B59F9}">
+  <ds:schemaRefs>
+    <ds:schemaRef ds:uri="http://schemas.openxmlformats.org/officeDocument/2006/bibliography"/>
+  </ds:schemaRefs>
+</ds:datastoreItem>
 </file>
--- a/9Tap_first_revision_merge.docx
+++ b/9Tap_first_revision_merge.docx
@@ -4,8 +4,29 @@
   <w:body>
     <w:p>
       <w:pPr>
+        <w:pStyle w:val="PartTitle"/>
+        <w:framePr w:wrap="notBeside"/>
+      </w:pPr>
+      <w:r>
+        <w:t>Volume</w:t>
+      </w:r>
+    </w:p>
+    <w:p>
+      <w:pPr>
+        <w:pStyle w:val="PartLabel"/>
+        <w:framePr w:wrap="notBeside"/>
+      </w:pPr>
+      <w:r>
+        <w:t>1</w:t>
+      </w:r>
+    </w:p>
+    <w:p>
+      <w:pPr>
         <w:pStyle w:val="CompanyName"/>
       </w:pPr>
+      <w:r>
+        <w:t>9-Tap Tour</w:t>
+      </w:r>
     </w:p>
     <w:p>
       <w:pPr>
@@ -22,7 +43,7 @@
           <w:pgMar w:top="960" w:right="960" w:bottom="1440" w:left="960" w:header="0" w:footer="0" w:gutter="0"/>
           <w:pgNumType w:start="0"/>
           <w:cols w:space="720"/>
-          <w:titlePg/>
+          <w:docGrid w:linePitch="218"/>
         </w:sectPr>
       </w:pPr>
       <w:r>
@@ -193,63 +214,110 @@
           <w:r>
             <w:fldChar w:fldCharType="separate"/>
           </w:r>
-          <w:hyperlink w:anchor="_Toc509228307" w:history="1">
-            <w:r>
-              <w:rPr>
-                <w:rStyle w:val="Hyperlink"/>
-                <w:noProof/>
-              </w:rPr>
-              <w:t>About 9-Tap Tour INC</w:t>
-            </w:r>
-            <w:r>
-              <w:rPr>
-                <w:noProof/>
-                <w:webHidden/>
-              </w:rPr>
-              <w:tab/>
-            </w:r>
-            <w:r>
-              <w:rPr>
-                <w:noProof/>
-                <w:webHidden/>
-              </w:rPr>
-              <w:fldChar w:fldCharType="begin"/>
-            </w:r>
-            <w:r>
-              <w:rPr>
-                <w:noProof/>
-                <w:webHidden/>
-              </w:rPr>
-              <w:instrText xml:space="preserve"> PAGEREF _Toc509228307 \h </w:instrText>
-            </w:r>
-            <w:r>
-              <w:rPr>
-                <w:noProof/>
-                <w:webHidden/>
-              </w:rPr>
-            </w:r>
-            <w:r>
-              <w:rPr>
-                <w:noProof/>
-                <w:webHidden/>
-              </w:rPr>
-              <w:fldChar w:fldCharType="separate"/>
-            </w:r>
-            <w:r>
-              <w:rPr>
-                <w:noProof/>
-                <w:webHidden/>
-              </w:rPr>
-              <w:t>4</w:t>
-            </w:r>
-            <w:r>
-              <w:rPr>
-                <w:noProof/>
-                <w:webHidden/>
-              </w:rPr>
-              <w:fldChar w:fldCharType="end"/>
-            </w:r>
-          </w:hyperlink>
+          <w:bookmarkStart w:id="0" w:name="_GoBack"/>
+          <w:bookmarkEnd w:id="0"/>
+          <w:r>
+            <w:rPr>
+              <w:rStyle w:val="Hyperlink"/>
+              <w:noProof/>
+            </w:rPr>
+            <w:fldChar w:fldCharType="begin"/>
+          </w:r>
+          <w:r>
+            <w:rPr>
+              <w:rStyle w:val="Hyperlink"/>
+              <w:noProof/>
+            </w:rPr>
+            <w:instrText xml:space="preserve"> </w:instrText>
+          </w:r>
+          <w:r>
+            <w:rPr>
+              <w:noProof/>
+            </w:rPr>
+            <w:instrText>HYPERLINK \l "_Toc509238566"</w:instrText>
+          </w:r>
+          <w:r>
+            <w:rPr>
+              <w:rStyle w:val="Hyperlink"/>
+              <w:noProof/>
+            </w:rPr>
+            <w:instrText xml:space="preserve"> </w:instrText>
+          </w:r>
+          <w:r>
+            <w:rPr>
+              <w:rStyle w:val="Hyperlink"/>
+              <w:noProof/>
+            </w:rPr>
+          </w:r>
+          <w:r>
+            <w:rPr>
+              <w:rStyle w:val="Hyperlink"/>
+              <w:noProof/>
+            </w:rPr>
+            <w:fldChar w:fldCharType="separate"/>
+          </w:r>
+          <w:r>
+            <w:rPr>
+              <w:rStyle w:val="Hyperlink"/>
+              <w:noProof/>
+            </w:rPr>
+            <w:t>About 9-Tap Tour INC</w:t>
+          </w:r>
+          <w:r>
+            <w:rPr>
+              <w:noProof/>
+              <w:webHidden/>
+            </w:rPr>
+            <w:tab/>
+          </w:r>
+          <w:r>
+            <w:rPr>
+              <w:noProof/>
+              <w:webHidden/>
+            </w:rPr>
+            <w:fldChar w:fldCharType="begin"/>
+          </w:r>
+          <w:r>
+            <w:rPr>
+              <w:noProof/>
+              <w:webHidden/>
+            </w:rPr>
+            <w:instrText xml:space="preserve"> PAGEREF _Toc509238566 \h </w:instrText>
+          </w:r>
+          <w:r>
+            <w:rPr>
+              <w:noProof/>
+              <w:webHidden/>
+            </w:rPr>
+          </w:r>
+          <w:r>
+            <w:rPr>
+              <w:noProof/>
+              <w:webHidden/>
+            </w:rPr>
+            <w:fldChar w:fldCharType="separate"/>
+          </w:r>
+          <w:r>
+            <w:rPr>
+              <w:noProof/>
+              <w:webHidden/>
+            </w:rPr>
+            <w:t>4</w:t>
+          </w:r>
+          <w:r>
+            <w:rPr>
+              <w:noProof/>
+              <w:webHidden/>
+            </w:rPr>
+            <w:fldChar w:fldCharType="end"/>
+          </w:r>
+          <w:r>
+            <w:rPr>
+              <w:rStyle w:val="Hyperlink"/>
+              <w:noProof/>
+            </w:rPr>
+            <w:fldChar w:fldCharType="end"/>
+          </w:r>
         </w:p>
         <w:p>
           <w:pPr>
@@ -261,7 +329,7 @@
               <w:szCs w:val="22"/>
             </w:rPr>
           </w:pPr>
-          <w:hyperlink w:anchor="_Toc509228308" w:history="1">
+          <w:hyperlink w:anchor="_Toc509238567" w:history="1">
             <w:r>
               <w:rPr>
                 <w:rStyle w:val="Hyperlink"/>
@@ -288,7 +356,7 @@
                 <w:noProof/>
                 <w:webHidden/>
               </w:rPr>
-              <w:instrText xml:space="preserve"> PAGEREF _Toc509228308 \h </w:instrText>
+              <w:instrText xml:space="preserve"> PAGEREF _Toc509238567 \h </w:instrText>
             </w:r>
             <w:r>
               <w:rPr>
@@ -332,7 +400,7 @@
               <w:szCs w:val="22"/>
             </w:rPr>
           </w:pPr>
-          <w:hyperlink w:anchor="_Toc509228309" w:history="1">
+          <w:hyperlink w:anchor="_Toc509238568" w:history="1">
             <w:r>
               <w:rPr>
                 <w:rStyle w:val="Hyperlink"/>
@@ -359,7 +427,7 @@
                 <w:noProof/>
                 <w:webHidden/>
               </w:rPr>
-              <w:instrText xml:space="preserve"> PAGEREF _Toc509228309 \h </w:instrText>
+              <w:instrText xml:space="preserve"> PAGEREF _Toc509238568 \h </w:instrText>
             </w:r>
             <w:r>
               <w:rPr>
@@ -400,7 +468,7 @@
               <w:szCs w:val="22"/>
             </w:rPr>
           </w:pPr>
-          <w:hyperlink w:anchor="_Toc509228310" w:history="1">
+          <w:hyperlink w:anchor="_Toc509238569" w:history="1">
             <w:r>
               <w:rPr>
                 <w:rStyle w:val="Hyperlink"/>
@@ -427,7 +495,7 @@
                 <w:noProof/>
                 <w:webHidden/>
               </w:rPr>
-              <w:instrText xml:space="preserve"> PAGEREF _Toc509228310 \h </w:instrText>
+              <w:instrText xml:space="preserve"> PAGEREF _Toc509238569 \h </w:instrText>
             </w:r>
             <w:r>
               <w:rPr>
@@ -471,7 +539,7 @@
               <w:szCs w:val="22"/>
             </w:rPr>
           </w:pPr>
-          <w:hyperlink w:anchor="_Toc509228311" w:history="1">
+          <w:hyperlink w:anchor="_Toc509238570" w:history="1">
             <w:r>
               <w:rPr>
                 <w:rStyle w:val="Hyperlink"/>
@@ -498,7 +566,7 @@
                 <w:noProof/>
                 <w:webHidden/>
               </w:rPr>
-              <w:instrText xml:space="preserve"> PAGEREF _Toc509228311 \h </w:instrText>
+              <w:instrText xml:space="preserve"> PAGEREF _Toc509238570 \h </w:instrText>
             </w:r>
             <w:r>
               <w:rPr>
@@ -542,7 +610,7 @@
               <w:szCs w:val="22"/>
             </w:rPr>
           </w:pPr>
-          <w:hyperlink w:anchor="_Toc509228312" w:history="1">
+          <w:hyperlink w:anchor="_Toc509238571" w:history="1">
             <w:r>
               <w:rPr>
                 <w:rStyle w:val="Hyperlink"/>
@@ -569,7 +637,7 @@
                 <w:noProof/>
                 <w:webHidden/>
               </w:rPr>
-              <w:instrText xml:space="preserve"> PAGEREF _Toc509228312 \h </w:instrText>
+              <w:instrText xml:space="preserve"> PAGEREF _Toc509238571 \h </w:instrText>
             </w:r>
             <w:r>
               <w:rPr>
@@ -610,7 +678,7 @@
               <w:szCs w:val="22"/>
             </w:rPr>
           </w:pPr>
-          <w:hyperlink w:anchor="_Toc509228313" w:history="1">
+          <w:hyperlink w:anchor="_Toc509238572" w:history="1">
             <w:r>
               <w:rPr>
                 <w:rStyle w:val="Hyperlink"/>
@@ -637,7 +705,7 @@
                 <w:noProof/>
                 <w:webHidden/>
               </w:rPr>
-              <w:instrText xml:space="preserve"> PAGEREF _Toc509228313 \h </w:instrText>
+              <w:instrText xml:space="preserve"> PAGEREF _Toc509238572 \h </w:instrText>
             </w:r>
             <w:r>
               <w:rPr>
@@ -681,7 +749,7 @@
               <w:szCs w:val="22"/>
             </w:rPr>
           </w:pPr>
-          <w:hyperlink w:anchor="_Toc509228314" w:history="1">
+          <w:hyperlink w:anchor="_Toc509238573" w:history="1">
             <w:r>
               <w:rPr>
                 <w:rStyle w:val="Hyperlink"/>
@@ -708,7 +776,7 @@
                 <w:noProof/>
                 <w:webHidden/>
               </w:rPr>
-              <w:instrText xml:space="preserve"> PAGEREF _Toc509228314 \h </w:instrText>
+              <w:instrText xml:space="preserve"> PAGEREF _Toc509238573 \h </w:instrText>
             </w:r>
             <w:r>
               <w:rPr>
@@ -749,7 +817,7 @@
               <w:szCs w:val="22"/>
             </w:rPr>
           </w:pPr>
-          <w:hyperlink w:anchor="_Toc509228315" w:history="1">
+          <w:hyperlink w:anchor="_Toc509238574" w:history="1">
             <w:r>
               <w:rPr>
                 <w:rStyle w:val="Hyperlink"/>
@@ -776,7 +844,7 @@
                 <w:noProof/>
                 <w:webHidden/>
               </w:rPr>
-              <w:instrText xml:space="preserve"> PAGEREF _Toc509228315 \h </w:instrText>
+              <w:instrText xml:space="preserve"> PAGEREF _Toc509238574 \h </w:instrText>
             </w:r>
             <w:r>
               <w:rPr>
@@ -817,7 +885,7 @@
               <w:szCs w:val="22"/>
             </w:rPr>
           </w:pPr>
-          <w:hyperlink w:anchor="_Toc509228316" w:history="1">
+          <w:hyperlink w:anchor="_Toc509238575" w:history="1">
             <w:r>
               <w:rPr>
                 <w:rStyle w:val="Hyperlink"/>
@@ -844,7 +912,7 @@
                 <w:noProof/>
                 <w:webHidden/>
               </w:rPr>
-              <w:instrText xml:space="preserve"> PAGEREF _Toc509228316 \h </w:instrText>
+              <w:instrText xml:space="preserve"> PAGEREF _Toc509238575 \h </w:instrText>
             </w:r>
             <w:r>
               <w:rPr>
@@ -885,7 +953,7 @@
               <w:szCs w:val="22"/>
             </w:rPr>
           </w:pPr>
-          <w:hyperlink w:anchor="_Toc509228317" w:history="1">
+          <w:hyperlink w:anchor="_Toc509238576" w:history="1">
             <w:r>
               <w:rPr>
                 <w:rStyle w:val="Hyperlink"/>
@@ -912,7 +980,7 @@
                 <w:noProof/>
                 <w:webHidden/>
               </w:rPr>
-              <w:instrText xml:space="preserve"> PAGEREF _Toc509228317 \h </w:instrText>
+              <w:instrText xml:space="preserve"> PAGEREF _Toc509238576 \h </w:instrText>
             </w:r>
             <w:r>
               <w:rPr>
@@ -953,7 +1021,7 @@
               <w:szCs w:val="22"/>
             </w:rPr>
           </w:pPr>
-          <w:hyperlink w:anchor="_Toc509228318" w:history="1">
+          <w:hyperlink w:anchor="_Toc509238577" w:history="1">
             <w:r>
               <w:rPr>
                 <w:rStyle w:val="Hyperlink"/>
@@ -980,7 +1048,7 @@
                 <w:noProof/>
                 <w:webHidden/>
               </w:rPr>
-              <w:instrText xml:space="preserve"> PAGEREF _Toc509228318 \h </w:instrText>
+              <w:instrText xml:space="preserve"> PAGEREF _Toc509238577 \h </w:instrText>
             </w:r>
             <w:r>
               <w:rPr>
@@ -1021,7 +1089,7 @@
               <w:szCs w:val="22"/>
             </w:rPr>
           </w:pPr>
-          <w:hyperlink w:anchor="_Toc509228319" w:history="1">
+          <w:hyperlink w:anchor="_Toc509238578" w:history="1">
             <w:r>
               <w:rPr>
                 <w:rStyle w:val="Hyperlink"/>
@@ -1048,7 +1116,7 @@
                 <w:noProof/>
                 <w:webHidden/>
               </w:rPr>
-              <w:instrText xml:space="preserve"> PAGEREF _Toc509228319 \h </w:instrText>
+              <w:instrText xml:space="preserve"> PAGEREF _Toc509238578 \h </w:instrText>
             </w:r>
             <w:r>
               <w:rPr>
@@ -1068,7 +1136,7 @@
                 <w:noProof/>
                 <w:webHidden/>
               </w:rPr>
-              <w:t>9</w:t>
+              <w:t>8</w:t>
             </w:r>
             <w:r>
               <w:rPr>
@@ -1089,7 +1157,7 @@
               <w:szCs w:val="22"/>
             </w:rPr>
           </w:pPr>
-          <w:hyperlink w:anchor="_Toc509228320" w:history="1">
+          <w:hyperlink w:anchor="_Toc509238579" w:history="1">
             <w:r>
               <w:rPr>
                 <w:rStyle w:val="Hyperlink"/>
@@ -1116,7 +1184,7 @@
                 <w:noProof/>
                 <w:webHidden/>
               </w:rPr>
-              <w:instrText xml:space="preserve"> PAGEREF _Toc509228320 \h </w:instrText>
+              <w:instrText xml:space="preserve"> PAGEREF _Toc509238579 \h </w:instrText>
             </w:r>
             <w:r>
               <w:rPr>
@@ -1157,7 +1225,7 @@
               <w:szCs w:val="22"/>
             </w:rPr>
           </w:pPr>
-          <w:hyperlink w:anchor="_Toc509228321" w:history="1">
+          <w:hyperlink w:anchor="_Toc509238580" w:history="1">
             <w:r>
               <w:rPr>
                 <w:rStyle w:val="Hyperlink"/>
@@ -1184,7 +1252,7 @@
                 <w:noProof/>
                 <w:webHidden/>
               </w:rPr>
-              <w:instrText xml:space="preserve"> PAGEREF _Toc509228321 \h </w:instrText>
+              <w:instrText xml:space="preserve"> PAGEREF _Toc509238580 \h </w:instrText>
             </w:r>
             <w:r>
               <w:rPr>
@@ -1228,13 +1296,13 @@
               <w:szCs w:val="22"/>
             </w:rPr>
           </w:pPr>
-          <w:hyperlink w:anchor="_Toc509228322" w:history="1">
+          <w:hyperlink w:anchor="_Toc509238581" w:history="1">
             <w:r>
               <w:rPr>
                 <w:rStyle w:val="Hyperlink"/>
                 <w:noProof/>
               </w:rPr>
-              <w:t>Start Menu</w:t>
+              <w:t>Menu Guide</w:t>
             </w:r>
             <w:r>
               <w:rPr>
@@ -1255,7 +1323,7 @@
                 <w:noProof/>
                 <w:webHidden/>
               </w:rPr>
-              <w:instrText xml:space="preserve"> PAGEREF _Toc509228322 \h </w:instrText>
+              <w:instrText xml:space="preserve"> PAGEREF _Toc509238581 \h </w:instrText>
             </w:r>
             <w:r>
               <w:rPr>
@@ -1299,12 +1367,83 @@
               <w:szCs w:val="22"/>
             </w:rPr>
           </w:pPr>
-          <w:hyperlink w:anchor="_Toc509228323" w:history="1">
+          <w:hyperlink w:anchor="_Toc509238582" w:history="1">
             <w:r>
               <w:rPr>
                 <w:rStyle w:val="Hyperlink"/>
                 <w:noProof/>
               </w:rPr>
+              <w:t>Main Menu</w:t>
+            </w:r>
+            <w:r>
+              <w:rPr>
+                <w:noProof/>
+                <w:webHidden/>
+              </w:rPr>
+              <w:tab/>
+            </w:r>
+            <w:r>
+              <w:rPr>
+                <w:noProof/>
+                <w:webHidden/>
+              </w:rPr>
+              <w:fldChar w:fldCharType="begin"/>
+            </w:r>
+            <w:r>
+              <w:rPr>
+                <w:noProof/>
+                <w:webHidden/>
+              </w:rPr>
+              <w:instrText xml:space="preserve"> PAGEREF _Toc509238582 \h </w:instrText>
+            </w:r>
+            <w:r>
+              <w:rPr>
+                <w:noProof/>
+                <w:webHidden/>
+              </w:rPr>
+            </w:r>
+            <w:r>
+              <w:rPr>
+                <w:noProof/>
+                <w:webHidden/>
+              </w:rPr>
+              <w:fldChar w:fldCharType="separate"/>
+            </w:r>
+            <w:r>
+              <w:rPr>
+                <w:noProof/>
+                <w:webHidden/>
+              </w:rPr>
+              <w:t>11</w:t>
+            </w:r>
+            <w:r>
+              <w:rPr>
+                <w:noProof/>
+                <w:webHidden/>
+              </w:rPr>
+              <w:fldChar w:fldCharType="end"/>
+            </w:r>
+          </w:hyperlink>
+        </w:p>
+        <w:p>
+          <w:pPr>
+            <w:pStyle w:val="TOC1"/>
+            <w:tabs>
+              <w:tab w:val="right" w:leader="dot" w:pos="7910"/>
+            </w:tabs>
+            <w:rPr>
+              <w:rFonts w:asciiTheme="minorHAnsi" w:eastAsiaTheme="minorEastAsia" w:hAnsiTheme="minorHAnsi" w:cstheme="minorBidi"/>
+              <w:noProof/>
+              <w:sz w:val="22"/>
+              <w:szCs w:val="22"/>
+            </w:rPr>
+          </w:pPr>
+          <w:hyperlink w:anchor="_Toc509238583" w:history="1">
+            <w:r>
+              <w:rPr>
+                <w:rStyle w:val="Hyperlink"/>
+                <w:noProof/>
+              </w:rPr>
               <w:t>Member Info</w:t>
             </w:r>
             <w:r>
@@ -1326,7 +1465,7 @@
                 <w:noProof/>
                 <w:webHidden/>
               </w:rPr>
-              <w:instrText xml:space="preserve"> PAGEREF _Toc509228323 \h </w:instrText>
+              <w:instrText xml:space="preserve"> PAGEREF _Toc509238583 \h </w:instrText>
             </w:r>
             <w:r>
               <w:rPr>
@@ -1370,7 +1509,7 @@
               <w:szCs w:val="22"/>
             </w:rPr>
           </w:pPr>
-          <w:hyperlink w:anchor="_Toc509228324" w:history="1">
+          <w:hyperlink w:anchor="_Toc509238584" w:history="1">
             <w:r>
               <w:rPr>
                 <w:rStyle w:val="Hyperlink"/>
@@ -1397,7 +1536,7 @@
                 <w:noProof/>
                 <w:webHidden/>
               </w:rPr>
-              <w:instrText xml:space="preserve"> PAGEREF _Toc509228324 \h </w:instrText>
+              <w:instrText xml:space="preserve"> PAGEREF _Toc509238584 \h </w:instrText>
             </w:r>
             <w:r>
               <w:rPr>
@@ -1441,7 +1580,7 @@
               <w:szCs w:val="22"/>
             </w:rPr>
           </w:pPr>
-          <w:hyperlink w:anchor="_Toc509228325" w:history="1">
+          <w:hyperlink w:anchor="_Toc509238585" w:history="1">
             <w:r>
               <w:rPr>
                 <w:rStyle w:val="Hyperlink"/>
@@ -1468,7 +1607,7 @@
                 <w:noProof/>
                 <w:webHidden/>
               </w:rPr>
-              <w:instrText xml:space="preserve"> PAGEREF _Toc509228325 \h </w:instrText>
+              <w:instrText xml:space="preserve"> PAGEREF _Toc509238585 \h </w:instrText>
             </w:r>
             <w:r>
               <w:rPr>
@@ -1512,7 +1651,7 @@
               <w:szCs w:val="22"/>
             </w:rPr>
           </w:pPr>
-          <w:hyperlink w:anchor="_Toc509228326" w:history="1">
+          <w:hyperlink w:anchor="_Toc509238586" w:history="1">
             <w:r>
               <w:rPr>
                 <w:rStyle w:val="Hyperlink"/>
@@ -1539,7 +1678,7 @@
                 <w:noProof/>
                 <w:webHidden/>
               </w:rPr>
-              <w:instrText xml:space="preserve"> PAGEREF _Toc509228326 \h </w:instrText>
+              <w:instrText xml:space="preserve"> PAGEREF _Toc509238586 \h </w:instrText>
             </w:r>
             <w:r>
               <w:rPr>
@@ -1580,7 +1719,7 @@
               <w:szCs w:val="22"/>
             </w:rPr>
           </w:pPr>
-          <w:hyperlink w:anchor="_Toc509228327" w:history="1">
+          <w:hyperlink w:anchor="_Toc509238587" w:history="1">
             <w:r>
               <w:rPr>
                 <w:rStyle w:val="Hyperlink"/>
@@ -1607,7 +1746,7 @@
                 <w:noProof/>
                 <w:webHidden/>
               </w:rPr>
-              <w:instrText xml:space="preserve"> PAGEREF _Toc509228327 \h </w:instrText>
+              <w:instrText xml:space="preserve"> PAGEREF _Toc509238587 \h </w:instrText>
             </w:r>
             <w:r>
               <w:rPr>
@@ -1648,7 +1787,7 @@
               <w:szCs w:val="22"/>
             </w:rPr>
           </w:pPr>
-          <w:hyperlink w:anchor="_Toc509228328" w:history="1">
+          <w:hyperlink w:anchor="_Toc509238588" w:history="1">
             <w:r>
               <w:rPr>
                 <w:rStyle w:val="Hyperlink"/>
@@ -1675,7 +1814,7 @@
                 <w:noProof/>
                 <w:webHidden/>
               </w:rPr>
-              <w:instrText xml:space="preserve"> PAGEREF _Toc509228328 \h </w:instrText>
+              <w:instrText xml:space="preserve"> PAGEREF _Toc509238588 \h </w:instrText>
             </w:r>
             <w:r>
               <w:rPr>
@@ -1716,7 +1855,7 @@
               <w:szCs w:val="22"/>
             </w:rPr>
           </w:pPr>
-          <w:hyperlink w:anchor="_Toc509228329" w:history="1">
+          <w:hyperlink w:anchor="_Toc509238589" w:history="1">
             <w:r>
               <w:rPr>
                 <w:rStyle w:val="Hyperlink"/>
@@ -1743,7 +1882,7 @@
                 <w:noProof/>
                 <w:webHidden/>
               </w:rPr>
-              <w:instrText xml:space="preserve"> PAGEREF _Toc509228329 \h </w:instrText>
+              <w:instrText xml:space="preserve"> PAGEREF _Toc509238589 \h </w:instrText>
             </w:r>
             <w:r>
               <w:rPr>
@@ -1763,7 +1902,7 @@
                 <w:noProof/>
                 <w:webHidden/>
               </w:rPr>
-              <w:t>16</w:t>
+              <w:t>15</w:t>
             </w:r>
             <w:r>
               <w:rPr>
@@ -1784,7 +1923,7 @@
               <w:szCs w:val="22"/>
             </w:rPr>
           </w:pPr>
-          <w:hyperlink w:anchor="_Toc509228330" w:history="1">
+          <w:hyperlink w:anchor="_Toc509238590" w:history="1">
             <w:r>
               <w:rPr>
                 <w:rStyle w:val="Hyperlink"/>
@@ -1811,7 +1950,7 @@
                 <w:noProof/>
                 <w:webHidden/>
               </w:rPr>
-              <w:instrText xml:space="preserve"> PAGEREF _Toc509228330 \h </w:instrText>
+              <w:instrText xml:space="preserve"> PAGEREF _Toc509238590 \h </w:instrText>
             </w:r>
             <w:r>
               <w:rPr>
@@ -1855,7 +1994,7 @@
               <w:szCs w:val="22"/>
             </w:rPr>
           </w:pPr>
-          <w:hyperlink w:anchor="_Toc509228331" w:history="1">
+          <w:hyperlink w:anchor="_Toc509238591" w:history="1">
             <w:r>
               <w:rPr>
                 <w:rStyle w:val="Hyperlink"/>
@@ -1882,7 +2021,7 @@
                 <w:noProof/>
                 <w:webHidden/>
               </w:rPr>
-              <w:instrText xml:space="preserve"> PAGEREF _Toc509228331 \h </w:instrText>
+              <w:instrText xml:space="preserve"> PAGEREF _Toc509238591 \h </w:instrText>
             </w:r>
             <w:r>
               <w:rPr>
@@ -1902,7 +2041,7 @@
                 <w:noProof/>
                 <w:webHidden/>
               </w:rPr>
-              <w:t>17</w:t>
+              <w:t>16</w:t>
             </w:r>
             <w:r>
               <w:rPr>
@@ -1923,7 +2062,7 @@
               <w:szCs w:val="22"/>
             </w:rPr>
           </w:pPr>
-          <w:hyperlink w:anchor="_Toc509228332" w:history="1">
+          <w:hyperlink w:anchor="_Toc509238592" w:history="1">
             <w:r>
               <w:rPr>
                 <w:rStyle w:val="Hyperlink"/>
@@ -1950,7 +2089,7 @@
                 <w:noProof/>
                 <w:webHidden/>
               </w:rPr>
-              <w:instrText xml:space="preserve"> PAGEREF _Toc509228332 \h </w:instrText>
+              <w:instrText xml:space="preserve"> PAGEREF _Toc509238592 \h </w:instrText>
             </w:r>
             <w:r>
               <w:rPr>
@@ -1970,7 +2109,7 @@
                 <w:noProof/>
                 <w:webHidden/>
               </w:rPr>
-              <w:t>18</w:t>
+              <w:t>17</w:t>
             </w:r>
             <w:r>
               <w:rPr>
@@ -1991,7 +2130,7 @@
               <w:szCs w:val="22"/>
             </w:rPr>
           </w:pPr>
-          <w:hyperlink w:anchor="_Toc509228333" w:history="1">
+          <w:hyperlink w:anchor="_Toc509238593" w:history="1">
             <w:r>
               <w:rPr>
                 <w:rStyle w:val="Hyperlink"/>
@@ -2018,7 +2157,7 @@
                 <w:noProof/>
                 <w:webHidden/>
               </w:rPr>
-              <w:instrText xml:space="preserve"> PAGEREF _Toc509228333 \h </w:instrText>
+              <w:instrText xml:space="preserve"> PAGEREF _Toc509238593 \h </w:instrText>
             </w:r>
             <w:r>
               <w:rPr>
@@ -2059,7 +2198,7 @@
               <w:szCs w:val="22"/>
             </w:rPr>
           </w:pPr>
-          <w:hyperlink w:anchor="_Toc509228334" w:history="1">
+          <w:hyperlink w:anchor="_Toc509238594" w:history="1">
             <w:r>
               <w:rPr>
                 <w:rStyle w:val="Hyperlink"/>
@@ -2086,7 +2225,7 @@
                 <w:noProof/>
                 <w:webHidden/>
               </w:rPr>
-              <w:instrText xml:space="preserve"> PAGEREF _Toc509228334 \h </w:instrText>
+              <w:instrText xml:space="preserve"> PAGEREF _Toc509238594 \h </w:instrText>
             </w:r>
             <w:r>
               <w:rPr>
@@ -2127,7 +2266,7 @@
               <w:szCs w:val="22"/>
             </w:rPr>
           </w:pPr>
-          <w:hyperlink w:anchor="_Toc509228335" w:history="1">
+          <w:hyperlink w:anchor="_Toc509238595" w:history="1">
             <w:r>
               <w:rPr>
                 <w:rStyle w:val="Hyperlink"/>
@@ -2154,7 +2293,7 @@
                 <w:noProof/>
                 <w:webHidden/>
               </w:rPr>
-              <w:instrText xml:space="preserve"> PAGEREF _Toc509228335 \h </w:instrText>
+              <w:instrText xml:space="preserve"> PAGEREF _Toc509238595 \h </w:instrText>
             </w:r>
             <w:r>
               <w:rPr>
@@ -2198,7 +2337,7 @@
               <w:szCs w:val="22"/>
             </w:rPr>
           </w:pPr>
-          <w:hyperlink w:anchor="_Toc509228336" w:history="1">
+          <w:hyperlink w:anchor="_Toc509238596" w:history="1">
             <w:r>
               <w:rPr>
                 <w:rStyle w:val="Hyperlink"/>
@@ -2225,7 +2364,7 @@
                 <w:noProof/>
                 <w:webHidden/>
               </w:rPr>
-              <w:instrText xml:space="preserve"> PAGEREF _Toc509228336 \h </w:instrText>
+              <w:instrText xml:space="preserve"> PAGEREF _Toc509238596 \h </w:instrText>
             </w:r>
             <w:r>
               <w:rPr>
@@ -2266,7 +2405,7 @@
               <w:szCs w:val="22"/>
             </w:rPr>
           </w:pPr>
-          <w:hyperlink w:anchor="_Toc509228337" w:history="1">
+          <w:hyperlink w:anchor="_Toc509238597" w:history="1">
             <w:r>
               <w:rPr>
                 <w:rStyle w:val="Hyperlink"/>
@@ -2293,7 +2432,7 @@
                 <w:noProof/>
                 <w:webHidden/>
               </w:rPr>
-              <w:instrText xml:space="preserve"> PAGEREF _Toc509228337 \h </w:instrText>
+              <w:instrText xml:space="preserve"> PAGEREF _Toc509238597 \h </w:instrText>
             </w:r>
             <w:r>
               <w:rPr>
@@ -2337,7 +2476,7 @@
               <w:szCs w:val="22"/>
             </w:rPr>
           </w:pPr>
-          <w:hyperlink w:anchor="_Toc509228338" w:history="1">
+          <w:hyperlink w:anchor="_Toc509238598" w:history="1">
             <w:r>
               <w:rPr>
                 <w:rStyle w:val="Hyperlink"/>
@@ -2364,7 +2503,7 @@
                 <w:noProof/>
                 <w:webHidden/>
               </w:rPr>
-              <w:instrText xml:space="preserve"> PAGEREF _Toc509228338 \h </w:instrText>
+              <w:instrText xml:space="preserve"> PAGEREF _Toc509238598 \h </w:instrText>
             </w:r>
             <w:r>
               <w:rPr>
@@ -2408,7 +2547,7 @@
               <w:szCs w:val="22"/>
             </w:rPr>
           </w:pPr>
-          <w:hyperlink w:anchor="_Toc509228339" w:history="1">
+          <w:hyperlink w:anchor="_Toc509238599" w:history="1">
             <w:r>
               <w:rPr>
                 <w:rStyle w:val="Hyperlink"/>
@@ -2435,7 +2574,7 @@
                 <w:noProof/>
                 <w:webHidden/>
               </w:rPr>
-              <w:instrText xml:space="preserve"> PAGEREF _Toc509228339 \h </w:instrText>
+              <w:instrText xml:space="preserve"> PAGEREF _Toc509238599 \h </w:instrText>
             </w:r>
             <w:r>
               <w:rPr>
@@ -2479,7 +2618,7 @@
               <w:szCs w:val="22"/>
             </w:rPr>
           </w:pPr>
-          <w:hyperlink w:anchor="_Toc509228340" w:history="1">
+          <w:hyperlink w:anchor="_Toc509238600" w:history="1">
             <w:r>
               <w:rPr>
                 <w:rStyle w:val="Hyperlink"/>
@@ -2506,7 +2645,7 @@
                 <w:noProof/>
                 <w:webHidden/>
               </w:rPr>
-              <w:instrText xml:space="preserve"> PAGEREF _Toc509228340 \h </w:instrText>
+              <w:instrText xml:space="preserve"> PAGEREF _Toc509238600 \h </w:instrText>
             </w:r>
             <w:r>
               <w:rPr>
@@ -2547,7 +2686,7 @@
               <w:szCs w:val="22"/>
             </w:rPr>
           </w:pPr>
-          <w:hyperlink w:anchor="_Toc509228341" w:history="1">
+          <w:hyperlink w:anchor="_Toc509238601" w:history="1">
             <w:r>
               <w:rPr>
                 <w:rStyle w:val="Hyperlink"/>
@@ -2574,7 +2713,7 @@
                 <w:noProof/>
                 <w:webHidden/>
               </w:rPr>
-              <w:instrText xml:space="preserve"> PAGEREF _Toc509228341 \h </w:instrText>
+              <w:instrText xml:space="preserve"> PAGEREF _Toc509238601 \h </w:instrText>
             </w:r>
             <w:r>
               <w:rPr>
@@ -2615,7 +2754,7 @@
               <w:szCs w:val="22"/>
             </w:rPr>
           </w:pPr>
-          <w:hyperlink w:anchor="_Toc509228342" w:history="1">
+          <w:hyperlink w:anchor="_Toc509238602" w:history="1">
             <w:r>
               <w:rPr>
                 <w:rStyle w:val="Hyperlink"/>
@@ -2642,7 +2781,7 @@
                 <w:noProof/>
                 <w:webHidden/>
               </w:rPr>
-              <w:instrText xml:space="preserve"> PAGEREF _Toc509228342 \h </w:instrText>
+              <w:instrText xml:space="preserve"> PAGEREF _Toc509238602 \h </w:instrText>
             </w:r>
             <w:r>
               <w:rPr>
@@ -2683,7 +2822,7 @@
               <w:szCs w:val="22"/>
             </w:rPr>
           </w:pPr>
-          <w:hyperlink w:anchor="_Toc509228343" w:history="1">
+          <w:hyperlink w:anchor="_Toc509238603" w:history="1">
             <w:r>
               <w:rPr>
                 <w:rStyle w:val="Hyperlink"/>
@@ -2710,7 +2849,7 @@
                 <w:noProof/>
                 <w:webHidden/>
               </w:rPr>
-              <w:instrText xml:space="preserve"> PAGEREF _Toc509228343 \h </w:instrText>
+              <w:instrText xml:space="preserve"> PAGEREF _Toc509238603 \h </w:instrText>
             </w:r>
             <w:r>
               <w:rPr>
@@ -2730,7 +2869,7 @@
                 <w:noProof/>
                 <w:webHidden/>
               </w:rPr>
-              <w:t>23</w:t>
+              <w:t>22</w:t>
             </w:r>
             <w:r>
               <w:rPr>
@@ -2751,7 +2890,7 @@
               <w:szCs w:val="22"/>
             </w:rPr>
           </w:pPr>
-          <w:hyperlink w:anchor="_Toc509228344" w:history="1">
+          <w:hyperlink w:anchor="_Toc509238604" w:history="1">
             <w:r>
               <w:rPr>
                 <w:rStyle w:val="Hyperlink"/>
@@ -2778,7 +2917,7 @@
                 <w:noProof/>
                 <w:webHidden/>
               </w:rPr>
-              <w:instrText xml:space="preserve"> PAGEREF _Toc509228344 \h </w:instrText>
+              <w:instrText xml:space="preserve"> PAGEREF _Toc509238604 \h </w:instrText>
             </w:r>
             <w:r>
               <w:rPr>
@@ -2819,7 +2958,7 @@
               <w:szCs w:val="22"/>
             </w:rPr>
           </w:pPr>
-          <w:hyperlink w:anchor="_Toc509228345" w:history="1">
+          <w:hyperlink w:anchor="_Toc509238605" w:history="1">
             <w:r>
               <w:rPr>
                 <w:rStyle w:val="Hyperlink"/>
@@ -2846,7 +2985,7 @@
                 <w:noProof/>
                 <w:webHidden/>
               </w:rPr>
-              <w:instrText xml:space="preserve"> PAGEREF _Toc509228345 \h </w:instrText>
+              <w:instrText xml:space="preserve"> PAGEREF _Toc509238605 \h </w:instrText>
             </w:r>
             <w:r>
               <w:rPr>
@@ -2890,7 +3029,7 @@
               <w:szCs w:val="22"/>
             </w:rPr>
           </w:pPr>
-          <w:hyperlink w:anchor="_Toc509228346" w:history="1">
+          <w:hyperlink w:anchor="_Toc509238606" w:history="1">
             <w:r>
               <w:rPr>
                 <w:rStyle w:val="Hyperlink"/>
@@ -2917,7 +3056,7 @@
                 <w:noProof/>
                 <w:webHidden/>
               </w:rPr>
-              <w:instrText xml:space="preserve"> PAGEREF _Toc509228346 \h </w:instrText>
+              <w:instrText xml:space="preserve"> PAGEREF _Toc509238606 \h </w:instrText>
             </w:r>
             <w:r>
               <w:rPr>
@@ -2961,7 +3100,7 @@
               <w:szCs w:val="22"/>
             </w:rPr>
           </w:pPr>
-          <w:hyperlink w:anchor="_Toc509228347" w:history="1">
+          <w:hyperlink w:anchor="_Toc509238607" w:history="1">
             <w:r>
               <w:rPr>
                 <w:rStyle w:val="Hyperlink"/>
@@ -2988,7 +3127,7 @@
                 <w:noProof/>
                 <w:webHidden/>
               </w:rPr>
-              <w:instrText xml:space="preserve"> PAGEREF _Toc509228347 \h </w:instrText>
+              <w:instrText xml:space="preserve"> PAGEREF _Toc509238607 \h </w:instrText>
             </w:r>
             <w:r>
               <w:rPr>
@@ -3008,7 +3147,7 @@
                 <w:noProof/>
                 <w:webHidden/>
               </w:rPr>
-              <w:t>27</w:t>
+              <w:t>26</w:t>
             </w:r>
             <w:r>
               <w:rPr>
@@ -3029,7 +3168,7 @@
               <w:szCs w:val="22"/>
             </w:rPr>
           </w:pPr>
-          <w:hyperlink w:anchor="_Toc509228348" w:history="1">
+          <w:hyperlink w:anchor="_Toc509238608" w:history="1">
             <w:r>
               <w:rPr>
                 <w:rStyle w:val="Hyperlink"/>
@@ -3056,7 +3195,7 @@
                 <w:noProof/>
                 <w:webHidden/>
               </w:rPr>
-              <w:instrText xml:space="preserve"> PAGEREF _Toc509228348 \h </w:instrText>
+              <w:instrText xml:space="preserve"> PAGEREF _Toc509238608 \h </w:instrText>
             </w:r>
             <w:r>
               <w:rPr>
@@ -3076,7 +3215,7 @@
                 <w:noProof/>
                 <w:webHidden/>
               </w:rPr>
-              <w:t>27</w:t>
+              <w:t>26</w:t>
             </w:r>
             <w:r>
               <w:rPr>
@@ -3097,7 +3236,7 @@
               <w:szCs w:val="22"/>
             </w:rPr>
           </w:pPr>
-          <w:hyperlink w:anchor="_Toc509228349" w:history="1">
+          <w:hyperlink w:anchor="_Toc509238609" w:history="1">
             <w:r>
               <w:rPr>
                 <w:rStyle w:val="Hyperlink"/>
@@ -3124,7 +3263,7 @@
                 <w:noProof/>
                 <w:webHidden/>
               </w:rPr>
-              <w:instrText xml:space="preserve"> PAGEREF _Toc509228349 \h </w:instrText>
+              <w:instrText xml:space="preserve"> PAGEREF _Toc509238609 \h </w:instrText>
             </w:r>
             <w:r>
               <w:rPr>
@@ -3144,7 +3283,7 @@
                 <w:noProof/>
                 <w:webHidden/>
               </w:rPr>
-              <w:t>27</w:t>
+              <w:t>26</w:t>
             </w:r>
             <w:r>
               <w:rPr>
@@ -3165,7 +3304,7 @@
               <w:szCs w:val="22"/>
             </w:rPr>
           </w:pPr>
-          <w:hyperlink w:anchor="_Toc509228350" w:history="1">
+          <w:hyperlink w:anchor="_Toc509238610" w:history="1">
             <w:r>
               <w:rPr>
                 <w:rStyle w:val="Hyperlink"/>
@@ -3192,7 +3331,7 @@
                 <w:noProof/>
                 <w:webHidden/>
               </w:rPr>
-              <w:instrText xml:space="preserve"> PAGEREF _Toc509228350 \h </w:instrText>
+              <w:instrText xml:space="preserve"> PAGEREF _Toc509238610 \h </w:instrText>
             </w:r>
             <w:r>
               <w:rPr>
@@ -3212,7 +3351,7 @@
                 <w:noProof/>
                 <w:webHidden/>
               </w:rPr>
-              <w:t>28</w:t>
+              <w:t>27</w:t>
             </w:r>
             <w:r>
               <w:rPr>
@@ -3236,7 +3375,7 @@
               <w:szCs w:val="22"/>
             </w:rPr>
           </w:pPr>
-          <w:hyperlink w:anchor="_Toc509228351" w:history="1">
+          <w:hyperlink w:anchor="_Toc509238611" w:history="1">
             <w:r>
               <w:rPr>
                 <w:rStyle w:val="Hyperlink"/>
@@ -3263,7 +3402,7 @@
                 <w:noProof/>
                 <w:webHidden/>
               </w:rPr>
-              <w:instrText xml:space="preserve"> PAGEREF _Toc509228351 \h </w:instrText>
+              <w:instrText xml:space="preserve"> PAGEREF _Toc509238611 \h </w:instrText>
             </w:r>
             <w:r>
               <w:rPr>
@@ -3283,7 +3422,7 @@
                 <w:noProof/>
                 <w:webHidden/>
               </w:rPr>
-              <w:t>30</w:t>
+              <w:t>29</w:t>
             </w:r>
             <w:r>
               <w:rPr>
@@ -3307,7 +3446,7 @@
               <w:szCs w:val="22"/>
             </w:rPr>
           </w:pPr>
-          <w:hyperlink w:anchor="_Toc509228352" w:history="1">
+          <w:hyperlink w:anchor="_Toc509238612" w:history="1">
             <w:r>
               <w:rPr>
                 <w:rStyle w:val="Hyperlink"/>
@@ -3334,7 +3473,7 @@
                 <w:noProof/>
                 <w:webHidden/>
               </w:rPr>
-              <w:instrText xml:space="preserve"> PAGEREF _Toc509228352 \h </w:instrText>
+              <w:instrText xml:space="preserve"> PAGEREF _Toc509238612 \h </w:instrText>
             </w:r>
             <w:r>
               <w:rPr>
@@ -3354,7 +3493,7 @@
                 <w:noProof/>
                 <w:webHidden/>
               </w:rPr>
-              <w:t>32</w:t>
+              <w:t>31</w:t>
             </w:r>
             <w:r>
               <w:rPr>
@@ -3375,7 +3514,7 @@
               <w:szCs w:val="22"/>
             </w:rPr>
           </w:pPr>
-          <w:hyperlink w:anchor="_Toc509228353" w:history="1">
+          <w:hyperlink w:anchor="_Toc509238613" w:history="1">
             <w:r>
               <w:rPr>
                 <w:rStyle w:val="Hyperlink"/>
@@ -3402,7 +3541,7 @@
                 <w:noProof/>
                 <w:webHidden/>
               </w:rPr>
-              <w:instrText xml:space="preserve"> PAGEREF _Toc509228353 \h </w:instrText>
+              <w:instrText xml:space="preserve"> PAGEREF _Toc509238613 \h </w:instrText>
             </w:r>
             <w:r>
               <w:rPr>
@@ -3422,7 +3561,7 @@
                 <w:noProof/>
                 <w:webHidden/>
               </w:rPr>
-              <w:t>32</w:t>
+              <w:t>31</w:t>
             </w:r>
             <w:r>
               <w:rPr>
@@ -3443,7 +3582,7 @@
               <w:szCs w:val="22"/>
             </w:rPr>
           </w:pPr>
-          <w:hyperlink w:anchor="_Toc509228354" w:history="1">
+          <w:hyperlink w:anchor="_Toc509238614" w:history="1">
             <w:r>
               <w:rPr>
                 <w:rStyle w:val="Hyperlink"/>
@@ -3470,7 +3609,7 @@
                 <w:noProof/>
                 <w:webHidden/>
               </w:rPr>
-              <w:instrText xml:space="preserve"> PAGEREF _Toc509228354 \h </w:instrText>
+              <w:instrText xml:space="preserve"> PAGEREF _Toc509238614 \h </w:instrText>
             </w:r>
             <w:r>
               <w:rPr>
@@ -3490,7 +3629,7 @@
                 <w:noProof/>
                 <w:webHidden/>
               </w:rPr>
-              <w:t>32</w:t>
+              <w:t>31</w:t>
             </w:r>
             <w:r>
               <w:rPr>
@@ -3511,7 +3650,7 @@
               <w:szCs w:val="22"/>
             </w:rPr>
           </w:pPr>
-          <w:hyperlink w:anchor="_Toc509228355" w:history="1">
+          <w:hyperlink w:anchor="_Toc509238615" w:history="1">
             <w:r>
               <w:rPr>
                 <w:rStyle w:val="Hyperlink"/>
@@ -3538,7 +3677,7 @@
                 <w:noProof/>
                 <w:webHidden/>
               </w:rPr>
-              <w:instrText xml:space="preserve"> PAGEREF _Toc509228355 \h </w:instrText>
+              <w:instrText xml:space="preserve"> PAGEREF _Toc509238615 \h </w:instrText>
             </w:r>
             <w:r>
               <w:rPr>
@@ -3558,7 +3697,7 @@
                 <w:noProof/>
                 <w:webHidden/>
               </w:rPr>
-              <w:t>34</w:t>
+              <w:t>33</w:t>
             </w:r>
             <w:r>
               <w:rPr>
@@ -3579,7 +3718,7 @@
               <w:szCs w:val="22"/>
             </w:rPr>
           </w:pPr>
-          <w:hyperlink w:anchor="_Toc509228356" w:history="1">
+          <w:hyperlink w:anchor="_Toc509238616" w:history="1">
             <w:r>
               <w:rPr>
                 <w:rStyle w:val="Hyperlink"/>
@@ -3606,7 +3745,7 @@
                 <w:noProof/>
                 <w:webHidden/>
               </w:rPr>
-              <w:instrText xml:space="preserve"> PAGEREF _Toc509228356 \h </w:instrText>
+              <w:instrText xml:space="preserve"> PAGEREF _Toc509238616 \h </w:instrText>
             </w:r>
             <w:r>
               <w:rPr>
@@ -3626,7 +3765,7 @@
                 <w:noProof/>
                 <w:webHidden/>
               </w:rPr>
-              <w:t>37</w:t>
+              <w:t>36</w:t>
             </w:r>
             <w:r>
               <w:rPr>
@@ -3647,7 +3786,7 @@
               <w:szCs w:val="22"/>
             </w:rPr>
           </w:pPr>
-          <w:hyperlink w:anchor="_Toc509228357" w:history="1">
+          <w:hyperlink w:anchor="_Toc509238617" w:history="1">
             <w:r>
               <w:rPr>
                 <w:rStyle w:val="Hyperlink"/>
@@ -3674,7 +3813,7 @@
                 <w:noProof/>
                 <w:webHidden/>
               </w:rPr>
-              <w:instrText xml:space="preserve"> PAGEREF _Toc509228357 \h </w:instrText>
+              <w:instrText xml:space="preserve"> PAGEREF _Toc509238617 \h </w:instrText>
             </w:r>
             <w:r>
               <w:rPr>
@@ -3694,7 +3833,7 @@
                 <w:noProof/>
                 <w:webHidden/>
               </w:rPr>
-              <w:t>37</w:t>
+              <w:t>36</w:t>
             </w:r>
             <w:r>
               <w:rPr>
@@ -3715,7 +3854,7 @@
               <w:szCs w:val="22"/>
             </w:rPr>
           </w:pPr>
-          <w:hyperlink w:anchor="_Toc509228358" w:history="1">
+          <w:hyperlink w:anchor="_Toc509238618" w:history="1">
             <w:r>
               <w:rPr>
                 <w:rStyle w:val="Hyperlink"/>
@@ -3742,7 +3881,7 @@
                 <w:noProof/>
                 <w:webHidden/>
               </w:rPr>
-              <w:instrText xml:space="preserve"> PAGEREF _Toc509228358 \h </w:instrText>
+              <w:instrText xml:space="preserve"> PAGEREF _Toc509238618 \h </w:instrText>
             </w:r>
             <w:r>
               <w:rPr>
@@ -3762,7 +3901,75 @@
                 <w:noProof/>
                 <w:webHidden/>
               </w:rPr>
-              <w:t>37</w:t>
+              <w:t>36</w:t>
+            </w:r>
+            <w:r>
+              <w:rPr>
+                <w:noProof/>
+                <w:webHidden/>
+              </w:rPr>
+              <w:fldChar w:fldCharType="end"/>
+            </w:r>
+          </w:hyperlink>
+        </w:p>
+        <w:p>
+          <w:pPr>
+            <w:pStyle w:val="TOC2"/>
+            <w:rPr>
+              <w:rFonts w:asciiTheme="minorHAnsi" w:eastAsiaTheme="minorEastAsia" w:hAnsiTheme="minorHAnsi" w:cstheme="minorBidi"/>
+              <w:noProof/>
+              <w:sz w:val="22"/>
+              <w:szCs w:val="22"/>
+            </w:rPr>
+          </w:pPr>
+          <w:hyperlink w:anchor="_Toc509238619" w:history="1">
+            <w:r>
+              <w:rPr>
+                <w:rStyle w:val="Hyperlink"/>
+                <w:noProof/>
+              </w:rPr>
+              <w:t>Import Member Data</w:t>
+            </w:r>
+            <w:r>
+              <w:rPr>
+                <w:noProof/>
+                <w:webHidden/>
+              </w:rPr>
+              <w:tab/>
+            </w:r>
+            <w:r>
+              <w:rPr>
+                <w:noProof/>
+                <w:webHidden/>
+              </w:rPr>
+              <w:fldChar w:fldCharType="begin"/>
+            </w:r>
+            <w:r>
+              <w:rPr>
+                <w:noProof/>
+                <w:webHidden/>
+              </w:rPr>
+              <w:instrText xml:space="preserve"> PAGEREF _Toc509238619 \h </w:instrText>
+            </w:r>
+            <w:r>
+              <w:rPr>
+                <w:noProof/>
+                <w:webHidden/>
+              </w:rPr>
+            </w:r>
+            <w:r>
+              <w:rPr>
+                <w:noProof/>
+                <w:webHidden/>
+              </w:rPr>
+              <w:fldChar w:fldCharType="separate"/>
+            </w:r>
+            <w:r>
+              <w:rPr>
+                <w:noProof/>
+                <w:webHidden/>
+              </w:rPr>
+              <w:t>36</w:t>
             </w:r>
             <w:r>
               <w:rPr>
@@ -3786,7 +3993,7 @@
               <w:szCs w:val="22"/>
             </w:rPr>
           </w:pPr>
-          <w:hyperlink w:anchor="_Toc509228359" w:history="1">
+          <w:hyperlink w:anchor="_Toc509238620" w:history="1">
             <w:r>
               <w:rPr>
                 <w:rStyle w:val="Hyperlink"/>
@@ -3813,7 +4020,7 @@
                 <w:noProof/>
                 <w:webHidden/>
               </w:rPr>
-              <w:instrText xml:space="preserve"> PAGEREF _Toc509228359 \h </w:instrText>
+              <w:instrText xml:space="preserve"> PAGEREF _Toc509238620 \h </w:instrText>
             </w:r>
             <w:r>
               <w:rPr>
@@ -3833,7 +4040,7 @@
                 <w:noProof/>
                 <w:webHidden/>
               </w:rPr>
-              <w:t>38</w:t>
+              <w:t>36</w:t>
             </w:r>
             <w:r>
               <w:rPr>
@@ -3932,7 +4139,7 @@
       <w:pPr>
         <w:pStyle w:val="Heading1"/>
       </w:pPr>
-      <w:bookmarkStart w:id="0" w:name="_Toc509228307"/>
+      <w:bookmarkStart w:id="1" w:name="_Toc509238566"/>
       <w:r>
         <w:lastRenderedPageBreak/>
         <w:t>About</w:t>
@@ -3955,7 +4162,7 @@
       <w:r>
         <w:t xml:space="preserve"> 9-Tap Tour INC</w:t>
       </w:r>
-      <w:bookmarkEnd w:id="0"/>
+      <w:bookmarkEnd w:id="1"/>
     </w:p>
     <w:p>
       <w:pPr>
@@ -4130,8 +4337,8 @@
           <w:szCs w:val="20"/>
         </w:rPr>
       </w:pPr>
-      <w:bookmarkStart w:id="1" w:name="_Toc508882989"/>
-      <w:bookmarkStart w:id="2" w:name="_Toc509228308"/>
+      <w:bookmarkStart w:id="2" w:name="_Toc508882989"/>
+      <w:bookmarkStart w:id="3" w:name="_Toc509238567"/>
       <w:r>
         <w:rPr>
           <w:szCs w:val="20"/>
@@ -4139,15 +4346,26 @@
         <w:lastRenderedPageBreak/>
         <w:t>Dedication:</w:t>
       </w:r>
-      <w:bookmarkEnd w:id="1"/>
       <w:bookmarkEnd w:id="2"/>
-    </w:p>
-    <w:p>
-      <w:pPr>
-        <w:pStyle w:val="BodyText"/>
-      </w:pPr>
-      <w:r>
-        <w:t>Who did the work?</w:t>
+      <w:bookmarkEnd w:id="3"/>
+    </w:p>
+    <w:p>
+      <w:pPr>
+        <w:pStyle w:val="BodyText"/>
+      </w:pPr>
+      <w:r>
+        <w:t>To the students of Clover Park Technical College’s Computer Programing program. Thank you for all your hard work on this project.</w:t>
+      </w:r>
+      <w:r>
+        <w:t xml:space="preserve"> Thank you Dr. </w:t>
+      </w:r>
+      <w:proofErr w:type="spellStart"/>
+      <w:r>
+        <w:t>Meerdink</w:t>
+      </w:r>
+      <w:proofErr w:type="spellEnd"/>
+      <w:r>
+        <w:t xml:space="preserve"> for putting up with us.</w:t>
       </w:r>
     </w:p>
     <w:p>
@@ -4175,7 +4393,7 @@
           <w:szCs w:val="40"/>
         </w:rPr>
       </w:pPr>
-      <w:bookmarkStart w:id="3" w:name="_Toc509228309"/>
+      <w:bookmarkStart w:id="4" w:name="_Toc509238568"/>
       <w:r>
         <w:rPr>
           <w:sz w:val="40"/>
@@ -4183,7 +4401,7 @@
         </w:rPr>
         <w:t>What is 9-Tap?</w:t>
       </w:r>
-      <w:bookmarkEnd w:id="3"/>
+      <w:bookmarkEnd w:id="4"/>
     </w:p>
     <w:p>
       <w:pPr>
@@ -4253,14 +4471,27 @@
       <w:r>
         <w:t xml:space="preserve">Figure </w:t>
       </w:r>
-      <w:fldSimple w:instr=" SEQ Figure \* ARABIC ">
-        <w:r>
-          <w:rPr>
-            <w:noProof/>
-          </w:rPr>
-          <w:t>1</w:t>
-        </w:r>
-      </w:fldSimple>
+      <w:r>
+        <w:fldChar w:fldCharType="begin"/>
+      </w:r>
+      <w:r>
+        <w:instrText xml:space="preserve"> SEQ Figure \* ARABIC </w:instrText>
+      </w:r>
+      <w:r>
+        <w:fldChar w:fldCharType="separate"/>
+      </w:r>
+      <w:r>
+        <w:rPr>
+          <w:noProof/>
+        </w:rPr>
+        <w:t>1</w:t>
+      </w:r>
+      <w:r>
+        <w:rPr>
+          <w:noProof/>
+        </w:rPr>
+        <w:fldChar w:fldCharType="end"/>
+      </w:r>
       <w:r>
         <w:t>: 9-Tap Main Menu</w:t>
       </w:r>
@@ -4285,21 +4516,21 @@
       <w:pPr>
         <w:pStyle w:val="Heading2"/>
       </w:pPr>
-      <w:bookmarkStart w:id="4" w:name="_Toc509228310"/>
+      <w:bookmarkStart w:id="5" w:name="_Toc509238569"/>
       <w:r>
         <w:t>A good place to start</w:t>
       </w:r>
-      <w:bookmarkEnd w:id="4"/>
+      <w:bookmarkEnd w:id="5"/>
     </w:p>
     <w:p>
       <w:pPr>
         <w:pStyle w:val="Heading3"/>
       </w:pPr>
-      <w:bookmarkStart w:id="5" w:name="_Toc509228311"/>
+      <w:bookmarkStart w:id="6" w:name="_Toc509238570"/>
       <w:r>
         <w:t>Quick start guide</w:t>
       </w:r>
-      <w:bookmarkEnd w:id="5"/>
+      <w:bookmarkEnd w:id="6"/>
     </w:p>
     <w:p>
       <w:pPr>
@@ -4313,11 +4544,11 @@
       <w:pPr>
         <w:pStyle w:val="Heading3"/>
       </w:pPr>
-      <w:bookmarkStart w:id="6" w:name="_Toc509228312"/>
+      <w:bookmarkStart w:id="7" w:name="_Toc509238571"/>
       <w:r>
         <w:t>Troubleshooting</w:t>
       </w:r>
-      <w:bookmarkEnd w:id="6"/>
+      <w:bookmarkEnd w:id="7"/>
     </w:p>
     <w:p>
       <w:pPr>
@@ -4331,11 +4562,17 @@
       <w:pPr>
         <w:pStyle w:val="Heading2"/>
       </w:pPr>
-      <w:bookmarkStart w:id="7" w:name="_Toc509228313"/>
-      <w:r>
-        <w:t>Menus guide</w:t>
-      </w:r>
-      <w:bookmarkEnd w:id="7"/>
+      <w:bookmarkStart w:id="8" w:name="_Toc509238572"/>
+      <w:r>
+        <w:t>Menu</w:t>
+      </w:r>
+      <w:r>
+        <w:t>s</w:t>
+      </w:r>
+      <w:r>
+        <w:t xml:space="preserve"> guide</w:t>
+      </w:r>
+      <w:bookmarkEnd w:id="8"/>
     </w:p>
     <w:p>
       <w:pPr>
@@ -4417,12 +4654,12 @@
       <w:pPr>
         <w:pStyle w:val="Heading1"/>
       </w:pPr>
-      <w:bookmarkStart w:id="8" w:name="_Toc509228314"/>
+      <w:bookmarkStart w:id="9" w:name="_Toc509238573"/>
       <w:r>
         <w:lastRenderedPageBreak/>
         <w:t>Quick Start Guide</w:t>
       </w:r>
-      <w:bookmarkEnd w:id="8"/>
+      <w:bookmarkEnd w:id="9"/>
       <w:r>
         <w:t xml:space="preserve"> </w:t>
       </w:r>
@@ -4440,11 +4677,11 @@
       <w:pPr>
         <w:pStyle w:val="Heading2"/>
       </w:pPr>
-      <w:bookmarkStart w:id="9" w:name="_Toc509228315"/>
+      <w:bookmarkStart w:id="10" w:name="_Toc509238574"/>
       <w:r>
         <w:t>What are the system requirements to run 9-Tap?</w:t>
       </w:r>
-      <w:bookmarkEnd w:id="9"/>
+      <w:bookmarkEnd w:id="10"/>
     </w:p>
     <w:p>
       <w:pPr>
@@ -4458,11 +4695,11 @@
       <w:pPr>
         <w:pStyle w:val="Heading2"/>
       </w:pPr>
-      <w:bookmarkStart w:id="10" w:name="_Toc509228316"/>
+      <w:bookmarkStart w:id="11" w:name="_Toc509238575"/>
       <w:r>
         <w:t>How do I install 9-Tap?</w:t>
       </w:r>
-      <w:bookmarkEnd w:id="10"/>
+      <w:bookmarkEnd w:id="11"/>
     </w:p>
     <w:p>
       <w:pPr>
@@ -4557,7 +4794,15 @@
         </w:numPr>
       </w:pPr>
       <w:r>
-        <w:t>Select a Start Menu Folder for 9-Tap Tour. Either accept the default location or chose another. If you don’t want a Start Menu folder to be created check the box “Do Not Create A Start Menu Folder”. Once you are satisfied with your selection click the “Next” button to continue.</w:t>
+        <w:t xml:space="preserve">Select a Start Menu Folder for 9-Tap Tour. Either accept the default location or chose another. If you don’t want a Start Menu folder to be created check the box “Do Not Create </w:t>
+      </w:r>
+      <w:proofErr w:type="gramStart"/>
+      <w:r>
+        <w:t>A</w:t>
+      </w:r>
+      <w:proofErr w:type="gramEnd"/>
+      <w:r>
+        <w:t xml:space="preserve"> Start Menu Folder”. Once you are satisfied with your selection click the “Next” button to continue.</w:t>
       </w:r>
     </w:p>
     <w:p>
@@ -4605,7 +4850,6 @@
         </w:numPr>
       </w:pPr>
       <w:r>
-        <w:lastRenderedPageBreak/>
         <w:t>Start Windows and exit all other applications.</w:t>
       </w:r>
     </w:p>
@@ -4618,6 +4862,7 @@
         </w:numPr>
       </w:pPr>
       <w:r>
+        <w:lastRenderedPageBreak/>
         <w:t>Insert the 9-Tap Tour USB drive into your computer’s USB port.</w:t>
       </w:r>
     </w:p>
@@ -4690,7 +4935,15 @@
         </w:numPr>
       </w:pPr>
       <w:r>
-        <w:t>Select a Start Menu Folder for 9-Tap Tour. Either accept the default location or chose another. If you don’t want a Start Menu folder to be created check the box “Do Not Create A Start Menu Folder”. Once you are satisfied with your selection click the “Next” button to continue.</w:t>
+        <w:t xml:space="preserve">Select a Start Menu Folder for 9-Tap Tour. Either accept the default location or chose another. If you don’t want a Start Menu folder to be created check the box “Do Not Create </w:t>
+      </w:r>
+      <w:proofErr w:type="gramStart"/>
+      <w:r>
+        <w:t>A</w:t>
+      </w:r>
+      <w:proofErr w:type="gramEnd"/>
+      <w:r>
+        <w:t xml:space="preserve"> Start Menu Folder”. Once you are satisfied with your selection click the “Next” button to continue.</w:t>
       </w:r>
     </w:p>
     <w:p>
@@ -4733,11 +4986,11 @@
       <w:pPr>
         <w:pStyle w:val="Heading2"/>
       </w:pPr>
-      <w:bookmarkStart w:id="11" w:name="_Toc509228317"/>
+      <w:bookmarkStart w:id="12" w:name="_Toc509238576"/>
       <w:r>
         <w:t>How do I Launch 9-Tap?</w:t>
       </w:r>
-      <w:bookmarkEnd w:id="11"/>
+      <w:bookmarkEnd w:id="12"/>
     </w:p>
     <w:p>
       <w:pPr>
@@ -4751,11 +5004,11 @@
       <w:pPr>
         <w:pStyle w:val="Heading2"/>
       </w:pPr>
-      <w:bookmarkStart w:id="12" w:name="_Toc509228318"/>
+      <w:bookmarkStart w:id="13" w:name="_Toc509238577"/>
       <w:r>
         <w:t>How do I import existing members?</w:t>
       </w:r>
-      <w:bookmarkEnd w:id="12"/>
+      <w:bookmarkEnd w:id="13"/>
     </w:p>
     <w:p>
       <w:pPr>
@@ -4769,30 +5022,39 @@
       <w:pPr>
         <w:pStyle w:val="Heading2"/>
       </w:pPr>
-      <w:bookmarkStart w:id="13" w:name="_Toc509228319"/>
+      <w:bookmarkStart w:id="14" w:name="_Toc509238578"/>
+      <w:r>
+        <w:t>How do I enter a new player?</w:t>
+      </w:r>
+      <w:bookmarkEnd w:id="14"/>
+    </w:p>
+    <w:p>
+      <w:pPr>
+        <w:pStyle w:val="BodyText"/>
+      </w:pPr>
+      <w:r>
+        <w:t xml:space="preserve">On the Member Info screen, click the “New” button. The record will clear, and a new member number will appear in the Member Number field. Click in the field labeled “Last Name” and type the member’s last name, then tab to the next field. The member’s first and last name are required at time of creation. </w:t>
+      </w:r>
+      <w:r>
+        <w:t xml:space="preserve">If the new member has an average from </w:t>
+      </w:r>
       <w:r>
         <w:lastRenderedPageBreak/>
-        <w:t>How do I enter a new player?</w:t>
-      </w:r>
-      <w:bookmarkEnd w:id="13"/>
-    </w:p>
-    <w:p>
-      <w:pPr>
-        <w:pStyle w:val="BodyText"/>
-      </w:pPr>
-      <w:r>
-        <w:t>On the Member Info screen, click the “New” button. The record will clear, and a new member number will appear in the Member Number field. Click in the field labeled “Last Name” and type the member’s last name, then tab to the next field. The member’s first and last name are required at time of creation. Save the record by clicking “Save”.</w:t>
+        <w:t xml:space="preserve">another league, that gets entered in to the Average field. Proof of the average is needed. If the member doesn’t have an average, leave blank. </w:t>
+      </w:r>
+      <w:r>
+        <w:t>Save the record by clicking “Save”.</w:t>
       </w:r>
     </w:p>
     <w:p>
       <w:pPr>
         <w:pStyle w:val="Heading2"/>
       </w:pPr>
-      <w:bookmarkStart w:id="14" w:name="_Toc509228320"/>
+      <w:bookmarkStart w:id="15" w:name="_Toc509238579"/>
       <w:r>
         <w:t>How do I create a tournament?</w:t>
       </w:r>
-      <w:bookmarkEnd w:id="14"/>
+      <w:bookmarkEnd w:id="15"/>
     </w:p>
     <w:p>
       <w:pPr>
@@ -4835,11 +5097,11 @@
       <w:pPr>
         <w:pStyle w:val="Heading2"/>
       </w:pPr>
-      <w:bookmarkStart w:id="15" w:name="_Toc509228321"/>
+      <w:bookmarkStart w:id="16" w:name="_Toc509238580"/>
       <w:r>
         <w:t>How do I enter a member’s scores?</w:t>
       </w:r>
-      <w:bookmarkEnd w:id="15"/>
+      <w:bookmarkEnd w:id="16"/>
     </w:p>
     <w:p>
       <w:pPr>
@@ -4919,7 +5181,13 @@
         <w:pStyle w:val="Title"/>
       </w:pPr>
       <w:r>
-        <w:t>Menus and Forms Guide</w:t>
+        <w:t>Menu</w:t>
+      </w:r>
+      <w:r>
+        <w:t>s</w:t>
+      </w:r>
+      <w:r>
+        <w:t xml:space="preserve"> Guide</w:t>
       </w:r>
     </w:p>
     <w:p>
@@ -4934,18 +5202,30 @@
       <w:pPr>
         <w:pStyle w:val="Heading1"/>
         <w:rPr>
-          <w:szCs w:val="32"/>
-        </w:rPr>
-      </w:pPr>
-      <w:bookmarkStart w:id="16" w:name="_Toc509228322"/>
-      <w:r>
-        <w:rPr>
-          <w:szCs w:val="32"/>
+          <w:sz w:val="36"/>
+          <w:szCs w:val="36"/>
+        </w:rPr>
+      </w:pPr>
+      <w:bookmarkStart w:id="17" w:name="_Toc509238581"/>
+      <w:r>
+        <w:rPr>
+          <w:sz w:val="36"/>
+          <w:szCs w:val="36"/>
         </w:rPr>
         <w:lastRenderedPageBreak/>
-        <w:t>Start Menu</w:t>
-      </w:r>
-      <w:bookmarkEnd w:id="16"/>
+        <w:t>Menu Guide</w:t>
+      </w:r>
+      <w:bookmarkEnd w:id="17"/>
+    </w:p>
+    <w:p>
+      <w:pPr>
+        <w:pStyle w:val="Heading1"/>
+      </w:pPr>
+      <w:bookmarkStart w:id="18" w:name="_Toc509238582"/>
+      <w:r>
+        <w:t>Main Menu</w:t>
+      </w:r>
+      <w:bookmarkEnd w:id="18"/>
     </w:p>
     <w:p>
       <w:pPr>
@@ -5043,14 +5323,27 @@
       <w:r>
         <w:t xml:space="preserve">Figure </w:t>
       </w:r>
-      <w:fldSimple w:instr=" SEQ Figure \* ARABIC ">
-        <w:r>
-          <w:rPr>
-            <w:noProof/>
-          </w:rPr>
-          <w:t>2</w:t>
-        </w:r>
-      </w:fldSimple>
+      <w:r>
+        <w:fldChar w:fldCharType="begin"/>
+      </w:r>
+      <w:r>
+        <w:instrText xml:space="preserve"> SEQ Figure \* ARABIC </w:instrText>
+      </w:r>
+      <w:r>
+        <w:fldChar w:fldCharType="separate"/>
+      </w:r>
+      <w:r>
+        <w:rPr>
+          <w:noProof/>
+        </w:rPr>
+        <w:t>2</w:t>
+      </w:r>
+      <w:r>
+        <w:rPr>
+          <w:noProof/>
+        </w:rPr>
+        <w:fldChar w:fldCharType="end"/>
+      </w:r>
       <w:r>
         <w:t>: Main Menu</w:t>
       </w:r>
@@ -5059,12 +5352,12 @@
       <w:pPr>
         <w:pStyle w:val="Heading1"/>
       </w:pPr>
-      <w:bookmarkStart w:id="17" w:name="_Toc509228323"/>
+      <w:bookmarkStart w:id="19" w:name="_Toc509238583"/>
       <w:r>
         <w:lastRenderedPageBreak/>
         <w:t>Member Info</w:t>
       </w:r>
-      <w:bookmarkEnd w:id="17"/>
+      <w:bookmarkEnd w:id="19"/>
     </w:p>
     <w:p>
       <w:pPr>
@@ -5157,14 +5450,27 @@
       <w:r>
         <w:t xml:space="preserve">Figure </w:t>
       </w:r>
-      <w:fldSimple w:instr=" SEQ Figure \* ARABIC ">
-        <w:r>
-          <w:rPr>
-            <w:noProof/>
-          </w:rPr>
-          <w:t>3</w:t>
-        </w:r>
-      </w:fldSimple>
+      <w:r>
+        <w:fldChar w:fldCharType="begin"/>
+      </w:r>
+      <w:r>
+        <w:instrText xml:space="preserve"> SEQ Figure \* ARABIC </w:instrText>
+      </w:r>
+      <w:r>
+        <w:fldChar w:fldCharType="separate"/>
+      </w:r>
+      <w:r>
+        <w:rPr>
+          <w:noProof/>
+        </w:rPr>
+        <w:t>3</w:t>
+      </w:r>
+      <w:r>
+        <w:rPr>
+          <w:noProof/>
+        </w:rPr>
+        <w:fldChar w:fldCharType="end"/>
+      </w:r>
       <w:r>
         <w:t>: Member Information</w:t>
       </w:r>
@@ -5173,11 +5479,11 @@
       <w:pPr>
         <w:pStyle w:val="Heading3"/>
       </w:pPr>
-      <w:bookmarkStart w:id="18" w:name="_Toc509228324"/>
+      <w:bookmarkStart w:id="20" w:name="_Toc509238584"/>
       <w:r>
         <w:t>Import Members</w:t>
       </w:r>
-      <w:bookmarkEnd w:id="18"/>
+      <w:bookmarkEnd w:id="20"/>
     </w:p>
     <w:p>
       <w:pPr>
@@ -5199,7 +5505,13 @@
         <w:keepNext/>
       </w:pPr>
       <w:r>
-        <w:t>In the Record box, click on the “Import” button. The import file window will open (see figure 10). Click on the Excel file to be imported</w:t>
+        <w:t xml:space="preserve">In the Record box, click on the “Import” button. The import file window will open (see figure 10). </w:t>
+      </w:r>
+      <w:r>
+        <w:t xml:space="preserve">Chose the Excel file to be imported, double checking it’s the correct member’s file. </w:t>
+      </w:r>
+      <w:r>
+        <w:t>Click on the Excel file to be imported</w:t>
       </w:r>
       <w:r>
         <w:t xml:space="preserve"> to 9-Tap</w:t>
@@ -5221,11 +5533,11 @@
       <w:pPr>
         <w:pStyle w:val="Heading3"/>
       </w:pPr>
-      <w:bookmarkStart w:id="19" w:name="_Toc509228325"/>
+      <w:bookmarkStart w:id="21" w:name="_Toc509238585"/>
       <w:r>
         <w:t>New Members</w:t>
       </w:r>
-      <w:bookmarkEnd w:id="19"/>
+      <w:bookmarkEnd w:id="21"/>
     </w:p>
     <w:p>
       <w:pPr>
@@ -5245,11 +5557,11 @@
         <w:t>type</w:t>
       </w:r>
       <w:r>
-        <w:t xml:space="preserve"> the required information. Repeat the process </w:t>
+        <w:t xml:space="preserve"> the required information. Repeat the process until all the fields are filled. In the “Status” box, click on the status designator that best </w:t>
       </w:r>
       <w:r>
         <w:lastRenderedPageBreak/>
-        <w:t xml:space="preserve">until all the fields are filled. In the “Status” box, click on the status designator that best describes the member’s status, either “Active” or “Inactive”. Then click on the senior designator if the member is over 50 years old, and finally click on the member’s gender. If the new member </w:t>
+        <w:t xml:space="preserve">describes the member’s status, either “Active” or “Inactive”. Then click on the senior designator if the member is over 50 years old, and finally click on the member’s gender. If the new member </w:t>
       </w:r>
       <w:r>
         <w:t>wants</w:t>
@@ -5267,7 +5579,13 @@
         <w:t>then</w:t>
       </w:r>
       <w:r>
-        <w:t xml:space="preserve"> enter the new member’s average. Enter the date of the member’s last payment. </w:t>
+        <w:t xml:space="preserve"> enter the new member’s average.</w:t>
+      </w:r>
+      <w:r>
+        <w:t xml:space="preserve"> The incoming member needs to have proof of this average, for example a print out from another league.</w:t>
+      </w:r>
+      <w:r>
+        <w:t xml:space="preserve"> Enter the date of the member’s last payment. </w:t>
       </w:r>
       <w:r>
         <w:t>I</w:t>
@@ -5367,14 +5685,27 @@
       <w:r>
         <w:t xml:space="preserve">Figure </w:t>
       </w:r>
-      <w:fldSimple w:instr=" SEQ Figure \* ARABIC ">
-        <w:r>
-          <w:rPr>
-            <w:noProof/>
-          </w:rPr>
-          <w:t>4</w:t>
-        </w:r>
-      </w:fldSimple>
+      <w:r>
+        <w:fldChar w:fldCharType="begin"/>
+      </w:r>
+      <w:r>
+        <w:instrText xml:space="preserve"> SEQ Figure \* ARABIC </w:instrText>
+      </w:r>
+      <w:r>
+        <w:fldChar w:fldCharType="separate"/>
+      </w:r>
+      <w:r>
+        <w:rPr>
+          <w:noProof/>
+        </w:rPr>
+        <w:t>4</w:t>
+      </w:r>
+      <w:r>
+        <w:rPr>
+          <w:noProof/>
+        </w:rPr>
+        <w:fldChar w:fldCharType="end"/>
+      </w:r>
       <w:r>
         <w:t>: Member Information</w:t>
       </w:r>
@@ -5383,11 +5714,11 @@
       <w:pPr>
         <w:pStyle w:val="Heading3"/>
       </w:pPr>
-      <w:bookmarkStart w:id="20" w:name="_Toc509228326"/>
+      <w:bookmarkStart w:id="22" w:name="_Toc509238586"/>
       <w:r>
         <w:t>Updating a member.</w:t>
       </w:r>
-      <w:bookmarkEnd w:id="20"/>
+      <w:bookmarkEnd w:id="22"/>
     </w:p>
     <w:p>
       <w:pPr>
@@ -5401,15 +5732,7 @@
           <w:sz w:val="24"/>
           <w:szCs w:val="24"/>
         </w:rPr>
-        <w:t xml:space="preserve">Clicking on the “Member Search” button displays the member search screen (figure 7). This is where 9-Tap member’s information may be searched for by either member number, name, average, handicap, or bonus. The cursor will automatically appear in the “Number” field. To initiate a search, enter the member number, then press enter or “Search”. The rest of the form will auto-populate. The user may refine the search by entering the member first and last name, then press enter or click the “Search” button. The search results will display in a data box on the search screen. To display all members in the database, leave the fields blank then press enter or click on the “Search” button. Click on the member whose information that needs updating, then click “Select”. The member’s </w:t>
-      </w:r>
-      <w:r>
-        <w:rPr>
-          <w:sz w:val="24"/>
-          <w:szCs w:val="24"/>
-        </w:rPr>
-        <w:lastRenderedPageBreak/>
-        <w:t>information will display on the Member Info screen. Make the necessary updates to the member’s information. Then click “Save”. The updates will be saved to the member database.</w:t>
+        <w:t>Clicking on the “Member Search” button displays the member search screen (figure 7). This is where 9-Tap member’s information may be searched for by either member number, name, average, handicap, or bonus. The cursor will automatically appear in the “Number” field. To initiate a search, enter the member number, then press enter or “Search”. The rest of the form will auto-populate. The user may refine the search by entering the member first and last name, then press enter or click the “Search” button. The search results will display in a data box on the search screen. To display all members in the database, leave the fields blank then press enter or click on the “Search” button. Click on the member whose information that needs updating, then click “Select”. The member’s information will display on the Member Info screen. Make the necessary updates to the member’s information. Then click “Save”. The updates will be saved to the member database.</w:t>
       </w:r>
     </w:p>
     <w:p>
@@ -5424,14 +5747,14 @@
           <w:szCs w:val="20"/>
         </w:rPr>
       </w:pPr>
-      <w:bookmarkStart w:id="21" w:name="_Toc509228327"/>
+      <w:bookmarkStart w:id="23" w:name="_Toc509238587"/>
       <w:r>
         <w:rPr>
           <w:szCs w:val="20"/>
         </w:rPr>
         <w:t>Stats</w:t>
       </w:r>
-      <w:bookmarkEnd w:id="21"/>
+      <w:bookmarkEnd w:id="23"/>
     </w:p>
     <w:p>
       <w:pPr>
@@ -5502,83 +5825,47 @@
       <w:r>
         <w:t xml:space="preserve">Figure </w:t>
       </w:r>
-      <w:fldSimple w:instr=" SEQ Figure \* ARABIC ">
-        <w:r>
-          <w:rPr>
-            <w:noProof/>
-          </w:rPr>
-          <w:t>5</w:t>
-        </w:r>
-      </w:fldSimple>
+      <w:r>
+        <w:fldChar w:fldCharType="begin"/>
+      </w:r>
+      <w:r>
+        <w:instrText xml:space="preserve"> SEQ Figure \* ARABIC </w:instrText>
+      </w:r>
+      <w:r>
+        <w:fldChar w:fldCharType="separate"/>
+      </w:r>
+      <w:r>
+        <w:rPr>
+          <w:noProof/>
+        </w:rPr>
+        <w:t>5</w:t>
+      </w:r>
+      <w:r>
+        <w:rPr>
+          <w:noProof/>
+        </w:rPr>
+        <w:fldChar w:fldCharType="end"/>
+      </w:r>
       <w:r>
         <w:t>: Stats Form</w:t>
       </w:r>
     </w:p>
     <w:p>
       <w:pPr>
-        <w:pStyle w:val="BodyText"/>
-      </w:pPr>
-    </w:p>
-    <w:p>
-      <w:pPr>
-        <w:pStyle w:val="BodyText"/>
-      </w:pPr>
-    </w:p>
-    <w:p>
-      <w:pPr>
-        <w:pStyle w:val="BodyText"/>
-      </w:pPr>
-    </w:p>
-    <w:p>
-      <w:pPr>
-        <w:pStyle w:val="BodyText"/>
-      </w:pPr>
-    </w:p>
-    <w:p>
-      <w:pPr>
-        <w:pStyle w:val="BodyText"/>
-      </w:pPr>
-    </w:p>
-    <w:p>
-      <w:pPr>
-        <w:pStyle w:val="BodyText"/>
-      </w:pPr>
-    </w:p>
-    <w:p>
-      <w:pPr>
-        <w:pStyle w:val="BodyText"/>
-      </w:pPr>
-    </w:p>
-    <w:p>
-      <w:pPr>
-        <w:pStyle w:val="BodyText"/>
-      </w:pPr>
-    </w:p>
-    <w:p>
-      <w:pPr>
-        <w:pStyle w:val="BodyText"/>
-      </w:pPr>
-    </w:p>
-    <w:p>
-      <w:pPr>
-        <w:pStyle w:val="BodyText"/>
-      </w:pPr>
-    </w:p>
-    <w:p>
-      <w:pPr>
         <w:pStyle w:val="Heading2"/>
         <w:rPr>
           <w:szCs w:val="20"/>
         </w:rPr>
       </w:pPr>
-      <w:bookmarkStart w:id="22" w:name="_Toc509228328"/>
+      <w:bookmarkStart w:id="24" w:name="_Toc509238588"/>
       <w:r>
         <w:rPr>
           <w:szCs w:val="20"/>
         </w:rPr>
+        <w:lastRenderedPageBreak/>
         <w:t>Member Search</w:t>
       </w:r>
-      <w:bookmarkEnd w:id="22"/>
+      <w:bookmarkEnd w:id="24"/>
     </w:p>
     <w:p>
       <w:pPr>
@@ -5716,14 +6003,27 @@
       <w:r>
         <w:t xml:space="preserve">Figure </w:t>
       </w:r>
-      <w:fldSimple w:instr=" SEQ Figure \* ARABIC ">
-        <w:r>
-          <w:rPr>
-            <w:noProof/>
-          </w:rPr>
-          <w:t>6</w:t>
-        </w:r>
-      </w:fldSimple>
+      <w:r>
+        <w:fldChar w:fldCharType="begin"/>
+      </w:r>
+      <w:r>
+        <w:instrText xml:space="preserve"> SEQ Figure \* ARABIC </w:instrText>
+      </w:r>
+      <w:r>
+        <w:fldChar w:fldCharType="separate"/>
+      </w:r>
+      <w:r>
+        <w:rPr>
+          <w:noProof/>
+        </w:rPr>
+        <w:t>6</w:t>
+      </w:r>
+      <w:r>
+        <w:rPr>
+          <w:noProof/>
+        </w:rPr>
+        <w:fldChar w:fldCharType="end"/>
+      </w:r>
       <w:r>
         <w:t>: Member search, blank and with results</w:t>
       </w:r>
@@ -5735,29 +6035,32 @@
           <w:szCs w:val="20"/>
         </w:rPr>
       </w:pPr>
-      <w:bookmarkStart w:id="23" w:name="_Toc509228329"/>
+      <w:bookmarkStart w:id="25" w:name="_Toc509238589"/>
       <w:r>
         <w:rPr>
           <w:szCs w:val="20"/>
         </w:rPr>
+        <w:t>Print Recaps</w:t>
+      </w:r>
+      <w:bookmarkEnd w:id="25"/>
+    </w:p>
+    <w:p>
+      <w:pPr>
+        <w:pStyle w:val="BodyText"/>
+        <w:keepNext/>
+      </w:pPr>
+      <w:r>
+        <w:t xml:space="preserve">The “Print Single” and “Print Tournament” buttons open the computer’s print dialog, where a copy of the desired data can be printed </w:t>
+      </w:r>
+      <w:r>
+        <w:t>and/</w:t>
+      </w:r>
+      <w:r>
+        <w:t xml:space="preserve">or saved as a pdf file. The “Print by </w:t>
+      </w:r>
+      <w:r>
         <w:lastRenderedPageBreak/>
-        <w:t>Print Recaps</w:t>
-      </w:r>
-      <w:bookmarkEnd w:id="23"/>
-    </w:p>
-    <w:p>
-      <w:pPr>
-        <w:pStyle w:val="BodyText"/>
-        <w:keepNext/>
-      </w:pPr>
-      <w:r>
-        <w:t xml:space="preserve">The “Print Single” and “Print Tournament” buttons open the computer’s print dialog, where a copy of the desired data can be printed </w:t>
-      </w:r>
-      <w:r>
-        <w:t>and/</w:t>
-      </w:r>
-      <w:r>
-        <w:t xml:space="preserve">or saved as a pdf file. The “Print by Date” button opens the print by date screen, from where a date range can be set to print </w:t>
+        <w:t xml:space="preserve">Date” button opens the print by date screen, from where a date range can be set to print </w:t>
       </w:r>
       <w:r>
         <w:t xml:space="preserve">and/or save </w:t>
@@ -5872,14 +6175,27 @@
       <w:r>
         <w:t xml:space="preserve">Figure </w:t>
       </w:r>
-      <w:fldSimple w:instr=" SEQ Figure \* ARABIC ">
-        <w:r>
-          <w:rPr>
-            <w:noProof/>
-          </w:rPr>
-          <w:t>7</w:t>
-        </w:r>
-      </w:fldSimple>
+      <w:r>
+        <w:fldChar w:fldCharType="begin"/>
+      </w:r>
+      <w:r>
+        <w:instrText xml:space="preserve"> SEQ Figure \* ARABIC </w:instrText>
+      </w:r>
+      <w:r>
+        <w:fldChar w:fldCharType="separate"/>
+      </w:r>
+      <w:r>
+        <w:rPr>
+          <w:noProof/>
+        </w:rPr>
+        <w:t>7</w:t>
+      </w:r>
+      <w:r>
+        <w:rPr>
+          <w:noProof/>
+        </w:rPr>
+        <w:fldChar w:fldCharType="end"/>
+      </w:r>
       <w:r>
         <w:t>: basic printer dialog, Print by Date form.</w:t>
       </w:r>
@@ -5891,14 +6207,14 @@
           <w:szCs w:val="20"/>
         </w:rPr>
       </w:pPr>
-      <w:bookmarkStart w:id="24" w:name="_Toc509228330"/>
+      <w:bookmarkStart w:id="26" w:name="_Toc509238590"/>
       <w:r>
         <w:rPr>
           <w:szCs w:val="20"/>
         </w:rPr>
         <w:t>Import</w:t>
       </w:r>
-      <w:bookmarkEnd w:id="24"/>
+      <w:bookmarkEnd w:id="26"/>
     </w:p>
     <w:p>
       <w:pPr>
@@ -5969,14 +6285,27 @@
       <w:r>
         <w:t xml:space="preserve">Figure </w:t>
       </w:r>
-      <w:fldSimple w:instr=" SEQ Figure \* ARABIC ">
-        <w:r>
-          <w:rPr>
-            <w:noProof/>
-          </w:rPr>
-          <w:t>8</w:t>
-        </w:r>
-      </w:fldSimple>
+      <w:r>
+        <w:fldChar w:fldCharType="begin"/>
+      </w:r>
+      <w:r>
+        <w:instrText xml:space="preserve"> SEQ Figure \* ARABIC </w:instrText>
+      </w:r>
+      <w:r>
+        <w:fldChar w:fldCharType="separate"/>
+      </w:r>
+      <w:r>
+        <w:rPr>
+          <w:noProof/>
+        </w:rPr>
+        <w:t>8</w:t>
+      </w:r>
+      <w:r>
+        <w:rPr>
+          <w:noProof/>
+        </w:rPr>
+        <w:fldChar w:fldCharType="end"/>
+      </w:r>
       <w:r>
         <w:t>: Importing existing player information</w:t>
       </w:r>
@@ -5985,43 +6314,55 @@
       <w:pPr>
         <w:pStyle w:val="Heading1"/>
       </w:pPr>
-      <w:bookmarkStart w:id="25" w:name="_Toc509228331"/>
-      <w:r>
+      <w:bookmarkStart w:id="27" w:name="_Toc509238591"/>
+      <w:r>
+        <w:t>Member Scores</w:t>
+      </w:r>
+      <w:bookmarkEnd w:id="27"/>
+    </w:p>
+    <w:p>
+      <w:pPr>
+        <w:pStyle w:val="BodyText"/>
+        <w:rPr>
+          <w:b/>
+        </w:rPr>
+      </w:pPr>
+      <w:r>
+        <w:rPr>
+          <w:b/>
+        </w:rPr>
+        <w:t>If the tournament has five (5) or fewer participants, DO NOT USE PROGRAM. Keep track of player data manually.</w:t>
+      </w:r>
+    </w:p>
+    <w:p>
+      <w:pPr>
+        <w:pStyle w:val="BodyText"/>
+        <w:keepNext/>
+        <w:rPr>
+          <w:b/>
+        </w:rPr>
+      </w:pPr>
+      <w:r>
+        <w:t>Clicking on either the Member Scores button or tab displays the Member Scores screen, where tournaments are created and where member scores are entered.</w:t>
+      </w:r>
+      <w:r>
+        <w:t xml:space="preserve"> Member scores are entered from hardcopy recaps of the member’s scores in the tournament.</w:t>
+      </w:r>
+      <w:r>
+        <w:t xml:space="preserve"> </w:t>
+      </w:r>
+      <w:r>
+        <w:rPr>
+          <w:b/>
+        </w:rPr>
+        <w:t xml:space="preserve">A </w:t>
+      </w:r>
+      <w:r>
+        <w:rPr>
+          <w:b/>
+        </w:rPr>
         <w:lastRenderedPageBreak/>
-        <w:t>Member Scores</w:t>
-      </w:r>
-      <w:bookmarkEnd w:id="25"/>
-    </w:p>
-    <w:p>
-      <w:pPr>
-        <w:pStyle w:val="BodyText"/>
-        <w:rPr>
-          <w:b/>
-        </w:rPr>
-      </w:pPr>
-      <w:r>
-        <w:rPr>
-          <w:b/>
-        </w:rPr>
-        <w:t>If the tournament has five (5) or fewer participants, DO NOT USE PROGRAM. Keep track of player data manually.</w:t>
-      </w:r>
-    </w:p>
-    <w:p>
-      <w:pPr>
-        <w:pStyle w:val="BodyText"/>
-        <w:keepNext/>
-        <w:rPr>
-          <w:b/>
-        </w:rPr>
-      </w:pPr>
-      <w:r>
-        <w:t xml:space="preserve">Clicking on either the Member Scores button or tab displays the Member Scores screen, where tournaments are created and where member scores are entered. </w:t>
-      </w:r>
-      <w:r>
-        <w:rPr>
-          <w:b/>
-        </w:rPr>
-        <w:t>A tournament must be created before the member scores can be entered. See Create/Update Tournament.</w:t>
+        <w:t>tournament must be created before the member scores can be entered. See Create/Update Tournament.</w:t>
       </w:r>
     </w:p>
     <w:p>
@@ -6092,14 +6433,27 @@
       <w:r>
         <w:t xml:space="preserve">Figure </w:t>
       </w:r>
-      <w:fldSimple w:instr=" SEQ Figure \* ARABIC ">
-        <w:r>
-          <w:rPr>
-            <w:noProof/>
-          </w:rPr>
-          <w:t>9</w:t>
-        </w:r>
-      </w:fldSimple>
+      <w:r>
+        <w:fldChar w:fldCharType="begin"/>
+      </w:r>
+      <w:r>
+        <w:instrText xml:space="preserve"> SEQ Figure \* ARABIC </w:instrText>
+      </w:r>
+      <w:r>
+        <w:fldChar w:fldCharType="separate"/>
+      </w:r>
+      <w:r>
+        <w:rPr>
+          <w:noProof/>
+        </w:rPr>
+        <w:t>9</w:t>
+      </w:r>
+      <w:r>
+        <w:rPr>
+          <w:noProof/>
+        </w:rPr>
+        <w:fldChar w:fldCharType="end"/>
+      </w:r>
       <w:r>
         <w:t>: Member Scores</w:t>
       </w:r>
@@ -6109,36 +6463,42 @@
         <w:pStyle w:val="BodyText"/>
       </w:pPr>
       <w:r>
-        <w:t xml:space="preserve">From the Tournament File drop down menu, pick the tournament for which you are entering member scores. Click in the “Enter Member Number” and type the member number of the member your need to input data, then press enter. The form will auto-populate the rest of the fields. In the box labeled “Qualify By Squad”, click on the squad to which the member belongs. In the Stats field, enter the bowler’s first scratch score in the first Scratch Scores field. Use a three-digit format. 9-Tap will then auto-tab to the next score field. Continue entering the member scores until the final Scratch Scores field </w:t>
+        <w:t xml:space="preserve">From the Tournament File drop down menu, pick the tournament for which you are entering member scores. Click in the “Enter Member Number” and type the member number of the member your need to input data, then press enter. The form will auto-populate the rest of the fields. In the box labeled “Qualify By Squad”, click on the squad to which the member belongs. In the Stats field, </w:t>
+      </w:r>
+      <w:r>
+        <w:t>if the member has a complimentary entry into the tournament, be sure to check the Comp Entry box. E</w:t>
+      </w:r>
+      <w:r>
+        <w:t>nter the bowler’s first scratch score in the first Scratch Scores field. Use a three-digit format. 9-Tap will then auto-tab to the next score field. Continue entering the member scores until the final Scratch Scores field has been filled in. Double check the entries for accuracy. Then click the “Add New/Update Record” button. The member scores are now saved to the database.</w:t>
+      </w:r>
+    </w:p>
+    <w:p>
+      <w:pPr>
+        <w:pStyle w:val="Heading2"/>
+        <w:rPr>
+          <w:szCs w:val="20"/>
+        </w:rPr>
+      </w:pPr>
+      <w:bookmarkStart w:id="28" w:name="_Toc509238592"/>
+      <w:r>
+        <w:rPr>
+          <w:szCs w:val="20"/>
+        </w:rPr>
+        <w:t>Tournament Stats</w:t>
+      </w:r>
+      <w:bookmarkEnd w:id="28"/>
+    </w:p>
+    <w:p>
+      <w:pPr>
+        <w:pStyle w:val="BodyText"/>
+        <w:keepNext/>
+      </w:pPr>
+      <w:r>
+        <w:t xml:space="preserve">Clicking on the “Tournament Stats” button displays the Tournament Statistics screen. This displays the statistics for each member participating in a given tournament. From </w:t>
       </w:r>
       <w:r>
         <w:lastRenderedPageBreak/>
-        <w:t>has been filled in. Double check the entries for accuracy. Then click the “Add New/Update Record” button. The member scores are now saved to the database.</w:t>
-      </w:r>
-    </w:p>
-    <w:p>
-      <w:pPr>
-        <w:pStyle w:val="Heading2"/>
-        <w:rPr>
-          <w:szCs w:val="20"/>
-        </w:rPr>
-      </w:pPr>
-      <w:bookmarkStart w:id="26" w:name="_Toc509228332"/>
-      <w:r>
-        <w:rPr>
-          <w:szCs w:val="20"/>
-        </w:rPr>
-        <w:t>Tournament Stats</w:t>
-      </w:r>
-      <w:bookmarkEnd w:id="26"/>
-    </w:p>
-    <w:p>
-      <w:pPr>
-        <w:pStyle w:val="BodyText"/>
-        <w:keepNext/>
-      </w:pPr>
-      <w:r>
-        <w:t>Clicking on the “Tournament Stats” button displays the Tournament Statistics screen. This displays the statistics for each member participating in a given tournament. From here a copy of it can be printed and/or saved by clicking print and then selecting the ques in the print dialog box for your computer.</w:t>
+        <w:t>here a copy of it can be printed and/or saved by clicking print and then selecting the ques in the print dialog box for your computer.</w:t>
       </w:r>
     </w:p>
     <w:p>
@@ -6201,14 +6561,27 @@
       <w:r>
         <w:t xml:space="preserve">Figure </w:t>
       </w:r>
-      <w:fldSimple w:instr=" SEQ Figure \* ARABIC ">
-        <w:r>
-          <w:rPr>
-            <w:noProof/>
-          </w:rPr>
-          <w:t>10</w:t>
-        </w:r>
-      </w:fldSimple>
+      <w:r>
+        <w:fldChar w:fldCharType="begin"/>
+      </w:r>
+      <w:r>
+        <w:instrText xml:space="preserve"> SEQ Figure \* ARABIC </w:instrText>
+      </w:r>
+      <w:r>
+        <w:fldChar w:fldCharType="separate"/>
+      </w:r>
+      <w:r>
+        <w:rPr>
+          <w:noProof/>
+        </w:rPr>
+        <w:t>10</w:t>
+      </w:r>
+      <w:r>
+        <w:rPr>
+          <w:noProof/>
+        </w:rPr>
+        <w:fldChar w:fldCharType="end"/>
+      </w:r>
       <w:r>
         <w:t>: Tournament Stats Form</w:t>
       </w:r>
@@ -6220,14 +6593,28 @@
           <w:szCs w:val="20"/>
         </w:rPr>
       </w:pPr>
-      <w:bookmarkStart w:id="27" w:name="_Toc509228333"/>
+      <w:bookmarkStart w:id="29" w:name="_Toc509238593"/>
       <w:r>
         <w:rPr>
           <w:szCs w:val="20"/>
         </w:rPr>
-        <w:t>Print Recaps By Tournament</w:t>
-      </w:r>
-      <w:bookmarkEnd w:id="27"/>
+        <w:t xml:space="preserve">Print Recaps </w:t>
+      </w:r>
+      <w:proofErr w:type="gramStart"/>
+      <w:r>
+        <w:rPr>
+          <w:szCs w:val="20"/>
+        </w:rPr>
+        <w:t>By</w:t>
+      </w:r>
+      <w:proofErr w:type="gramEnd"/>
+      <w:r>
+        <w:rPr>
+          <w:szCs w:val="20"/>
+        </w:rPr>
+        <w:t xml:space="preserve"> Tournament</w:t>
+      </w:r>
+      <w:bookmarkEnd w:id="29"/>
     </w:p>
     <w:p>
       <w:pPr>
@@ -6235,7 +6622,15 @@
         <w:keepNext/>
       </w:pPr>
       <w:r>
-        <w:t>In the Member Scores screen, clicking on the “Print Recaps By Tournament” button displays the print dialog, from where a recap can be printed or saved.</w:t>
+        <w:t xml:space="preserve">In the Member Scores screen, clicking on the “Print Recaps </w:t>
+      </w:r>
+      <w:proofErr w:type="gramStart"/>
+      <w:r>
+        <w:t>By</w:t>
+      </w:r>
+      <w:proofErr w:type="gramEnd"/>
+      <w:r>
+        <w:t xml:space="preserve"> Tournament” button displays the print dialog, from where a recap can be printed or saved.</w:t>
       </w:r>
     </w:p>
     <w:p>
@@ -6298,14 +6693,27 @@
       <w:r>
         <w:t xml:space="preserve">Figure </w:t>
       </w:r>
-      <w:fldSimple w:instr=" SEQ Figure \* ARABIC ">
-        <w:r>
-          <w:rPr>
-            <w:noProof/>
-          </w:rPr>
-          <w:t>11</w:t>
-        </w:r>
-      </w:fldSimple>
+      <w:r>
+        <w:fldChar w:fldCharType="begin"/>
+      </w:r>
+      <w:r>
+        <w:instrText xml:space="preserve"> SEQ Figure \* ARABIC </w:instrText>
+      </w:r>
+      <w:r>
+        <w:fldChar w:fldCharType="separate"/>
+      </w:r>
+      <w:r>
+        <w:rPr>
+          <w:noProof/>
+        </w:rPr>
+        <w:t>11</w:t>
+      </w:r>
+      <w:r>
+        <w:rPr>
+          <w:noProof/>
+        </w:rPr>
+        <w:fldChar w:fldCharType="end"/>
+      </w:r>
       <w:r>
         <w:t xml:space="preserve"> Print Dialog</w:t>
       </w:r>
@@ -6314,12 +6722,12 @@
       <w:pPr>
         <w:pStyle w:val="Heading2"/>
       </w:pPr>
-      <w:bookmarkStart w:id="28" w:name="_Toc509228334"/>
+      <w:bookmarkStart w:id="30" w:name="_Toc509238594"/>
       <w:r>
         <w:lastRenderedPageBreak/>
         <w:t>Tournament Place Standings</w:t>
       </w:r>
-      <w:bookmarkEnd w:id="28"/>
+      <w:bookmarkEnd w:id="30"/>
     </w:p>
     <w:p>
       <w:pPr>
@@ -6390,14 +6798,27 @@
       <w:r>
         <w:t xml:space="preserve">Figure </w:t>
       </w:r>
-      <w:fldSimple w:instr=" SEQ Figure \* ARABIC ">
-        <w:r>
-          <w:rPr>
-            <w:noProof/>
-          </w:rPr>
-          <w:t>12</w:t>
-        </w:r>
-      </w:fldSimple>
+      <w:r>
+        <w:fldChar w:fldCharType="begin"/>
+      </w:r>
+      <w:r>
+        <w:instrText xml:space="preserve"> SEQ Figure \* ARABIC </w:instrText>
+      </w:r>
+      <w:r>
+        <w:fldChar w:fldCharType="separate"/>
+      </w:r>
+      <w:r>
+        <w:rPr>
+          <w:noProof/>
+        </w:rPr>
+        <w:t>12</w:t>
+      </w:r>
+      <w:r>
+        <w:rPr>
+          <w:noProof/>
+        </w:rPr>
+        <w:fldChar w:fldCharType="end"/>
+      </w:r>
       <w:r>
         <w:t>: Tournament Place Standings</w:t>
       </w:r>
@@ -6406,11 +6827,11 @@
       <w:pPr>
         <w:pStyle w:val="Heading2"/>
       </w:pPr>
-      <w:bookmarkStart w:id="29" w:name="_Toc509228335"/>
+      <w:bookmarkStart w:id="31" w:name="_Toc509238595"/>
       <w:r>
         <w:t>Create/Edit Tournament</w:t>
       </w:r>
-      <w:bookmarkEnd w:id="29"/>
+      <w:bookmarkEnd w:id="31"/>
     </w:p>
     <w:p>
       <w:pPr>
@@ -6502,14 +6923,27 @@
       <w:r>
         <w:t xml:space="preserve">Figure </w:t>
       </w:r>
-      <w:fldSimple w:instr=" SEQ Figure \* ARABIC ">
-        <w:r>
-          <w:rPr>
-            <w:noProof/>
-          </w:rPr>
-          <w:t>13</w:t>
-        </w:r>
-      </w:fldSimple>
+      <w:r>
+        <w:fldChar w:fldCharType="begin"/>
+      </w:r>
+      <w:r>
+        <w:instrText xml:space="preserve"> SEQ Figure \* ARABIC </w:instrText>
+      </w:r>
+      <w:r>
+        <w:fldChar w:fldCharType="separate"/>
+      </w:r>
+      <w:r>
+        <w:rPr>
+          <w:noProof/>
+        </w:rPr>
+        <w:t>13</w:t>
+      </w:r>
+      <w:r>
+        <w:rPr>
+          <w:noProof/>
+        </w:rPr>
+        <w:fldChar w:fldCharType="end"/>
+      </w:r>
       <w:r>
         <w:t>: Create/Edit Tournament Form</w:t>
       </w:r>
@@ -6518,11 +6952,11 @@
       <w:pPr>
         <w:pStyle w:val="Heading3"/>
       </w:pPr>
-      <w:bookmarkStart w:id="30" w:name="_Toc509228336"/>
+      <w:bookmarkStart w:id="32" w:name="_Toc509238596"/>
       <w:r>
         <w:t>To Update an Existing Tournament</w:t>
       </w:r>
-      <w:bookmarkEnd w:id="30"/>
+      <w:bookmarkEnd w:id="32"/>
     </w:p>
     <w:p>
       <w:pPr>
@@ -6536,11 +6970,11 @@
       <w:pPr>
         <w:pStyle w:val="Heading2"/>
       </w:pPr>
-      <w:bookmarkStart w:id="31" w:name="_Toc509228337"/>
+      <w:bookmarkStart w:id="33" w:name="_Toc509238597"/>
       <w:r>
         <w:t>Search Tournaments</w:t>
       </w:r>
-      <w:bookmarkEnd w:id="31"/>
+      <w:bookmarkEnd w:id="33"/>
     </w:p>
     <w:p>
       <w:pPr>
@@ -6661,14 +7095,27 @@
       <w:r>
         <w:t xml:space="preserve">Figure </w:t>
       </w:r>
-      <w:fldSimple w:instr=" SEQ Figure \* ARABIC ">
-        <w:r>
-          <w:rPr>
-            <w:noProof/>
-          </w:rPr>
-          <w:t>14</w:t>
-        </w:r>
-      </w:fldSimple>
+      <w:r>
+        <w:fldChar w:fldCharType="begin"/>
+      </w:r>
+      <w:r>
+        <w:instrText xml:space="preserve"> SEQ Figure \* ARABIC </w:instrText>
+      </w:r>
+      <w:r>
+        <w:fldChar w:fldCharType="separate"/>
+      </w:r>
+      <w:r>
+        <w:rPr>
+          <w:noProof/>
+        </w:rPr>
+        <w:t>14</w:t>
+      </w:r>
+      <w:r>
+        <w:rPr>
+          <w:noProof/>
+        </w:rPr>
+        <w:fldChar w:fldCharType="end"/>
+      </w:r>
       <w:r>
         <w:t>: Tournament Search Forms</w:t>
       </w:r>
@@ -6677,11 +7124,11 @@
       <w:pPr>
         <w:pStyle w:val="Heading3"/>
       </w:pPr>
-      <w:bookmarkStart w:id="32" w:name="_Toc509228338"/>
+      <w:bookmarkStart w:id="34" w:name="_Toc509238598"/>
       <w:r>
         <w:t>Search by Location</w:t>
       </w:r>
-      <w:bookmarkEnd w:id="32"/>
+      <w:bookmarkEnd w:id="34"/>
     </w:p>
     <w:p>
       <w:pPr>
@@ -6700,36 +7147,39 @@
     </w:p>
     <w:p>
       <w:pPr>
+        <w:rPr>
+          <w:sz w:val="24"/>
+          <w:szCs w:val="24"/>
+        </w:rPr>
+      </w:pPr>
+    </w:p>
+    <w:p>
+      <w:pPr>
         <w:pStyle w:val="Heading3"/>
       </w:pPr>
+      <w:bookmarkStart w:id="35" w:name="_Toc509238599"/>
+      <w:r>
+        <w:t>Search by Event</w:t>
+      </w:r>
+      <w:bookmarkEnd w:id="35"/>
+    </w:p>
+    <w:p>
+      <w:pPr>
+        <w:pStyle w:val="BodyText"/>
+      </w:pPr>
+      <w:r>
+        <w:t>To find a tournament by event, enter the name of the event in the “Event” field, then click “Search”. Click on the tournament from the list, then click “Accept”.</w:t>
+      </w:r>
     </w:p>
     <w:p>
       <w:pPr>
         <w:pStyle w:val="Heading3"/>
       </w:pPr>
-      <w:bookmarkStart w:id="33" w:name="_Toc509228339"/>
-      <w:r>
-        <w:t>Search by Event</w:t>
-      </w:r>
-      <w:bookmarkEnd w:id="33"/>
-    </w:p>
-    <w:p>
-      <w:pPr>
-        <w:pStyle w:val="BodyText"/>
-      </w:pPr>
-      <w:r>
-        <w:t>To find a tournament by event, enter the name of the event in the “Event” field, then click “Search”. Click on the tournament from the list, then click “Accept”.</w:t>
-      </w:r>
-    </w:p>
-    <w:p>
-      <w:pPr>
-        <w:pStyle w:val="Heading3"/>
-      </w:pPr>
-      <w:bookmarkStart w:id="34" w:name="_Toc509228340"/>
+      <w:bookmarkStart w:id="36" w:name="_Toc509238600"/>
       <w:r>
         <w:t>Search by Date</w:t>
       </w:r>
-      <w:bookmarkEnd w:id="34"/>
+      <w:bookmarkEnd w:id="36"/>
     </w:p>
     <w:p>
       <w:pPr>
@@ -6743,12 +7193,12 @@
       <w:pPr>
         <w:pStyle w:val="Heading2"/>
       </w:pPr>
-      <w:bookmarkStart w:id="35" w:name="_Toc509228341"/>
+      <w:bookmarkStart w:id="37" w:name="_Toc509238601"/>
       <w:r>
         <w:lastRenderedPageBreak/>
         <w:t>List Tournaments by year</w:t>
       </w:r>
-      <w:bookmarkEnd w:id="35"/>
+      <w:bookmarkEnd w:id="37"/>
     </w:p>
     <w:p>
       <w:pPr>
@@ -6756,7 +7206,15 @@
         <w:keepNext/>
       </w:pPr>
       <w:r>
-        <w:t>The “List Tournaments By Year” button displays the screen that lists Tournaments by Year. To display tournaments for a year, choose the year from the drop down menu, the tournaments from that year will appear.</w:t>
+        <w:t xml:space="preserve">The “List Tournaments </w:t>
+      </w:r>
+      <w:proofErr w:type="gramStart"/>
+      <w:r>
+        <w:t>By</w:t>
+      </w:r>
+      <w:proofErr w:type="gramEnd"/>
+      <w:r>
+        <w:t xml:space="preserve"> Year” button displays the screen that lists Tournaments by Year. To display tournaments for a year, choose the year from the drop down menu, the tournaments from that year will appear.</w:t>
       </w:r>
     </w:p>
     <w:p>
@@ -6872,14 +7330,27 @@
       <w:r>
         <w:t xml:space="preserve">Figure </w:t>
       </w:r>
-      <w:fldSimple w:instr=" SEQ Figure \* ARABIC ">
-        <w:r>
-          <w:rPr>
-            <w:noProof/>
-          </w:rPr>
-          <w:t>15</w:t>
-        </w:r>
-      </w:fldSimple>
+      <w:r>
+        <w:fldChar w:fldCharType="begin"/>
+      </w:r>
+      <w:r>
+        <w:instrText xml:space="preserve"> SEQ Figure \* ARABIC </w:instrText>
+      </w:r>
+      <w:r>
+        <w:fldChar w:fldCharType="separate"/>
+      </w:r>
+      <w:r>
+        <w:rPr>
+          <w:noProof/>
+        </w:rPr>
+        <w:t>15</w:t>
+      </w:r>
+      <w:r>
+        <w:rPr>
+          <w:noProof/>
+        </w:rPr>
+        <w:fldChar w:fldCharType="end"/>
+      </w:r>
       <w:r>
         <w:t>: Tournaments by Year</w:t>
       </w:r>
@@ -6888,11 +7359,11 @@
       <w:pPr>
         <w:pStyle w:val="Heading2"/>
       </w:pPr>
-      <w:bookmarkStart w:id="36" w:name="_Toc509228342"/>
+      <w:bookmarkStart w:id="38" w:name="_Toc509238602"/>
       <w:r>
         <w:t>Reports</w:t>
       </w:r>
-      <w:bookmarkEnd w:id="36"/>
+      <w:bookmarkEnd w:id="38"/>
     </w:p>
     <w:p>
       <w:pPr>
@@ -6900,7 +7371,30 @@
         <w:keepNext/>
       </w:pPr>
       <w:r>
-        <w:t>In the Reports field, you can access the member scores reports through either the “Seniors”, or “Game”, or “Series” buttons. Clicking the appropriate button for the needed report will open the Member Scores Reports dialog. Enter the number of top places in the field and click “Print”. This goes to the print dialog where it can be printed to pdf and saved or printed directly.</w:t>
+        <w:t>After a squad has finished bowling, the</w:t>
+      </w:r>
+      <w:r>
+        <w:t xml:space="preserve"> reports by </w:t>
+      </w:r>
+      <w:r>
+        <w:t xml:space="preserve">“Series” button can be used to print off the </w:t>
+      </w:r>
+      <w:r>
+        <w:t xml:space="preserve">tournament </w:t>
+      </w:r>
+      <w:r>
+        <w:t xml:space="preserve">standings so far. </w:t>
+      </w:r>
+      <w:r>
+        <w:t>In the Reports field, you can access the member scores reports through either the “</w:t>
+      </w:r>
+      <w:proofErr w:type="gramStart"/>
+      <w:r>
+        <w:t>Seniors</w:t>
+      </w:r>
+      <w:proofErr w:type="gramEnd"/>
+      <w:r>
+        <w:t>”, or “Game”, or “Series” buttons. Clicking the appropriate button for the needed report will open the Member Scores Reports dialog. Enter the number of top places in the field and click “Print”. This goes to the print dialog where it can be printed directly.</w:t>
       </w:r>
     </w:p>
     <w:p>
@@ -6964,14 +7458,27 @@
       <w:r>
         <w:t xml:space="preserve">Figure </w:t>
       </w:r>
-      <w:fldSimple w:instr=" SEQ Figure \* ARABIC ">
-        <w:r>
-          <w:rPr>
-            <w:noProof/>
-          </w:rPr>
-          <w:t>16</w:t>
-        </w:r>
-      </w:fldSimple>
+      <w:r>
+        <w:fldChar w:fldCharType="begin"/>
+      </w:r>
+      <w:r>
+        <w:instrText xml:space="preserve"> SEQ Figure \* ARABIC </w:instrText>
+      </w:r>
+      <w:r>
+        <w:fldChar w:fldCharType="separate"/>
+      </w:r>
+      <w:r>
+        <w:rPr>
+          <w:noProof/>
+        </w:rPr>
+        <w:t>16</w:t>
+      </w:r>
+      <w:r>
+        <w:rPr>
+          <w:noProof/>
+        </w:rPr>
+        <w:fldChar w:fldCharType="end"/>
+      </w:r>
       <w:r>
         <w:t xml:space="preserve"> Member Scores Reports screen</w:t>
       </w:r>
@@ -6979,43 +7486,40 @@
     <w:p>
       <w:pPr>
         <w:pStyle w:val="Heading2"/>
-        <w:sectPr>
-          <w:type w:val="continuous"/>
-          <w:pgSz w:w="12240" w:h="15840" w:code="1"/>
-          <w:pgMar w:top="1800" w:right="1195" w:bottom="1440" w:left="3355" w:header="965" w:footer="965" w:gutter="0"/>
-          <w:cols w:space="360"/>
-          <w:titlePg/>
-        </w:sectPr>
-      </w:pPr>
-    </w:p>
-    <w:p>
-      <w:pPr>
-        <w:pStyle w:val="Heading2"/>
-      </w:pPr>
-      <w:bookmarkStart w:id="37" w:name="_Toc509228343"/>
-      <w:r>
+      </w:pPr>
+      <w:bookmarkStart w:id="39" w:name="_Toc509238603"/>
+      <w:r>
+        <w:t>Tournament Results</w:t>
+      </w:r>
+      <w:bookmarkEnd w:id="39"/>
+    </w:p>
+    <w:p>
+      <w:pPr>
+        <w:pStyle w:val="BodyText"/>
+      </w:pPr>
+      <w:r>
+        <w:t xml:space="preserve">Tournament results is run after the tournament has been completed, but needs to be run before the tournament is finalized. </w:t>
+      </w:r>
+      <w:r>
+        <w:t xml:space="preserve">The “Tournament Results” button, on the Member Scores screen, launches the Tournament Results Screen. This screen displays how the members have placed, the member name, handicap, total score, and earnings. If the player won money, it is entered under earnings. The changes can then be saved to the database by clicking the “Save Changes” button. Also the tournament results can be exported to an Excel file by clicking the “Export </w:t>
+      </w:r>
+      <w:r>
+        <w:t>to</w:t>
+      </w:r>
+      <w:r>
+        <w:t xml:space="preserve"> Excel” button.</w:t>
+      </w:r>
+    </w:p>
+    <w:p>
+      <w:pPr>
+        <w:pStyle w:val="BodyText"/>
+        <w:keepNext/>
+      </w:pPr>
+      <w:r>
+        <w:rPr>
+          <w:noProof/>
+        </w:rPr>
         <w:lastRenderedPageBreak/>
-        <w:t>Tournament Results</w:t>
-      </w:r>
-      <w:bookmarkEnd w:id="37"/>
-    </w:p>
-    <w:p>
-      <w:pPr>
-        <w:pStyle w:val="BodyText"/>
-      </w:pPr>
-      <w:r>
-        <w:t>The “Tournament Results” button, on the Member Scores screen, launches the Tournament Results Screen. This screen displays how the members have placed, the member name, handicap, total score, and earnings. If the player won money, it is entered under earnings. The changes can then be saved to the database by clicking the “Save Changes” button. Also the tournament results can be exported to an Excel file by clicking the “Export To Excel” button.</w:t>
-      </w:r>
-    </w:p>
-    <w:p>
-      <w:pPr>
-        <w:pStyle w:val="BodyText"/>
-        <w:keepNext/>
-      </w:pPr>
-      <w:r>
-        <w:rPr>
-          <w:noProof/>
-        </w:rPr>
         <w:drawing>
           <wp:inline distT="0" distB="0" distL="0" distR="0" wp14:anchorId="603EDAB5" wp14:editId="6659485D">
             <wp:extent cx="4848225" cy="4212724"/>
@@ -7067,14 +7571,27 @@
       <w:r>
         <w:t xml:space="preserve">Figure </w:t>
       </w:r>
-      <w:fldSimple w:instr=" SEQ Figure \* ARABIC ">
-        <w:r>
-          <w:rPr>
-            <w:noProof/>
-          </w:rPr>
-          <w:t>17</w:t>
-        </w:r>
-      </w:fldSimple>
+      <w:r>
+        <w:fldChar w:fldCharType="begin"/>
+      </w:r>
+      <w:r>
+        <w:instrText xml:space="preserve"> SEQ Figure \* ARABIC </w:instrText>
+      </w:r>
+      <w:r>
+        <w:fldChar w:fldCharType="separate"/>
+      </w:r>
+      <w:r>
+        <w:rPr>
+          <w:noProof/>
+        </w:rPr>
+        <w:t>17</w:t>
+      </w:r>
+      <w:r>
+        <w:rPr>
+          <w:noProof/>
+        </w:rPr>
+        <w:fldChar w:fldCharType="end"/>
+      </w:r>
       <w:r>
         <w:t xml:space="preserve"> Tournament Results screen</w:t>
       </w:r>
@@ -7083,11 +7600,11 @@
       <w:pPr>
         <w:pStyle w:val="Heading2"/>
       </w:pPr>
-      <w:bookmarkStart w:id="38" w:name="_Toc509228344"/>
+      <w:bookmarkStart w:id="40" w:name="_Toc509238604"/>
       <w:r>
         <w:t>Comments</w:t>
       </w:r>
-      <w:bookmarkEnd w:id="38"/>
+      <w:bookmarkEnd w:id="40"/>
     </w:p>
     <w:p>
       <w:pPr>
@@ -7101,11 +7618,11 @@
       <w:pPr>
         <w:pStyle w:val="Heading2"/>
       </w:pPr>
-      <w:bookmarkStart w:id="39" w:name="_Toc509228345"/>
+      <w:bookmarkStart w:id="41" w:name="_Toc509238605"/>
       <w:r>
         <w:t>Finalize Tournament</w:t>
       </w:r>
-      <w:bookmarkEnd w:id="39"/>
+      <w:bookmarkEnd w:id="41"/>
     </w:p>
     <w:p>
       <w:pPr>
@@ -7113,19 +7630,46 @@
         <w:keepNext/>
       </w:pPr>
       <w:r>
-        <w:t xml:space="preserve">On the Member Scores screen, the “Finalized Tournament” button launches the Finalize Tournament screen. </w:t>
+        <w:t xml:space="preserve">On the Member Scores screen, the “Finalize Tournament” button launches the Finalize Tournament screen. </w:t>
       </w:r>
       <w:r>
         <w:t>The tournament director uses this screen</w:t>
       </w:r>
       <w:r>
-        <w:t xml:space="preserve"> to finalize the member scores for the selected tournament. The director determines if the scores are valid. If needed the director can uncheck the “Valid Score” box for the respective score so it is not included in calculating the bowler’s average</w:t>
+        <w:t xml:space="preserve"> to finalize the member scores for the selected tournament. </w:t>
+      </w:r>
+      <w:r>
+        <w:rPr>
+          <w:b/>
+        </w:rPr>
+        <w:t xml:space="preserve">Scores that are 50 or more pins below the member’s average are highlighted yellow. </w:t>
+      </w:r>
+      <w:r>
+        <w:t>The director determines if the scores are valid. If needed the director can uncheck the “Valid Score” box for the respective score so it is not included in calculating the bowler’s average</w:t>
       </w:r>
       <w:r>
         <w:t>.</w:t>
       </w:r>
       <w:r>
-        <w:t xml:space="preserve"> The director then enters the adjusted average in the ADJ AVG field. The Adjusted Average determines the member’s handicap for the next tournament in which they are competing. Once the information </w:t>
+        <w:t xml:space="preserve"> The director then enters the adjusted average in the ADJ AVG</w:t>
+      </w:r>
+      <w:r>
+        <w:fldChar w:fldCharType="begin"/>
+      </w:r>
+      <w:r>
+        <w:instrText xml:space="preserve"> XE "</w:instrText>
+      </w:r>
+      <w:r>
+        <w:instrText>ADJ AVG</w:instrText>
+      </w:r>
+      <w:r>
+        <w:instrText xml:space="preserve">" </w:instrText>
+      </w:r>
+      <w:r>
+        <w:fldChar w:fldCharType="end"/>
+      </w:r>
+      <w:r>
+        <w:t xml:space="preserve"> field. The Adjusted Average determines the member’s handicap for the next tournament in which they are competing. Once the information </w:t>
       </w:r>
       <w:r>
         <w:lastRenderedPageBreak/>
@@ -7142,8 +7686,8 @@
         </w:rPr>
         <w:drawing>
           <wp:inline distT="0" distB="0" distL="0" distR="0" wp14:anchorId="0A3A063C" wp14:editId="6F0DD53B">
-            <wp:extent cx="4883150" cy="2618105"/>
-            <wp:effectExtent l="0" t="0" r="0" b="0"/>
+            <wp:extent cx="4076700" cy="2185726"/>
+            <wp:effectExtent l="0" t="0" r="0" b="5080"/>
             <wp:docPr id="21" name="Picture 21"/>
             <wp:cNvGraphicFramePr>
               <a:graphicFrameLocks xmlns:a="http://schemas.openxmlformats.org/drawingml/2006/main" noChangeAspect="1"/>
@@ -7170,7 +7714,7 @@
                   <pic:spPr>
                     <a:xfrm>
                       <a:off x="0" y="0"/>
-                      <a:ext cx="4883150" cy="2618105"/>
+                      <a:ext cx="4089835" cy="2192768"/>
                     </a:xfrm>
                     <a:prstGeom prst="rect">
                       <a:avLst/>
@@ -7190,14 +7734,27 @@
       <w:r>
         <w:t xml:space="preserve">Figure </w:t>
       </w:r>
-      <w:fldSimple w:instr=" SEQ Figure \* ARABIC ">
-        <w:r>
-          <w:rPr>
-            <w:noProof/>
-          </w:rPr>
-          <w:t>18</w:t>
-        </w:r>
-      </w:fldSimple>
+      <w:r>
+        <w:fldChar w:fldCharType="begin"/>
+      </w:r>
+      <w:r>
+        <w:instrText xml:space="preserve"> SEQ Figure \* ARABIC </w:instrText>
+      </w:r>
+      <w:r>
+        <w:fldChar w:fldCharType="separate"/>
+      </w:r>
+      <w:r>
+        <w:rPr>
+          <w:noProof/>
+        </w:rPr>
+        <w:t>18</w:t>
+      </w:r>
+      <w:r>
+        <w:rPr>
+          <w:noProof/>
+        </w:rPr>
+        <w:fldChar w:fldCharType="end"/>
+      </w:r>
       <w:r>
         <w:t xml:space="preserve"> Finalize Tournament Screen</w:t>
       </w:r>
@@ -7206,11 +7763,11 @@
       <w:pPr>
         <w:pStyle w:val="Heading1"/>
       </w:pPr>
-      <w:bookmarkStart w:id="40" w:name="_Toc509228346"/>
+      <w:bookmarkStart w:id="42" w:name="_Toc509238606"/>
       <w:r>
         <w:t>Tools</w:t>
       </w:r>
-      <w:bookmarkEnd w:id="40"/>
+      <w:bookmarkEnd w:id="42"/>
     </w:p>
     <w:p>
       <w:pPr>
@@ -7218,11 +7775,7 @@
         <w:keepNext/>
       </w:pPr>
       <w:r>
-        <w:t xml:space="preserve">Under Tools you will find the Update Inactive Members screen. Pick the date to find which members haven’t bowled for more than 180 days. You can click the check box by </w:t>
-      </w:r>
-      <w:r>
-        <w:lastRenderedPageBreak/>
-        <w:t>the names of the players to update to inactive status. Click “Update” to update the member information.</w:t>
+        <w:t>Under Tools you will find the Update Inactive Members screen. Pick the date to find which members haven’t bowled for more than 180 days. You can click the check box by the names of the players to update to inactive status. Click “Update” to update the member information.</w:t>
       </w:r>
     </w:p>
     <w:p>
@@ -7285,16 +7838,48 @@
       <w:r>
         <w:t xml:space="preserve">Figure </w:t>
       </w:r>
-      <w:fldSimple w:instr=" SEQ Figure \* ARABIC ">
-        <w:r>
-          <w:rPr>
-            <w:noProof/>
-          </w:rPr>
-          <w:t>19</w:t>
-        </w:r>
-      </w:fldSimple>
+      <w:r>
+        <w:fldChar w:fldCharType="begin"/>
+      </w:r>
+      <w:r>
+        <w:instrText xml:space="preserve"> SEQ Figure \* ARABIC </w:instrText>
+      </w:r>
+      <w:r>
+        <w:fldChar w:fldCharType="separate"/>
+      </w:r>
+      <w:r>
+        <w:rPr>
+          <w:noProof/>
+        </w:rPr>
+        <w:t>19</w:t>
+      </w:r>
+      <w:r>
+        <w:rPr>
+          <w:noProof/>
+        </w:rPr>
+        <w:fldChar w:fldCharType="end"/>
+      </w:r>
       <w:r>
         <w:t>: Update Inactive status screen</w:t>
+      </w:r>
+    </w:p>
+    <w:p>
+      <w:pPr>
+        <w:pStyle w:val="PartTitle"/>
+        <w:framePr w:wrap="notBeside"/>
+      </w:pPr>
+      <w:r>
+        <w:lastRenderedPageBreak/>
+        <w:t>Chapter</w:t>
+      </w:r>
+    </w:p>
+    <w:p>
+      <w:pPr>
+        <w:pStyle w:val="PartLabel"/>
+        <w:framePr w:wrap="notBeside"/>
+      </w:pPr>
+      <w:r>
+        <w:t>4</w:t>
       </w:r>
     </w:p>
     <w:p/>
@@ -7308,53 +7893,11 @@
     <w:p/>
     <w:p/>
     <w:p/>
+    <w:p/>
     <w:p>
       <w:pPr>
         <w:pStyle w:val="Subtitle"/>
       </w:pPr>
-    </w:p>
-    <w:p/>
-    <w:p/>
-    <w:p/>
-    <w:p/>
-    <w:p>
-      <w:pPr>
-        <w:jc w:val="both"/>
-      </w:pPr>
-    </w:p>
-    <w:p>
-      <w:pPr>
-        <w:jc w:val="right"/>
-      </w:pPr>
-    </w:p>
-    <w:p>
-      <w:pPr>
-        <w:pStyle w:val="PartTitle"/>
-        <w:framePr w:wrap="notBeside"/>
-      </w:pPr>
-      <w:r>
-        <w:lastRenderedPageBreak/>
-        <w:t>Chapter</w:t>
-      </w:r>
-    </w:p>
-    <w:p>
-      <w:pPr>
-        <w:pStyle w:val="PartLabel"/>
-        <w:framePr w:wrap="notBeside"/>
-      </w:pPr>
-      <w:r>
-        <w:t>4</w:t>
-      </w:r>
-    </w:p>
-    <w:p/>
-    <w:p/>
-    <w:p/>
-    <w:p/>
-    <w:p/>
-    <w:p>
-      <w:pPr>
-        <w:pStyle w:val="Subtitle"/>
-      </w:pPr>
       <w:r>
         <w:t>9-tap tour</w:t>
       </w:r>
@@ -7366,21 +7909,6 @@
       <w:r>
         <w:t>Troubleshooting</w:t>
       </w:r>
-      <w:r>
-        <w:fldChar w:fldCharType="begin"/>
-      </w:r>
-      <w:r>
-        <w:instrText xml:space="preserve"> XE "</w:instrText>
-      </w:r>
-      <w:r>
-        <w:instrText>Troubleshooting</w:instrText>
-      </w:r>
-      <w:r>
-        <w:instrText xml:space="preserve">" </w:instrText>
-      </w:r>
-      <w:r>
-        <w:fldChar w:fldCharType="end"/>
-      </w:r>
     </w:p>
     <w:p>
       <w:pPr>
@@ -7394,8 +7922,8 @@
       <w:pPr>
         <w:pStyle w:val="Heading1"/>
       </w:pPr>
-      <w:bookmarkStart w:id="41" w:name="_Toc508962069"/>
-      <w:bookmarkStart w:id="42" w:name="_Toc509228347"/>
+      <w:bookmarkStart w:id="43" w:name="_Toc508962069"/>
+      <w:bookmarkStart w:id="44" w:name="_Toc509238607"/>
       <w:r>
         <w:lastRenderedPageBreak/>
         <w:t>Troubleshooting</w:t>
@@ -7418,8 +7946,8 @@
       <w:r>
         <w:t xml:space="preserve"> 9-Tap</w:t>
       </w:r>
-      <w:bookmarkEnd w:id="41"/>
-      <w:bookmarkEnd w:id="42"/>
+      <w:bookmarkEnd w:id="43"/>
+      <w:bookmarkEnd w:id="44"/>
     </w:p>
     <w:p>
       <w:pPr>
@@ -7429,8 +7957,8 @@
           <w:szCs w:val="24"/>
         </w:rPr>
       </w:pPr>
-      <w:bookmarkStart w:id="43" w:name="_Toc508962070"/>
-      <w:bookmarkStart w:id="44" w:name="_Toc509228348"/>
+      <w:bookmarkStart w:id="45" w:name="_Toc508962070"/>
+      <w:bookmarkStart w:id="46" w:name="_Toc509238608"/>
       <w:r>
         <w:rPr>
           <w:sz w:val="24"/>
@@ -7452,76 +7980,84 @@
         </w:rPr>
         <w:t>:</w:t>
       </w:r>
-      <w:bookmarkEnd w:id="43"/>
-      <w:bookmarkEnd w:id="44"/>
-    </w:p>
-    <w:p>
-      <w:pPr>
-        <w:pStyle w:val="BodyText"/>
-      </w:pPr>
-      <w:r>
-        <w:rPr>
-          <w:b/>
-        </w:rPr>
-        <w:t xml:space="preserve">If </w:t>
-      </w:r>
-      <w:r>
-        <w:rPr>
-          <w:b/>
-        </w:rPr>
-        <w:t xml:space="preserve">the </w:t>
-      </w:r>
-      <w:r>
-        <w:rPr>
-          <w:b/>
-        </w:rPr>
-        <w:t>tournament has five (5) or fewer participants, DO NOT USE PROGRAM. Keep track of player data manually</w:t>
-      </w:r>
-      <w:r>
-        <w:t>.</w:t>
-      </w:r>
-    </w:p>
-    <w:p>
-      <w:pPr>
-        <w:pStyle w:val="BodyText"/>
-      </w:pPr>
-      <w:r>
-        <w:t xml:space="preserve">Doubles tournaments are not supported by the software at this time. </w:t>
-      </w:r>
-    </w:p>
-    <w:p>
-      <w:pPr>
-        <w:pStyle w:val="BodyText"/>
-        <w:rPr>
-          <w:b/>
-        </w:rPr>
-      </w:pPr>
-      <w:r>
-        <w:rPr>
-          <w:b/>
-        </w:rPr>
-        <w:t>LEAVE DOUBLES UNCHECKED ON THE NEW TOURNAMENT SCREEN/DIALOG.</w:t>
-      </w:r>
-    </w:p>
-    <w:p>
-      <w:pPr>
-        <w:pStyle w:val="BodyText"/>
-      </w:pPr>
-      <w:r>
-        <w:t>Do not start a new tournament before the current tournament you are working on has been finalized.</w:t>
-      </w:r>
-    </w:p>
-    <w:p>
-      <w:pPr>
-        <w:pStyle w:val="Heading2"/>
-      </w:pPr>
-      <w:bookmarkStart w:id="45" w:name="_Toc508962071"/>
-      <w:bookmarkStart w:id="46" w:name="_Toc509228349"/>
-      <w:r>
-        <w:t>Screen “splitting” on resize</w:t>
-      </w:r>
       <w:bookmarkEnd w:id="45"/>
       <w:bookmarkEnd w:id="46"/>
+    </w:p>
+    <w:p>
+      <w:pPr>
+        <w:pStyle w:val="BodyText"/>
+      </w:pPr>
+      <w:r>
+        <w:rPr>
+          <w:b/>
+        </w:rPr>
+        <w:t xml:space="preserve">If </w:t>
+      </w:r>
+      <w:r>
+        <w:rPr>
+          <w:b/>
+        </w:rPr>
+        <w:t xml:space="preserve">the </w:t>
+      </w:r>
+      <w:r>
+        <w:rPr>
+          <w:b/>
+        </w:rPr>
+        <w:t>tournament has five (5) or fewer participants, DO NOT USE PROGRAM. Keep track of player data manually</w:t>
+      </w:r>
+      <w:r>
+        <w:t>.</w:t>
+      </w:r>
+    </w:p>
+    <w:p>
+      <w:pPr>
+        <w:pStyle w:val="BodyText"/>
+      </w:pPr>
+      <w:r>
+        <w:t xml:space="preserve">Doubles tournaments are not supported by the software at this time. </w:t>
+      </w:r>
+    </w:p>
+    <w:p>
+      <w:pPr>
+        <w:pStyle w:val="BodyText"/>
+        <w:rPr>
+          <w:b/>
+        </w:rPr>
+      </w:pPr>
+      <w:r>
+        <w:rPr>
+          <w:b/>
+        </w:rPr>
+        <w:t>LEAVE DOUBLES UNCHECKED ON THE NEW TOURNAMENT SCREEN/DIALOG.</w:t>
+      </w:r>
+    </w:p>
+    <w:p>
+      <w:pPr>
+        <w:pStyle w:val="BodyText"/>
+      </w:pPr>
+      <w:r>
+        <w:t>Do not start a new tournament before the current tournament you are working on has been finalized.</w:t>
+      </w:r>
+    </w:p>
+    <w:p>
+      <w:pPr>
+        <w:pStyle w:val="BodyText"/>
+      </w:pPr>
+      <w:r>
+        <w:t>When entering member scores on the Member Scores page, if the member has a complimentary entry into the tournament, make sure the Comp Entry box is checked.</w:t>
+      </w:r>
+    </w:p>
+    <w:p>
+      <w:pPr>
+        <w:pStyle w:val="Heading2"/>
+      </w:pPr>
+      <w:bookmarkStart w:id="47" w:name="_Toc508962071"/>
+      <w:bookmarkStart w:id="48" w:name="_Toc509238609"/>
+      <w:r>
+        <w:t>Screen “splitting” on resize</w:t>
+      </w:r>
+      <w:bookmarkEnd w:id="47"/>
+      <w:bookmarkEnd w:id="48"/>
     </w:p>
     <w:p>
       <w:pPr>
@@ -7592,23 +8128,30 @@
       <w:r>
         <w:t xml:space="preserve">Figure </w:t>
       </w:r>
-      <w:fldSimple w:instr=" SEQ Figure \* ARABIC ">
-        <w:r>
-          <w:rPr>
-            <w:noProof/>
-          </w:rPr>
-          <w:t>20</w:t>
-        </w:r>
-      </w:fldSimple>
+      <w:r>
+        <w:fldChar w:fldCharType="begin"/>
+      </w:r>
+      <w:r>
+        <w:instrText xml:space="preserve"> SEQ Figure \* ARABIC </w:instrText>
+      </w:r>
+      <w:r>
+        <w:fldChar w:fldCharType="separate"/>
+      </w:r>
+      <w:r>
+        <w:rPr>
+          <w:noProof/>
+        </w:rPr>
+        <w:t>20</w:t>
+      </w:r>
+      <w:r>
+        <w:rPr>
+          <w:noProof/>
+        </w:rPr>
+        <w:fldChar w:fldCharType="end"/>
+      </w:r>
       <w:r>
         <w:t xml:space="preserve"> Showing split screen error</w:t>
       </w:r>
-    </w:p>
-    <w:p>
-      <w:pPr>
-        <w:pStyle w:val="BodyText"/>
-        <w:keepNext/>
-      </w:pPr>
     </w:p>
     <w:p>
       <w:pPr>
@@ -7667,14 +8210,27 @@
                             <w:r>
                               <w:t xml:space="preserve">Figure </w:t>
                             </w:r>
-                            <w:fldSimple w:instr=" SEQ Figure \* ARABIC ">
-                              <w:r>
-                                <w:rPr>
-                                  <w:noProof/>
-                                </w:rPr>
-                                <w:t>21</w:t>
-                              </w:r>
-                            </w:fldSimple>
+                            <w:r>
+                              <w:fldChar w:fldCharType="begin"/>
+                            </w:r>
+                            <w:r>
+                              <w:instrText xml:space="preserve"> SEQ Figure \* ARABIC </w:instrText>
+                            </w:r>
+                            <w:r>
+                              <w:fldChar w:fldCharType="separate"/>
+                            </w:r>
+                            <w:r>
+                              <w:rPr>
+                                <w:noProof/>
+                              </w:rPr>
+                              <w:t>21</w:t>
+                            </w:r>
+                            <w:r>
+                              <w:rPr>
+                                <w:noProof/>
+                              </w:rPr>
+                              <w:fldChar w:fldCharType="end"/>
+                            </w:r>
                             <w:r>
                               <w:t xml:space="preserve"> Inner screen maximize</w:t>
                             </w:r>
@@ -7716,14 +8272,27 @@
                       <w:r>
                         <w:t xml:space="preserve">Figure </w:t>
                       </w:r>
-                      <w:fldSimple w:instr=" SEQ Figure \* ARABIC ">
-                        <w:r>
-                          <w:rPr>
-                            <w:noProof/>
-                          </w:rPr>
-                          <w:t>21</w:t>
-                        </w:r>
-                      </w:fldSimple>
+                      <w:r>
+                        <w:fldChar w:fldCharType="begin"/>
+                      </w:r>
+                      <w:r>
+                        <w:instrText xml:space="preserve"> SEQ Figure \* ARABIC </w:instrText>
+                      </w:r>
+                      <w:r>
+                        <w:fldChar w:fldCharType="separate"/>
+                      </w:r>
+                      <w:r>
+                        <w:rPr>
+                          <w:noProof/>
+                        </w:rPr>
+                        <w:t>21</w:t>
+                      </w:r>
+                      <w:r>
+                        <w:rPr>
+                          <w:noProof/>
+                        </w:rPr>
+                        <w:fldChar w:fldCharType="end"/>
+                      </w:r>
                       <w:r>
                         <w:t xml:space="preserve"> Inner screen maximize</w:t>
                       </w:r>
@@ -7817,8 +8386,8 @@
           <w:szCs w:val="24"/>
         </w:rPr>
       </w:pPr>
-      <w:bookmarkStart w:id="47" w:name="_Toc508962072"/>
-      <w:bookmarkStart w:id="48" w:name="_Toc509228350"/>
+      <w:bookmarkStart w:id="49" w:name="_Toc508962072"/>
+      <w:bookmarkStart w:id="50" w:name="_Toc509238610"/>
       <w:r>
         <w:rPr>
           <w:sz w:val="24"/>
@@ -7827,8 +8396,8 @@
         <w:lastRenderedPageBreak/>
         <w:t>ReadMe File</w:t>
       </w:r>
-      <w:bookmarkEnd w:id="47"/>
-      <w:bookmarkEnd w:id="48"/>
+      <w:bookmarkEnd w:id="49"/>
+      <w:bookmarkEnd w:id="50"/>
       <w:r>
         <w:rPr>
           <w:sz w:val="24"/>
@@ -7941,14 +8510,14 @@
       <w:pPr>
         <w:pStyle w:val="Heading1"/>
       </w:pPr>
-      <w:bookmarkStart w:id="49" w:name="_Toc508962073"/>
-      <w:bookmarkStart w:id="50" w:name="_Toc509228351"/>
+      <w:bookmarkStart w:id="51" w:name="_Toc508962073"/>
+      <w:bookmarkStart w:id="52" w:name="_Toc509238611"/>
       <w:r>
         <w:lastRenderedPageBreak/>
         <w:t>Conversion Program</w:t>
       </w:r>
-      <w:bookmarkEnd w:id="49"/>
-      <w:bookmarkEnd w:id="50"/>
+      <w:bookmarkEnd w:id="51"/>
+      <w:bookmarkEnd w:id="52"/>
       <w:r>
         <w:fldChar w:fldCharType="begin"/>
       </w:r>
@@ -7970,13 +8539,100 @@
         <w:pStyle w:val="BodyText"/>
       </w:pPr>
       <w:r>
-        <w:t>Conversion from old version of 9-Tap program for the Las Vegas and Hawaii regions. (Talk to Xavier to get outline/details of the steps. Have emailed him 3/14/18)</w:t>
-      </w:r>
-    </w:p>
-    <w:p>
-      <w:pPr>
-        <w:pStyle w:val="BodyText"/>
-      </w:pPr>
+        <w:t>(</w:t>
+      </w:r>
+      <w:r>
+        <w:t>Conversion from old version of 9-Tap program for the Las Vegas and Hawaii regions.</w:t>
+      </w:r>
+      <w:r>
+        <w:t>)</w:t>
+      </w:r>
+    </w:p>
+    <w:p>
+      <w:pPr>
+        <w:pStyle w:val="BodyText"/>
+      </w:pPr>
+      <w:r>
+        <w:t xml:space="preserve"> </w:t>
+      </w:r>
+      <w:r>
+        <w:t xml:space="preserve">For changing to the new version of 9-Tap software. </w:t>
+      </w:r>
+      <w:r>
+        <w:t xml:space="preserve">Install </w:t>
+      </w:r>
+      <w:r>
+        <w:t>the Member Import Data program, if applicable.</w:t>
+      </w:r>
+      <w:r>
+        <w:t xml:space="preserve"> </w:t>
+      </w:r>
+      <w:r>
+        <w:t>This program will import all the existing members into the database</w:t>
+      </w:r>
+      <w:r>
+        <w:t>.</w:t>
+      </w:r>
+      <w:r>
+        <w:t xml:space="preserve"> The 9-Tap program will need to be run first to establish the database. Then r</w:t>
+      </w:r>
+      <w:r>
+        <w:t>un</w:t>
+      </w:r>
+      <w:r>
+        <w:t xml:space="preserve"> the</w:t>
+      </w:r>
+      <w:r>
+        <w:t xml:space="preserve"> Import Member Data</w:t>
+      </w:r>
+      <w:r>
+        <w:t xml:space="preserve"> </w:t>
+      </w:r>
+      <w:r>
+        <w:t>program</w:t>
+      </w:r>
+      <w:r>
+        <w:t>.</w:t>
+      </w:r>
+      <w:r>
+        <w:t xml:space="preserve"> Click the Open file button and select the membership.dat file to upload. This will upload the members’ information such as name, average, handicap, bonus pins, etc</w:t>
+      </w:r>
+      <w:r>
+        <w:t>. To import the members’ statistics, click on the Select .</w:t>
+      </w:r>
+      <w:proofErr w:type="spellStart"/>
+      <w:r>
+        <w:t>xls</w:t>
+      </w:r>
+      <w:proofErr w:type="spellEnd"/>
+      <w:r>
+        <w:t xml:space="preserve"> Folder button.</w:t>
+      </w:r>
+      <w:r>
+        <w:t xml:space="preserve"> Importi</w:t>
+      </w:r>
+      <w:r>
+        <w:t xml:space="preserve">ng </w:t>
+      </w:r>
+      <w:r>
+        <w:t>member statistics may take over 4 hours, depending on your computer.</w:t>
+      </w:r>
+    </w:p>
+    <w:p>
+      <w:pPr>
+        <w:pStyle w:val="BodyText"/>
+      </w:pPr>
+      <w:r>
+        <w:t>If you are pressed for time, you can import just the member info (.</w:t>
+      </w:r>
+      <w:proofErr w:type="spellStart"/>
+      <w:r>
+        <w:t>dat</w:t>
+      </w:r>
+      <w:proofErr w:type="spellEnd"/>
+      <w:r>
+        <w:t>) files. Then as needed you can use the “Import” button on the Member Info screen to import members one at a time.</w:t>
+      </w:r>
     </w:p>
     <w:p>
       <w:pPr>
@@ -8036,14 +8692,14 @@
       <w:pPr>
         <w:pStyle w:val="Heading1"/>
       </w:pPr>
-      <w:bookmarkStart w:id="51" w:name="_Toc508962074"/>
-      <w:bookmarkStart w:id="52" w:name="_Toc509228352"/>
+      <w:bookmarkStart w:id="53" w:name="_Toc508962074"/>
+      <w:bookmarkStart w:id="54" w:name="_Toc509238612"/>
       <w:r>
         <w:lastRenderedPageBreak/>
         <w:t>General Information</w:t>
       </w:r>
-      <w:bookmarkEnd w:id="51"/>
-      <w:bookmarkEnd w:id="52"/>
+      <w:bookmarkEnd w:id="53"/>
+      <w:bookmarkEnd w:id="54"/>
       <w:r>
         <w:fldChar w:fldCharType="begin"/>
       </w:r>
@@ -8079,8 +8735,8 @@
           <w:szCs w:val="22"/>
         </w:rPr>
       </w:pPr>
-      <w:bookmarkStart w:id="53" w:name="_Toc508962075"/>
-      <w:bookmarkStart w:id="54" w:name="_Toc509228353"/>
+      <w:bookmarkStart w:id="55" w:name="_Toc508962075"/>
+      <w:bookmarkStart w:id="56" w:name="_Toc509238613"/>
       <w:r>
         <w:rPr>
           <w:sz w:val="22"/>
@@ -8088,8 +8744,8 @@
         </w:rPr>
         <w:t>Main Menu</w:t>
       </w:r>
-      <w:bookmarkEnd w:id="53"/>
-      <w:bookmarkEnd w:id="54"/>
+      <w:bookmarkEnd w:id="55"/>
+      <w:bookmarkEnd w:id="56"/>
       <w:r>
         <w:rPr>
           <w:sz w:val="22"/>
@@ -8223,9 +8879,11 @@
         </w:rPr>
         <w:instrText>Main Menu</w:instrText>
       </w:r>
+      <w:proofErr w:type="gramStart"/>
       <w:r>
         <w:instrText xml:space="preserve">" </w:instrText>
       </w:r>
+      <w:proofErr w:type="gramEnd"/>
       <w:r>
         <w:fldChar w:fldCharType="end"/>
       </w:r>
@@ -8527,13 +9185,13 @@
       <w:pPr>
         <w:pStyle w:val="Heading2"/>
       </w:pPr>
-      <w:bookmarkStart w:id="55" w:name="_Toc508962076"/>
-      <w:bookmarkStart w:id="56" w:name="_Toc509228354"/>
+      <w:bookmarkStart w:id="57" w:name="_Toc508962076"/>
+      <w:bookmarkStart w:id="58" w:name="_Toc509238614"/>
       <w:r>
         <w:t>Member Info</w:t>
       </w:r>
-      <w:bookmarkEnd w:id="55"/>
-      <w:bookmarkEnd w:id="56"/>
+      <w:bookmarkEnd w:id="57"/>
+      <w:bookmarkEnd w:id="58"/>
       <w:r>
         <w:fldChar w:fldCharType="begin"/>
       </w:r>
@@ -8657,7 +9315,6 @@
         </w:numPr>
       </w:pPr>
       <w:r>
-        <w:lastRenderedPageBreak/>
         <w:t>Middle Initial—member’s middle initial.</w:t>
       </w:r>
     </w:p>
@@ -8670,6 +9327,7 @@
         </w:numPr>
       </w:pPr>
       <w:r>
+        <w:lastRenderedPageBreak/>
         <w:t>Member Information area.</w:t>
       </w:r>
     </w:p>
@@ -8682,7 +9340,23 @@
         </w:numPr>
       </w:pPr>
       <w:r>
-        <w:t>D.O.B.—member’s date of birth, mm/dd/yyyy format.</w:t>
+        <w:t>D.O.B.—member’s date of birth, mm/</w:t>
+      </w:r>
+      <w:proofErr w:type="spellStart"/>
+      <w:r>
+        <w:t>dd</w:t>
+      </w:r>
+      <w:proofErr w:type="spellEnd"/>
+      <w:r>
+        <w:t>/</w:t>
+      </w:r>
+      <w:proofErr w:type="spellStart"/>
+      <w:r>
+        <w:t>yyyy</w:t>
+      </w:r>
+      <w:proofErr w:type="spellEnd"/>
+      <w:r>
+        <w:t xml:space="preserve"> format.</w:t>
       </w:r>
     </w:p>
     <w:p>
@@ -9082,7 +9756,6 @@
         </w:numPr>
       </w:pPr>
       <w:r>
-        <w:lastRenderedPageBreak/>
         <w:t>Save—saves member information to the database.</w:t>
       </w:r>
     </w:p>
@@ -9095,6 +9768,7 @@
         </w:numPr>
       </w:pPr>
       <w:r>
+        <w:lastRenderedPageBreak/>
         <w:t>Import—imports member information from an excel file.</w:t>
       </w:r>
     </w:p>
@@ -9410,7 +10084,15 @@
         </w:numPr>
       </w:pPr>
       <w:r>
-        <w:t>Print By Date—this button brings up the print by date dialog screen.. Prints a range of records by date.</w:t>
+        <w:t>Print By Date—this button brings up the print by date dialog screen</w:t>
+      </w:r>
+      <w:proofErr w:type="gramStart"/>
+      <w:r>
+        <w:t>..</w:t>
+      </w:r>
+      <w:proofErr w:type="gramEnd"/>
+      <w:r>
+        <w:t xml:space="preserve"> Prints a range of records by date.</w:t>
       </w:r>
     </w:p>
     <w:p>
@@ -9422,20 +10104,28 @@
         </w:numPr>
       </w:pPr>
       <w:r>
-        <w:t>Print By Tournament—this button launches your computer’s print dialog. Prints member record by tournament.</w:t>
+        <w:t xml:space="preserve">Print </w:t>
+      </w:r>
+      <w:proofErr w:type="gramStart"/>
+      <w:r>
+        <w:t>By</w:t>
+      </w:r>
+      <w:proofErr w:type="gramEnd"/>
+      <w:r>
+        <w:t xml:space="preserve"> Tournament—this button launches your computer’s print dialog. Prints member record by tournament.</w:t>
       </w:r>
     </w:p>
     <w:p>
       <w:pPr>
         <w:pStyle w:val="Heading2"/>
       </w:pPr>
-      <w:bookmarkStart w:id="57" w:name="_Toc508962077"/>
-      <w:bookmarkStart w:id="58" w:name="_Toc509228355"/>
+      <w:bookmarkStart w:id="59" w:name="_Toc508962077"/>
+      <w:bookmarkStart w:id="60" w:name="_Toc509238615"/>
       <w:r>
         <w:t>Member Scores</w:t>
       </w:r>
-      <w:bookmarkEnd w:id="57"/>
-      <w:bookmarkEnd w:id="58"/>
+      <w:bookmarkEnd w:id="59"/>
+      <w:bookmarkEnd w:id="60"/>
       <w:r>
         <w:fldChar w:fldCharType="begin"/>
       </w:r>
@@ -9607,7 +10297,6 @@
         </w:numPr>
       </w:pPr>
       <w:r>
-        <w:lastRenderedPageBreak/>
         <w:t>Middle Initial</w:t>
       </w:r>
       <w:r>
@@ -9638,6 +10327,7 @@
         </w:numPr>
       </w:pPr>
       <w:r>
+        <w:lastRenderedPageBreak/>
         <w:t>Squad Number</w:t>
       </w:r>
       <w:r>
@@ -9853,6 +10543,9 @@
       <w:r>
         <w:t>—this is checked if the member had a comped entry in the tournament.</w:t>
       </w:r>
+      <w:r>
+        <w:t xml:space="preserve"> I should be checked before the comped member’s scores are added by way of the “Add New/Update Record” button.</w:t>
+      </w:r>
     </w:p>
     <w:p>
       <w:pPr>
@@ -10091,11 +10784,16 @@
         </w:numPr>
       </w:pPr>
       <w:r>
-        <w:t>Qualify By Squad</w:t>
+        <w:t xml:space="preserve">Qualify </w:t>
+      </w:r>
+      <w:proofErr w:type="gramStart"/>
+      <w:r>
+        <w:t>By Squad</w:t>
       </w:r>
       <w:r>
         <w:fldChar w:fldCharType="begin"/>
       </w:r>
+      <w:proofErr w:type="gramEnd"/>
       <w:r>
         <w:instrText xml:space="preserve"> XE "</w:instrText>
       </w:r>
@@ -10181,11 +10879,7 @@
         <w:fldChar w:fldCharType="end"/>
       </w:r>
       <w:r>
-        <w:t xml:space="preserve">—after the member’s scratch scores have been entered and checked for accuracy, this button adds them to the </w:t>
-      </w:r>
-      <w:r>
-        <w:lastRenderedPageBreak/>
-        <w:t>tournament. Before a tournament has been finalized, a member’s scores can be updated.</w:t>
+        <w:t>—after the member’s scratch scores have been entered and checked for accuracy, this button adds them to the tournament. Before a tournament has been finalized, a member’s scores can be updated.</w:t>
       </w:r>
     </w:p>
     <w:p>
@@ -10197,6 +10891,7 @@
         </w:numPr>
       </w:pPr>
       <w:r>
+        <w:lastRenderedPageBreak/>
         <w:t>“&lt;”—this button goes one record back.</w:t>
       </w:r>
     </w:p>
@@ -10266,11 +10961,16 @@
         </w:numPr>
       </w:pPr>
       <w:r>
-        <w:t>Delete Member From Tournament</w:t>
+        <w:t xml:space="preserve">Delete Member </w:t>
+      </w:r>
+      <w:proofErr w:type="gramStart"/>
+      <w:r>
+        <w:t>From Tournament</w:t>
       </w:r>
       <w:r>
         <w:fldChar w:fldCharType="begin"/>
       </w:r>
+      <w:proofErr w:type="gramEnd"/>
       <w:r>
         <w:instrText xml:space="preserve"> XE "</w:instrText>
       </w:r>
@@ -10296,7 +10996,11 @@
         </w:numPr>
       </w:pPr>
       <w:r>
-        <w:t>Print Recaps</w:t>
+        <w:t xml:space="preserve">Print </w:t>
+      </w:r>
+      <w:proofErr w:type="gramStart"/>
+      <w:r>
+        <w:t>Recaps</w:t>
       </w:r>
       <w:r>
         <w:fldChar w:fldCharType="begin"/>
@@ -10319,6 +11023,7 @@
       <w:r>
         <w:fldChar w:fldCharType="begin"/>
       </w:r>
+      <w:proofErr w:type="gramEnd"/>
       <w:r>
         <w:instrText xml:space="preserve"> XE "</w:instrText>
       </w:r>
@@ -10494,11 +11199,16 @@
         </w:numPr>
       </w:pPr>
       <w:r>
-        <w:t>List Tournaments By Year</w:t>
+        <w:t xml:space="preserve">List Tournaments </w:t>
+      </w:r>
+      <w:proofErr w:type="gramStart"/>
+      <w:r>
+        <w:t>By Year</w:t>
       </w:r>
       <w:r>
         <w:fldChar w:fldCharType="begin"/>
       </w:r>
+      <w:proofErr w:type="gramEnd"/>
       <w:r>
         <w:instrText xml:space="preserve"> XE "</w:instrText>
       </w:r>
@@ -10656,7 +11366,6 @@
         </w:numPr>
       </w:pPr>
       <w:r>
-        <w:lastRenderedPageBreak/>
         <w:t>Comments</w:t>
       </w:r>
       <w:r>
@@ -10687,6 +11396,7 @@
         </w:numPr>
       </w:pPr>
       <w:r>
+        <w:lastRenderedPageBreak/>
         <w:t>Finalize Tournament</w:t>
       </w:r>
       <w:r>
@@ -10712,45 +11422,10 @@
       <w:pPr>
         <w:pStyle w:val="Heading2"/>
       </w:pPr>
-      <w:bookmarkStart w:id="59" w:name="_Toc508962078"/>
-      <w:bookmarkStart w:id="60" w:name="_Toc509228356"/>
+      <w:bookmarkStart w:id="61" w:name="_Toc508962078"/>
+      <w:bookmarkStart w:id="62" w:name="_Toc509238616"/>
       <w:r>
         <w:t>Tools</w:t>
-      </w:r>
-      <w:bookmarkEnd w:id="59"/>
-      <w:bookmarkEnd w:id="60"/>
-      <w:r>
-        <w:fldChar w:fldCharType="begin"/>
-      </w:r>
-      <w:r>
-        <w:instrText xml:space="preserve"> XE "</w:instrText>
-      </w:r>
-      <w:r>
-        <w:instrText>Tools</w:instrText>
-      </w:r>
-      <w:r>
-        <w:instrText xml:space="preserve">" </w:instrText>
-      </w:r>
-      <w:r>
-        <w:fldChar w:fldCharType="end"/>
-      </w:r>
-    </w:p>
-    <w:p>
-      <w:pPr>
-        <w:pStyle w:val="BodyText"/>
-      </w:pPr>
-      <w:r>
-        <w:t>The update member status screen is launched from the tools tab.</w:t>
-      </w:r>
-    </w:p>
-    <w:p>
-      <w:pPr>
-        <w:pStyle w:val="Heading2"/>
-      </w:pPr>
-      <w:bookmarkStart w:id="61" w:name="_Toc508962079"/>
-      <w:bookmarkStart w:id="62" w:name="_Toc509228357"/>
-      <w:r>
-        <w:t>About</w:t>
       </w:r>
       <w:bookmarkEnd w:id="61"/>
       <w:bookmarkEnd w:id="62"/>
@@ -10761,7 +11436,7 @@
         <w:instrText xml:space="preserve"> XE "</w:instrText>
       </w:r>
       <w:r>
-        <w:instrText>About</w:instrText>
+        <w:instrText>Tools</w:instrText>
       </w:r>
       <w:r>
         <w:instrText xml:space="preserve">" </w:instrText>
@@ -10775,38 +11450,17 @@
         <w:pStyle w:val="BodyText"/>
       </w:pPr>
       <w:r>
-        <w:t>Clicking the “About” button on the Main Menu</w:t>
-      </w:r>
-      <w:r>
-        <w:fldChar w:fldCharType="begin"/>
-      </w:r>
-      <w:r>
-        <w:instrText xml:space="preserve"> XE "</w:instrText>
-      </w:r>
-      <w:r>
-        <w:rPr>
-          <w:szCs w:val="32"/>
-        </w:rPr>
-        <w:instrText>Main Menu</w:instrText>
-      </w:r>
-      <w:r>
-        <w:instrText xml:space="preserve">" </w:instrText>
-      </w:r>
-      <w:r>
-        <w:fldChar w:fldCharType="end"/>
-      </w:r>
-      <w:r>
-        <w:t xml:space="preserve"> launches the About 9-Tap screen.</w:t>
+        <w:t>The update member status screen is launched from the tools tab.</w:t>
       </w:r>
     </w:p>
     <w:p>
       <w:pPr>
         <w:pStyle w:val="Heading2"/>
       </w:pPr>
-      <w:bookmarkStart w:id="63" w:name="_Toc508962080"/>
-      <w:bookmarkStart w:id="64" w:name="_Toc509228358"/>
-      <w:r>
-        <w:t>Exit</w:t>
+      <w:bookmarkStart w:id="63" w:name="_Toc508962079"/>
+      <w:bookmarkStart w:id="64" w:name="_Toc509238617"/>
+      <w:r>
+        <w:t>About</w:t>
       </w:r>
       <w:bookmarkEnd w:id="63"/>
       <w:bookmarkEnd w:id="64"/>
@@ -10817,6 +11471,70 @@
         <w:instrText xml:space="preserve"> XE "</w:instrText>
       </w:r>
       <w:r>
+        <w:instrText>About</w:instrText>
+      </w:r>
+      <w:r>
+        <w:instrText xml:space="preserve">" </w:instrText>
+      </w:r>
+      <w:r>
+        <w:fldChar w:fldCharType="end"/>
+      </w:r>
+    </w:p>
+    <w:p>
+      <w:pPr>
+        <w:pStyle w:val="BodyText"/>
+      </w:pPr>
+      <w:r>
+        <w:t>Clicking the “About” button on the Main Menu</w:t>
+      </w:r>
+      <w:r>
+        <w:fldChar w:fldCharType="begin"/>
+      </w:r>
+      <w:r>
+        <w:instrText xml:space="preserve"> XE "</w:instrText>
+      </w:r>
+      <w:r>
+        <w:rPr>
+          <w:szCs w:val="32"/>
+        </w:rPr>
+        <w:instrText>Main Menu</w:instrText>
+      </w:r>
+      <w:r>
+        <w:instrText xml:space="preserve">" </w:instrText>
+      </w:r>
+      <w:r>
+        <w:fldChar w:fldCharType="end"/>
+      </w:r>
+      <w:r>
+        <w:t xml:space="preserve"> launches the </w:t>
+      </w:r>
+      <w:proofErr w:type="gramStart"/>
+      <w:r>
+        <w:t>About</w:t>
+      </w:r>
+      <w:proofErr w:type="gramEnd"/>
+      <w:r>
+        <w:t xml:space="preserve"> 9-Tap screen.</w:t>
+      </w:r>
+    </w:p>
+    <w:p>
+      <w:pPr>
+        <w:pStyle w:val="Heading2"/>
+      </w:pPr>
+      <w:bookmarkStart w:id="65" w:name="_Toc508962080"/>
+      <w:bookmarkStart w:id="66" w:name="_Toc509238618"/>
+      <w:r>
+        <w:t>Exit</w:t>
+      </w:r>
+      <w:bookmarkEnd w:id="65"/>
+      <w:bookmarkEnd w:id="66"/>
+      <w:r>
+        <w:fldChar w:fldCharType="begin"/>
+      </w:r>
+      <w:r>
+        <w:instrText xml:space="preserve"> XE "</w:instrText>
+      </w:r>
+      <w:r>
         <w:instrText>Exit</w:instrText>
       </w:r>
       <w:r>
@@ -10854,8 +11572,21 @@
     </w:p>
     <w:p>
       <w:pPr>
-        <w:pStyle w:val="BodyText"/>
-      </w:pPr>
+        <w:pStyle w:val="Heading2"/>
+      </w:pPr>
+      <w:bookmarkStart w:id="67" w:name="_Toc509238619"/>
+      <w:r>
+        <w:t>Import Member Data</w:t>
+      </w:r>
+      <w:bookmarkEnd w:id="67"/>
+    </w:p>
+    <w:p>
+      <w:pPr>
+        <w:pStyle w:val="BodyText"/>
+      </w:pPr>
+      <w:r>
+        <w:t xml:space="preserve">A separate program to import existing member information and member statistics into the 9-Tap database. </w:t>
+      </w:r>
     </w:p>
     <w:p>
       <w:pPr>
@@ -10869,33 +11600,24 @@
           <w:cols w:space="720"/>
         </w:sectPr>
       </w:pPr>
-      <w:bookmarkStart w:id="65" w:name="_Toc35154388"/>
-      <w:bookmarkStart w:id="66" w:name="_Toc35154911"/>
-      <w:bookmarkStart w:id="67" w:name="_Toc36023011"/>
-    </w:p>
-    <w:p>
-      <w:pPr>
-        <w:sectPr>
-          <w:pgSz w:w="12240" w:h="15840" w:code="1"/>
-          <w:pgMar w:top="1800" w:right="1195" w:bottom="1440" w:left="3355" w:header="720" w:footer="720" w:gutter="0"/>
-          <w:cols w:space="720"/>
-        </w:sectPr>
-      </w:pPr>
+      <w:bookmarkStart w:id="68" w:name="_Toc35154388"/>
+      <w:bookmarkStart w:id="69" w:name="_Toc35154911"/>
+      <w:bookmarkStart w:id="70" w:name="_Toc36023011"/>
     </w:p>
     <w:p>
       <w:pPr>
         <w:pStyle w:val="Heading1"/>
       </w:pPr>
-      <w:bookmarkStart w:id="68" w:name="_Toc508962081"/>
-      <w:bookmarkStart w:id="69" w:name="_Toc509228359"/>
+      <w:bookmarkStart w:id="71" w:name="_Toc508962081"/>
+      <w:bookmarkStart w:id="72" w:name="_Toc509238620"/>
       <w:r>
         <w:t>Index</w:t>
       </w:r>
-      <w:bookmarkEnd w:id="65"/>
-      <w:bookmarkEnd w:id="66"/>
-      <w:bookmarkEnd w:id="67"/>
       <w:bookmarkEnd w:id="68"/>
       <w:bookmarkEnd w:id="69"/>
+      <w:bookmarkEnd w:id="70"/>
+      <w:bookmarkEnd w:id="71"/>
+      <w:bookmarkEnd w:id="72"/>
     </w:p>
     <w:p>
       <w:pPr>
@@ -10934,7 +11656,7 @@
         <w:rPr>
           <w:noProof/>
         </w:rPr>
-        <w:t>About, 4, 32, 37</w:t>
+        <w:t>About, 4, 31, 36</w:t>
       </w:r>
     </w:p>
     <w:p>
@@ -10951,7 +11673,7 @@
         <w:rPr>
           <w:noProof/>
         </w:rPr>
-        <w:t>Add Region, 32</w:t>
+        <w:t>Add Region, 31</w:t>
       </w:r>
     </w:p>
     <w:p>
@@ -10968,7 +11690,7 @@
         <w:rPr>
           <w:noProof/>
         </w:rPr>
-        <w:t>Average, 33</w:t>
+        <w:t>ADJ AVG, 23</w:t>
       </w:r>
     </w:p>
     <w:p>
@@ -10985,7 +11707,7 @@
         <w:rPr>
           <w:noProof/>
         </w:rPr>
-        <w:t>Bonus, 33, 35</w:t>
+        <w:t>Average, 32</w:t>
       </w:r>
     </w:p>
     <w:p>
@@ -11002,7 +11724,7 @@
         <w:rPr>
           <w:noProof/>
         </w:rPr>
-        <w:t>Comments, 37</w:t>
+        <w:t>Bonus, 32, 34</w:t>
       </w:r>
     </w:p>
     <w:p>
@@ -11019,7 +11741,7 @@
         <w:rPr>
           <w:noProof/>
         </w:rPr>
-        <w:t>Comp Entry, 35</w:t>
+        <w:t>Comments, 35</w:t>
       </w:r>
     </w:p>
     <w:p>
@@ -11036,7 +11758,7 @@
         <w:rPr>
           <w:noProof/>
         </w:rPr>
-        <w:t>Conversion Program, 30</w:t>
+        <w:t>Comp Entry, 34</w:t>
       </w:r>
     </w:p>
     <w:p>
@@ -11053,7 +11775,7 @@
         <w:rPr>
           <w:noProof/>
         </w:rPr>
-        <w:t>Create/Edit Tournament, 36</w:t>
+        <w:t>Conversion Program, 29</w:t>
       </w:r>
     </w:p>
     <w:p>
@@ -11070,7 +11792,7 @@
         <w:rPr>
           <w:noProof/>
         </w:rPr>
-        <w:t>Delete Member From Tournament, 36</w:t>
+        <w:t>Create/Edit Tournament, 35</w:t>
       </w:r>
     </w:p>
     <w:p>
@@ -11087,7 +11809,7 @@
         <w:rPr>
           <w:noProof/>
         </w:rPr>
-        <w:t>Exit, 32, 37</w:t>
+        <w:t>Delete Member From Tournament, 35</w:t>
       </w:r>
     </w:p>
     <w:p>
@@ -11104,7 +11826,7 @@
         <w:rPr>
           <w:noProof/>
         </w:rPr>
-        <w:t>Finalize Tournament, 37</w:t>
+        <w:t>Exit, 31, 36</w:t>
       </w:r>
     </w:p>
     <w:p>
@@ -11121,7 +11843,7 @@
         <w:rPr>
           <w:noProof/>
         </w:rPr>
-        <w:t>General Information, 32</w:t>
+        <w:t>Finalize Tournament, 36</w:t>
       </w:r>
     </w:p>
     <w:p>
@@ -11138,7 +11860,7 @@
         <w:rPr>
           <w:noProof/>
         </w:rPr>
-        <w:t>Handicap, 33, 35</w:t>
+        <w:t>General Information, 31</w:t>
       </w:r>
     </w:p>
     <w:p>
@@ -11155,7 +11877,7 @@
         <w:rPr>
           <w:noProof/>
         </w:rPr>
-        <w:t>High Game, 35</w:t>
+        <w:t>Handicap, 32, 34</w:t>
       </w:r>
     </w:p>
     <w:p>
@@ -11172,7 +11894,7 @@
         <w:rPr>
           <w:noProof/>
         </w:rPr>
-        <w:t>High Series, 35</w:t>
+        <w:t>High Game, 34</w:t>
       </w:r>
     </w:p>
     <w:p>
@@ -11189,7 +11911,7 @@
         <w:rPr>
           <w:noProof/>
         </w:rPr>
-        <w:t>Home, 32</w:t>
+        <w:t>High Series, 34</w:t>
       </w:r>
     </w:p>
     <w:p>
@@ -11206,7 +11928,7 @@
         <w:rPr>
           <w:noProof/>
         </w:rPr>
-        <w:t>import existing, 32</w:t>
+        <w:t>Home, 31</w:t>
       </w:r>
     </w:p>
     <w:p>
@@ -11223,7 +11945,7 @@
         <w:rPr>
           <w:noProof/>
         </w:rPr>
-        <w:t>Last Bowled, 33</w:t>
+        <w:t>import existing, 31</w:t>
       </w:r>
     </w:p>
     <w:p>
@@ -11240,7 +11962,7 @@
         <w:rPr>
           <w:noProof/>
         </w:rPr>
-        <w:t>List Tournaments By Year, 36</w:t>
+        <w:t>Last Bowled, 32</w:t>
       </w:r>
     </w:p>
     <w:p>
@@ -11257,7 +11979,7 @@
         <w:rPr>
           <w:noProof/>
         </w:rPr>
-        <w:t>Main Menu, 32, 37</w:t>
+        <w:t>List Tournaments By Year, 35</w:t>
       </w:r>
     </w:p>
     <w:p>
@@ -11274,7 +11996,7 @@
         <w:rPr>
           <w:noProof/>
         </w:rPr>
-        <w:t>Member Info, 32</w:t>
+        <w:t>Main Menu, 31, 36</w:t>
       </w:r>
     </w:p>
     <w:p>
@@ -11291,7 +12013,7 @@
         <w:rPr>
           <w:noProof/>
         </w:rPr>
-        <w:t>Member Number, 32, 34</w:t>
+        <w:t>Member Info, 31</w:t>
       </w:r>
     </w:p>
     <w:p>
@@ -11308,7 +12030,7 @@
         <w:rPr>
           <w:noProof/>
         </w:rPr>
-        <w:t>Member Scores, 32, 34</w:t>
+        <w:t>Member Number, 31, 33</w:t>
       </w:r>
     </w:p>
     <w:p>
@@ -11325,7 +12047,7 @@
         <w:rPr>
           <w:noProof/>
         </w:rPr>
-        <w:t>Member Scores Reports, 36</w:t>
+        <w:t>Member Scores, 31, 33</w:t>
       </w:r>
     </w:p>
     <w:p>
@@ -11342,7 +12064,7 @@
         <w:rPr>
           <w:noProof/>
         </w:rPr>
-        <w:t>Member Search, 34</w:t>
+        <w:t>Member Scores Reports, 35</w:t>
       </w:r>
     </w:p>
     <w:p>
@@ -11359,7 +12081,7 @@
         <w:rPr>
           <w:noProof/>
         </w:rPr>
-        <w:t>Member Status, 35</w:t>
+        <w:t>Member Search, 33</w:t>
       </w:r>
     </w:p>
     <w:p>
@@ -11376,20 +12098,7 @@
         <w:rPr>
           <w:noProof/>
         </w:rPr>
-        <w:t xml:space="preserve">Money Earned, 33, </w:t>
-      </w:r>
-      <w:r>
-        <w:rPr>
-          <w:i/>
-          <w:noProof/>
-        </w:rPr>
-        <w:t>See</w:t>
-      </w:r>
-      <w:r>
-        <w:rPr>
-          <w:noProof/>
-        </w:rPr>
-        <w:t xml:space="preserve"> Money Won</w:t>
+        <w:t>Member Status, 34</w:t>
       </w:r>
     </w:p>
     <w:p>
@@ -11406,7 +12115,20 @@
         <w:rPr>
           <w:noProof/>
         </w:rPr>
-        <w:t>Money Won, 35</w:t>
+        <w:t xml:space="preserve">Money Earned, 32, </w:t>
+      </w:r>
+      <w:r>
+        <w:rPr>
+          <w:i/>
+          <w:noProof/>
+        </w:rPr>
+        <w:t>See</w:t>
+      </w:r>
+      <w:r>
+        <w:rPr>
+          <w:noProof/>
+        </w:rPr>
+        <w:t xml:space="preserve"> Money Won</w:t>
       </w:r>
     </w:p>
     <w:p>
@@ -11423,7 +12145,7 @@
         <w:rPr>
           <w:noProof/>
         </w:rPr>
-        <w:t>Print Recaps, 34</w:t>
+        <w:t>Money Won, 34</w:t>
       </w:r>
     </w:p>
     <w:p>
@@ -11440,7 +12162,7 @@
         <w:rPr>
           <w:noProof/>
         </w:rPr>
-        <w:t>Print Recaps By Tournament, 36</w:t>
+        <w:t>Print Recaps, 33</w:t>
       </w:r>
     </w:p>
     <w:p>
@@ -11457,7 +12179,7 @@
         <w:rPr>
           <w:noProof/>
         </w:rPr>
-        <w:t>Qualify By Squad, 35</w:t>
+        <w:t>Print Recaps By Tournament, 35</w:t>
       </w:r>
     </w:p>
     <w:p>
@@ -11474,7 +12196,7 @@
         <w:rPr>
           <w:noProof/>
         </w:rPr>
-        <w:t>ReadMe File, 28</w:t>
+        <w:t>Qualify By Squad, 34</w:t>
       </w:r>
     </w:p>
     <w:p>
@@ -11491,7 +12213,7 @@
         <w:rPr>
           <w:noProof/>
         </w:rPr>
-        <w:t>Record, 33, 34, 35</w:t>
+        <w:t>ReadMe File, 27</w:t>
       </w:r>
     </w:p>
     <w:p>
@@ -11508,7 +12230,7 @@
         <w:rPr>
           <w:noProof/>
         </w:rPr>
-        <w:t>Region, 32</w:t>
+        <w:t>Record, 32, 33, 34</w:t>
       </w:r>
     </w:p>
     <w:p>
@@ -11525,7 +12247,7 @@
         <w:rPr>
           <w:noProof/>
         </w:rPr>
-        <w:t>Reports, 36</w:t>
+        <w:t>Region, 31</w:t>
       </w:r>
     </w:p>
     <w:p>
@@ -11542,7 +12264,7 @@
         <w:rPr>
           <w:noProof/>
         </w:rPr>
-        <w:t>Score Type, 35</w:t>
+        <w:t>Reports, 35</w:t>
       </w:r>
     </w:p>
     <w:p>
@@ -11559,7 +12281,7 @@
         <w:rPr>
           <w:noProof/>
         </w:rPr>
-        <w:t>Search Tournaments, 36</w:t>
+        <w:t>Score Type, 34</w:t>
       </w:r>
     </w:p>
     <w:p>
@@ -11576,7 +12298,7 @@
         <w:rPr>
           <w:noProof/>
         </w:rPr>
-        <w:t>Squad Number, 35</w:t>
+        <w:t>Search Tournaments, 35</w:t>
       </w:r>
     </w:p>
     <w:p>
@@ -11593,7 +12315,7 @@
         <w:rPr>
           <w:noProof/>
         </w:rPr>
-        <w:t>Stats, 34, 35</w:t>
+        <w:t>Squad Number, 34</w:t>
       </w:r>
     </w:p>
     <w:p>
@@ -11610,7 +12332,7 @@
         <w:rPr>
           <w:noProof/>
         </w:rPr>
-        <w:t>Tools, 32, 37</w:t>
+        <w:t>Stats, 33, 34</w:t>
       </w:r>
     </w:p>
     <w:p>
@@ -11627,7 +12349,7 @@
         <w:rPr>
           <w:noProof/>
         </w:rPr>
-        <w:t>Tournament File, 36</w:t>
+        <w:t>Tools, 31, 36</w:t>
       </w:r>
     </w:p>
     <w:p>
@@ -11644,7 +12366,7 @@
         <w:rPr>
           <w:noProof/>
         </w:rPr>
-        <w:t>Tournament Place Standings, 36</w:t>
+        <w:t>Tournament File, 35</w:t>
       </w:r>
     </w:p>
     <w:p>
@@ -11661,7 +12383,7 @@
         <w:rPr>
           <w:noProof/>
         </w:rPr>
-        <w:t>Tournament Results, 35, 36</w:t>
+        <w:t>Tournament Place Standings, 35</w:t>
       </w:r>
     </w:p>
     <w:p>
@@ -11678,7 +12400,7 @@
         <w:rPr>
           <w:noProof/>
         </w:rPr>
-        <w:t>Tournament Stats, 36</w:t>
+        <w:t>Tournament Results, 34, 35</w:t>
       </w:r>
     </w:p>
     <w:p>
@@ -11695,7 +12417,7 @@
         <w:rPr>
           <w:noProof/>
         </w:rPr>
-        <w:t>Tournaments, 36</w:t>
+        <w:t>Tournament Stats, 35</w:t>
       </w:r>
     </w:p>
     <w:p>
@@ -11712,7 +12434,7 @@
         <w:rPr>
           <w:noProof/>
         </w:rPr>
-        <w:t>Troubleshooting, 26, 27</w:t>
+        <w:t>Tournaments, 35</w:t>
       </w:r>
     </w:p>
     <w:p>
@@ -11729,7 +12451,24 @@
         <w:rPr>
           <w:noProof/>
         </w:rPr>
-        <w:t>Year End Tournaments, 33</w:t>
+        <w:t>Troubleshooting, 26</w:t>
+      </w:r>
+    </w:p>
+    <w:p>
+      <w:pPr>
+        <w:pStyle w:val="Index1"/>
+        <w:tabs>
+          <w:tab w:val="right" w:leader="dot" w:pos="3475"/>
+        </w:tabs>
+        <w:rPr>
+          <w:noProof/>
+        </w:rPr>
+      </w:pPr>
+      <w:r>
+        <w:rPr>
+          <w:noProof/>
+        </w:rPr>
+        <w:t>Year End Tournaments, 32</w:t>
       </w:r>
     </w:p>
     <w:p>
@@ -11759,8 +12498,6 @@
       <w:r>
         <w:fldChar w:fldCharType="end"/>
       </w:r>
-      <w:bookmarkStart w:id="70" w:name="_GoBack"/>
-      <w:bookmarkEnd w:id="70"/>
     </w:p>
     <w:p>
       <w:pPr>
@@ -11829,7 +12566,7 @@
         <w:rStyle w:val="PageNumber"/>
         <w:noProof/>
       </w:rPr>
-      <w:t>1</w:t>
+      <w:t>0</w:t>
     </w:r>
     <w:r>
       <w:rPr>
@@ -11863,51 +12600,48 @@
 
 <file path=word/footer4.xml><?xml version="1.0" encoding="utf-8"?>
 <w:ftr xmlns:wpc="http://schemas.microsoft.com/office/word/2010/wordprocessingCanvas" xmlns:mc="http://schemas.openxmlformats.org/markup-compatibility/2006" xmlns:o="urn:schemas-microsoft-com:office:office" xmlns:r="http://schemas.openxmlformats.org/officeDocument/2006/relationships" xmlns:m="http://schemas.openxmlformats.org/officeDocument/2006/math" xmlns:v="urn:schemas-microsoft-com:vml" xmlns:wp14="http://schemas.microsoft.com/office/word/2010/wordprocessingDrawing" xmlns:wp="http://schemas.openxmlformats.org/drawingml/2006/wordprocessingDrawing" xmlns:w10="urn:schemas-microsoft-com:office:word" xmlns:w="http://schemas.openxmlformats.org/wordprocessingml/2006/main" xmlns:w14="http://schemas.microsoft.com/office/word/2010/wordml" xmlns:w15="http://schemas.microsoft.com/office/word/2012/wordml" xmlns:wpg="http://schemas.microsoft.com/office/word/2010/wordprocessingGroup" xmlns:wpi="http://schemas.microsoft.com/office/word/2010/wordprocessingInk" xmlns:wne="http://schemas.microsoft.com/office/word/2006/wordml" xmlns:wps="http://schemas.microsoft.com/office/word/2010/wordprocessingShape" mc:Ignorable="w14 w15 wp14">
-  <w:p>
-    <w:pPr>
-      <w:pStyle w:val="Footer"/>
-      <w:framePr w:wrap="notBeside" w:vAnchor="text" w:hAnchor="margin" w:xAlign="center" w:y="1"/>
+  <w:sdt>
+    <w:sdtPr>
+      <w:id w:val="-1499032460"/>
+      <w:docPartObj>
+        <w:docPartGallery w:val="Page Numbers (Bottom of Page)"/>
+        <w:docPartUnique/>
+      </w:docPartObj>
+    </w:sdtPr>
+    <w:sdtEndPr>
       <w:rPr>
-        <w:rStyle w:val="PageNumber"/>
-      </w:rPr>
-    </w:pPr>
-    <w:r>
-      <w:rPr>
-        <w:rStyle w:val="PageNumber"/>
-      </w:rPr>
-      <w:fldChar w:fldCharType="begin"/>
-    </w:r>
-    <w:r>
-      <w:rPr>
-        <w:rStyle w:val="PageNumber"/>
-      </w:rPr>
-      <w:instrText xml:space="preserve">PAGE  </w:instrText>
-    </w:r>
-    <w:r>
-      <w:rPr>
-        <w:rStyle w:val="PageNumber"/>
-      </w:rPr>
-      <w:fldChar w:fldCharType="separate"/>
-    </w:r>
-    <w:r>
-      <w:rPr>
-        <w:rStyle w:val="PageNumber"/>
         <w:noProof/>
       </w:rPr>
-      <w:t>32</w:t>
-    </w:r>
-    <w:r>
-      <w:rPr>
-        <w:rStyle w:val="PageNumber"/>
-      </w:rPr>
-      <w:fldChar w:fldCharType="end"/>
-    </w:r>
-  </w:p>
-  <w:p>
-    <w:pPr>
-      <w:pStyle w:val="Footer"/>
-    </w:pPr>
-  </w:p>
+    </w:sdtEndPr>
+    <w:sdtContent>
+      <w:p>
+        <w:pPr>
+          <w:pStyle w:val="Footer"/>
+        </w:pPr>
+        <w:r>
+          <w:fldChar w:fldCharType="begin"/>
+        </w:r>
+        <w:r>
+          <w:instrText xml:space="preserve"> PAGE   \* MERGEFORMAT </w:instrText>
+        </w:r>
+        <w:r>
+          <w:fldChar w:fldCharType="separate"/>
+        </w:r>
+        <w:r>
+          <w:rPr>
+            <w:noProof/>
+          </w:rPr>
+          <w:t>19</w:t>
+        </w:r>
+        <w:r>
+          <w:rPr>
+            <w:noProof/>
+          </w:rPr>
+          <w:fldChar w:fldCharType="end"/>
+        </w:r>
+      </w:p>
+    </w:sdtContent>
+  </w:sdt>
 </w:ftr>
 </file>
 
@@ -11994,7 +12728,7 @@
         <w:rStyle w:val="PageNumber"/>
         <w:noProof/>
       </w:rPr>
-      <w:t>39</w:t>
+      <w:t>37</w:t>
     </w:r>
     <w:r>
       <w:rPr>
@@ -14379,7 +15113,7 @@
     <w:lsdException w:name="footnote text" w:semiHidden="1" w:uiPriority="0" w:unhideWhenUsed="1"/>
     <w:lsdException w:name="annotation text" w:semiHidden="1" w:uiPriority="0" w:unhideWhenUsed="1"/>
     <w:lsdException w:name="header" w:semiHidden="1" w:uiPriority="0" w:unhideWhenUsed="1"/>
-    <w:lsdException w:name="footer" w:semiHidden="1" w:uiPriority="0" w:unhideWhenUsed="1"/>
+    <w:lsdException w:name="footer" w:semiHidden="1" w:unhideWhenUsed="1"/>
     <w:lsdException w:name="index heading" w:semiHidden="1" w:uiPriority="0" w:unhideWhenUsed="1"/>
     <w:lsdException w:name="caption" w:semiHidden="1" w:uiPriority="0" w:unhideWhenUsed="1" w:qFormat="1"/>
     <w:lsdException w:name="table of figures" w:semiHidden="1" w:uiPriority="0" w:unhideWhenUsed="1"/>
@@ -15276,6 +16010,7 @@
     <w:name w:val="footer"/>
     <w:basedOn w:val="Normal"/>
     <w:link w:val="FooterChar"/>
+    <w:uiPriority w:val="99"/>
     <w:rsid w:val="001F7BDC"/>
     <w:pPr>
       <w:keepLines/>
@@ -15296,6 +16031,7 @@
     <w:name w:val="Footer Char"/>
     <w:basedOn w:val="DefaultParagraphFont"/>
     <w:link w:val="Footer"/>
+    <w:uiPriority w:val="99"/>
     <w:rsid w:val="001F7BDC"/>
     <w:rPr>
       <w:rFonts w:ascii="Arial Black" w:eastAsia="Times New Roman" w:hAnsi="Arial Black" w:cs="Times New Roman"/>
@@ -16391,7 +17127,7 @@
 </file>
 
 <file path=customXml/itemProps1.xml><?xml version="1.0" encoding="utf-8"?>
-<ds:datastoreItem xmlns:ds="http://schemas.openxmlformats.org/officeDocument/2006/customXml" ds:itemID="{426ED475-EC79-4372-93E7-21DDE63B59F9}">
+<ds:datastoreItem xmlns:ds="http://schemas.openxmlformats.org/officeDocument/2006/customXml" ds:itemID="{0D2598C1-AB07-43E7-8FBE-F081A6F98788}">
   <ds:schemaRefs>
     <ds:schemaRef ds:uri="http://schemas.openxmlformats.org/officeDocument/2006/bibliography"/>
   </ds:schemaRefs>

--- a/9Tap_first_revision_merge.docx
+++ b/9Tap_first_revision_merge.docx
@@ -234,7 +234,7 @@
             <w:rPr>
               <w:noProof/>
             </w:rPr>
-            <w:instrText>HYPERLINK \l "_Toc509238566"</w:instrText>
+            <w:instrText>HYPERLINK \l "_Toc509239575"</w:instrText>
           </w:r>
           <w:r>
             <w:rPr>
@@ -282,7 +282,7 @@
               <w:noProof/>
               <w:webHidden/>
             </w:rPr>
-            <w:instrText xml:space="preserve"> PAGEREF _Toc509238566 \h </w:instrText>
+            <w:instrText xml:space="preserve"> PAGEREF _Toc509239575 \h </w:instrText>
           </w:r>
           <w:r>
             <w:rPr>
@@ -329,7 +329,7 @@
               <w:szCs w:val="22"/>
             </w:rPr>
           </w:pPr>
-          <w:hyperlink w:anchor="_Toc509238567" w:history="1">
+          <w:hyperlink w:anchor="_Toc509239576" w:history="1">
             <w:r>
               <w:rPr>
                 <w:rStyle w:val="Hyperlink"/>
@@ -356,7 +356,7 @@
                 <w:noProof/>
                 <w:webHidden/>
               </w:rPr>
-              <w:instrText xml:space="preserve"> PAGEREF _Toc509238567 \h </w:instrText>
+              <w:instrText xml:space="preserve"> PAGEREF _Toc509239576 \h </w:instrText>
             </w:r>
             <w:r>
               <w:rPr>
@@ -400,7 +400,7 @@
               <w:szCs w:val="22"/>
             </w:rPr>
           </w:pPr>
-          <w:hyperlink w:anchor="_Toc509238568" w:history="1">
+          <w:hyperlink w:anchor="_Toc509239577" w:history="1">
             <w:r>
               <w:rPr>
                 <w:rStyle w:val="Hyperlink"/>
@@ -427,7 +427,7 @@
                 <w:noProof/>
                 <w:webHidden/>
               </w:rPr>
-              <w:instrText xml:space="preserve"> PAGEREF _Toc509238568 \h </w:instrText>
+              <w:instrText xml:space="preserve"> PAGEREF _Toc509239577 \h </w:instrText>
             </w:r>
             <w:r>
               <w:rPr>
@@ -468,7 +468,7 @@
               <w:szCs w:val="22"/>
             </w:rPr>
           </w:pPr>
-          <w:hyperlink w:anchor="_Toc509238569" w:history="1">
+          <w:hyperlink w:anchor="_Toc509239578" w:history="1">
             <w:r>
               <w:rPr>
                 <w:rStyle w:val="Hyperlink"/>
@@ -495,7 +495,7 @@
                 <w:noProof/>
                 <w:webHidden/>
               </w:rPr>
-              <w:instrText xml:space="preserve"> PAGEREF _Toc509238569 \h </w:instrText>
+              <w:instrText xml:space="preserve"> PAGEREF _Toc509239578 \h </w:instrText>
             </w:r>
             <w:r>
               <w:rPr>
@@ -539,7 +539,7 @@
               <w:szCs w:val="22"/>
             </w:rPr>
           </w:pPr>
-          <w:hyperlink w:anchor="_Toc509238570" w:history="1">
+          <w:hyperlink w:anchor="_Toc509239579" w:history="1">
             <w:r>
               <w:rPr>
                 <w:rStyle w:val="Hyperlink"/>
@@ -566,7 +566,7 @@
                 <w:noProof/>
                 <w:webHidden/>
               </w:rPr>
-              <w:instrText xml:space="preserve"> PAGEREF _Toc509238570 \h </w:instrText>
+              <w:instrText xml:space="preserve"> PAGEREF _Toc509239579 \h </w:instrText>
             </w:r>
             <w:r>
               <w:rPr>
@@ -610,7 +610,7 @@
               <w:szCs w:val="22"/>
             </w:rPr>
           </w:pPr>
-          <w:hyperlink w:anchor="_Toc509238571" w:history="1">
+          <w:hyperlink w:anchor="_Toc509239580" w:history="1">
             <w:r>
               <w:rPr>
                 <w:rStyle w:val="Hyperlink"/>
@@ -637,7 +637,7 @@
                 <w:noProof/>
                 <w:webHidden/>
               </w:rPr>
-              <w:instrText xml:space="preserve"> PAGEREF _Toc509238571 \h </w:instrText>
+              <w:instrText xml:space="preserve"> PAGEREF _Toc509239580 \h </w:instrText>
             </w:r>
             <w:r>
               <w:rPr>
@@ -678,7 +678,7 @@
               <w:szCs w:val="22"/>
             </w:rPr>
           </w:pPr>
-          <w:hyperlink w:anchor="_Toc509238572" w:history="1">
+          <w:hyperlink w:anchor="_Toc509239581" w:history="1">
             <w:r>
               <w:rPr>
                 <w:rStyle w:val="Hyperlink"/>
@@ -705,7 +705,7 @@
                 <w:noProof/>
                 <w:webHidden/>
               </w:rPr>
-              <w:instrText xml:space="preserve"> PAGEREF _Toc509238572 \h </w:instrText>
+              <w:instrText xml:space="preserve"> PAGEREF _Toc509239581 \h </w:instrText>
             </w:r>
             <w:r>
               <w:rPr>
@@ -749,7 +749,7 @@
               <w:szCs w:val="22"/>
             </w:rPr>
           </w:pPr>
-          <w:hyperlink w:anchor="_Toc509238573" w:history="1">
+          <w:hyperlink w:anchor="_Toc509239582" w:history="1">
             <w:r>
               <w:rPr>
                 <w:rStyle w:val="Hyperlink"/>
@@ -776,7 +776,7 @@
                 <w:noProof/>
                 <w:webHidden/>
               </w:rPr>
-              <w:instrText xml:space="preserve"> PAGEREF _Toc509238573 \h </w:instrText>
+              <w:instrText xml:space="preserve"> PAGEREF _Toc509239582 \h </w:instrText>
             </w:r>
             <w:r>
               <w:rPr>
@@ -817,7 +817,7 @@
               <w:szCs w:val="22"/>
             </w:rPr>
           </w:pPr>
-          <w:hyperlink w:anchor="_Toc509238574" w:history="1">
+          <w:hyperlink w:anchor="_Toc509239583" w:history="1">
             <w:r>
               <w:rPr>
                 <w:rStyle w:val="Hyperlink"/>
@@ -844,7 +844,7 @@
                 <w:noProof/>
                 <w:webHidden/>
               </w:rPr>
-              <w:instrText xml:space="preserve"> PAGEREF _Toc509238574 \h </w:instrText>
+              <w:instrText xml:space="preserve"> PAGEREF _Toc509239583 \h </w:instrText>
             </w:r>
             <w:r>
               <w:rPr>
@@ -885,7 +885,7 @@
               <w:szCs w:val="22"/>
             </w:rPr>
           </w:pPr>
-          <w:hyperlink w:anchor="_Toc509238575" w:history="1">
+          <w:hyperlink w:anchor="_Toc509239584" w:history="1">
             <w:r>
               <w:rPr>
                 <w:rStyle w:val="Hyperlink"/>
@@ -912,7 +912,7 @@
                 <w:noProof/>
                 <w:webHidden/>
               </w:rPr>
-              <w:instrText xml:space="preserve"> PAGEREF _Toc509238575 \h </w:instrText>
+              <w:instrText xml:space="preserve"> PAGEREF _Toc509239584 \h </w:instrText>
             </w:r>
             <w:r>
               <w:rPr>
@@ -953,7 +953,7 @@
               <w:szCs w:val="22"/>
             </w:rPr>
           </w:pPr>
-          <w:hyperlink w:anchor="_Toc509238576" w:history="1">
+          <w:hyperlink w:anchor="_Toc509239585" w:history="1">
             <w:r>
               <w:rPr>
                 <w:rStyle w:val="Hyperlink"/>
@@ -980,7 +980,7 @@
                 <w:noProof/>
                 <w:webHidden/>
               </w:rPr>
-              <w:instrText xml:space="preserve"> PAGEREF _Toc509238576 \h </w:instrText>
+              <w:instrText xml:space="preserve"> PAGEREF _Toc509239585 \h </w:instrText>
             </w:r>
             <w:r>
               <w:rPr>
@@ -1021,7 +1021,7 @@
               <w:szCs w:val="22"/>
             </w:rPr>
           </w:pPr>
-          <w:hyperlink w:anchor="_Toc509238577" w:history="1">
+          <w:hyperlink w:anchor="_Toc509239586" w:history="1">
             <w:r>
               <w:rPr>
                 <w:rStyle w:val="Hyperlink"/>
@@ -1048,7 +1048,7 @@
                 <w:noProof/>
                 <w:webHidden/>
               </w:rPr>
-              <w:instrText xml:space="preserve"> PAGEREF _Toc509238577 \h </w:instrText>
+              <w:instrText xml:space="preserve"> PAGEREF _Toc509239586 \h </w:instrText>
             </w:r>
             <w:r>
               <w:rPr>
@@ -1089,7 +1089,7 @@
               <w:szCs w:val="22"/>
             </w:rPr>
           </w:pPr>
-          <w:hyperlink w:anchor="_Toc509238578" w:history="1">
+          <w:hyperlink w:anchor="_Toc509239587" w:history="1">
             <w:r>
               <w:rPr>
                 <w:rStyle w:val="Hyperlink"/>
@@ -1116,7 +1116,7 @@
                 <w:noProof/>
                 <w:webHidden/>
               </w:rPr>
-              <w:instrText xml:space="preserve"> PAGEREF _Toc509238578 \h </w:instrText>
+              <w:instrText xml:space="preserve"> PAGEREF _Toc509239587 \h </w:instrText>
             </w:r>
             <w:r>
               <w:rPr>
@@ -1157,7 +1157,7 @@
               <w:szCs w:val="22"/>
             </w:rPr>
           </w:pPr>
-          <w:hyperlink w:anchor="_Toc509238579" w:history="1">
+          <w:hyperlink w:anchor="_Toc509239588" w:history="1">
             <w:r>
               <w:rPr>
                 <w:rStyle w:val="Hyperlink"/>
@@ -1184,7 +1184,7 @@
                 <w:noProof/>
                 <w:webHidden/>
               </w:rPr>
-              <w:instrText xml:space="preserve"> PAGEREF _Toc509238579 \h </w:instrText>
+              <w:instrText xml:space="preserve"> PAGEREF _Toc509239588 \h </w:instrText>
             </w:r>
             <w:r>
               <w:rPr>
@@ -1225,7 +1225,7 @@
               <w:szCs w:val="22"/>
             </w:rPr>
           </w:pPr>
-          <w:hyperlink w:anchor="_Toc509238580" w:history="1">
+          <w:hyperlink w:anchor="_Toc509239589" w:history="1">
             <w:r>
               <w:rPr>
                 <w:rStyle w:val="Hyperlink"/>
@@ -1252,7 +1252,7 @@
                 <w:noProof/>
                 <w:webHidden/>
               </w:rPr>
-              <w:instrText xml:space="preserve"> PAGEREF _Toc509238580 \h </w:instrText>
+              <w:instrText xml:space="preserve"> PAGEREF _Toc509239589 \h </w:instrText>
             </w:r>
             <w:r>
               <w:rPr>
@@ -1296,7 +1296,7 @@
               <w:szCs w:val="22"/>
             </w:rPr>
           </w:pPr>
-          <w:hyperlink w:anchor="_Toc509238581" w:history="1">
+          <w:hyperlink w:anchor="_Toc509239590" w:history="1">
             <w:r>
               <w:rPr>
                 <w:rStyle w:val="Hyperlink"/>
@@ -1323,7 +1323,7 @@
                 <w:noProof/>
                 <w:webHidden/>
               </w:rPr>
-              <w:instrText xml:space="preserve"> PAGEREF _Toc509238581 \h </w:instrText>
+              <w:instrText xml:space="preserve"> PAGEREF _Toc509239590 \h </w:instrText>
             </w:r>
             <w:r>
               <w:rPr>
@@ -1367,7 +1367,7 @@
               <w:szCs w:val="22"/>
             </w:rPr>
           </w:pPr>
-          <w:hyperlink w:anchor="_Toc509238582" w:history="1">
+          <w:hyperlink w:anchor="_Toc509239591" w:history="1">
             <w:r>
               <w:rPr>
                 <w:rStyle w:val="Hyperlink"/>
@@ -1394,7 +1394,7 @@
                 <w:noProof/>
                 <w:webHidden/>
               </w:rPr>
-              <w:instrText xml:space="preserve"> PAGEREF _Toc509238582 \h </w:instrText>
+              <w:instrText xml:space="preserve"> PAGEREF _Toc509239591 \h </w:instrText>
             </w:r>
             <w:r>
               <w:rPr>
@@ -1438,7 +1438,7 @@
               <w:szCs w:val="22"/>
             </w:rPr>
           </w:pPr>
-          <w:hyperlink w:anchor="_Toc509238583" w:history="1">
+          <w:hyperlink w:anchor="_Toc509239592" w:history="1">
             <w:r>
               <w:rPr>
                 <w:rStyle w:val="Hyperlink"/>
@@ -1465,7 +1465,7 @@
                 <w:noProof/>
                 <w:webHidden/>
               </w:rPr>
-              <w:instrText xml:space="preserve"> PAGEREF _Toc509238583 \h </w:instrText>
+              <w:instrText xml:space="preserve"> PAGEREF _Toc509239592 \h </w:instrText>
             </w:r>
             <w:r>
               <w:rPr>
@@ -1509,7 +1509,7 @@
               <w:szCs w:val="22"/>
             </w:rPr>
           </w:pPr>
-          <w:hyperlink w:anchor="_Toc509238584" w:history="1">
+          <w:hyperlink w:anchor="_Toc509239593" w:history="1">
             <w:r>
               <w:rPr>
                 <w:rStyle w:val="Hyperlink"/>
@@ -1536,7 +1536,7 @@
                 <w:noProof/>
                 <w:webHidden/>
               </w:rPr>
-              <w:instrText xml:space="preserve"> PAGEREF _Toc509238584 \h </w:instrText>
+              <w:instrText xml:space="preserve"> PAGEREF _Toc509239593 \h </w:instrText>
             </w:r>
             <w:r>
               <w:rPr>
@@ -1580,7 +1580,7 @@
               <w:szCs w:val="22"/>
             </w:rPr>
           </w:pPr>
-          <w:hyperlink w:anchor="_Toc509238585" w:history="1">
+          <w:hyperlink w:anchor="_Toc509239594" w:history="1">
             <w:r>
               <w:rPr>
                 <w:rStyle w:val="Hyperlink"/>
@@ -1607,7 +1607,7 @@
                 <w:noProof/>
                 <w:webHidden/>
               </w:rPr>
-              <w:instrText xml:space="preserve"> PAGEREF _Toc509238585 \h </w:instrText>
+              <w:instrText xml:space="preserve"> PAGEREF _Toc509239594 \h </w:instrText>
             </w:r>
             <w:r>
               <w:rPr>
@@ -1651,7 +1651,7 @@
               <w:szCs w:val="22"/>
             </w:rPr>
           </w:pPr>
-          <w:hyperlink w:anchor="_Toc509238586" w:history="1">
+          <w:hyperlink w:anchor="_Toc509239595" w:history="1">
             <w:r>
               <w:rPr>
                 <w:rStyle w:val="Hyperlink"/>
@@ -1678,7 +1678,7 @@
                 <w:noProof/>
                 <w:webHidden/>
               </w:rPr>
-              <w:instrText xml:space="preserve"> PAGEREF _Toc509238586 \h </w:instrText>
+              <w:instrText xml:space="preserve"> PAGEREF _Toc509239595 \h </w:instrText>
             </w:r>
             <w:r>
               <w:rPr>
@@ -1719,7 +1719,7 @@
               <w:szCs w:val="22"/>
             </w:rPr>
           </w:pPr>
-          <w:hyperlink w:anchor="_Toc509238587" w:history="1">
+          <w:hyperlink w:anchor="_Toc509239596" w:history="1">
             <w:r>
               <w:rPr>
                 <w:rStyle w:val="Hyperlink"/>
@@ -1746,7 +1746,7 @@
                 <w:noProof/>
                 <w:webHidden/>
               </w:rPr>
-              <w:instrText xml:space="preserve"> PAGEREF _Toc509238587 \h </w:instrText>
+              <w:instrText xml:space="preserve"> PAGEREF _Toc509239596 \h </w:instrText>
             </w:r>
             <w:r>
               <w:rPr>
@@ -1787,7 +1787,7 @@
               <w:szCs w:val="22"/>
             </w:rPr>
           </w:pPr>
-          <w:hyperlink w:anchor="_Toc509238588" w:history="1">
+          <w:hyperlink w:anchor="_Toc509239597" w:history="1">
             <w:r>
               <w:rPr>
                 <w:rStyle w:val="Hyperlink"/>
@@ -1814,7 +1814,7 @@
                 <w:noProof/>
                 <w:webHidden/>
               </w:rPr>
-              <w:instrText xml:space="preserve"> PAGEREF _Toc509238588 \h </w:instrText>
+              <w:instrText xml:space="preserve"> PAGEREF _Toc509239597 \h </w:instrText>
             </w:r>
             <w:r>
               <w:rPr>
@@ -1855,7 +1855,7 @@
               <w:szCs w:val="22"/>
             </w:rPr>
           </w:pPr>
-          <w:hyperlink w:anchor="_Toc509238589" w:history="1">
+          <w:hyperlink w:anchor="_Toc509239598" w:history="1">
             <w:r>
               <w:rPr>
                 <w:rStyle w:val="Hyperlink"/>
@@ -1882,7 +1882,7 @@
                 <w:noProof/>
                 <w:webHidden/>
               </w:rPr>
-              <w:instrText xml:space="preserve"> PAGEREF _Toc509238589 \h </w:instrText>
+              <w:instrText xml:space="preserve"> PAGEREF _Toc509239598 \h </w:instrText>
             </w:r>
             <w:r>
               <w:rPr>
@@ -1923,7 +1923,7 @@
               <w:szCs w:val="22"/>
             </w:rPr>
           </w:pPr>
-          <w:hyperlink w:anchor="_Toc509238590" w:history="1">
+          <w:hyperlink w:anchor="_Toc509239599" w:history="1">
             <w:r>
               <w:rPr>
                 <w:rStyle w:val="Hyperlink"/>
@@ -1950,7 +1950,7 @@
                 <w:noProof/>
                 <w:webHidden/>
               </w:rPr>
-              <w:instrText xml:space="preserve"> PAGEREF _Toc509238590 \h </w:instrText>
+              <w:instrText xml:space="preserve"> PAGEREF _Toc509239599 \h </w:instrText>
             </w:r>
             <w:r>
               <w:rPr>
@@ -1994,7 +1994,7 @@
               <w:szCs w:val="22"/>
             </w:rPr>
           </w:pPr>
-          <w:hyperlink w:anchor="_Toc509238591" w:history="1">
+          <w:hyperlink w:anchor="_Toc509239600" w:history="1">
             <w:r>
               <w:rPr>
                 <w:rStyle w:val="Hyperlink"/>
@@ -2021,7 +2021,7 @@
                 <w:noProof/>
                 <w:webHidden/>
               </w:rPr>
-              <w:instrText xml:space="preserve"> PAGEREF _Toc509238591 \h </w:instrText>
+              <w:instrText xml:space="preserve"> PAGEREF _Toc509239600 \h </w:instrText>
             </w:r>
             <w:r>
               <w:rPr>
@@ -2062,7 +2062,7 @@
               <w:szCs w:val="22"/>
             </w:rPr>
           </w:pPr>
-          <w:hyperlink w:anchor="_Toc509238592" w:history="1">
+          <w:hyperlink w:anchor="_Toc509239601" w:history="1">
             <w:r>
               <w:rPr>
                 <w:rStyle w:val="Hyperlink"/>
@@ -2089,7 +2089,7 @@
                 <w:noProof/>
                 <w:webHidden/>
               </w:rPr>
-              <w:instrText xml:space="preserve"> PAGEREF _Toc509238592 \h </w:instrText>
+              <w:instrText xml:space="preserve"> PAGEREF _Toc509239601 \h </w:instrText>
             </w:r>
             <w:r>
               <w:rPr>
@@ -2130,7 +2130,7 @@
               <w:szCs w:val="22"/>
             </w:rPr>
           </w:pPr>
-          <w:hyperlink w:anchor="_Toc509238593" w:history="1">
+          <w:hyperlink w:anchor="_Toc509239602" w:history="1">
             <w:r>
               <w:rPr>
                 <w:rStyle w:val="Hyperlink"/>
@@ -2157,7 +2157,7 @@
                 <w:noProof/>
                 <w:webHidden/>
               </w:rPr>
-              <w:instrText xml:space="preserve"> PAGEREF _Toc509238593 \h </w:instrText>
+              <w:instrText xml:space="preserve"> PAGEREF _Toc509239602 \h </w:instrText>
             </w:r>
             <w:r>
               <w:rPr>
@@ -2198,7 +2198,7 @@
               <w:szCs w:val="22"/>
             </w:rPr>
           </w:pPr>
-          <w:hyperlink w:anchor="_Toc509238594" w:history="1">
+          <w:hyperlink w:anchor="_Toc509239603" w:history="1">
             <w:r>
               <w:rPr>
                 <w:rStyle w:val="Hyperlink"/>
@@ -2225,7 +2225,7 @@
                 <w:noProof/>
                 <w:webHidden/>
               </w:rPr>
-              <w:instrText xml:space="preserve"> PAGEREF _Toc509238594 \h </w:instrText>
+              <w:instrText xml:space="preserve"> PAGEREF _Toc509239603 \h </w:instrText>
             </w:r>
             <w:r>
               <w:rPr>
@@ -2266,7 +2266,7 @@
               <w:szCs w:val="22"/>
             </w:rPr>
           </w:pPr>
-          <w:hyperlink w:anchor="_Toc509238595" w:history="1">
+          <w:hyperlink w:anchor="_Toc509239604" w:history="1">
             <w:r>
               <w:rPr>
                 <w:rStyle w:val="Hyperlink"/>
@@ -2293,7 +2293,7 @@
                 <w:noProof/>
                 <w:webHidden/>
               </w:rPr>
-              <w:instrText xml:space="preserve"> PAGEREF _Toc509238595 \h </w:instrText>
+              <w:instrText xml:space="preserve"> PAGEREF _Toc509239604 \h </w:instrText>
             </w:r>
             <w:r>
               <w:rPr>
@@ -2337,7 +2337,7 @@
               <w:szCs w:val="22"/>
             </w:rPr>
           </w:pPr>
-          <w:hyperlink w:anchor="_Toc509238596" w:history="1">
+          <w:hyperlink w:anchor="_Toc509239605" w:history="1">
             <w:r>
               <w:rPr>
                 <w:rStyle w:val="Hyperlink"/>
@@ -2364,7 +2364,7 @@
                 <w:noProof/>
                 <w:webHidden/>
               </w:rPr>
-              <w:instrText xml:space="preserve"> PAGEREF _Toc509238596 \h </w:instrText>
+              <w:instrText xml:space="preserve"> PAGEREF _Toc509239605 \h </w:instrText>
             </w:r>
             <w:r>
               <w:rPr>
@@ -2405,7 +2405,7 @@
               <w:szCs w:val="22"/>
             </w:rPr>
           </w:pPr>
-          <w:hyperlink w:anchor="_Toc509238597" w:history="1">
+          <w:hyperlink w:anchor="_Toc509239606" w:history="1">
             <w:r>
               <w:rPr>
                 <w:rStyle w:val="Hyperlink"/>
@@ -2432,7 +2432,7 @@
                 <w:noProof/>
                 <w:webHidden/>
               </w:rPr>
-              <w:instrText xml:space="preserve"> PAGEREF _Toc509238597 \h </w:instrText>
+              <w:instrText xml:space="preserve"> PAGEREF _Toc509239606 \h </w:instrText>
             </w:r>
             <w:r>
               <w:rPr>
@@ -2476,7 +2476,7 @@
               <w:szCs w:val="22"/>
             </w:rPr>
           </w:pPr>
-          <w:hyperlink w:anchor="_Toc509238598" w:history="1">
+          <w:hyperlink w:anchor="_Toc509239607" w:history="1">
             <w:r>
               <w:rPr>
                 <w:rStyle w:val="Hyperlink"/>
@@ -2503,7 +2503,7 @@
                 <w:noProof/>
                 <w:webHidden/>
               </w:rPr>
-              <w:instrText xml:space="preserve"> PAGEREF _Toc509238598 \h </w:instrText>
+              <w:instrText xml:space="preserve"> PAGEREF _Toc509239607 \h </w:instrText>
             </w:r>
             <w:r>
               <w:rPr>
@@ -2547,7 +2547,7 @@
               <w:szCs w:val="22"/>
             </w:rPr>
           </w:pPr>
-          <w:hyperlink w:anchor="_Toc509238599" w:history="1">
+          <w:hyperlink w:anchor="_Toc509239608" w:history="1">
             <w:r>
               <w:rPr>
                 <w:rStyle w:val="Hyperlink"/>
@@ -2574,7 +2574,7 @@
                 <w:noProof/>
                 <w:webHidden/>
               </w:rPr>
-              <w:instrText xml:space="preserve"> PAGEREF _Toc509238599 \h </w:instrText>
+              <w:instrText xml:space="preserve"> PAGEREF _Toc509239608 \h </w:instrText>
             </w:r>
             <w:r>
               <w:rPr>
@@ -2618,7 +2618,7 @@
               <w:szCs w:val="22"/>
             </w:rPr>
           </w:pPr>
-          <w:hyperlink w:anchor="_Toc509238600" w:history="1">
+          <w:hyperlink w:anchor="_Toc509239609" w:history="1">
             <w:r>
               <w:rPr>
                 <w:rStyle w:val="Hyperlink"/>
@@ -2645,7 +2645,7 @@
                 <w:noProof/>
                 <w:webHidden/>
               </w:rPr>
-              <w:instrText xml:space="preserve"> PAGEREF _Toc509238600 \h </w:instrText>
+              <w:instrText xml:space="preserve"> PAGEREF _Toc509239609 \h </w:instrText>
             </w:r>
             <w:r>
               <w:rPr>
@@ -2686,7 +2686,7 @@
               <w:szCs w:val="22"/>
             </w:rPr>
           </w:pPr>
-          <w:hyperlink w:anchor="_Toc509238601" w:history="1">
+          <w:hyperlink w:anchor="_Toc509239610" w:history="1">
             <w:r>
               <w:rPr>
                 <w:rStyle w:val="Hyperlink"/>
@@ -2713,7 +2713,7 @@
                 <w:noProof/>
                 <w:webHidden/>
               </w:rPr>
-              <w:instrText xml:space="preserve"> PAGEREF _Toc509238601 \h </w:instrText>
+              <w:instrText xml:space="preserve"> PAGEREF _Toc509239610 \h </w:instrText>
             </w:r>
             <w:r>
               <w:rPr>
@@ -2754,7 +2754,7 @@
               <w:szCs w:val="22"/>
             </w:rPr>
           </w:pPr>
-          <w:hyperlink w:anchor="_Toc509238602" w:history="1">
+          <w:hyperlink w:anchor="_Toc509239611" w:history="1">
             <w:r>
               <w:rPr>
                 <w:rStyle w:val="Hyperlink"/>
@@ -2781,7 +2781,7 @@
                 <w:noProof/>
                 <w:webHidden/>
               </w:rPr>
-              <w:instrText xml:space="preserve"> PAGEREF _Toc509238602 \h </w:instrText>
+              <w:instrText xml:space="preserve"> PAGEREF _Toc509239611 \h </w:instrText>
             </w:r>
             <w:r>
               <w:rPr>
@@ -2822,7 +2822,7 @@
               <w:szCs w:val="22"/>
             </w:rPr>
           </w:pPr>
-          <w:hyperlink w:anchor="_Toc509238603" w:history="1">
+          <w:hyperlink w:anchor="_Toc509239612" w:history="1">
             <w:r>
               <w:rPr>
                 <w:rStyle w:val="Hyperlink"/>
@@ -2849,7 +2849,7 @@
                 <w:noProof/>
                 <w:webHidden/>
               </w:rPr>
-              <w:instrText xml:space="preserve"> PAGEREF _Toc509238603 \h </w:instrText>
+              <w:instrText xml:space="preserve"> PAGEREF _Toc509239612 \h </w:instrText>
             </w:r>
             <w:r>
               <w:rPr>
@@ -2890,7 +2890,7 @@
               <w:szCs w:val="22"/>
             </w:rPr>
           </w:pPr>
-          <w:hyperlink w:anchor="_Toc509238604" w:history="1">
+          <w:hyperlink w:anchor="_Toc509239613" w:history="1">
             <w:r>
               <w:rPr>
                 <w:rStyle w:val="Hyperlink"/>
@@ -2917,7 +2917,7 @@
                 <w:noProof/>
                 <w:webHidden/>
               </w:rPr>
-              <w:instrText xml:space="preserve"> PAGEREF _Toc509238604 \h </w:instrText>
+              <w:instrText xml:space="preserve"> PAGEREF _Toc509239613 \h </w:instrText>
             </w:r>
             <w:r>
               <w:rPr>
@@ -2958,7 +2958,7 @@
               <w:szCs w:val="22"/>
             </w:rPr>
           </w:pPr>
-          <w:hyperlink w:anchor="_Toc509238605" w:history="1">
+          <w:hyperlink w:anchor="_Toc509239614" w:history="1">
             <w:r>
               <w:rPr>
                 <w:rStyle w:val="Hyperlink"/>
@@ -2985,7 +2985,7 @@
                 <w:noProof/>
                 <w:webHidden/>
               </w:rPr>
-              <w:instrText xml:space="preserve"> PAGEREF _Toc509238605 \h </w:instrText>
+              <w:instrText xml:space="preserve"> PAGEREF _Toc509239614 \h </w:instrText>
             </w:r>
             <w:r>
               <w:rPr>
@@ -3029,7 +3029,7 @@
               <w:szCs w:val="22"/>
             </w:rPr>
           </w:pPr>
-          <w:hyperlink w:anchor="_Toc509238606" w:history="1">
+          <w:hyperlink w:anchor="_Toc509239615" w:history="1">
             <w:r>
               <w:rPr>
                 <w:rStyle w:val="Hyperlink"/>
@@ -3056,7 +3056,7 @@
                 <w:noProof/>
                 <w:webHidden/>
               </w:rPr>
-              <w:instrText xml:space="preserve"> PAGEREF _Toc509238606 \h </w:instrText>
+              <w:instrText xml:space="preserve"> PAGEREF _Toc509239615 \h </w:instrText>
             </w:r>
             <w:r>
               <w:rPr>
@@ -3100,7 +3100,7 @@
               <w:szCs w:val="22"/>
             </w:rPr>
           </w:pPr>
-          <w:hyperlink w:anchor="_Toc509238607" w:history="1">
+          <w:hyperlink w:anchor="_Toc509239616" w:history="1">
             <w:r>
               <w:rPr>
                 <w:rStyle w:val="Hyperlink"/>
@@ -3127,7 +3127,7 @@
                 <w:noProof/>
                 <w:webHidden/>
               </w:rPr>
-              <w:instrText xml:space="preserve"> PAGEREF _Toc509238607 \h </w:instrText>
+              <w:instrText xml:space="preserve"> PAGEREF _Toc509239616 \h </w:instrText>
             </w:r>
             <w:r>
               <w:rPr>
@@ -3168,7 +3168,7 @@
               <w:szCs w:val="22"/>
             </w:rPr>
           </w:pPr>
-          <w:hyperlink w:anchor="_Toc509238608" w:history="1">
+          <w:hyperlink w:anchor="_Toc509239617" w:history="1">
             <w:r>
               <w:rPr>
                 <w:rStyle w:val="Hyperlink"/>
@@ -3195,7 +3195,7 @@
                 <w:noProof/>
                 <w:webHidden/>
               </w:rPr>
-              <w:instrText xml:space="preserve"> PAGEREF _Toc509238608 \h </w:instrText>
+              <w:instrText xml:space="preserve"> PAGEREF _Toc509239617 \h </w:instrText>
             </w:r>
             <w:r>
               <w:rPr>
@@ -3236,7 +3236,7 @@
               <w:szCs w:val="22"/>
             </w:rPr>
           </w:pPr>
-          <w:hyperlink w:anchor="_Toc509238609" w:history="1">
+          <w:hyperlink w:anchor="_Toc509239618" w:history="1">
             <w:r>
               <w:rPr>
                 <w:rStyle w:val="Hyperlink"/>
@@ -3263,7 +3263,7 @@
                 <w:noProof/>
                 <w:webHidden/>
               </w:rPr>
-              <w:instrText xml:space="preserve"> PAGEREF _Toc509238609 \h </w:instrText>
+              <w:instrText xml:space="preserve"> PAGEREF _Toc509239618 \h </w:instrText>
             </w:r>
             <w:r>
               <w:rPr>
@@ -3304,7 +3304,7 @@
               <w:szCs w:val="22"/>
             </w:rPr>
           </w:pPr>
-          <w:hyperlink w:anchor="_Toc509238610" w:history="1">
+          <w:hyperlink w:anchor="_Toc509239619" w:history="1">
             <w:r>
               <w:rPr>
                 <w:rStyle w:val="Hyperlink"/>
@@ -3331,7 +3331,7 @@
                 <w:noProof/>
                 <w:webHidden/>
               </w:rPr>
-              <w:instrText xml:space="preserve"> PAGEREF _Toc509238610 \h </w:instrText>
+              <w:instrText xml:space="preserve"> PAGEREF _Toc509239619 \h </w:instrText>
             </w:r>
             <w:r>
               <w:rPr>
@@ -3375,7 +3375,7 @@
               <w:szCs w:val="22"/>
             </w:rPr>
           </w:pPr>
-          <w:hyperlink w:anchor="_Toc509238611" w:history="1">
+          <w:hyperlink w:anchor="_Toc509239620" w:history="1">
             <w:r>
               <w:rPr>
                 <w:rStyle w:val="Hyperlink"/>
@@ -3402,7 +3402,7 @@
                 <w:noProof/>
                 <w:webHidden/>
               </w:rPr>
-              <w:instrText xml:space="preserve"> PAGEREF _Toc509238611 \h </w:instrText>
+              <w:instrText xml:space="preserve"> PAGEREF _Toc509239620 \h </w:instrText>
             </w:r>
             <w:r>
               <w:rPr>
@@ -3446,7 +3446,7 @@
               <w:szCs w:val="22"/>
             </w:rPr>
           </w:pPr>
-          <w:hyperlink w:anchor="_Toc509238612" w:history="1">
+          <w:hyperlink w:anchor="_Toc509239621" w:history="1">
             <w:r>
               <w:rPr>
                 <w:rStyle w:val="Hyperlink"/>
@@ -3473,7 +3473,7 @@
                 <w:noProof/>
                 <w:webHidden/>
               </w:rPr>
-              <w:instrText xml:space="preserve"> PAGEREF _Toc509238612 \h </w:instrText>
+              <w:instrText xml:space="preserve"> PAGEREF _Toc509239621 \h </w:instrText>
             </w:r>
             <w:r>
               <w:rPr>
@@ -3514,7 +3514,7 @@
               <w:szCs w:val="22"/>
             </w:rPr>
           </w:pPr>
-          <w:hyperlink w:anchor="_Toc509238613" w:history="1">
+          <w:hyperlink w:anchor="_Toc509239622" w:history="1">
             <w:r>
               <w:rPr>
                 <w:rStyle w:val="Hyperlink"/>
@@ -3541,7 +3541,7 @@
                 <w:noProof/>
                 <w:webHidden/>
               </w:rPr>
-              <w:instrText xml:space="preserve"> PAGEREF _Toc509238613 \h </w:instrText>
+              <w:instrText xml:space="preserve"> PAGEREF _Toc509239622 \h </w:instrText>
             </w:r>
             <w:r>
               <w:rPr>
@@ -3582,7 +3582,7 @@
               <w:szCs w:val="22"/>
             </w:rPr>
           </w:pPr>
-          <w:hyperlink w:anchor="_Toc509238614" w:history="1">
+          <w:hyperlink w:anchor="_Toc509239623" w:history="1">
             <w:r>
               <w:rPr>
                 <w:rStyle w:val="Hyperlink"/>
@@ -3609,7 +3609,7 @@
                 <w:noProof/>
                 <w:webHidden/>
               </w:rPr>
-              <w:instrText xml:space="preserve"> PAGEREF _Toc509238614 \h </w:instrText>
+              <w:instrText xml:space="preserve"> PAGEREF _Toc509239623 \h </w:instrText>
             </w:r>
             <w:r>
               <w:rPr>
@@ -3650,7 +3650,7 @@
               <w:szCs w:val="22"/>
             </w:rPr>
           </w:pPr>
-          <w:hyperlink w:anchor="_Toc509238615" w:history="1">
+          <w:hyperlink w:anchor="_Toc509239624" w:history="1">
             <w:r>
               <w:rPr>
                 <w:rStyle w:val="Hyperlink"/>
@@ -3677,7 +3677,7 @@
                 <w:noProof/>
                 <w:webHidden/>
               </w:rPr>
-              <w:instrText xml:space="preserve"> PAGEREF _Toc509238615 \h </w:instrText>
+              <w:instrText xml:space="preserve"> PAGEREF _Toc509239624 \h </w:instrText>
             </w:r>
             <w:r>
               <w:rPr>
@@ -3718,7 +3718,7 @@
               <w:szCs w:val="22"/>
             </w:rPr>
           </w:pPr>
-          <w:hyperlink w:anchor="_Toc509238616" w:history="1">
+          <w:hyperlink w:anchor="_Toc509239625" w:history="1">
             <w:r>
               <w:rPr>
                 <w:rStyle w:val="Hyperlink"/>
@@ -3745,7 +3745,7 @@
                 <w:noProof/>
                 <w:webHidden/>
               </w:rPr>
-              <w:instrText xml:space="preserve"> PAGEREF _Toc509238616 \h </w:instrText>
+              <w:instrText xml:space="preserve"> PAGEREF _Toc509239625 \h </w:instrText>
             </w:r>
             <w:r>
               <w:rPr>
@@ -3786,7 +3786,7 @@
               <w:szCs w:val="22"/>
             </w:rPr>
           </w:pPr>
-          <w:hyperlink w:anchor="_Toc509238617" w:history="1">
+          <w:hyperlink w:anchor="_Toc509239626" w:history="1">
             <w:r>
               <w:rPr>
                 <w:rStyle w:val="Hyperlink"/>
@@ -3813,7 +3813,7 @@
                 <w:noProof/>
                 <w:webHidden/>
               </w:rPr>
-              <w:instrText xml:space="preserve"> PAGEREF _Toc509238617 \h </w:instrText>
+              <w:instrText xml:space="preserve"> PAGEREF _Toc509239626 \h </w:instrText>
             </w:r>
             <w:r>
               <w:rPr>
@@ -3854,7 +3854,7 @@
               <w:szCs w:val="22"/>
             </w:rPr>
           </w:pPr>
-          <w:hyperlink w:anchor="_Toc509238618" w:history="1">
+          <w:hyperlink w:anchor="_Toc509239627" w:history="1">
             <w:r>
               <w:rPr>
                 <w:rStyle w:val="Hyperlink"/>
@@ -3881,7 +3881,7 @@
                 <w:noProof/>
                 <w:webHidden/>
               </w:rPr>
-              <w:instrText xml:space="preserve"> PAGEREF _Toc509238618 \h </w:instrText>
+              <w:instrText xml:space="preserve"> PAGEREF _Toc509239627 \h </w:instrText>
             </w:r>
             <w:r>
               <w:rPr>
@@ -3922,7 +3922,7 @@
               <w:szCs w:val="22"/>
             </w:rPr>
           </w:pPr>
-          <w:hyperlink w:anchor="_Toc509238619" w:history="1">
+          <w:hyperlink w:anchor="_Toc509239628" w:history="1">
             <w:r>
               <w:rPr>
                 <w:rStyle w:val="Hyperlink"/>
@@ -3949,78 +3949,7 @@
                 <w:noProof/>
                 <w:webHidden/>
               </w:rPr>
-              <w:instrText xml:space="preserve"> PAGEREF _Toc509238619 \h </w:instrText>
-            </w:r>
-            <w:r>
-              <w:rPr>
-                <w:noProof/>
-                <w:webHidden/>
-              </w:rPr>
-            </w:r>
-            <w:r>
-              <w:rPr>
-                <w:noProof/>
-                <w:webHidden/>
-              </w:rPr>
-              <w:fldChar w:fldCharType="separate"/>
-            </w:r>
-            <w:r>
-              <w:rPr>
-                <w:noProof/>
-                <w:webHidden/>
-              </w:rPr>
-              <w:t>36</w:t>
-            </w:r>
-            <w:r>
-              <w:rPr>
-                <w:noProof/>
-                <w:webHidden/>
-              </w:rPr>
-              <w:fldChar w:fldCharType="end"/>
-            </w:r>
-          </w:hyperlink>
-        </w:p>
-        <w:p>
-          <w:pPr>
-            <w:pStyle w:val="TOC1"/>
-            <w:tabs>
-              <w:tab w:val="right" w:leader="dot" w:pos="7910"/>
-            </w:tabs>
-            <w:rPr>
-              <w:rFonts w:asciiTheme="minorHAnsi" w:eastAsiaTheme="minorEastAsia" w:hAnsiTheme="minorHAnsi" w:cstheme="minorBidi"/>
-              <w:noProof/>
-              <w:sz w:val="22"/>
-              <w:szCs w:val="22"/>
-            </w:rPr>
-          </w:pPr>
-          <w:hyperlink w:anchor="_Toc509238620" w:history="1">
-            <w:r>
-              <w:rPr>
-                <w:rStyle w:val="Hyperlink"/>
-                <w:noProof/>
-              </w:rPr>
-              <w:t>Index</w:t>
-            </w:r>
-            <w:r>
-              <w:rPr>
-                <w:noProof/>
-                <w:webHidden/>
-              </w:rPr>
-              <w:tab/>
-            </w:r>
-            <w:r>
-              <w:rPr>
-                <w:noProof/>
-                <w:webHidden/>
-              </w:rPr>
-              <w:fldChar w:fldCharType="begin"/>
-            </w:r>
-            <w:r>
-              <w:rPr>
-                <w:noProof/>
-                <w:webHidden/>
-              </w:rPr>
-              <w:instrText xml:space="preserve"> PAGEREF _Toc509238620 \h </w:instrText>
+              <w:instrText xml:space="preserve"> PAGEREF _Toc509239628 \h </w:instrText>
             </w:r>
             <w:r>
               <w:rPr>
@@ -4139,7 +4068,7 @@
       <w:pPr>
         <w:pStyle w:val="Heading1"/>
       </w:pPr>
-      <w:bookmarkStart w:id="1" w:name="_Toc509238566"/>
+      <w:bookmarkStart w:id="1" w:name="_Toc509239575"/>
       <w:r>
         <w:lastRenderedPageBreak/>
         <w:t>About</w:t>
@@ -4338,7 +4267,7 @@
         </w:rPr>
       </w:pPr>
       <w:bookmarkStart w:id="2" w:name="_Toc508882989"/>
-      <w:bookmarkStart w:id="3" w:name="_Toc509238567"/>
+      <w:bookmarkStart w:id="3" w:name="_Toc509239576"/>
       <w:r>
         <w:rPr>
           <w:szCs w:val="20"/>
@@ -4393,7 +4322,7 @@
           <w:szCs w:val="40"/>
         </w:rPr>
       </w:pPr>
-      <w:bookmarkStart w:id="4" w:name="_Toc509238568"/>
+      <w:bookmarkStart w:id="4" w:name="_Toc509239577"/>
       <w:r>
         <w:rPr>
           <w:sz w:val="40"/>
@@ -4471,27 +4400,14 @@
       <w:r>
         <w:t xml:space="preserve">Figure </w:t>
       </w:r>
-      <w:r>
-        <w:fldChar w:fldCharType="begin"/>
-      </w:r>
-      <w:r>
-        <w:instrText xml:space="preserve"> SEQ Figure \* ARABIC </w:instrText>
-      </w:r>
-      <w:r>
-        <w:fldChar w:fldCharType="separate"/>
-      </w:r>
-      <w:r>
-        <w:rPr>
-          <w:noProof/>
-        </w:rPr>
-        <w:t>1</w:t>
-      </w:r>
-      <w:r>
-        <w:rPr>
-          <w:noProof/>
-        </w:rPr>
-        <w:fldChar w:fldCharType="end"/>
-      </w:r>
+      <w:fldSimple w:instr=" SEQ Figure \* ARABIC ">
+        <w:r>
+          <w:rPr>
+            <w:noProof/>
+          </w:rPr>
+          <w:t>1</w:t>
+        </w:r>
+      </w:fldSimple>
       <w:r>
         <w:t>: 9-Tap Main Menu</w:t>
       </w:r>
@@ -4516,7 +4432,7 @@
       <w:pPr>
         <w:pStyle w:val="Heading2"/>
       </w:pPr>
-      <w:bookmarkStart w:id="5" w:name="_Toc509238569"/>
+      <w:bookmarkStart w:id="5" w:name="_Toc509239578"/>
       <w:r>
         <w:t>A good place to start</w:t>
       </w:r>
@@ -4526,7 +4442,7 @@
       <w:pPr>
         <w:pStyle w:val="Heading3"/>
       </w:pPr>
-      <w:bookmarkStart w:id="6" w:name="_Toc509238570"/>
+      <w:bookmarkStart w:id="6" w:name="_Toc509239579"/>
       <w:r>
         <w:t>Quick start guide</w:t>
       </w:r>
@@ -4544,7 +4460,7 @@
       <w:pPr>
         <w:pStyle w:val="Heading3"/>
       </w:pPr>
-      <w:bookmarkStart w:id="7" w:name="_Toc509238571"/>
+      <w:bookmarkStart w:id="7" w:name="_Toc509239580"/>
       <w:r>
         <w:t>Troubleshooting</w:t>
       </w:r>
@@ -4562,7 +4478,7 @@
       <w:pPr>
         <w:pStyle w:val="Heading2"/>
       </w:pPr>
-      <w:bookmarkStart w:id="8" w:name="_Toc509238572"/>
+      <w:bookmarkStart w:id="8" w:name="_Toc509239581"/>
       <w:r>
         <w:t>Menu</w:t>
       </w:r>
@@ -4654,7 +4570,7 @@
       <w:pPr>
         <w:pStyle w:val="Heading1"/>
       </w:pPr>
-      <w:bookmarkStart w:id="9" w:name="_Toc509238573"/>
+      <w:bookmarkStart w:id="9" w:name="_Toc509239582"/>
       <w:r>
         <w:lastRenderedPageBreak/>
         <w:t>Quick Start Guide</w:t>
@@ -4677,7 +4593,7 @@
       <w:pPr>
         <w:pStyle w:val="Heading2"/>
       </w:pPr>
-      <w:bookmarkStart w:id="10" w:name="_Toc509238574"/>
+      <w:bookmarkStart w:id="10" w:name="_Toc509239583"/>
       <w:r>
         <w:t>What are the system requirements to run 9-Tap?</w:t>
       </w:r>
@@ -4695,7 +4611,7 @@
       <w:pPr>
         <w:pStyle w:val="Heading2"/>
       </w:pPr>
-      <w:bookmarkStart w:id="11" w:name="_Toc509238575"/>
+      <w:bookmarkStart w:id="11" w:name="_Toc509239584"/>
       <w:r>
         <w:t>How do I install 9-Tap?</w:t>
       </w:r>
@@ -4986,7 +4902,7 @@
       <w:pPr>
         <w:pStyle w:val="Heading2"/>
       </w:pPr>
-      <w:bookmarkStart w:id="12" w:name="_Toc509238576"/>
+      <w:bookmarkStart w:id="12" w:name="_Toc509239585"/>
       <w:r>
         <w:t>How do I Launch 9-Tap?</w:t>
       </w:r>
@@ -5004,7 +4920,7 @@
       <w:pPr>
         <w:pStyle w:val="Heading2"/>
       </w:pPr>
-      <w:bookmarkStart w:id="13" w:name="_Toc509238577"/>
+      <w:bookmarkStart w:id="13" w:name="_Toc509239586"/>
       <w:r>
         <w:t>How do I import existing members?</w:t>
       </w:r>
@@ -5022,7 +4938,7 @@
       <w:pPr>
         <w:pStyle w:val="Heading2"/>
       </w:pPr>
-      <w:bookmarkStart w:id="14" w:name="_Toc509238578"/>
+      <w:bookmarkStart w:id="14" w:name="_Toc509239587"/>
       <w:r>
         <w:t>How do I enter a new player?</w:t>
       </w:r>
@@ -5050,7 +4966,7 @@
       <w:pPr>
         <w:pStyle w:val="Heading2"/>
       </w:pPr>
-      <w:bookmarkStart w:id="15" w:name="_Toc509238579"/>
+      <w:bookmarkStart w:id="15" w:name="_Toc509239588"/>
       <w:r>
         <w:t>How do I create a tournament?</w:t>
       </w:r>
@@ -5097,7 +5013,7 @@
       <w:pPr>
         <w:pStyle w:val="Heading2"/>
       </w:pPr>
-      <w:bookmarkStart w:id="16" w:name="_Toc509238580"/>
+      <w:bookmarkStart w:id="16" w:name="_Toc509239589"/>
       <w:r>
         <w:t>How do I enter a member’s scores?</w:t>
       </w:r>
@@ -5206,7 +5122,7 @@
           <w:szCs w:val="36"/>
         </w:rPr>
       </w:pPr>
-      <w:bookmarkStart w:id="17" w:name="_Toc509238581"/>
+      <w:bookmarkStart w:id="17" w:name="_Toc509239590"/>
       <w:r>
         <w:rPr>
           <w:sz w:val="36"/>
@@ -5221,7 +5137,7 @@
       <w:pPr>
         <w:pStyle w:val="Heading1"/>
       </w:pPr>
-      <w:bookmarkStart w:id="18" w:name="_Toc509238582"/>
+      <w:bookmarkStart w:id="18" w:name="_Toc509239591"/>
       <w:r>
         <w:t>Main Menu</w:t>
       </w:r>
@@ -5323,27 +5239,14 @@
       <w:r>
         <w:t xml:space="preserve">Figure </w:t>
       </w:r>
-      <w:r>
-        <w:fldChar w:fldCharType="begin"/>
-      </w:r>
-      <w:r>
-        <w:instrText xml:space="preserve"> SEQ Figure \* ARABIC </w:instrText>
-      </w:r>
-      <w:r>
-        <w:fldChar w:fldCharType="separate"/>
-      </w:r>
-      <w:r>
-        <w:rPr>
-          <w:noProof/>
-        </w:rPr>
-        <w:t>2</w:t>
-      </w:r>
-      <w:r>
-        <w:rPr>
-          <w:noProof/>
-        </w:rPr>
-        <w:fldChar w:fldCharType="end"/>
-      </w:r>
+      <w:fldSimple w:instr=" SEQ Figure \* ARABIC ">
+        <w:r>
+          <w:rPr>
+            <w:noProof/>
+          </w:rPr>
+          <w:t>2</w:t>
+        </w:r>
+      </w:fldSimple>
       <w:r>
         <w:t>: Main Menu</w:t>
       </w:r>
@@ -5352,7 +5255,7 @@
       <w:pPr>
         <w:pStyle w:val="Heading1"/>
       </w:pPr>
-      <w:bookmarkStart w:id="19" w:name="_Toc509238583"/>
+      <w:bookmarkStart w:id="19" w:name="_Toc509239592"/>
       <w:r>
         <w:lastRenderedPageBreak/>
         <w:t>Member Info</w:t>
@@ -5450,27 +5353,14 @@
       <w:r>
         <w:t xml:space="preserve">Figure </w:t>
       </w:r>
-      <w:r>
-        <w:fldChar w:fldCharType="begin"/>
-      </w:r>
-      <w:r>
-        <w:instrText xml:space="preserve"> SEQ Figure \* ARABIC </w:instrText>
-      </w:r>
-      <w:r>
-        <w:fldChar w:fldCharType="separate"/>
-      </w:r>
-      <w:r>
-        <w:rPr>
-          <w:noProof/>
-        </w:rPr>
-        <w:t>3</w:t>
-      </w:r>
-      <w:r>
-        <w:rPr>
-          <w:noProof/>
-        </w:rPr>
-        <w:fldChar w:fldCharType="end"/>
-      </w:r>
+      <w:fldSimple w:instr=" SEQ Figure \* ARABIC ">
+        <w:r>
+          <w:rPr>
+            <w:noProof/>
+          </w:rPr>
+          <w:t>3</w:t>
+        </w:r>
+      </w:fldSimple>
       <w:r>
         <w:t>: Member Information</w:t>
       </w:r>
@@ -5479,7 +5369,7 @@
       <w:pPr>
         <w:pStyle w:val="Heading3"/>
       </w:pPr>
-      <w:bookmarkStart w:id="20" w:name="_Toc509238584"/>
+      <w:bookmarkStart w:id="20" w:name="_Toc509239593"/>
       <w:r>
         <w:t>Import Members</w:t>
       </w:r>
@@ -5533,7 +5423,7 @@
       <w:pPr>
         <w:pStyle w:val="Heading3"/>
       </w:pPr>
-      <w:bookmarkStart w:id="21" w:name="_Toc509238585"/>
+      <w:bookmarkStart w:id="21" w:name="_Toc509239594"/>
       <w:r>
         <w:t>New Members</w:t>
       </w:r>
@@ -5685,27 +5575,14 @@
       <w:r>
         <w:t xml:space="preserve">Figure </w:t>
       </w:r>
-      <w:r>
-        <w:fldChar w:fldCharType="begin"/>
-      </w:r>
-      <w:r>
-        <w:instrText xml:space="preserve"> SEQ Figure \* ARABIC </w:instrText>
-      </w:r>
-      <w:r>
-        <w:fldChar w:fldCharType="separate"/>
-      </w:r>
-      <w:r>
-        <w:rPr>
-          <w:noProof/>
-        </w:rPr>
-        <w:t>4</w:t>
-      </w:r>
-      <w:r>
-        <w:rPr>
-          <w:noProof/>
-        </w:rPr>
-        <w:fldChar w:fldCharType="end"/>
-      </w:r>
+      <w:fldSimple w:instr=" SEQ Figure \* ARABIC ">
+        <w:r>
+          <w:rPr>
+            <w:noProof/>
+          </w:rPr>
+          <w:t>4</w:t>
+        </w:r>
+      </w:fldSimple>
       <w:r>
         <w:t>: Member Information</w:t>
       </w:r>
@@ -5714,7 +5591,7 @@
       <w:pPr>
         <w:pStyle w:val="Heading3"/>
       </w:pPr>
-      <w:bookmarkStart w:id="22" w:name="_Toc509238586"/>
+      <w:bookmarkStart w:id="22" w:name="_Toc509239595"/>
       <w:r>
         <w:t>Updating a member.</w:t>
       </w:r>
@@ -5747,7 +5624,7 @@
           <w:szCs w:val="20"/>
         </w:rPr>
       </w:pPr>
-      <w:bookmarkStart w:id="23" w:name="_Toc509238587"/>
+      <w:bookmarkStart w:id="23" w:name="_Toc509239596"/>
       <w:r>
         <w:rPr>
           <w:szCs w:val="20"/>
@@ -5825,27 +5702,14 @@
       <w:r>
         <w:t xml:space="preserve">Figure </w:t>
       </w:r>
-      <w:r>
-        <w:fldChar w:fldCharType="begin"/>
-      </w:r>
-      <w:r>
-        <w:instrText xml:space="preserve"> SEQ Figure \* ARABIC </w:instrText>
-      </w:r>
-      <w:r>
-        <w:fldChar w:fldCharType="separate"/>
-      </w:r>
-      <w:r>
-        <w:rPr>
-          <w:noProof/>
-        </w:rPr>
-        <w:t>5</w:t>
-      </w:r>
-      <w:r>
-        <w:rPr>
-          <w:noProof/>
-        </w:rPr>
-        <w:fldChar w:fldCharType="end"/>
-      </w:r>
+      <w:fldSimple w:instr=" SEQ Figure \* ARABIC ">
+        <w:r>
+          <w:rPr>
+            <w:noProof/>
+          </w:rPr>
+          <w:t>5</w:t>
+        </w:r>
+      </w:fldSimple>
       <w:r>
         <w:t>: Stats Form</w:t>
       </w:r>
@@ -5857,7 +5721,7 @@
           <w:szCs w:val="20"/>
         </w:rPr>
       </w:pPr>
-      <w:bookmarkStart w:id="24" w:name="_Toc509238588"/>
+      <w:bookmarkStart w:id="24" w:name="_Toc509239597"/>
       <w:r>
         <w:rPr>
           <w:szCs w:val="20"/>
@@ -6003,27 +5867,14 @@
       <w:r>
         <w:t xml:space="preserve">Figure </w:t>
       </w:r>
-      <w:r>
-        <w:fldChar w:fldCharType="begin"/>
-      </w:r>
-      <w:r>
-        <w:instrText xml:space="preserve"> SEQ Figure \* ARABIC </w:instrText>
-      </w:r>
-      <w:r>
-        <w:fldChar w:fldCharType="separate"/>
-      </w:r>
-      <w:r>
-        <w:rPr>
-          <w:noProof/>
-        </w:rPr>
-        <w:t>6</w:t>
-      </w:r>
-      <w:r>
-        <w:rPr>
-          <w:noProof/>
-        </w:rPr>
-        <w:fldChar w:fldCharType="end"/>
-      </w:r>
+      <w:fldSimple w:instr=" SEQ Figure \* ARABIC ">
+        <w:r>
+          <w:rPr>
+            <w:noProof/>
+          </w:rPr>
+          <w:t>6</w:t>
+        </w:r>
+      </w:fldSimple>
       <w:r>
         <w:t>: Member search, blank and with results</w:t>
       </w:r>
@@ -6035,7 +5886,7 @@
           <w:szCs w:val="20"/>
         </w:rPr>
       </w:pPr>
-      <w:bookmarkStart w:id="25" w:name="_Toc509238589"/>
+      <w:bookmarkStart w:id="25" w:name="_Toc509239598"/>
       <w:r>
         <w:rPr>
           <w:szCs w:val="20"/>
@@ -6175,27 +6026,14 @@
       <w:r>
         <w:t xml:space="preserve">Figure </w:t>
       </w:r>
-      <w:r>
-        <w:fldChar w:fldCharType="begin"/>
-      </w:r>
-      <w:r>
-        <w:instrText xml:space="preserve"> SEQ Figure \* ARABIC </w:instrText>
-      </w:r>
-      <w:r>
-        <w:fldChar w:fldCharType="separate"/>
-      </w:r>
-      <w:r>
-        <w:rPr>
-          <w:noProof/>
-        </w:rPr>
-        <w:t>7</w:t>
-      </w:r>
-      <w:r>
-        <w:rPr>
-          <w:noProof/>
-        </w:rPr>
-        <w:fldChar w:fldCharType="end"/>
-      </w:r>
+      <w:fldSimple w:instr=" SEQ Figure \* ARABIC ">
+        <w:r>
+          <w:rPr>
+            <w:noProof/>
+          </w:rPr>
+          <w:t>7</w:t>
+        </w:r>
+      </w:fldSimple>
       <w:r>
         <w:t>: basic printer dialog, Print by Date form.</w:t>
       </w:r>
@@ -6207,7 +6045,7 @@
           <w:szCs w:val="20"/>
         </w:rPr>
       </w:pPr>
-      <w:bookmarkStart w:id="26" w:name="_Toc509238590"/>
+      <w:bookmarkStart w:id="26" w:name="_Toc509239599"/>
       <w:r>
         <w:rPr>
           <w:szCs w:val="20"/>
@@ -6285,27 +6123,14 @@
       <w:r>
         <w:t xml:space="preserve">Figure </w:t>
       </w:r>
-      <w:r>
-        <w:fldChar w:fldCharType="begin"/>
-      </w:r>
-      <w:r>
-        <w:instrText xml:space="preserve"> SEQ Figure \* ARABIC </w:instrText>
-      </w:r>
-      <w:r>
-        <w:fldChar w:fldCharType="separate"/>
-      </w:r>
-      <w:r>
-        <w:rPr>
-          <w:noProof/>
-        </w:rPr>
-        <w:t>8</w:t>
-      </w:r>
-      <w:r>
-        <w:rPr>
-          <w:noProof/>
-        </w:rPr>
-        <w:fldChar w:fldCharType="end"/>
-      </w:r>
+      <w:fldSimple w:instr=" SEQ Figure \* ARABIC ">
+        <w:r>
+          <w:rPr>
+            <w:noProof/>
+          </w:rPr>
+          <w:t>8</w:t>
+        </w:r>
+      </w:fldSimple>
       <w:r>
         <w:t>: Importing existing player information</w:t>
       </w:r>
@@ -6314,7 +6139,7 @@
       <w:pPr>
         <w:pStyle w:val="Heading1"/>
       </w:pPr>
-      <w:bookmarkStart w:id="27" w:name="_Toc509238591"/>
+      <w:bookmarkStart w:id="27" w:name="_Toc509239600"/>
       <w:r>
         <w:t>Member Scores</w:t>
       </w:r>
@@ -6433,27 +6258,14 @@
       <w:r>
         <w:t xml:space="preserve">Figure </w:t>
       </w:r>
-      <w:r>
-        <w:fldChar w:fldCharType="begin"/>
-      </w:r>
-      <w:r>
-        <w:instrText xml:space="preserve"> SEQ Figure \* ARABIC </w:instrText>
-      </w:r>
-      <w:r>
-        <w:fldChar w:fldCharType="separate"/>
-      </w:r>
-      <w:r>
-        <w:rPr>
-          <w:noProof/>
-        </w:rPr>
-        <w:t>9</w:t>
-      </w:r>
-      <w:r>
-        <w:rPr>
-          <w:noProof/>
-        </w:rPr>
-        <w:fldChar w:fldCharType="end"/>
-      </w:r>
+      <w:fldSimple w:instr=" SEQ Figure \* ARABIC ">
+        <w:r>
+          <w:rPr>
+            <w:noProof/>
+          </w:rPr>
+          <w:t>9</w:t>
+        </w:r>
+      </w:fldSimple>
       <w:r>
         <w:t>: Member Scores</w:t>
       </w:r>
@@ -6479,7 +6291,7 @@
           <w:szCs w:val="20"/>
         </w:rPr>
       </w:pPr>
-      <w:bookmarkStart w:id="28" w:name="_Toc509238592"/>
+      <w:bookmarkStart w:id="28" w:name="_Toc509239601"/>
       <w:r>
         <w:rPr>
           <w:szCs w:val="20"/>
@@ -6561,27 +6373,14 @@
       <w:r>
         <w:t xml:space="preserve">Figure </w:t>
       </w:r>
-      <w:r>
-        <w:fldChar w:fldCharType="begin"/>
-      </w:r>
-      <w:r>
-        <w:instrText xml:space="preserve"> SEQ Figure \* ARABIC </w:instrText>
-      </w:r>
-      <w:r>
-        <w:fldChar w:fldCharType="separate"/>
-      </w:r>
-      <w:r>
-        <w:rPr>
-          <w:noProof/>
-        </w:rPr>
-        <w:t>10</w:t>
-      </w:r>
-      <w:r>
-        <w:rPr>
-          <w:noProof/>
-        </w:rPr>
-        <w:fldChar w:fldCharType="end"/>
-      </w:r>
+      <w:fldSimple w:instr=" SEQ Figure \* ARABIC ">
+        <w:r>
+          <w:rPr>
+            <w:noProof/>
+          </w:rPr>
+          <w:t>10</w:t>
+        </w:r>
+      </w:fldSimple>
       <w:r>
         <w:t>: Tournament Stats Form</w:t>
       </w:r>
@@ -6593,7 +6392,7 @@
           <w:szCs w:val="20"/>
         </w:rPr>
       </w:pPr>
-      <w:bookmarkStart w:id="29" w:name="_Toc509238593"/>
+      <w:bookmarkStart w:id="29" w:name="_Toc509239602"/>
       <w:r>
         <w:rPr>
           <w:szCs w:val="20"/>
@@ -6693,27 +6492,14 @@
       <w:r>
         <w:t xml:space="preserve">Figure </w:t>
       </w:r>
-      <w:r>
-        <w:fldChar w:fldCharType="begin"/>
-      </w:r>
-      <w:r>
-        <w:instrText xml:space="preserve"> SEQ Figure \* ARABIC </w:instrText>
-      </w:r>
-      <w:r>
-        <w:fldChar w:fldCharType="separate"/>
-      </w:r>
-      <w:r>
-        <w:rPr>
-          <w:noProof/>
-        </w:rPr>
-        <w:t>11</w:t>
-      </w:r>
-      <w:r>
-        <w:rPr>
-          <w:noProof/>
-        </w:rPr>
-        <w:fldChar w:fldCharType="end"/>
-      </w:r>
+      <w:fldSimple w:instr=" SEQ Figure \* ARABIC ">
+        <w:r>
+          <w:rPr>
+            <w:noProof/>
+          </w:rPr>
+          <w:t>11</w:t>
+        </w:r>
+      </w:fldSimple>
       <w:r>
         <w:t xml:space="preserve"> Print Dialog</w:t>
       </w:r>
@@ -6722,7 +6508,7 @@
       <w:pPr>
         <w:pStyle w:val="Heading2"/>
       </w:pPr>
-      <w:bookmarkStart w:id="30" w:name="_Toc509238594"/>
+      <w:bookmarkStart w:id="30" w:name="_Toc509239603"/>
       <w:r>
         <w:lastRenderedPageBreak/>
         <w:t>Tournament Place Standings</w:t>
@@ -6798,27 +6584,14 @@
       <w:r>
         <w:t xml:space="preserve">Figure </w:t>
       </w:r>
-      <w:r>
-        <w:fldChar w:fldCharType="begin"/>
-      </w:r>
-      <w:r>
-        <w:instrText xml:space="preserve"> SEQ Figure \* ARABIC </w:instrText>
-      </w:r>
-      <w:r>
-        <w:fldChar w:fldCharType="separate"/>
-      </w:r>
-      <w:r>
-        <w:rPr>
-          <w:noProof/>
-        </w:rPr>
-        <w:t>12</w:t>
-      </w:r>
-      <w:r>
-        <w:rPr>
-          <w:noProof/>
-        </w:rPr>
-        <w:fldChar w:fldCharType="end"/>
-      </w:r>
+      <w:fldSimple w:instr=" SEQ Figure \* ARABIC ">
+        <w:r>
+          <w:rPr>
+            <w:noProof/>
+          </w:rPr>
+          <w:t>12</w:t>
+        </w:r>
+      </w:fldSimple>
       <w:r>
         <w:t>: Tournament Place Standings</w:t>
       </w:r>
@@ -6827,7 +6600,7 @@
       <w:pPr>
         <w:pStyle w:val="Heading2"/>
       </w:pPr>
-      <w:bookmarkStart w:id="31" w:name="_Toc509238595"/>
+      <w:bookmarkStart w:id="31" w:name="_Toc509239604"/>
       <w:r>
         <w:t>Create/Edit Tournament</w:t>
       </w:r>
@@ -6923,27 +6696,14 @@
       <w:r>
         <w:t xml:space="preserve">Figure </w:t>
       </w:r>
-      <w:r>
-        <w:fldChar w:fldCharType="begin"/>
-      </w:r>
-      <w:r>
-        <w:instrText xml:space="preserve"> SEQ Figure \* ARABIC </w:instrText>
-      </w:r>
-      <w:r>
-        <w:fldChar w:fldCharType="separate"/>
-      </w:r>
-      <w:r>
-        <w:rPr>
-          <w:noProof/>
-        </w:rPr>
-        <w:t>13</w:t>
-      </w:r>
-      <w:r>
-        <w:rPr>
-          <w:noProof/>
-        </w:rPr>
-        <w:fldChar w:fldCharType="end"/>
-      </w:r>
+      <w:fldSimple w:instr=" SEQ Figure \* ARABIC ">
+        <w:r>
+          <w:rPr>
+            <w:noProof/>
+          </w:rPr>
+          <w:t>13</w:t>
+        </w:r>
+      </w:fldSimple>
       <w:r>
         <w:t>: Create/Edit Tournament Form</w:t>
       </w:r>
@@ -6952,7 +6712,7 @@
       <w:pPr>
         <w:pStyle w:val="Heading3"/>
       </w:pPr>
-      <w:bookmarkStart w:id="32" w:name="_Toc509238596"/>
+      <w:bookmarkStart w:id="32" w:name="_Toc509239605"/>
       <w:r>
         <w:t>To Update an Existing Tournament</w:t>
       </w:r>
@@ -6970,7 +6730,7 @@
       <w:pPr>
         <w:pStyle w:val="Heading2"/>
       </w:pPr>
-      <w:bookmarkStart w:id="33" w:name="_Toc509238597"/>
+      <w:bookmarkStart w:id="33" w:name="_Toc509239606"/>
       <w:r>
         <w:t>Search Tournaments</w:t>
       </w:r>
@@ -7095,27 +6855,14 @@
       <w:r>
         <w:t xml:space="preserve">Figure </w:t>
       </w:r>
-      <w:r>
-        <w:fldChar w:fldCharType="begin"/>
-      </w:r>
-      <w:r>
-        <w:instrText xml:space="preserve"> SEQ Figure \* ARABIC </w:instrText>
-      </w:r>
-      <w:r>
-        <w:fldChar w:fldCharType="separate"/>
-      </w:r>
-      <w:r>
-        <w:rPr>
-          <w:noProof/>
-        </w:rPr>
-        <w:t>14</w:t>
-      </w:r>
-      <w:r>
-        <w:rPr>
-          <w:noProof/>
-        </w:rPr>
-        <w:fldChar w:fldCharType="end"/>
-      </w:r>
+      <w:fldSimple w:instr=" SEQ Figure \* ARABIC ">
+        <w:r>
+          <w:rPr>
+            <w:noProof/>
+          </w:rPr>
+          <w:t>14</w:t>
+        </w:r>
+      </w:fldSimple>
       <w:r>
         <w:t>: Tournament Search Forms</w:t>
       </w:r>
@@ -7124,7 +6871,7 @@
       <w:pPr>
         <w:pStyle w:val="Heading3"/>
       </w:pPr>
-      <w:bookmarkStart w:id="34" w:name="_Toc509238598"/>
+      <w:bookmarkStart w:id="34" w:name="_Toc509239607"/>
       <w:r>
         <w:t>Search by Location</w:t>
       </w:r>
@@ -7157,7 +6904,7 @@
       <w:pPr>
         <w:pStyle w:val="Heading3"/>
       </w:pPr>
-      <w:bookmarkStart w:id="35" w:name="_Toc509238599"/>
+      <w:bookmarkStart w:id="35" w:name="_Toc509239608"/>
       <w:r>
         <w:t>Search by Event</w:t>
       </w:r>
@@ -7175,7 +6922,7 @@
       <w:pPr>
         <w:pStyle w:val="Heading3"/>
       </w:pPr>
-      <w:bookmarkStart w:id="36" w:name="_Toc509238600"/>
+      <w:bookmarkStart w:id="36" w:name="_Toc509239609"/>
       <w:r>
         <w:t>Search by Date</w:t>
       </w:r>
@@ -7193,7 +6940,7 @@
       <w:pPr>
         <w:pStyle w:val="Heading2"/>
       </w:pPr>
-      <w:bookmarkStart w:id="37" w:name="_Toc509238601"/>
+      <w:bookmarkStart w:id="37" w:name="_Toc509239610"/>
       <w:r>
         <w:lastRenderedPageBreak/>
         <w:t>List Tournaments by year</w:t>
@@ -7330,27 +7077,14 @@
       <w:r>
         <w:t xml:space="preserve">Figure </w:t>
       </w:r>
-      <w:r>
-        <w:fldChar w:fldCharType="begin"/>
-      </w:r>
-      <w:r>
-        <w:instrText xml:space="preserve"> SEQ Figure \* ARABIC </w:instrText>
-      </w:r>
-      <w:r>
-        <w:fldChar w:fldCharType="separate"/>
-      </w:r>
-      <w:r>
-        <w:rPr>
-          <w:noProof/>
-        </w:rPr>
-        <w:t>15</w:t>
-      </w:r>
-      <w:r>
-        <w:rPr>
-          <w:noProof/>
-        </w:rPr>
-        <w:fldChar w:fldCharType="end"/>
-      </w:r>
+      <w:fldSimple w:instr=" SEQ Figure \* ARABIC ">
+        <w:r>
+          <w:rPr>
+            <w:noProof/>
+          </w:rPr>
+          <w:t>15</w:t>
+        </w:r>
+      </w:fldSimple>
       <w:r>
         <w:t>: Tournaments by Year</w:t>
       </w:r>
@@ -7359,7 +7093,7 @@
       <w:pPr>
         <w:pStyle w:val="Heading2"/>
       </w:pPr>
-      <w:bookmarkStart w:id="38" w:name="_Toc509238602"/>
+      <w:bookmarkStart w:id="38" w:name="_Toc509239611"/>
       <w:r>
         <w:t>Reports</w:t>
       </w:r>
@@ -7458,27 +7192,14 @@
       <w:r>
         <w:t xml:space="preserve">Figure </w:t>
       </w:r>
-      <w:r>
-        <w:fldChar w:fldCharType="begin"/>
-      </w:r>
-      <w:r>
-        <w:instrText xml:space="preserve"> SEQ Figure \* ARABIC </w:instrText>
-      </w:r>
-      <w:r>
-        <w:fldChar w:fldCharType="separate"/>
-      </w:r>
-      <w:r>
-        <w:rPr>
-          <w:noProof/>
-        </w:rPr>
-        <w:t>16</w:t>
-      </w:r>
-      <w:r>
-        <w:rPr>
-          <w:noProof/>
-        </w:rPr>
-        <w:fldChar w:fldCharType="end"/>
-      </w:r>
+      <w:fldSimple w:instr=" SEQ Figure \* ARABIC ">
+        <w:r>
+          <w:rPr>
+            <w:noProof/>
+          </w:rPr>
+          <w:t>16</w:t>
+        </w:r>
+      </w:fldSimple>
       <w:r>
         <w:t xml:space="preserve"> Member Scores Reports screen</w:t>
       </w:r>
@@ -7487,7 +7208,7 @@
       <w:pPr>
         <w:pStyle w:val="Heading2"/>
       </w:pPr>
-      <w:bookmarkStart w:id="39" w:name="_Toc509238603"/>
+      <w:bookmarkStart w:id="39" w:name="_Toc509239612"/>
       <w:r>
         <w:t>Tournament Results</w:t>
       </w:r>
@@ -7571,27 +7292,14 @@
       <w:r>
         <w:t xml:space="preserve">Figure </w:t>
       </w:r>
-      <w:r>
-        <w:fldChar w:fldCharType="begin"/>
-      </w:r>
-      <w:r>
-        <w:instrText xml:space="preserve"> SEQ Figure \* ARABIC </w:instrText>
-      </w:r>
-      <w:r>
-        <w:fldChar w:fldCharType="separate"/>
-      </w:r>
-      <w:r>
-        <w:rPr>
-          <w:noProof/>
-        </w:rPr>
-        <w:t>17</w:t>
-      </w:r>
-      <w:r>
-        <w:rPr>
-          <w:noProof/>
-        </w:rPr>
-        <w:fldChar w:fldCharType="end"/>
-      </w:r>
+      <w:fldSimple w:instr=" SEQ Figure \* ARABIC ">
+        <w:r>
+          <w:rPr>
+            <w:noProof/>
+          </w:rPr>
+          <w:t>17</w:t>
+        </w:r>
+      </w:fldSimple>
       <w:r>
         <w:t xml:space="preserve"> Tournament Results screen</w:t>
       </w:r>
@@ -7600,7 +7308,7 @@
       <w:pPr>
         <w:pStyle w:val="Heading2"/>
       </w:pPr>
-      <w:bookmarkStart w:id="40" w:name="_Toc509238604"/>
+      <w:bookmarkStart w:id="40" w:name="_Toc509239613"/>
       <w:r>
         <w:t>Comments</w:t>
       </w:r>
@@ -7618,7 +7326,7 @@
       <w:pPr>
         <w:pStyle w:val="Heading2"/>
       </w:pPr>
-      <w:bookmarkStart w:id="41" w:name="_Toc509238605"/>
+      <w:bookmarkStart w:id="41" w:name="_Toc509239614"/>
       <w:r>
         <w:t>Finalize Tournament</w:t>
       </w:r>
@@ -7734,27 +7442,14 @@
       <w:r>
         <w:t xml:space="preserve">Figure </w:t>
       </w:r>
-      <w:r>
-        <w:fldChar w:fldCharType="begin"/>
-      </w:r>
-      <w:r>
-        <w:instrText xml:space="preserve"> SEQ Figure \* ARABIC </w:instrText>
-      </w:r>
-      <w:r>
-        <w:fldChar w:fldCharType="separate"/>
-      </w:r>
-      <w:r>
-        <w:rPr>
-          <w:noProof/>
-        </w:rPr>
-        <w:t>18</w:t>
-      </w:r>
-      <w:r>
-        <w:rPr>
-          <w:noProof/>
-        </w:rPr>
-        <w:fldChar w:fldCharType="end"/>
-      </w:r>
+      <w:fldSimple w:instr=" SEQ Figure \* ARABIC ">
+        <w:r>
+          <w:rPr>
+            <w:noProof/>
+          </w:rPr>
+          <w:t>18</w:t>
+        </w:r>
+      </w:fldSimple>
       <w:r>
         <w:t xml:space="preserve"> Finalize Tournament Screen</w:t>
       </w:r>
@@ -7763,7 +7458,7 @@
       <w:pPr>
         <w:pStyle w:val="Heading1"/>
       </w:pPr>
-      <w:bookmarkStart w:id="42" w:name="_Toc509238606"/>
+      <w:bookmarkStart w:id="42" w:name="_Toc509239615"/>
       <w:r>
         <w:t>Tools</w:t>
       </w:r>
@@ -7838,27 +7533,14 @@
       <w:r>
         <w:t xml:space="preserve">Figure </w:t>
       </w:r>
-      <w:r>
-        <w:fldChar w:fldCharType="begin"/>
-      </w:r>
-      <w:r>
-        <w:instrText xml:space="preserve"> SEQ Figure \* ARABIC </w:instrText>
-      </w:r>
-      <w:r>
-        <w:fldChar w:fldCharType="separate"/>
-      </w:r>
-      <w:r>
-        <w:rPr>
-          <w:noProof/>
-        </w:rPr>
-        <w:t>19</w:t>
-      </w:r>
-      <w:r>
-        <w:rPr>
-          <w:noProof/>
-        </w:rPr>
-        <w:fldChar w:fldCharType="end"/>
-      </w:r>
+      <w:fldSimple w:instr=" SEQ Figure \* ARABIC ">
+        <w:r>
+          <w:rPr>
+            <w:noProof/>
+          </w:rPr>
+          <w:t>19</w:t>
+        </w:r>
+      </w:fldSimple>
       <w:r>
         <w:t>: Update Inactive status screen</w:t>
       </w:r>
@@ -7923,7 +7605,7 @@
         <w:pStyle w:val="Heading1"/>
       </w:pPr>
       <w:bookmarkStart w:id="43" w:name="_Toc508962069"/>
-      <w:bookmarkStart w:id="44" w:name="_Toc509238607"/>
+      <w:bookmarkStart w:id="44" w:name="_Toc509239616"/>
       <w:r>
         <w:lastRenderedPageBreak/>
         <w:t>Troubleshooting</w:t>
@@ -7958,7 +7640,7 @@
         </w:rPr>
       </w:pPr>
       <w:bookmarkStart w:id="45" w:name="_Toc508962070"/>
-      <w:bookmarkStart w:id="46" w:name="_Toc509238608"/>
+      <w:bookmarkStart w:id="46" w:name="_Toc509239617"/>
       <w:r>
         <w:rPr>
           <w:sz w:val="24"/>
@@ -8052,7 +7734,7 @@
         <w:pStyle w:val="Heading2"/>
       </w:pPr>
       <w:bookmarkStart w:id="47" w:name="_Toc508962071"/>
-      <w:bookmarkStart w:id="48" w:name="_Toc509238609"/>
+      <w:bookmarkStart w:id="48" w:name="_Toc509239618"/>
       <w:r>
         <w:t>Screen “splitting” on resize</w:t>
       </w:r>
@@ -8128,27 +7810,14 @@
       <w:r>
         <w:t xml:space="preserve">Figure </w:t>
       </w:r>
-      <w:r>
-        <w:fldChar w:fldCharType="begin"/>
-      </w:r>
-      <w:r>
-        <w:instrText xml:space="preserve"> SEQ Figure \* ARABIC </w:instrText>
-      </w:r>
-      <w:r>
-        <w:fldChar w:fldCharType="separate"/>
-      </w:r>
-      <w:r>
-        <w:rPr>
-          <w:noProof/>
-        </w:rPr>
-        <w:t>20</w:t>
-      </w:r>
-      <w:r>
-        <w:rPr>
-          <w:noProof/>
-        </w:rPr>
-        <w:fldChar w:fldCharType="end"/>
-      </w:r>
+      <w:fldSimple w:instr=" SEQ Figure \* ARABIC ">
+        <w:r>
+          <w:rPr>
+            <w:noProof/>
+          </w:rPr>
+          <w:t>20</w:t>
+        </w:r>
+      </w:fldSimple>
       <w:r>
         <w:t xml:space="preserve"> Showing split screen error</w:t>
       </w:r>
@@ -8210,27 +7879,14 @@
                             <w:r>
                               <w:t xml:space="preserve">Figure </w:t>
                             </w:r>
-                            <w:r>
-                              <w:fldChar w:fldCharType="begin"/>
-                            </w:r>
-                            <w:r>
-                              <w:instrText xml:space="preserve"> SEQ Figure \* ARABIC </w:instrText>
-                            </w:r>
-                            <w:r>
-                              <w:fldChar w:fldCharType="separate"/>
-                            </w:r>
-                            <w:r>
-                              <w:rPr>
-                                <w:noProof/>
-                              </w:rPr>
-                              <w:t>21</w:t>
-                            </w:r>
-                            <w:r>
-                              <w:rPr>
-                                <w:noProof/>
-                              </w:rPr>
-                              <w:fldChar w:fldCharType="end"/>
-                            </w:r>
+                            <w:fldSimple w:instr=" SEQ Figure \* ARABIC ">
+                              <w:r>
+                                <w:rPr>
+                                  <w:noProof/>
+                                </w:rPr>
+                                <w:t>21</w:t>
+                              </w:r>
+                            </w:fldSimple>
                             <w:r>
                               <w:t xml:space="preserve"> Inner screen maximize</w:t>
                             </w:r>
@@ -8272,27 +7928,14 @@
                       <w:r>
                         <w:t xml:space="preserve">Figure </w:t>
                       </w:r>
-                      <w:r>
-                        <w:fldChar w:fldCharType="begin"/>
-                      </w:r>
-                      <w:r>
-                        <w:instrText xml:space="preserve"> SEQ Figure \* ARABIC </w:instrText>
-                      </w:r>
-                      <w:r>
-                        <w:fldChar w:fldCharType="separate"/>
-                      </w:r>
-                      <w:r>
-                        <w:rPr>
-                          <w:noProof/>
-                        </w:rPr>
-                        <w:t>21</w:t>
-                      </w:r>
-                      <w:r>
-                        <w:rPr>
-                          <w:noProof/>
-                        </w:rPr>
-                        <w:fldChar w:fldCharType="end"/>
-                      </w:r>
+                      <w:fldSimple w:instr=" SEQ Figure \* ARABIC ">
+                        <w:r>
+                          <w:rPr>
+                            <w:noProof/>
+                          </w:rPr>
+                          <w:t>21</w:t>
+                        </w:r>
+                      </w:fldSimple>
                       <w:r>
                         <w:t xml:space="preserve"> Inner screen maximize</w:t>
                       </w:r>
@@ -8387,7 +8030,7 @@
         </w:rPr>
       </w:pPr>
       <w:bookmarkStart w:id="49" w:name="_Toc508962072"/>
-      <w:bookmarkStart w:id="50" w:name="_Toc509238610"/>
+      <w:bookmarkStart w:id="50" w:name="_Toc509239619"/>
       <w:r>
         <w:rPr>
           <w:sz w:val="24"/>
@@ -8511,7 +8154,7 @@
         <w:pStyle w:val="Heading1"/>
       </w:pPr>
       <w:bookmarkStart w:id="51" w:name="_Toc508962073"/>
-      <w:bookmarkStart w:id="52" w:name="_Toc509238611"/>
+      <w:bookmarkStart w:id="52" w:name="_Toc509239620"/>
       <w:r>
         <w:lastRenderedPageBreak/>
         <w:t>Conversion Program</w:t>
@@ -8565,13 +8208,7 @@
         <w:t>the Member Import Data program, if applicable.</w:t>
       </w:r>
       <w:r>
-        <w:t xml:space="preserve"> </w:t>
-      </w:r>
-      <w:r>
-        <w:t>This program will import all the existing members into the database</w:t>
-      </w:r>
-      <w:r>
-        <w:t>.</w:t>
+        <w:t xml:space="preserve"> This program will import all the existing members into the database.</w:t>
       </w:r>
       <w:r>
         <w:t xml:space="preserve"> The 9-Tap program will need to be run first to establish the database. Then r</w:t>
@@ -8693,7 +8330,7 @@
         <w:pStyle w:val="Heading1"/>
       </w:pPr>
       <w:bookmarkStart w:id="53" w:name="_Toc508962074"/>
-      <w:bookmarkStart w:id="54" w:name="_Toc509238612"/>
+      <w:bookmarkStart w:id="54" w:name="_Toc509239621"/>
       <w:r>
         <w:lastRenderedPageBreak/>
         <w:t>General Information</w:t>
@@ -8736,7 +8373,7 @@
         </w:rPr>
       </w:pPr>
       <w:bookmarkStart w:id="55" w:name="_Toc508962075"/>
-      <w:bookmarkStart w:id="56" w:name="_Toc509238613"/>
+      <w:bookmarkStart w:id="56" w:name="_Toc509239622"/>
       <w:r>
         <w:rPr>
           <w:sz w:val="22"/>
@@ -9186,7 +8823,7 @@
         <w:pStyle w:val="Heading2"/>
       </w:pPr>
       <w:bookmarkStart w:id="57" w:name="_Toc508962076"/>
-      <w:bookmarkStart w:id="58" w:name="_Toc509238614"/>
+      <w:bookmarkStart w:id="58" w:name="_Toc509239623"/>
       <w:r>
         <w:t>Member Info</w:t>
       </w:r>
@@ -9931,7 +9568,7 @@
         <w:fldChar w:fldCharType="begin"/>
       </w:r>
       <w:r>
-        <w:instrText xml:space="preserve"> XE "</w:instrText>
+        <w:instrText>E "</w:instrText>
       </w:r>
       <w:r>
         <w:instrText>Stats</w:instrText>
@@ -9970,7 +9607,25 @@
         </w:numPr>
       </w:pPr>
       <w:r>
-        <w:t>Search section</w:t>
+        <w:t>Search</w:t>
+      </w:r>
+      <w:r>
+        <w:fldChar w:fldCharType="begin"/>
+      </w:r>
+      <w:r>
+        <w:instrText xml:space="preserve"> XE "</w:instrText>
+      </w:r>
+      <w:r>
+        <w:instrText>Search</w:instrText>
+      </w:r>
+      <w:r>
+        <w:instrText xml:space="preserve">" </w:instrText>
+      </w:r>
+      <w:r>
+        <w:fldChar w:fldCharType="end"/>
+      </w:r>
+      <w:r>
+        <w:t xml:space="preserve"> section</w:t>
       </w:r>
     </w:p>
     <w:p>
@@ -9988,7 +9643,7 @@
         <w:fldChar w:fldCharType="begin"/>
       </w:r>
       <w:r>
-        <w:instrText xml:space="preserve"> XE "</w:instrText>
+        <w:instrText xml:space="preserve"> E "</w:instrText>
       </w:r>
       <w:r>
         <w:instrText>Member Search</w:instrText>
@@ -10048,6 +9703,21 @@
         <w:fldChar w:fldCharType="begin"/>
       </w:r>
       <w:r>
+        <w:instrText xml:space="preserve"> E "</w:instrText>
+      </w:r>
+      <w:r>
+        <w:instrText>Print Recaps</w:instrText>
+      </w:r>
+      <w:r>
+        <w:instrText xml:space="preserve">" </w:instrText>
+      </w:r>
+      <w:r>
+        <w:fldChar w:fldCharType="end"/>
+      </w:r>
+      <w:r>
+        <w:fldChar w:fldCharType="begin"/>
+      </w:r>
+      <w:r>
         <w:instrText>E "</w:instrText>
       </w:r>
       <w:r>
@@ -10120,7 +9790,7 @@
         <w:pStyle w:val="Heading2"/>
       </w:pPr>
       <w:bookmarkStart w:id="59" w:name="_Toc508962077"/>
-      <w:bookmarkStart w:id="60" w:name="_Toc509238615"/>
+      <w:bookmarkStart w:id="60" w:name="_Toc509239624"/>
       <w:r>
         <w:t>Member Scores</w:t>
       </w:r>
@@ -10153,7 +9823,7 @@
         <w:fldChar w:fldCharType="begin"/>
       </w:r>
       <w:r>
-        <w:instrText xml:space="preserve"> XE "</w:instrText>
+        <w:instrText xml:space="preserve"> E "</w:instrText>
       </w:r>
       <w:r>
         <w:instrText>Member Scores</w:instrText>
@@ -10198,7 +9868,7 @@
         <w:fldChar w:fldCharType="begin"/>
       </w:r>
       <w:r>
-        <w:instrText xml:space="preserve"> XE "</w:instrText>
+        <w:instrText xml:space="preserve"> E "</w:instrText>
       </w:r>
       <w:r>
         <w:instrText>Member Number</w:instrText>
@@ -10334,7 +10004,7 @@
         <w:fldChar w:fldCharType="begin"/>
       </w:r>
       <w:r>
-        <w:instrText xml:space="preserve"> XE "</w:instrText>
+        <w:instrText xml:space="preserve"> E "</w:instrText>
       </w:r>
       <w:r>
         <w:instrText>Squad Number</w:instrText>
@@ -10379,7 +10049,22 @@
         <w:fldChar w:fldCharType="begin"/>
       </w:r>
       <w:r>
-        <w:instrText xml:space="preserve"> XE "</w:instrText>
+        <w:instrText xml:space="preserve"> E "</w:instrText>
+      </w:r>
+      <w:r>
+        <w:instrText>Member Status</w:instrText>
+      </w:r>
+      <w:r>
+        <w:instrText xml:space="preserve">" </w:instrText>
+      </w:r>
+      <w:r>
+        <w:fldChar w:fldCharType="end"/>
+      </w:r>
+      <w:r>
+        <w:fldChar w:fldCharType="begin"/>
+      </w:r>
+      <w:r>
+        <w:instrText xml:space="preserve"> E "</w:instrText>
       </w:r>
       <w:r>
         <w:instrText>Member Status</w:instrText>
@@ -10469,6 +10154,21 @@
         <w:fldChar w:fldCharType="begin"/>
       </w:r>
       <w:r>
+        <w:instrText xml:space="preserve"> XE "</w:instrText>
+      </w:r>
+      <w:r>
+        <w:instrText>Scratch Scores</w:instrText>
+      </w:r>
+      <w:r>
+        <w:instrText xml:space="preserve">" </w:instrText>
+      </w:r>
+      <w:r>
+        <w:fldChar w:fldCharType="end"/>
+      </w:r>
+      <w:r>
+        <w:fldChar w:fldCharType="begin"/>
+      </w:r>
+      <w:r>
         <w:instrText>E "</w:instrText>
       </w:r>
       <w:r>
@@ -10940,6 +10640,21 @@
         <w:instrText xml:space="preserve"> E "</w:instrText>
       </w:r>
       <w:r>
+        <w:instrText>Tournament Stats</w:instrText>
+      </w:r>
+      <w:r>
+        <w:instrText xml:space="preserve">" </w:instrText>
+      </w:r>
+      <w:r>
+        <w:fldChar w:fldCharType="end"/>
+      </w:r>
+      <w:r>
+        <w:fldChar w:fldCharType="begin"/>
+      </w:r>
+      <w:r>
+        <w:instrText xml:space="preserve"> E "</w:instrText>
+      </w:r>
+      <w:r>
         <w:instrText>Stats</w:instrText>
       </w:r>
       <w:r>
@@ -11037,6 +10752,21 @@
         <w:fldChar w:fldCharType="end"/>
       </w:r>
       <w:r>
+        <w:fldChar w:fldCharType="begin"/>
+      </w:r>
+      <w:r>
+        <w:instrText xml:space="preserve"> E "</w:instrText>
+      </w:r>
+      <w:r>
+        <w:instrText>Print Recaps By Tournament</w:instrText>
+      </w:r>
+      <w:r>
+        <w:instrText xml:space="preserve">" </w:instrText>
+      </w:r>
+      <w:r>
+        <w:fldChar w:fldCharType="end"/>
+      </w:r>
+      <w:r>
         <w:t>—this button launches the print dialog. Prints out the tournament recaps.</w:t>
       </w:r>
     </w:p>
@@ -11288,6 +11018,21 @@
         <w:fldChar w:fldCharType="end"/>
       </w:r>
       <w:r>
+        <w:fldChar w:fldCharType="begin"/>
+      </w:r>
+      <w:r>
+        <w:instrText xml:space="preserve"> E "</w:instrText>
+      </w:r>
+      <w:r>
+        <w:instrText>Member Scores Reports</w:instrText>
+      </w:r>
+      <w:r>
+        <w:instrText xml:space="preserve">" </w:instrText>
+      </w:r>
+      <w:r>
+        <w:fldChar w:fldCharType="end"/>
+      </w:r>
+      <w:r>
         <w:t xml:space="preserve"> screen. You can chose what the reports contain by way of the buttons.</w:t>
       </w:r>
     </w:p>
@@ -11423,7 +11168,7 @@
         <w:pStyle w:val="Heading2"/>
       </w:pPr>
       <w:bookmarkStart w:id="61" w:name="_Toc508962078"/>
-      <w:bookmarkStart w:id="62" w:name="_Toc509238616"/>
+      <w:bookmarkStart w:id="62" w:name="_Toc509239625"/>
       <w:r>
         <w:t>Tools</w:t>
       </w:r>
@@ -11458,7 +11203,7 @@
         <w:pStyle w:val="Heading2"/>
       </w:pPr>
       <w:bookmarkStart w:id="63" w:name="_Toc508962079"/>
-      <w:bookmarkStart w:id="64" w:name="_Toc509238617"/>
+      <w:bookmarkStart w:id="64" w:name="_Toc509239626"/>
       <w:r>
         <w:t>About</w:t>
       </w:r>
@@ -11522,7 +11267,7 @@
         <w:pStyle w:val="Heading2"/>
       </w:pPr>
       <w:bookmarkStart w:id="65" w:name="_Toc508962080"/>
-      <w:bookmarkStart w:id="66" w:name="_Toc509238618"/>
+      <w:bookmarkStart w:id="66" w:name="_Toc509239627"/>
       <w:r>
         <w:t>Exit</w:t>
       </w:r>
@@ -11574,7 +11319,7 @@
       <w:pPr>
         <w:pStyle w:val="Heading2"/>
       </w:pPr>
-      <w:bookmarkStart w:id="67" w:name="_Toc509238619"/>
+      <w:bookmarkStart w:id="67" w:name="_Toc509239628"/>
       <w:r>
         <w:t>Import Member Data</w:t>
       </w:r>
@@ -11606,18 +11351,858 @@
     </w:p>
     <w:p>
       <w:pPr>
-        <w:pStyle w:val="Heading1"/>
+        <w:pStyle w:val="BodyText"/>
+        <w:rPr>
+          <w:noProof/>
+        </w:rPr>
       </w:pPr>
       <w:bookmarkStart w:id="71" w:name="_Toc508962081"/>
-      <w:bookmarkStart w:id="72" w:name="_Toc509238620"/>
-      <w:r>
+      <w:r>
+        <w:lastRenderedPageBreak/>
         <w:t>Index</w:t>
       </w:r>
       <w:bookmarkEnd w:id="68"/>
       <w:bookmarkEnd w:id="69"/>
       <w:bookmarkEnd w:id="70"/>
       <w:bookmarkEnd w:id="71"/>
-      <w:bookmarkEnd w:id="72"/>
+      <w:r>
+        <w:fldChar w:fldCharType="begin"/>
+      </w:r>
+      <w:r>
+        <w:instrText xml:space="preserve"> INDEX \c "2" \z "1033" </w:instrText>
+      </w:r>
+      <w:r>
+        <w:fldChar w:fldCharType="separate"/>
+      </w:r>
+    </w:p>
+    <w:p>
+      <w:pPr>
+        <w:pStyle w:val="BodyText"/>
+        <w:rPr>
+          <w:noProof/>
+        </w:rPr>
+        <w:sectPr>
+          <w:headerReference w:type="default" r:id="rId39"/>
+          <w:footerReference w:type="default" r:id="rId40"/>
+          <w:headerReference w:type="first" r:id="rId41"/>
+          <w:pgSz w:w="12240" w:h="15840"/>
+          <w:pgMar w:top="1440" w:right="1440" w:bottom="1440" w:left="1440" w:header="720" w:footer="720" w:gutter="0"/>
+          <w:cols w:space="720"/>
+          <w:docGrid w:linePitch="360"/>
+        </w:sectPr>
+      </w:pPr>
+    </w:p>
+    <w:p>
+      <w:pPr>
+        <w:pStyle w:val="Index1"/>
+        <w:tabs>
+          <w:tab w:val="right" w:leader="dot" w:pos="4310"/>
+        </w:tabs>
+        <w:rPr>
+          <w:noProof/>
+        </w:rPr>
+      </w:pPr>
+      <w:r>
+        <w:rPr>
+          <w:noProof/>
+        </w:rPr>
+        <w:t>About, 4, 31, 36</w:t>
+      </w:r>
+    </w:p>
+    <w:p>
+      <w:pPr>
+        <w:pStyle w:val="Index1"/>
+        <w:tabs>
+          <w:tab w:val="right" w:leader="dot" w:pos="4310"/>
+        </w:tabs>
+        <w:rPr>
+          <w:noProof/>
+        </w:rPr>
+      </w:pPr>
+      <w:r>
+        <w:rPr>
+          <w:noProof/>
+        </w:rPr>
+        <w:t>Add Region, 31</w:t>
+      </w:r>
+    </w:p>
+    <w:p>
+      <w:pPr>
+        <w:pStyle w:val="Index1"/>
+        <w:tabs>
+          <w:tab w:val="right" w:leader="dot" w:pos="4310"/>
+        </w:tabs>
+        <w:rPr>
+          <w:noProof/>
+        </w:rPr>
+      </w:pPr>
+      <w:r>
+        <w:rPr>
+          <w:noProof/>
+        </w:rPr>
+        <w:t>ADJ AVG, 23</w:t>
+      </w:r>
+    </w:p>
+    <w:p>
+      <w:pPr>
+        <w:pStyle w:val="Index1"/>
+        <w:tabs>
+          <w:tab w:val="right" w:leader="dot" w:pos="4310"/>
+        </w:tabs>
+        <w:rPr>
+          <w:noProof/>
+        </w:rPr>
+      </w:pPr>
+      <w:r>
+        <w:rPr>
+          <w:noProof/>
+        </w:rPr>
+        <w:t>Average, 32</w:t>
+      </w:r>
+    </w:p>
+    <w:p>
+      <w:pPr>
+        <w:pStyle w:val="Index1"/>
+        <w:tabs>
+          <w:tab w:val="right" w:leader="dot" w:pos="4310"/>
+        </w:tabs>
+        <w:rPr>
+          <w:noProof/>
+        </w:rPr>
+      </w:pPr>
+      <w:r>
+        <w:rPr>
+          <w:noProof/>
+        </w:rPr>
+        <w:t>Bonus, 32, 34</w:t>
+      </w:r>
+    </w:p>
+    <w:p>
+      <w:pPr>
+        <w:pStyle w:val="Index1"/>
+        <w:tabs>
+          <w:tab w:val="right" w:leader="dot" w:pos="4310"/>
+        </w:tabs>
+        <w:rPr>
+          <w:noProof/>
+        </w:rPr>
+      </w:pPr>
+      <w:r>
+        <w:rPr>
+          <w:noProof/>
+        </w:rPr>
+        <w:t>Comments, 36</w:t>
+      </w:r>
+    </w:p>
+    <w:p>
+      <w:pPr>
+        <w:pStyle w:val="Index1"/>
+        <w:tabs>
+          <w:tab w:val="right" w:leader="dot" w:pos="4310"/>
+        </w:tabs>
+        <w:rPr>
+          <w:noProof/>
+        </w:rPr>
+      </w:pPr>
+      <w:r>
+        <w:rPr>
+          <w:noProof/>
+        </w:rPr>
+        <w:t>Comp Entry, 34</w:t>
+      </w:r>
+    </w:p>
+    <w:p>
+      <w:pPr>
+        <w:pStyle w:val="Index1"/>
+        <w:tabs>
+          <w:tab w:val="right" w:leader="dot" w:pos="4310"/>
+        </w:tabs>
+        <w:rPr>
+          <w:noProof/>
+        </w:rPr>
+      </w:pPr>
+      <w:r>
+        <w:rPr>
+          <w:noProof/>
+        </w:rPr>
+        <w:t>Conversion Program, 29</w:t>
+      </w:r>
+    </w:p>
+    <w:p>
+      <w:pPr>
+        <w:pStyle w:val="Index1"/>
+        <w:tabs>
+          <w:tab w:val="right" w:leader="dot" w:pos="4310"/>
+        </w:tabs>
+        <w:rPr>
+          <w:noProof/>
+        </w:rPr>
+      </w:pPr>
+      <w:r>
+        <w:rPr>
+          <w:noProof/>
+        </w:rPr>
+        <w:t>Create/Edit Tournament, 35</w:t>
+      </w:r>
+    </w:p>
+    <w:p>
+      <w:pPr>
+        <w:pStyle w:val="Index1"/>
+        <w:tabs>
+          <w:tab w:val="right" w:leader="dot" w:pos="4310"/>
+        </w:tabs>
+        <w:rPr>
+          <w:noProof/>
+        </w:rPr>
+      </w:pPr>
+      <w:r>
+        <w:rPr>
+          <w:noProof/>
+        </w:rPr>
+        <w:t>Delete Member From Tournament, 35</w:t>
+      </w:r>
+    </w:p>
+    <w:p>
+      <w:pPr>
+        <w:pStyle w:val="Index1"/>
+        <w:tabs>
+          <w:tab w:val="right" w:leader="dot" w:pos="4310"/>
+        </w:tabs>
+        <w:rPr>
+          <w:noProof/>
+        </w:rPr>
+      </w:pPr>
+      <w:r>
+        <w:rPr>
+          <w:noProof/>
+        </w:rPr>
+        <w:t>Exit, 31, 36</w:t>
+      </w:r>
+    </w:p>
+    <w:p>
+      <w:pPr>
+        <w:pStyle w:val="Index1"/>
+        <w:tabs>
+          <w:tab w:val="right" w:leader="dot" w:pos="4310"/>
+        </w:tabs>
+        <w:rPr>
+          <w:noProof/>
+        </w:rPr>
+      </w:pPr>
+      <w:r>
+        <w:rPr>
+          <w:noProof/>
+        </w:rPr>
+        <w:t>Finalize Tournament, 36</w:t>
+      </w:r>
+    </w:p>
+    <w:p>
+      <w:pPr>
+        <w:pStyle w:val="Index1"/>
+        <w:tabs>
+          <w:tab w:val="right" w:leader="dot" w:pos="4310"/>
+        </w:tabs>
+        <w:rPr>
+          <w:noProof/>
+        </w:rPr>
+      </w:pPr>
+      <w:r>
+        <w:rPr>
+          <w:noProof/>
+        </w:rPr>
+        <w:t>General Information, 31</w:t>
+      </w:r>
+    </w:p>
+    <w:p>
+      <w:pPr>
+        <w:pStyle w:val="Index1"/>
+        <w:tabs>
+          <w:tab w:val="right" w:leader="dot" w:pos="4310"/>
+        </w:tabs>
+        <w:rPr>
+          <w:noProof/>
+        </w:rPr>
+      </w:pPr>
+      <w:r>
+        <w:rPr>
+          <w:noProof/>
+        </w:rPr>
+        <w:t>Handicap, 32, 34, 35</w:t>
+      </w:r>
+    </w:p>
+    <w:p>
+      <w:pPr>
+        <w:pStyle w:val="Index1"/>
+        <w:tabs>
+          <w:tab w:val="right" w:leader="dot" w:pos="4310"/>
+        </w:tabs>
+        <w:rPr>
+          <w:noProof/>
+        </w:rPr>
+      </w:pPr>
+      <w:r>
+        <w:rPr>
+          <w:noProof/>
+        </w:rPr>
+        <w:t>High Game, 35</w:t>
+      </w:r>
+    </w:p>
+    <w:p>
+      <w:pPr>
+        <w:pStyle w:val="Index1"/>
+        <w:tabs>
+          <w:tab w:val="right" w:leader="dot" w:pos="4310"/>
+        </w:tabs>
+        <w:rPr>
+          <w:noProof/>
+        </w:rPr>
+      </w:pPr>
+      <w:r>
+        <w:rPr>
+          <w:noProof/>
+        </w:rPr>
+        <w:t>High Series, 35</w:t>
+      </w:r>
+    </w:p>
+    <w:p>
+      <w:pPr>
+        <w:pStyle w:val="Index1"/>
+        <w:tabs>
+          <w:tab w:val="right" w:leader="dot" w:pos="4310"/>
+        </w:tabs>
+        <w:rPr>
+          <w:noProof/>
+        </w:rPr>
+      </w:pPr>
+      <w:r>
+        <w:rPr>
+          <w:noProof/>
+        </w:rPr>
+        <w:t>Home, 31</w:t>
+      </w:r>
+    </w:p>
+    <w:p>
+      <w:pPr>
+        <w:pStyle w:val="Index1"/>
+        <w:tabs>
+          <w:tab w:val="right" w:leader="dot" w:pos="4310"/>
+        </w:tabs>
+        <w:rPr>
+          <w:noProof/>
+        </w:rPr>
+      </w:pPr>
+      <w:r>
+        <w:rPr>
+          <w:noProof/>
+        </w:rPr>
+        <w:t>import existing, 31</w:t>
+      </w:r>
+    </w:p>
+    <w:p>
+      <w:pPr>
+        <w:pStyle w:val="Index1"/>
+        <w:tabs>
+          <w:tab w:val="right" w:leader="dot" w:pos="4310"/>
+        </w:tabs>
+        <w:rPr>
+          <w:noProof/>
+        </w:rPr>
+      </w:pPr>
+      <w:r>
+        <w:rPr>
+          <w:noProof/>
+        </w:rPr>
+        <w:t>Last Bowled, 33</w:t>
+      </w:r>
+    </w:p>
+    <w:p>
+      <w:pPr>
+        <w:pStyle w:val="Index1"/>
+        <w:tabs>
+          <w:tab w:val="right" w:leader="dot" w:pos="4310"/>
+        </w:tabs>
+        <w:rPr>
+          <w:noProof/>
+        </w:rPr>
+      </w:pPr>
+      <w:r>
+        <w:rPr>
+          <w:noProof/>
+        </w:rPr>
+        <w:t>List Tournaments By Year, 36</w:t>
+      </w:r>
+    </w:p>
+    <w:p>
+      <w:pPr>
+        <w:pStyle w:val="Index1"/>
+        <w:tabs>
+          <w:tab w:val="right" w:leader="dot" w:pos="4310"/>
+        </w:tabs>
+        <w:rPr>
+          <w:noProof/>
+        </w:rPr>
+      </w:pPr>
+      <w:r>
+        <w:rPr>
+          <w:noProof/>
+        </w:rPr>
+        <w:t>Main Menu, 31, 36</w:t>
+      </w:r>
+    </w:p>
+    <w:p>
+      <w:pPr>
+        <w:pStyle w:val="Index1"/>
+        <w:tabs>
+          <w:tab w:val="right" w:leader="dot" w:pos="4310"/>
+        </w:tabs>
+        <w:rPr>
+          <w:noProof/>
+        </w:rPr>
+      </w:pPr>
+      <w:r>
+        <w:rPr>
+          <w:noProof/>
+        </w:rPr>
+        <w:t>Member Info, 31</w:t>
+      </w:r>
+    </w:p>
+    <w:p>
+      <w:pPr>
+        <w:pStyle w:val="Index1"/>
+        <w:tabs>
+          <w:tab w:val="right" w:leader="dot" w:pos="4310"/>
+        </w:tabs>
+        <w:rPr>
+          <w:noProof/>
+        </w:rPr>
+      </w:pPr>
+      <w:r>
+        <w:rPr>
+          <w:noProof/>
+        </w:rPr>
+        <w:t>Member Number, 32</w:t>
+      </w:r>
+    </w:p>
+    <w:p>
+      <w:pPr>
+        <w:pStyle w:val="Index1"/>
+        <w:tabs>
+          <w:tab w:val="right" w:leader="dot" w:pos="4310"/>
+        </w:tabs>
+        <w:rPr>
+          <w:noProof/>
+        </w:rPr>
+      </w:pPr>
+      <w:r>
+        <w:rPr>
+          <w:noProof/>
+        </w:rPr>
+        <w:t>Member Scores, 31, 34</w:t>
+      </w:r>
+    </w:p>
+    <w:p>
+      <w:pPr>
+        <w:pStyle w:val="Index1"/>
+        <w:tabs>
+          <w:tab w:val="right" w:leader="dot" w:pos="4310"/>
+        </w:tabs>
+        <w:rPr>
+          <w:noProof/>
+        </w:rPr>
+      </w:pPr>
+      <w:r>
+        <w:rPr>
+          <w:noProof/>
+        </w:rPr>
+        <w:t>Member Scores Reports, 36</w:t>
+      </w:r>
+    </w:p>
+    <w:p>
+      <w:pPr>
+        <w:pStyle w:val="Index1"/>
+        <w:tabs>
+          <w:tab w:val="right" w:leader="dot" w:pos="4310"/>
+        </w:tabs>
+        <w:rPr>
+          <w:noProof/>
+        </w:rPr>
+      </w:pPr>
+      <w:r>
+        <w:rPr>
+          <w:noProof/>
+        </w:rPr>
+        <w:t xml:space="preserve">Money Earned, 33, </w:t>
+      </w:r>
+      <w:r>
+        <w:rPr>
+          <w:i/>
+          <w:noProof/>
+        </w:rPr>
+        <w:t>See</w:t>
+      </w:r>
+      <w:r>
+        <w:rPr>
+          <w:noProof/>
+        </w:rPr>
+        <w:t xml:space="preserve"> Money Won</w:t>
+      </w:r>
+    </w:p>
+    <w:p>
+      <w:pPr>
+        <w:pStyle w:val="Index1"/>
+        <w:tabs>
+          <w:tab w:val="right" w:leader="dot" w:pos="4310"/>
+        </w:tabs>
+        <w:rPr>
+          <w:noProof/>
+        </w:rPr>
+      </w:pPr>
+      <w:r>
+        <w:rPr>
+          <w:noProof/>
+        </w:rPr>
+        <w:t>Money Won, 34</w:t>
+      </w:r>
+    </w:p>
+    <w:p>
+      <w:pPr>
+        <w:pStyle w:val="Index1"/>
+        <w:tabs>
+          <w:tab w:val="right" w:leader="dot" w:pos="4310"/>
+        </w:tabs>
+        <w:rPr>
+          <w:noProof/>
+        </w:rPr>
+      </w:pPr>
+      <w:r>
+        <w:rPr>
+          <w:noProof/>
+        </w:rPr>
+        <w:t>Print Recaps, 33</w:t>
+      </w:r>
+    </w:p>
+    <w:p>
+      <w:pPr>
+        <w:pStyle w:val="Index1"/>
+        <w:tabs>
+          <w:tab w:val="right" w:leader="dot" w:pos="4310"/>
+        </w:tabs>
+        <w:rPr>
+          <w:noProof/>
+        </w:rPr>
+      </w:pPr>
+      <w:r>
+        <w:rPr>
+          <w:noProof/>
+        </w:rPr>
+        <w:t>Print Recaps By Tournament, 35</w:t>
+      </w:r>
+    </w:p>
+    <w:p>
+      <w:pPr>
+        <w:pStyle w:val="Index1"/>
+        <w:tabs>
+          <w:tab w:val="right" w:leader="dot" w:pos="4310"/>
+        </w:tabs>
+        <w:rPr>
+          <w:noProof/>
+        </w:rPr>
+      </w:pPr>
+      <w:r>
+        <w:rPr>
+          <w:noProof/>
+        </w:rPr>
+        <w:t>Qualify By Squad, 35</w:t>
+      </w:r>
+    </w:p>
+    <w:p>
+      <w:pPr>
+        <w:pStyle w:val="Index1"/>
+        <w:tabs>
+          <w:tab w:val="right" w:leader="dot" w:pos="4310"/>
+        </w:tabs>
+        <w:rPr>
+          <w:noProof/>
+        </w:rPr>
+      </w:pPr>
+      <w:r>
+        <w:rPr>
+          <w:noProof/>
+        </w:rPr>
+        <w:t>ReadMe File, 27</w:t>
+      </w:r>
+    </w:p>
+    <w:p>
+      <w:pPr>
+        <w:pStyle w:val="Index1"/>
+        <w:tabs>
+          <w:tab w:val="right" w:leader="dot" w:pos="4310"/>
+        </w:tabs>
+        <w:rPr>
+          <w:noProof/>
+        </w:rPr>
+      </w:pPr>
+      <w:r>
+        <w:rPr>
+          <w:noProof/>
+        </w:rPr>
+        <w:t>Record, 33, 35</w:t>
+      </w:r>
+    </w:p>
+    <w:p>
+      <w:pPr>
+        <w:pStyle w:val="Index1"/>
+        <w:tabs>
+          <w:tab w:val="right" w:leader="dot" w:pos="4310"/>
+        </w:tabs>
+        <w:rPr>
+          <w:noProof/>
+        </w:rPr>
+      </w:pPr>
+      <w:r>
+        <w:rPr>
+          <w:noProof/>
+        </w:rPr>
+        <w:t>Region, 31</w:t>
+      </w:r>
+    </w:p>
+    <w:p>
+      <w:pPr>
+        <w:pStyle w:val="Index1"/>
+        <w:tabs>
+          <w:tab w:val="right" w:leader="dot" w:pos="4310"/>
+        </w:tabs>
+        <w:rPr>
+          <w:noProof/>
+        </w:rPr>
+      </w:pPr>
+      <w:r>
+        <w:rPr>
+          <w:noProof/>
+        </w:rPr>
+        <w:t>Reports, 36</w:t>
+      </w:r>
+    </w:p>
+    <w:p>
+      <w:pPr>
+        <w:pStyle w:val="Index1"/>
+        <w:tabs>
+          <w:tab w:val="right" w:leader="dot" w:pos="4310"/>
+        </w:tabs>
+        <w:rPr>
+          <w:noProof/>
+        </w:rPr>
+      </w:pPr>
+      <w:r>
+        <w:rPr>
+          <w:noProof/>
+        </w:rPr>
+        <w:t>Score Type, 35</w:t>
+      </w:r>
+    </w:p>
+    <w:p>
+      <w:pPr>
+        <w:pStyle w:val="Index1"/>
+        <w:tabs>
+          <w:tab w:val="right" w:leader="dot" w:pos="4310"/>
+        </w:tabs>
+        <w:rPr>
+          <w:noProof/>
+        </w:rPr>
+      </w:pPr>
+      <w:r>
+        <w:rPr>
+          <w:noProof/>
+        </w:rPr>
+        <w:t>Scratch Scores, 34</w:t>
+      </w:r>
+    </w:p>
+    <w:p>
+      <w:pPr>
+        <w:pStyle w:val="Index1"/>
+        <w:tabs>
+          <w:tab w:val="right" w:leader="dot" w:pos="4310"/>
+        </w:tabs>
+        <w:rPr>
+          <w:noProof/>
+        </w:rPr>
+      </w:pPr>
+      <w:r>
+        <w:rPr>
+          <w:noProof/>
+        </w:rPr>
+        <w:t>Search, 33</w:t>
+      </w:r>
+    </w:p>
+    <w:p>
+      <w:pPr>
+        <w:pStyle w:val="Index1"/>
+        <w:tabs>
+          <w:tab w:val="right" w:leader="dot" w:pos="4310"/>
+        </w:tabs>
+        <w:rPr>
+          <w:noProof/>
+        </w:rPr>
+      </w:pPr>
+      <w:r>
+        <w:rPr>
+          <w:noProof/>
+        </w:rPr>
+        <w:t>Search Tournaments, 36</w:t>
+      </w:r>
+    </w:p>
+    <w:p>
+      <w:pPr>
+        <w:pStyle w:val="Index1"/>
+        <w:tabs>
+          <w:tab w:val="right" w:leader="dot" w:pos="4310"/>
+        </w:tabs>
+        <w:rPr>
+          <w:noProof/>
+        </w:rPr>
+      </w:pPr>
+      <w:r>
+        <w:rPr>
+          <w:noProof/>
+        </w:rPr>
+        <w:t>Stats, 33, 34</w:t>
+      </w:r>
+    </w:p>
+    <w:p>
+      <w:pPr>
+        <w:pStyle w:val="Index1"/>
+        <w:tabs>
+          <w:tab w:val="right" w:leader="dot" w:pos="4310"/>
+        </w:tabs>
+        <w:rPr>
+          <w:noProof/>
+        </w:rPr>
+      </w:pPr>
+      <w:r>
+        <w:rPr>
+          <w:noProof/>
+        </w:rPr>
+        <w:t>Tools, 31, 36</w:t>
+      </w:r>
+    </w:p>
+    <w:p>
+      <w:pPr>
+        <w:pStyle w:val="Index1"/>
+        <w:tabs>
+          <w:tab w:val="right" w:leader="dot" w:pos="4310"/>
+        </w:tabs>
+        <w:rPr>
+          <w:noProof/>
+        </w:rPr>
+      </w:pPr>
+      <w:r>
+        <w:rPr>
+          <w:noProof/>
+        </w:rPr>
+        <w:t>Tournament File, 35</w:t>
+      </w:r>
+    </w:p>
+    <w:p>
+      <w:pPr>
+        <w:pStyle w:val="Index1"/>
+        <w:tabs>
+          <w:tab w:val="right" w:leader="dot" w:pos="4310"/>
+        </w:tabs>
+        <w:rPr>
+          <w:noProof/>
+        </w:rPr>
+      </w:pPr>
+      <w:r>
+        <w:rPr>
+          <w:noProof/>
+        </w:rPr>
+        <w:t>Tournament Place Standings, 35</w:t>
+      </w:r>
+    </w:p>
+    <w:p>
+      <w:pPr>
+        <w:pStyle w:val="Index1"/>
+        <w:tabs>
+          <w:tab w:val="right" w:leader="dot" w:pos="4310"/>
+        </w:tabs>
+        <w:rPr>
+          <w:noProof/>
+        </w:rPr>
+      </w:pPr>
+      <w:r>
+        <w:rPr>
+          <w:noProof/>
+        </w:rPr>
+        <w:t>Tournament Results, 34, 36</w:t>
+      </w:r>
+    </w:p>
+    <w:p>
+      <w:pPr>
+        <w:pStyle w:val="Index1"/>
+        <w:tabs>
+          <w:tab w:val="right" w:leader="dot" w:pos="4310"/>
+        </w:tabs>
+        <w:rPr>
+          <w:noProof/>
+        </w:rPr>
+      </w:pPr>
+      <w:r>
+        <w:rPr>
+          <w:noProof/>
+        </w:rPr>
+        <w:t>Tournament Stats, 35</w:t>
+      </w:r>
+    </w:p>
+    <w:p>
+      <w:pPr>
+        <w:pStyle w:val="Index1"/>
+        <w:tabs>
+          <w:tab w:val="right" w:leader="dot" w:pos="4310"/>
+        </w:tabs>
+        <w:rPr>
+          <w:noProof/>
+        </w:rPr>
+      </w:pPr>
+      <w:r>
+        <w:rPr>
+          <w:noProof/>
+        </w:rPr>
+        <w:t>Tournaments, 35</w:t>
+      </w:r>
+    </w:p>
+    <w:p>
+      <w:pPr>
+        <w:pStyle w:val="Index1"/>
+        <w:tabs>
+          <w:tab w:val="right" w:leader="dot" w:pos="4310"/>
+        </w:tabs>
+        <w:rPr>
+          <w:noProof/>
+        </w:rPr>
+      </w:pPr>
+      <w:r>
+        <w:rPr>
+          <w:noProof/>
+        </w:rPr>
+        <w:t>Troubleshooting, 26</w:t>
+      </w:r>
+    </w:p>
+    <w:p>
+      <w:pPr>
+        <w:pStyle w:val="Index1"/>
+        <w:tabs>
+          <w:tab w:val="right" w:leader="dot" w:pos="4310"/>
+        </w:tabs>
+        <w:rPr>
+          <w:noProof/>
+        </w:rPr>
+      </w:pPr>
+      <w:r>
+        <w:rPr>
+          <w:noProof/>
+        </w:rPr>
+        <w:t>Year End Tournaments, 33</w:t>
+      </w:r>
     </w:p>
     <w:p>
       <w:pPr>
@@ -11627,888 +12212,23 @@
         </w:rPr>
         <w:sectPr>
           <w:type w:val="continuous"/>
-          <w:pgSz w:w="12240" w:h="15840" w:code="1"/>
-          <w:pgMar w:top="1800" w:right="1195" w:bottom="1440" w:left="3355" w:header="720" w:footer="720" w:gutter="0"/>
-          <w:cols w:space="720"/>
+          <w:pgSz w:w="12240" w:h="15840"/>
+          <w:pgMar w:top="1440" w:right="1440" w:bottom="1440" w:left="1440" w:header="720" w:footer="720" w:gutter="0"/>
+          <w:cols w:num="2" w:space="720"/>
+          <w:docGrid w:linePitch="360"/>
         </w:sectPr>
       </w:pPr>
-      <w:r>
-        <w:fldChar w:fldCharType="begin"/>
-      </w:r>
-      <w:r>
-        <w:instrText xml:space="preserve"> INDEX \c "2" \z "1033" </w:instrText>
-      </w:r>
-      <w:r>
-        <w:fldChar w:fldCharType="separate"/>
-      </w:r>
-    </w:p>
-    <w:p>
-      <w:pPr>
-        <w:pStyle w:val="Index1"/>
-        <w:tabs>
-          <w:tab w:val="right" w:leader="dot" w:pos="3475"/>
-        </w:tabs>
-        <w:rPr>
-          <w:noProof/>
-        </w:rPr>
-      </w:pPr>
-      <w:r>
-        <w:rPr>
-          <w:noProof/>
-        </w:rPr>
-        <w:t>About, 4, 31, 36</w:t>
-      </w:r>
-    </w:p>
-    <w:p>
-      <w:pPr>
-        <w:pStyle w:val="Index1"/>
-        <w:tabs>
-          <w:tab w:val="right" w:leader="dot" w:pos="3475"/>
-        </w:tabs>
-        <w:rPr>
-          <w:noProof/>
-        </w:rPr>
-      </w:pPr>
-      <w:r>
-        <w:rPr>
-          <w:noProof/>
-        </w:rPr>
-        <w:t>Add Region, 31</w:t>
-      </w:r>
-    </w:p>
-    <w:p>
-      <w:pPr>
-        <w:pStyle w:val="Index1"/>
-        <w:tabs>
-          <w:tab w:val="right" w:leader="dot" w:pos="3475"/>
-        </w:tabs>
-        <w:rPr>
-          <w:noProof/>
-        </w:rPr>
-      </w:pPr>
-      <w:r>
-        <w:rPr>
-          <w:noProof/>
-        </w:rPr>
-        <w:t>ADJ AVG, 23</w:t>
-      </w:r>
-    </w:p>
-    <w:p>
-      <w:pPr>
-        <w:pStyle w:val="Index1"/>
-        <w:tabs>
-          <w:tab w:val="right" w:leader="dot" w:pos="3475"/>
-        </w:tabs>
-        <w:rPr>
-          <w:noProof/>
-        </w:rPr>
-      </w:pPr>
-      <w:r>
-        <w:rPr>
-          <w:noProof/>
-        </w:rPr>
-        <w:t>Average, 32</w:t>
-      </w:r>
-    </w:p>
-    <w:p>
-      <w:pPr>
-        <w:pStyle w:val="Index1"/>
-        <w:tabs>
-          <w:tab w:val="right" w:leader="dot" w:pos="3475"/>
-        </w:tabs>
-        <w:rPr>
-          <w:noProof/>
-        </w:rPr>
-      </w:pPr>
-      <w:r>
-        <w:rPr>
-          <w:noProof/>
-        </w:rPr>
-        <w:t>Bonus, 32, 34</w:t>
-      </w:r>
-    </w:p>
-    <w:p>
-      <w:pPr>
-        <w:pStyle w:val="Index1"/>
-        <w:tabs>
-          <w:tab w:val="right" w:leader="dot" w:pos="3475"/>
-        </w:tabs>
-        <w:rPr>
-          <w:noProof/>
-        </w:rPr>
-      </w:pPr>
-      <w:r>
-        <w:rPr>
-          <w:noProof/>
-        </w:rPr>
-        <w:t>Comments, 35</w:t>
-      </w:r>
-    </w:p>
-    <w:p>
-      <w:pPr>
-        <w:pStyle w:val="Index1"/>
-        <w:tabs>
-          <w:tab w:val="right" w:leader="dot" w:pos="3475"/>
-        </w:tabs>
-        <w:rPr>
-          <w:noProof/>
-        </w:rPr>
-      </w:pPr>
-      <w:r>
-        <w:rPr>
-          <w:noProof/>
-        </w:rPr>
-        <w:t>Comp Entry, 34</w:t>
-      </w:r>
-    </w:p>
-    <w:p>
-      <w:pPr>
-        <w:pStyle w:val="Index1"/>
-        <w:tabs>
-          <w:tab w:val="right" w:leader="dot" w:pos="3475"/>
-        </w:tabs>
-        <w:rPr>
-          <w:noProof/>
-        </w:rPr>
-      </w:pPr>
-      <w:r>
-        <w:rPr>
-          <w:noProof/>
-        </w:rPr>
-        <w:t>Conversion Program, 29</w:t>
-      </w:r>
-    </w:p>
-    <w:p>
-      <w:pPr>
-        <w:pStyle w:val="Index1"/>
-        <w:tabs>
-          <w:tab w:val="right" w:leader="dot" w:pos="3475"/>
-        </w:tabs>
-        <w:rPr>
-          <w:noProof/>
-        </w:rPr>
-      </w:pPr>
-      <w:r>
-        <w:rPr>
-          <w:noProof/>
-        </w:rPr>
-        <w:t>Create/Edit Tournament, 35</w:t>
-      </w:r>
-    </w:p>
-    <w:p>
-      <w:pPr>
-        <w:pStyle w:val="Index1"/>
-        <w:tabs>
-          <w:tab w:val="right" w:leader="dot" w:pos="3475"/>
-        </w:tabs>
-        <w:rPr>
-          <w:noProof/>
-        </w:rPr>
-      </w:pPr>
-      <w:r>
-        <w:rPr>
-          <w:noProof/>
-        </w:rPr>
-        <w:t>Delete Member From Tournament, 35</w:t>
-      </w:r>
-    </w:p>
-    <w:p>
-      <w:pPr>
-        <w:pStyle w:val="Index1"/>
-        <w:tabs>
-          <w:tab w:val="right" w:leader="dot" w:pos="3475"/>
-        </w:tabs>
-        <w:rPr>
-          <w:noProof/>
-        </w:rPr>
-      </w:pPr>
-      <w:r>
-        <w:rPr>
-          <w:noProof/>
-        </w:rPr>
-        <w:t>Exit, 31, 36</w:t>
-      </w:r>
-    </w:p>
-    <w:p>
-      <w:pPr>
-        <w:pStyle w:val="Index1"/>
-        <w:tabs>
-          <w:tab w:val="right" w:leader="dot" w:pos="3475"/>
-        </w:tabs>
-        <w:rPr>
-          <w:noProof/>
-        </w:rPr>
-      </w:pPr>
-      <w:r>
-        <w:rPr>
-          <w:noProof/>
-        </w:rPr>
-        <w:t>Finalize Tournament, 36</w:t>
-      </w:r>
-    </w:p>
-    <w:p>
-      <w:pPr>
-        <w:pStyle w:val="Index1"/>
-        <w:tabs>
-          <w:tab w:val="right" w:leader="dot" w:pos="3475"/>
-        </w:tabs>
-        <w:rPr>
-          <w:noProof/>
-        </w:rPr>
-      </w:pPr>
-      <w:r>
-        <w:rPr>
-          <w:noProof/>
-        </w:rPr>
-        <w:t>General Information, 31</w:t>
-      </w:r>
-    </w:p>
-    <w:p>
-      <w:pPr>
-        <w:pStyle w:val="Index1"/>
-        <w:tabs>
-          <w:tab w:val="right" w:leader="dot" w:pos="3475"/>
-        </w:tabs>
-        <w:rPr>
-          <w:noProof/>
-        </w:rPr>
-      </w:pPr>
-      <w:r>
-        <w:rPr>
-          <w:noProof/>
-        </w:rPr>
-        <w:t>Handicap, 32, 34</w:t>
-      </w:r>
-    </w:p>
-    <w:p>
-      <w:pPr>
-        <w:pStyle w:val="Index1"/>
-        <w:tabs>
-          <w:tab w:val="right" w:leader="dot" w:pos="3475"/>
-        </w:tabs>
-        <w:rPr>
-          <w:noProof/>
-        </w:rPr>
-      </w:pPr>
-      <w:r>
-        <w:rPr>
-          <w:noProof/>
-        </w:rPr>
-        <w:t>High Game, 34</w:t>
-      </w:r>
-    </w:p>
-    <w:p>
-      <w:pPr>
-        <w:pStyle w:val="Index1"/>
-        <w:tabs>
-          <w:tab w:val="right" w:leader="dot" w:pos="3475"/>
-        </w:tabs>
-        <w:rPr>
-          <w:noProof/>
-        </w:rPr>
-      </w:pPr>
-      <w:r>
-        <w:rPr>
-          <w:noProof/>
-        </w:rPr>
-        <w:t>High Series, 34</w:t>
-      </w:r>
-    </w:p>
-    <w:p>
-      <w:pPr>
-        <w:pStyle w:val="Index1"/>
-        <w:tabs>
-          <w:tab w:val="right" w:leader="dot" w:pos="3475"/>
-        </w:tabs>
-        <w:rPr>
-          <w:noProof/>
-        </w:rPr>
-      </w:pPr>
-      <w:r>
-        <w:rPr>
-          <w:noProof/>
-        </w:rPr>
-        <w:t>Home, 31</w:t>
-      </w:r>
-    </w:p>
-    <w:p>
-      <w:pPr>
-        <w:pStyle w:val="Index1"/>
-        <w:tabs>
-          <w:tab w:val="right" w:leader="dot" w:pos="3475"/>
-        </w:tabs>
-        <w:rPr>
-          <w:noProof/>
-        </w:rPr>
-      </w:pPr>
-      <w:r>
-        <w:rPr>
-          <w:noProof/>
-        </w:rPr>
-        <w:t>import existing, 31</w:t>
-      </w:r>
-    </w:p>
-    <w:p>
-      <w:pPr>
-        <w:pStyle w:val="Index1"/>
-        <w:tabs>
-          <w:tab w:val="right" w:leader="dot" w:pos="3475"/>
-        </w:tabs>
-        <w:rPr>
-          <w:noProof/>
-        </w:rPr>
-      </w:pPr>
-      <w:r>
-        <w:rPr>
-          <w:noProof/>
-        </w:rPr>
-        <w:t>Last Bowled, 32</w:t>
-      </w:r>
-    </w:p>
-    <w:p>
-      <w:pPr>
-        <w:pStyle w:val="Index1"/>
-        <w:tabs>
-          <w:tab w:val="right" w:leader="dot" w:pos="3475"/>
-        </w:tabs>
-        <w:rPr>
-          <w:noProof/>
-        </w:rPr>
-      </w:pPr>
-      <w:r>
-        <w:rPr>
-          <w:noProof/>
-        </w:rPr>
-        <w:t>List Tournaments By Year, 35</w:t>
-      </w:r>
-    </w:p>
-    <w:p>
-      <w:pPr>
-        <w:pStyle w:val="Index1"/>
-        <w:tabs>
-          <w:tab w:val="right" w:leader="dot" w:pos="3475"/>
-        </w:tabs>
-        <w:rPr>
-          <w:noProof/>
-        </w:rPr>
-      </w:pPr>
-      <w:r>
-        <w:rPr>
-          <w:noProof/>
-        </w:rPr>
-        <w:t>Main Menu, 31, 36</w:t>
-      </w:r>
-    </w:p>
-    <w:p>
-      <w:pPr>
-        <w:pStyle w:val="Index1"/>
-        <w:tabs>
-          <w:tab w:val="right" w:leader="dot" w:pos="3475"/>
-        </w:tabs>
-        <w:rPr>
-          <w:noProof/>
-        </w:rPr>
-      </w:pPr>
-      <w:r>
-        <w:rPr>
-          <w:noProof/>
-        </w:rPr>
-        <w:t>Member Info, 31</w:t>
-      </w:r>
-    </w:p>
-    <w:p>
-      <w:pPr>
-        <w:pStyle w:val="Index1"/>
-        <w:tabs>
-          <w:tab w:val="right" w:leader="dot" w:pos="3475"/>
-        </w:tabs>
-        <w:rPr>
-          <w:noProof/>
-        </w:rPr>
-      </w:pPr>
-      <w:r>
-        <w:rPr>
-          <w:noProof/>
-        </w:rPr>
-        <w:t>Member Number, 31, 33</w:t>
-      </w:r>
-    </w:p>
-    <w:p>
-      <w:pPr>
-        <w:pStyle w:val="Index1"/>
-        <w:tabs>
-          <w:tab w:val="right" w:leader="dot" w:pos="3475"/>
-        </w:tabs>
-        <w:rPr>
-          <w:noProof/>
-        </w:rPr>
-      </w:pPr>
-      <w:r>
-        <w:rPr>
-          <w:noProof/>
-        </w:rPr>
-        <w:t>Member Scores, 31, 33</w:t>
-      </w:r>
-    </w:p>
-    <w:p>
-      <w:pPr>
-        <w:pStyle w:val="Index1"/>
-        <w:tabs>
-          <w:tab w:val="right" w:leader="dot" w:pos="3475"/>
-        </w:tabs>
-        <w:rPr>
-          <w:noProof/>
-        </w:rPr>
-      </w:pPr>
-      <w:r>
-        <w:rPr>
-          <w:noProof/>
-        </w:rPr>
-        <w:t>Member Scores Reports, 35</w:t>
-      </w:r>
-    </w:p>
-    <w:p>
-      <w:pPr>
-        <w:pStyle w:val="Index1"/>
-        <w:tabs>
-          <w:tab w:val="right" w:leader="dot" w:pos="3475"/>
-        </w:tabs>
-        <w:rPr>
-          <w:noProof/>
-        </w:rPr>
-      </w:pPr>
-      <w:r>
-        <w:rPr>
-          <w:noProof/>
-        </w:rPr>
-        <w:t>Member Search, 33</w:t>
-      </w:r>
-    </w:p>
-    <w:p>
-      <w:pPr>
-        <w:pStyle w:val="Index1"/>
-        <w:tabs>
-          <w:tab w:val="right" w:leader="dot" w:pos="3475"/>
-        </w:tabs>
-        <w:rPr>
-          <w:noProof/>
-        </w:rPr>
-      </w:pPr>
-      <w:r>
-        <w:rPr>
-          <w:noProof/>
-        </w:rPr>
-        <w:t>Member Status, 34</w:t>
-      </w:r>
-    </w:p>
-    <w:p>
-      <w:pPr>
-        <w:pStyle w:val="Index1"/>
-        <w:tabs>
-          <w:tab w:val="right" w:leader="dot" w:pos="3475"/>
-        </w:tabs>
-        <w:rPr>
-          <w:noProof/>
-        </w:rPr>
-      </w:pPr>
-      <w:r>
-        <w:rPr>
-          <w:noProof/>
-        </w:rPr>
-        <w:t xml:space="preserve">Money Earned, 32, </w:t>
-      </w:r>
-      <w:r>
-        <w:rPr>
-          <w:i/>
-          <w:noProof/>
-        </w:rPr>
-        <w:t>See</w:t>
-      </w:r>
-      <w:r>
-        <w:rPr>
-          <w:noProof/>
-        </w:rPr>
-        <w:t xml:space="preserve"> Money Won</w:t>
-      </w:r>
-    </w:p>
-    <w:p>
-      <w:pPr>
-        <w:pStyle w:val="Index1"/>
-        <w:tabs>
-          <w:tab w:val="right" w:leader="dot" w:pos="3475"/>
-        </w:tabs>
-        <w:rPr>
-          <w:noProof/>
-        </w:rPr>
-      </w:pPr>
-      <w:r>
-        <w:rPr>
-          <w:noProof/>
-        </w:rPr>
-        <w:t>Money Won, 34</w:t>
-      </w:r>
-    </w:p>
-    <w:p>
-      <w:pPr>
-        <w:pStyle w:val="Index1"/>
-        <w:tabs>
-          <w:tab w:val="right" w:leader="dot" w:pos="3475"/>
-        </w:tabs>
-        <w:rPr>
-          <w:noProof/>
-        </w:rPr>
-      </w:pPr>
-      <w:r>
-        <w:rPr>
-          <w:noProof/>
-        </w:rPr>
-        <w:t>Print Recaps, 33</w:t>
-      </w:r>
-    </w:p>
-    <w:p>
-      <w:pPr>
-        <w:pStyle w:val="Index1"/>
-        <w:tabs>
-          <w:tab w:val="right" w:leader="dot" w:pos="3475"/>
-        </w:tabs>
-        <w:rPr>
-          <w:noProof/>
-        </w:rPr>
-      </w:pPr>
-      <w:r>
-        <w:rPr>
-          <w:noProof/>
-        </w:rPr>
-        <w:t>Print Recaps By Tournament, 35</w:t>
-      </w:r>
-    </w:p>
-    <w:p>
-      <w:pPr>
-        <w:pStyle w:val="Index1"/>
-        <w:tabs>
-          <w:tab w:val="right" w:leader="dot" w:pos="3475"/>
-        </w:tabs>
-        <w:rPr>
-          <w:noProof/>
-        </w:rPr>
-      </w:pPr>
-      <w:r>
-        <w:rPr>
-          <w:noProof/>
-        </w:rPr>
-        <w:t>Qualify By Squad, 34</w:t>
-      </w:r>
-    </w:p>
-    <w:p>
-      <w:pPr>
-        <w:pStyle w:val="Index1"/>
-        <w:tabs>
-          <w:tab w:val="right" w:leader="dot" w:pos="3475"/>
-        </w:tabs>
-        <w:rPr>
-          <w:noProof/>
-        </w:rPr>
-      </w:pPr>
-      <w:r>
-        <w:rPr>
-          <w:noProof/>
-        </w:rPr>
-        <w:t>ReadMe File, 27</w:t>
-      </w:r>
-    </w:p>
-    <w:p>
-      <w:pPr>
-        <w:pStyle w:val="Index1"/>
-        <w:tabs>
-          <w:tab w:val="right" w:leader="dot" w:pos="3475"/>
-        </w:tabs>
-        <w:rPr>
-          <w:noProof/>
-        </w:rPr>
-      </w:pPr>
-      <w:r>
-        <w:rPr>
-          <w:noProof/>
-        </w:rPr>
-        <w:t>Record, 32, 33, 34</w:t>
-      </w:r>
-    </w:p>
-    <w:p>
-      <w:pPr>
-        <w:pStyle w:val="Index1"/>
-        <w:tabs>
-          <w:tab w:val="right" w:leader="dot" w:pos="3475"/>
-        </w:tabs>
-        <w:rPr>
-          <w:noProof/>
-        </w:rPr>
-      </w:pPr>
-      <w:r>
-        <w:rPr>
-          <w:noProof/>
-        </w:rPr>
-        <w:t>Region, 31</w:t>
-      </w:r>
-    </w:p>
-    <w:p>
-      <w:pPr>
-        <w:pStyle w:val="Index1"/>
-        <w:tabs>
-          <w:tab w:val="right" w:leader="dot" w:pos="3475"/>
-        </w:tabs>
-        <w:rPr>
-          <w:noProof/>
-        </w:rPr>
-      </w:pPr>
-      <w:r>
-        <w:rPr>
-          <w:noProof/>
-        </w:rPr>
-        <w:t>Reports, 35</w:t>
-      </w:r>
-    </w:p>
-    <w:p>
-      <w:pPr>
-        <w:pStyle w:val="Index1"/>
-        <w:tabs>
-          <w:tab w:val="right" w:leader="dot" w:pos="3475"/>
-        </w:tabs>
-        <w:rPr>
-          <w:noProof/>
-        </w:rPr>
-      </w:pPr>
-      <w:r>
-        <w:rPr>
-          <w:noProof/>
-        </w:rPr>
-        <w:t>Score Type, 34</w:t>
-      </w:r>
-    </w:p>
-    <w:p>
-      <w:pPr>
-        <w:pStyle w:val="Index1"/>
-        <w:tabs>
-          <w:tab w:val="right" w:leader="dot" w:pos="3475"/>
-        </w:tabs>
-        <w:rPr>
-          <w:noProof/>
-        </w:rPr>
-      </w:pPr>
-      <w:r>
-        <w:rPr>
-          <w:noProof/>
-        </w:rPr>
-        <w:t>Search Tournaments, 35</w:t>
-      </w:r>
-    </w:p>
-    <w:p>
-      <w:pPr>
-        <w:pStyle w:val="Index1"/>
-        <w:tabs>
-          <w:tab w:val="right" w:leader="dot" w:pos="3475"/>
-        </w:tabs>
-        <w:rPr>
-          <w:noProof/>
-        </w:rPr>
-      </w:pPr>
-      <w:r>
-        <w:rPr>
-          <w:noProof/>
-        </w:rPr>
-        <w:t>Squad Number, 34</w:t>
-      </w:r>
-    </w:p>
-    <w:p>
-      <w:pPr>
-        <w:pStyle w:val="Index1"/>
-        <w:tabs>
-          <w:tab w:val="right" w:leader="dot" w:pos="3475"/>
-        </w:tabs>
-        <w:rPr>
-          <w:noProof/>
-        </w:rPr>
-      </w:pPr>
-      <w:r>
-        <w:rPr>
-          <w:noProof/>
-        </w:rPr>
-        <w:t>Stats, 33, 34</w:t>
-      </w:r>
-    </w:p>
-    <w:p>
-      <w:pPr>
-        <w:pStyle w:val="Index1"/>
-        <w:tabs>
-          <w:tab w:val="right" w:leader="dot" w:pos="3475"/>
-        </w:tabs>
-        <w:rPr>
-          <w:noProof/>
-        </w:rPr>
-      </w:pPr>
-      <w:r>
-        <w:rPr>
-          <w:noProof/>
-        </w:rPr>
-        <w:t>Tools, 31, 36</w:t>
-      </w:r>
-    </w:p>
-    <w:p>
-      <w:pPr>
-        <w:pStyle w:val="Index1"/>
-        <w:tabs>
-          <w:tab w:val="right" w:leader="dot" w:pos="3475"/>
-        </w:tabs>
-        <w:rPr>
-          <w:noProof/>
-        </w:rPr>
-      </w:pPr>
-      <w:r>
-        <w:rPr>
-          <w:noProof/>
-        </w:rPr>
-        <w:t>Tournament File, 35</w:t>
-      </w:r>
-    </w:p>
-    <w:p>
-      <w:pPr>
-        <w:pStyle w:val="Index1"/>
-        <w:tabs>
-          <w:tab w:val="right" w:leader="dot" w:pos="3475"/>
-        </w:tabs>
-        <w:rPr>
-          <w:noProof/>
-        </w:rPr>
-      </w:pPr>
-      <w:r>
-        <w:rPr>
-          <w:noProof/>
-        </w:rPr>
-        <w:t>Tournament Place Standings, 35</w:t>
-      </w:r>
-    </w:p>
-    <w:p>
-      <w:pPr>
-        <w:pStyle w:val="Index1"/>
-        <w:tabs>
-          <w:tab w:val="right" w:leader="dot" w:pos="3475"/>
-        </w:tabs>
-        <w:rPr>
-          <w:noProof/>
-        </w:rPr>
-      </w:pPr>
-      <w:r>
-        <w:rPr>
-          <w:noProof/>
-        </w:rPr>
-        <w:t>Tournament Results, 34, 35</w:t>
-      </w:r>
-    </w:p>
-    <w:p>
-      <w:pPr>
-        <w:pStyle w:val="Index1"/>
-        <w:tabs>
-          <w:tab w:val="right" w:leader="dot" w:pos="3475"/>
-        </w:tabs>
-        <w:rPr>
-          <w:noProof/>
-        </w:rPr>
-      </w:pPr>
-      <w:r>
-        <w:rPr>
-          <w:noProof/>
-        </w:rPr>
-        <w:t>Tournament Stats, 35</w:t>
-      </w:r>
-    </w:p>
-    <w:p>
-      <w:pPr>
-        <w:pStyle w:val="Index1"/>
-        <w:tabs>
-          <w:tab w:val="right" w:leader="dot" w:pos="3475"/>
-        </w:tabs>
-        <w:rPr>
-          <w:noProof/>
-        </w:rPr>
-      </w:pPr>
-      <w:r>
-        <w:rPr>
-          <w:noProof/>
-        </w:rPr>
-        <w:t>Tournaments, 35</w:t>
-      </w:r>
-    </w:p>
-    <w:p>
-      <w:pPr>
-        <w:pStyle w:val="Index1"/>
-        <w:tabs>
-          <w:tab w:val="right" w:leader="dot" w:pos="3475"/>
-        </w:tabs>
-        <w:rPr>
-          <w:noProof/>
-        </w:rPr>
-      </w:pPr>
-      <w:r>
-        <w:rPr>
-          <w:noProof/>
-        </w:rPr>
-        <w:t>Troubleshooting, 26</w:t>
-      </w:r>
-    </w:p>
-    <w:p>
-      <w:pPr>
-        <w:pStyle w:val="Index1"/>
-        <w:tabs>
-          <w:tab w:val="right" w:leader="dot" w:pos="3475"/>
-        </w:tabs>
-        <w:rPr>
-          <w:noProof/>
-        </w:rPr>
-      </w:pPr>
-      <w:r>
-        <w:rPr>
-          <w:noProof/>
-        </w:rPr>
-        <w:t>Year End Tournaments, 32</w:t>
-      </w:r>
-    </w:p>
-    <w:p>
-      <w:pPr>
-        <w:pStyle w:val="BodyText"/>
-        <w:rPr>
-          <w:noProof/>
-        </w:rPr>
-        <w:sectPr>
-          <w:type w:val="continuous"/>
-          <w:pgSz w:w="12240" w:h="15840" w:code="1"/>
-          <w:pgMar w:top="1800" w:right="1195" w:bottom="1440" w:left="3355" w:header="720" w:footer="720" w:gutter="0"/>
-          <w:cols w:num="2" w:space="720"/>
-        </w:sectPr>
-      </w:pPr>
-    </w:p>
-    <w:p>
-      <w:pPr>
-        <w:pStyle w:val="BodyText"/>
-        <w:sectPr>
-          <w:type w:val="continuous"/>
-          <w:pgSz w:w="12240" w:h="15840" w:code="1"/>
-          <w:pgMar w:top="1800" w:right="1195" w:bottom="1440" w:left="3355" w:header="720" w:footer="720" w:gutter="0"/>
-          <w:cols w:space="720"/>
-        </w:sectPr>
+    </w:p>
+    <w:p>
+      <w:pPr>
+        <w:pStyle w:val="BodyText"/>
       </w:pPr>
       <w:r>
         <w:fldChar w:fldCharType="end"/>
       </w:r>
     </w:p>
-    <w:p>
-      <w:pPr>
-        <w:pStyle w:val="BodyText"/>
-      </w:pPr>
-    </w:p>
-    <w:p/>
     <w:sectPr>
-      <w:headerReference w:type="default" r:id="rId39"/>
-      <w:footerReference w:type="default" r:id="rId40"/>
-      <w:headerReference w:type="first" r:id="rId41"/>
+      <w:type w:val="continuous"/>
       <w:pgSz w:w="12240" w:h="15840"/>
       <w:pgMar w:top="1440" w:right="1440" w:bottom="1440" w:left="1440" w:header="720" w:footer="720" w:gutter="0"/>
       <w:cols w:space="720"/>
@@ -17127,7 +16847,7 @@
 </file>
 
 <file path=customXml/itemProps1.xml><?xml version="1.0" encoding="utf-8"?>
-<ds:datastoreItem xmlns:ds="http://schemas.openxmlformats.org/officeDocument/2006/customXml" ds:itemID="{0D2598C1-AB07-43E7-8FBE-F081A6F98788}">
+<ds:datastoreItem xmlns:ds="http://schemas.openxmlformats.org/officeDocument/2006/customXml" ds:itemID="{7534B3F8-13B8-45B6-B00B-E611EF13344C}">
   <ds:schemaRefs>
     <ds:schemaRef ds:uri="http://schemas.openxmlformats.org/officeDocument/2006/bibliography"/>
   </ds:schemaRefs>

--- a/9Tap_first_revision_merge.docx
+++ b/9Tap_first_revision_merge.docx
@@ -37,8 +37,12 @@
       <w:pPr>
         <w:pStyle w:val="TitleCover"/>
         <w:sectPr>
-          <w:footerReference w:type="default" r:id="rId8"/>
-          <w:headerReference w:type="first" r:id="rId9"/>
+          <w:headerReference w:type="even" r:id="rId8"/>
+          <w:headerReference w:type="default" r:id="rId9"/>
+          <w:footerReference w:type="even" r:id="rId10"/>
+          <w:footerReference w:type="default" r:id="rId11"/>
+          <w:headerReference w:type="first" r:id="rId12"/>
+          <w:footerReference w:type="first" r:id="rId13"/>
           <w:pgSz w:w="12240" w:h="15840" w:code="1"/>
           <w:pgMar w:top="960" w:right="960" w:bottom="1440" w:left="960" w:header="0" w:footer="0" w:gutter="0"/>
           <w:pgNumType w:start="0"/>
@@ -120,7 +124,7 @@
     <w:p>
       <w:pPr>
         <w:sectPr>
-          <w:footerReference w:type="first" r:id="rId10"/>
+          <w:footerReference w:type="first" r:id="rId14"/>
           <w:pgSz w:w="12240" w:h="15840" w:code="1"/>
           <w:pgMar w:top="1800" w:right="1200" w:bottom="1440" w:left="1200" w:header="960" w:footer="960" w:gutter="0"/>
           <w:pgNumType w:fmt="lowerRoman" w:start="1"/>
@@ -214,110 +218,63 @@
           <w:r>
             <w:fldChar w:fldCharType="separate"/>
           </w:r>
-          <w:bookmarkStart w:id="0" w:name="_GoBack"/>
-          <w:bookmarkEnd w:id="0"/>
-          <w:r>
-            <w:rPr>
-              <w:rStyle w:val="Hyperlink"/>
-              <w:noProof/>
-            </w:rPr>
-            <w:fldChar w:fldCharType="begin"/>
-          </w:r>
-          <w:r>
-            <w:rPr>
-              <w:rStyle w:val="Hyperlink"/>
-              <w:noProof/>
-            </w:rPr>
-            <w:instrText xml:space="preserve"> </w:instrText>
-          </w:r>
-          <w:r>
-            <w:rPr>
-              <w:noProof/>
-            </w:rPr>
-            <w:instrText>HYPERLINK \l "_Toc509239575"</w:instrText>
-          </w:r>
-          <w:r>
-            <w:rPr>
-              <w:rStyle w:val="Hyperlink"/>
-              <w:noProof/>
-            </w:rPr>
-            <w:instrText xml:space="preserve"> </w:instrText>
-          </w:r>
-          <w:r>
-            <w:rPr>
-              <w:rStyle w:val="Hyperlink"/>
-              <w:noProof/>
-            </w:rPr>
-          </w:r>
-          <w:r>
-            <w:rPr>
-              <w:rStyle w:val="Hyperlink"/>
-              <w:noProof/>
-            </w:rPr>
-            <w:fldChar w:fldCharType="separate"/>
-          </w:r>
-          <w:r>
-            <w:rPr>
-              <w:rStyle w:val="Hyperlink"/>
-              <w:noProof/>
-            </w:rPr>
-            <w:t>About 9-Tap Tour INC</w:t>
-          </w:r>
-          <w:r>
-            <w:rPr>
-              <w:noProof/>
-              <w:webHidden/>
-            </w:rPr>
-            <w:tab/>
-          </w:r>
-          <w:r>
-            <w:rPr>
-              <w:noProof/>
-              <w:webHidden/>
-            </w:rPr>
-            <w:fldChar w:fldCharType="begin"/>
-          </w:r>
-          <w:r>
-            <w:rPr>
-              <w:noProof/>
-              <w:webHidden/>
-            </w:rPr>
-            <w:instrText xml:space="preserve"> PAGEREF _Toc509239575 \h </w:instrText>
-          </w:r>
-          <w:r>
-            <w:rPr>
-              <w:noProof/>
-              <w:webHidden/>
-            </w:rPr>
-          </w:r>
-          <w:r>
-            <w:rPr>
-              <w:noProof/>
-              <w:webHidden/>
-            </w:rPr>
-            <w:fldChar w:fldCharType="separate"/>
-          </w:r>
-          <w:r>
-            <w:rPr>
-              <w:noProof/>
-              <w:webHidden/>
-            </w:rPr>
-            <w:t>4</w:t>
-          </w:r>
-          <w:r>
-            <w:rPr>
-              <w:noProof/>
-              <w:webHidden/>
-            </w:rPr>
-            <w:fldChar w:fldCharType="end"/>
-          </w:r>
-          <w:r>
-            <w:rPr>
-              <w:rStyle w:val="Hyperlink"/>
-              <w:noProof/>
-            </w:rPr>
-            <w:fldChar w:fldCharType="end"/>
-          </w:r>
+          <w:hyperlink w:anchor="_Toc509239575" w:history="1">
+            <w:r>
+              <w:rPr>
+                <w:rStyle w:val="Hyperlink"/>
+                <w:noProof/>
+              </w:rPr>
+              <w:t>About 9-Tap Tour INC</w:t>
+            </w:r>
+            <w:r>
+              <w:rPr>
+                <w:noProof/>
+                <w:webHidden/>
+              </w:rPr>
+              <w:tab/>
+            </w:r>
+            <w:r>
+              <w:rPr>
+                <w:noProof/>
+                <w:webHidden/>
+              </w:rPr>
+              <w:fldChar w:fldCharType="begin"/>
+            </w:r>
+            <w:r>
+              <w:rPr>
+                <w:noProof/>
+                <w:webHidden/>
+              </w:rPr>
+              <w:instrText xml:space="preserve"> PAGEREF _Toc509239575 \h </w:instrText>
+            </w:r>
+            <w:r>
+              <w:rPr>
+                <w:noProof/>
+                <w:webHidden/>
+              </w:rPr>
+            </w:r>
+            <w:r>
+              <w:rPr>
+                <w:noProof/>
+                <w:webHidden/>
+              </w:rPr>
+              <w:fldChar w:fldCharType="separate"/>
+            </w:r>
+            <w:r>
+              <w:rPr>
+                <w:noProof/>
+                <w:webHidden/>
+              </w:rPr>
+              <w:t>4</w:t>
+            </w:r>
+            <w:r>
+              <w:rPr>
+                <w:noProof/>
+                <w:webHidden/>
+              </w:rPr>
+              <w:fldChar w:fldCharType="end"/>
+            </w:r>
+          </w:hyperlink>
         </w:p>
         <w:p>
           <w:pPr>
@@ -3999,8 +3956,8 @@
           <w:kern w:val="28"/>
         </w:rPr>
         <w:sectPr>
-          <w:headerReference w:type="default" r:id="rId11"/>
-          <w:footerReference w:type="default" r:id="rId12"/>
+          <w:headerReference w:type="default" r:id="rId15"/>
+          <w:footerReference w:type="default" r:id="rId16"/>
           <w:type w:val="continuous"/>
           <w:pgSz w:w="12240" w:h="15840" w:code="1"/>
           <w:pgMar w:top="1800" w:right="2040" w:bottom="1440" w:left="2280" w:header="960" w:footer="960" w:gutter="0"/>
@@ -4068,7 +4025,7 @@
       <w:pPr>
         <w:pStyle w:val="Heading1"/>
       </w:pPr>
-      <w:bookmarkStart w:id="1" w:name="_Toc509239575"/>
+      <w:bookmarkStart w:id="0" w:name="_Toc509239575"/>
       <w:r>
         <w:lastRenderedPageBreak/>
         <w:t>About</w:t>
@@ -4091,7 +4048,7 @@
       <w:r>
         <w:t xml:space="preserve"> 9-Tap Tour INC</w:t>
       </w:r>
-      <w:bookmarkEnd w:id="1"/>
+      <w:bookmarkEnd w:id="0"/>
     </w:p>
     <w:p>
       <w:pPr>
@@ -4266,8 +4223,8 @@
           <w:szCs w:val="20"/>
         </w:rPr>
       </w:pPr>
-      <w:bookmarkStart w:id="2" w:name="_Toc508882989"/>
-      <w:bookmarkStart w:id="3" w:name="_Toc509239576"/>
+      <w:bookmarkStart w:id="1" w:name="_Toc508882989"/>
+      <w:bookmarkStart w:id="2" w:name="_Toc509239576"/>
       <w:r>
         <w:rPr>
           <w:szCs w:val="20"/>
@@ -4275,8 +4232,8 @@
         <w:lastRenderedPageBreak/>
         <w:t>Dedication:</w:t>
       </w:r>
+      <w:bookmarkEnd w:id="1"/>
       <w:bookmarkEnd w:id="2"/>
-      <w:bookmarkEnd w:id="3"/>
     </w:p>
     <w:p>
       <w:pPr>
@@ -4286,15 +4243,7 @@
         <w:t>To the students of Clover Park Technical College’s Computer Programing program. Thank you for all your hard work on this project.</w:t>
       </w:r>
       <w:r>
-        <w:t xml:space="preserve"> Thank you Dr. </w:t>
-      </w:r>
-      <w:proofErr w:type="spellStart"/>
-      <w:r>
-        <w:t>Meerdink</w:t>
-      </w:r>
-      <w:proofErr w:type="spellEnd"/>
-      <w:r>
-        <w:t xml:space="preserve"> for putting up with us.</w:t>
+        <w:t xml:space="preserve"> Thank you Dr. Meerdink for putting up with us.</w:t>
       </w:r>
     </w:p>
     <w:p>
@@ -4305,7 +4254,7 @@
           <w:szCs w:val="40"/>
         </w:rPr>
         <w:sectPr>
-          <w:footerReference w:type="default" r:id="rId13"/>
+          <w:footerReference w:type="default" r:id="rId17"/>
           <w:type w:val="continuous"/>
           <w:pgSz w:w="12240" w:h="15840" w:code="1"/>
           <w:pgMar w:top="1800" w:right="1195" w:bottom="1440" w:left="3355" w:header="965" w:footer="965" w:gutter="0"/>
@@ -4322,7 +4271,7 @@
           <w:szCs w:val="40"/>
         </w:rPr>
       </w:pPr>
-      <w:bookmarkStart w:id="4" w:name="_Toc509239577"/>
+      <w:bookmarkStart w:id="3" w:name="_Toc509239577"/>
       <w:r>
         <w:rPr>
           <w:sz w:val="40"/>
@@ -4330,7 +4279,7 @@
         </w:rPr>
         <w:t>What is 9-Tap?</w:t>
       </w:r>
-      <w:bookmarkEnd w:id="4"/>
+      <w:bookmarkEnd w:id="3"/>
     </w:p>
     <w:p>
       <w:pPr>
@@ -4365,7 +4314,7 @@
                     <pic:cNvPicPr/>
                   </pic:nvPicPr>
                   <pic:blipFill>
-                    <a:blip r:embed="rId14" cstate="print">
+                    <a:blip r:embed="rId18" cstate="print">
                       <a:extLst>
                         <a:ext uri="{28A0092B-C50C-407E-A947-70E740481C1C}">
                           <a14:useLocalDpi xmlns:a14="http://schemas.microsoft.com/office/drawing/2010/main" val="0"/>
@@ -4432,19 +4381,37 @@
       <w:pPr>
         <w:pStyle w:val="Heading2"/>
       </w:pPr>
-      <w:bookmarkStart w:id="5" w:name="_Toc509239578"/>
+      <w:bookmarkStart w:id="4" w:name="_Toc509239578"/>
       <w:r>
         <w:t>A good place to start</w:t>
       </w:r>
+      <w:bookmarkEnd w:id="4"/>
+    </w:p>
+    <w:p>
+      <w:pPr>
+        <w:pStyle w:val="Heading3"/>
+      </w:pPr>
+      <w:bookmarkStart w:id="5" w:name="_Toc509239579"/>
+      <w:r>
+        <w:t>Quick start guide</w:t>
+      </w:r>
       <w:bookmarkEnd w:id="5"/>
     </w:p>
     <w:p>
       <w:pPr>
+        <w:pStyle w:val="BodyText"/>
+      </w:pPr>
+      <w:r>
+        <w:t>You can find this on page 7.</w:t>
+      </w:r>
+    </w:p>
+    <w:p>
+      <w:pPr>
         <w:pStyle w:val="Heading3"/>
       </w:pPr>
-      <w:bookmarkStart w:id="6" w:name="_Toc509239579"/>
-      <w:r>
-        <w:t>Quick start guide</w:t>
+      <w:bookmarkStart w:id="6" w:name="_Toc509239580"/>
+      <w:r>
+        <w:t>Troubleshooting</w:t>
       </w:r>
       <w:bookmarkEnd w:id="6"/>
     </w:p>
@@ -4453,42 +4420,24 @@
         <w:pStyle w:val="BodyText"/>
       </w:pPr>
       <w:r>
-        <w:t>You can find this on page 7.</w:t>
-      </w:r>
-    </w:p>
-    <w:p>
-      <w:pPr>
-        <w:pStyle w:val="Heading3"/>
-      </w:pPr>
-      <w:bookmarkStart w:id="7" w:name="_Toc509239580"/>
-      <w:r>
-        <w:t>Troubleshooting</w:t>
+        <w:t>You can find this on page 25.</w:t>
+      </w:r>
+    </w:p>
+    <w:p>
+      <w:pPr>
+        <w:pStyle w:val="Heading2"/>
+      </w:pPr>
+      <w:bookmarkStart w:id="7" w:name="_Toc509239581"/>
+      <w:r>
+        <w:t>Menu</w:t>
+      </w:r>
+      <w:r>
+        <w:t>s</w:t>
+      </w:r>
+      <w:r>
+        <w:t xml:space="preserve"> guide</w:t>
       </w:r>
       <w:bookmarkEnd w:id="7"/>
-    </w:p>
-    <w:p>
-      <w:pPr>
-        <w:pStyle w:val="BodyText"/>
-      </w:pPr>
-      <w:r>
-        <w:t>You can find this on page 25.</w:t>
-      </w:r>
-    </w:p>
-    <w:p>
-      <w:pPr>
-        <w:pStyle w:val="Heading2"/>
-      </w:pPr>
-      <w:bookmarkStart w:id="8" w:name="_Toc509239581"/>
-      <w:r>
-        <w:t>Menu</w:t>
-      </w:r>
-      <w:r>
-        <w:t>s</w:t>
-      </w:r>
-      <w:r>
-        <w:t xml:space="preserve"> guide</w:t>
-      </w:r>
-      <w:bookmarkEnd w:id="8"/>
     </w:p>
     <w:p>
       <w:pPr>
@@ -4570,12 +4519,12 @@
       <w:pPr>
         <w:pStyle w:val="Heading1"/>
       </w:pPr>
-      <w:bookmarkStart w:id="9" w:name="_Toc509239582"/>
+      <w:bookmarkStart w:id="8" w:name="_Toc509239582"/>
       <w:r>
         <w:lastRenderedPageBreak/>
         <w:t>Quick Start Guide</w:t>
       </w:r>
-      <w:bookmarkEnd w:id="9"/>
+      <w:bookmarkEnd w:id="8"/>
       <w:r>
         <w:t xml:space="preserve"> </w:t>
       </w:r>
@@ -4593,29 +4542,29 @@
       <w:pPr>
         <w:pStyle w:val="Heading2"/>
       </w:pPr>
-      <w:bookmarkStart w:id="10" w:name="_Toc509239583"/>
+      <w:bookmarkStart w:id="9" w:name="_Toc509239583"/>
       <w:r>
         <w:t>What are the system requirements to run 9-Tap?</w:t>
       </w:r>
+      <w:bookmarkEnd w:id="9"/>
+    </w:p>
+    <w:p>
+      <w:pPr>
+        <w:pStyle w:val="BodyTextKeep"/>
+      </w:pPr>
+      <w:r>
+        <w:t>The system requirements: Windows 7 and above. 13MB free disk space. Optimized for 1366 X 768 screen resolution. USB port. Dot matrix and ink/laser-jet printers. Microsoft Excel must be installed on the computer for the 9-Tap Tour program to work.</w:t>
+      </w:r>
+    </w:p>
+    <w:p>
+      <w:pPr>
+        <w:pStyle w:val="Heading2"/>
+      </w:pPr>
+      <w:bookmarkStart w:id="10" w:name="_Toc509239584"/>
+      <w:r>
+        <w:t>How do I install 9-Tap?</w:t>
+      </w:r>
       <w:bookmarkEnd w:id="10"/>
-    </w:p>
-    <w:p>
-      <w:pPr>
-        <w:pStyle w:val="BodyTextKeep"/>
-      </w:pPr>
-      <w:r>
-        <w:t>The system requirements: Windows 7 and above. 13MB free disk space. Optimized for 1366 X 768 screen resolution. USB port. Dot matrix and ink/laser-jet printers. Microsoft Excel must be installed on the computer for the 9-Tap Tour program to work.</w:t>
-      </w:r>
-    </w:p>
-    <w:p>
-      <w:pPr>
-        <w:pStyle w:val="Heading2"/>
-      </w:pPr>
-      <w:bookmarkStart w:id="11" w:name="_Toc509239584"/>
-      <w:r>
-        <w:t>How do I install 9-Tap?</w:t>
-      </w:r>
-      <w:bookmarkEnd w:id="11"/>
     </w:p>
     <w:p>
       <w:pPr>
@@ -4710,15 +4659,7 @@
         </w:numPr>
       </w:pPr>
       <w:r>
-        <w:t xml:space="preserve">Select a Start Menu Folder for 9-Tap Tour. Either accept the default location or chose another. If you don’t want a Start Menu folder to be created check the box “Do Not Create </w:t>
-      </w:r>
-      <w:proofErr w:type="gramStart"/>
-      <w:r>
-        <w:t>A</w:t>
-      </w:r>
-      <w:proofErr w:type="gramEnd"/>
-      <w:r>
-        <w:t xml:space="preserve"> Start Menu Folder”. Once you are satisfied with your selection click the “Next” button to continue.</w:t>
+        <w:t>Select a Start Menu Folder for 9-Tap Tour. Either accept the default location or chose another. If you don’t want a Start Menu folder to be created check the box “Do Not Create A Start Menu Folder”. Once you are satisfied with your selection click the “Next” button to continue.</w:t>
       </w:r>
     </w:p>
     <w:p>
@@ -4851,15 +4792,7 @@
         </w:numPr>
       </w:pPr>
       <w:r>
-        <w:t xml:space="preserve">Select a Start Menu Folder for 9-Tap Tour. Either accept the default location or chose another. If you don’t want a Start Menu folder to be created check the box “Do Not Create </w:t>
-      </w:r>
-      <w:proofErr w:type="gramStart"/>
-      <w:r>
-        <w:t>A</w:t>
-      </w:r>
-      <w:proofErr w:type="gramEnd"/>
-      <w:r>
-        <w:t xml:space="preserve"> Start Menu Folder”. Once you are satisfied with your selection click the “Next” button to continue.</w:t>
+        <w:t>Select a Start Menu Folder for 9-Tap Tour. Either accept the default location or chose another. If you don’t want a Start Menu folder to be created check the box “Do Not Create A Start Menu Folder”. Once you are satisfied with your selection click the “Next” button to continue.</w:t>
       </w:r>
     </w:p>
     <w:p>
@@ -4902,10 +4835,28 @@
       <w:pPr>
         <w:pStyle w:val="Heading2"/>
       </w:pPr>
-      <w:bookmarkStart w:id="12" w:name="_Toc509239585"/>
+      <w:bookmarkStart w:id="11" w:name="_Toc509239585"/>
       <w:r>
         <w:t>How do I Launch 9-Tap?</w:t>
       </w:r>
+      <w:bookmarkEnd w:id="11"/>
+    </w:p>
+    <w:p>
+      <w:pPr>
+        <w:pStyle w:val="BodyText"/>
+      </w:pPr>
+      <w:r>
+        <w:t>Double click on the desktop icon or go to the program in the system menu and click on it. This will launch 9-Tap.</w:t>
+      </w:r>
+    </w:p>
+    <w:p>
+      <w:pPr>
+        <w:pStyle w:val="Heading2"/>
+      </w:pPr>
+      <w:bookmarkStart w:id="12" w:name="_Toc509239586"/>
+      <w:r>
+        <w:t>How do I import existing members?</w:t>
+      </w:r>
       <w:bookmarkEnd w:id="12"/>
     </w:p>
     <w:p>
@@ -4913,36 +4864,18 @@
         <w:pStyle w:val="BodyText"/>
       </w:pPr>
       <w:r>
-        <w:t>Double click on the desktop icon or go to the program in the system menu and click on it. This will launch 9-Tap.</w:t>
+        <w:t>On the Member Info screen, click on the “Import” button. When the file picker screen comes up, navigate to the Excel file you need to import. Select it and click OK.</w:t>
       </w:r>
     </w:p>
     <w:p>
       <w:pPr>
         <w:pStyle w:val="Heading2"/>
       </w:pPr>
-      <w:bookmarkStart w:id="13" w:name="_Toc509239586"/>
-      <w:r>
-        <w:t>How do I import existing members?</w:t>
+      <w:bookmarkStart w:id="13" w:name="_Toc509239587"/>
+      <w:r>
+        <w:t>How do I enter a new player?</w:t>
       </w:r>
       <w:bookmarkEnd w:id="13"/>
-    </w:p>
-    <w:p>
-      <w:pPr>
-        <w:pStyle w:val="BodyText"/>
-      </w:pPr>
-      <w:r>
-        <w:t>On the Member Info screen, click on the “Import” button. When the file picker screen comes up, navigate to the Excel file you need to import. Select it and click OK.</w:t>
-      </w:r>
-    </w:p>
-    <w:p>
-      <w:pPr>
-        <w:pStyle w:val="Heading2"/>
-      </w:pPr>
-      <w:bookmarkStart w:id="14" w:name="_Toc509239587"/>
-      <w:r>
-        <w:t>How do I enter a new player?</w:t>
-      </w:r>
-      <w:bookmarkEnd w:id="14"/>
     </w:p>
     <w:p>
       <w:pPr>
@@ -4966,58 +4899,58 @@
       <w:pPr>
         <w:pStyle w:val="Heading2"/>
       </w:pPr>
-      <w:bookmarkStart w:id="15" w:name="_Toc509239588"/>
+      <w:bookmarkStart w:id="14" w:name="_Toc509239588"/>
       <w:r>
         <w:t>How do I create a tournament?</w:t>
       </w:r>
+      <w:bookmarkEnd w:id="14"/>
+    </w:p>
+    <w:p>
+      <w:pPr>
+        <w:pStyle w:val="BodyText"/>
+        <w:rPr>
+          <w:b/>
+        </w:rPr>
+      </w:pPr>
+      <w:r>
+        <w:rPr>
+          <w:b/>
+        </w:rPr>
+        <w:t>If the tournament has five (5) or fewer participants, DO NOT USE PROGRAM. Keep track of player data manually.</w:t>
+      </w:r>
+    </w:p>
+    <w:p>
+      <w:pPr>
+        <w:pStyle w:val="BodyText"/>
+      </w:pPr>
+      <w:r>
+        <w:t xml:space="preserve">On the Member Scores screen, clicking on the “Create/Edit Tournament…” button launches the New Tournament screen. Tab in the Tournament Date field and enter the date of the tournament, </w:t>
+      </w:r>
+      <w:r>
+        <w:t>then tab to the next field</w:t>
+      </w:r>
+      <w:r>
+        <w:t xml:space="preserve"> and type in the required information. Repeat the process until all required fields have been filled. </w:t>
+      </w:r>
+      <w:r>
+        <w:rPr>
+          <w:b/>
+        </w:rPr>
+        <w:t>LEAVE THE DOUBLES BOX UNCHECKED.</w:t>
+      </w:r>
+      <w:r>
+        <w:t xml:space="preserve"> If appropriate, check the “3 out of 4” box. Enter the number of squads in the Number of Squads field. Enter any notes on the tournament in the Notes field. Double check your information, then click “Create Tournament”.</w:t>
+      </w:r>
+    </w:p>
+    <w:p>
+      <w:pPr>
+        <w:pStyle w:val="Heading2"/>
+      </w:pPr>
+      <w:bookmarkStart w:id="15" w:name="_Toc509239589"/>
+      <w:r>
+        <w:t>How do I enter a member’s scores?</w:t>
+      </w:r>
       <w:bookmarkEnd w:id="15"/>
-    </w:p>
-    <w:p>
-      <w:pPr>
-        <w:pStyle w:val="BodyText"/>
-        <w:rPr>
-          <w:b/>
-        </w:rPr>
-      </w:pPr>
-      <w:r>
-        <w:rPr>
-          <w:b/>
-        </w:rPr>
-        <w:t>If the tournament has five (5) or fewer participants, DO NOT USE PROGRAM. Keep track of player data manually.</w:t>
-      </w:r>
-    </w:p>
-    <w:p>
-      <w:pPr>
-        <w:pStyle w:val="BodyText"/>
-      </w:pPr>
-      <w:r>
-        <w:t xml:space="preserve">On the Member Scores screen, clicking on the “Create/Edit Tournament…” button launches the New Tournament screen. Tab in the Tournament Date field and enter the date of the tournament, </w:t>
-      </w:r>
-      <w:r>
-        <w:t>then tab to the next field</w:t>
-      </w:r>
-      <w:r>
-        <w:t xml:space="preserve"> and type in the required information. Repeat the process until all required fields have been filled. </w:t>
-      </w:r>
-      <w:r>
-        <w:rPr>
-          <w:b/>
-        </w:rPr>
-        <w:t>LEAVE THE DOUBLES BOX UNCHECKED.</w:t>
-      </w:r>
-      <w:r>
-        <w:t xml:space="preserve"> If appropriate, check the “3 out of 4” box. Enter the number of squads in the Number of Squads field. Enter any notes on the tournament in the Notes field. Double check your information, then click “Create Tournament”.</w:t>
-      </w:r>
-    </w:p>
-    <w:p>
-      <w:pPr>
-        <w:pStyle w:val="Heading2"/>
-      </w:pPr>
-      <w:bookmarkStart w:id="16" w:name="_Toc509239589"/>
-      <w:r>
-        <w:t>How do I enter a member’s scores?</w:t>
-      </w:r>
-      <w:bookmarkEnd w:id="16"/>
     </w:p>
     <w:p>
       <w:pPr>
@@ -5122,7 +5055,7 @@
           <w:szCs w:val="36"/>
         </w:rPr>
       </w:pPr>
-      <w:bookmarkStart w:id="17" w:name="_Toc509239590"/>
+      <w:bookmarkStart w:id="16" w:name="_Toc509239590"/>
       <w:r>
         <w:rPr>
           <w:sz w:val="36"/>
@@ -5131,17 +5064,17 @@
         <w:lastRenderedPageBreak/>
         <w:t>Menu Guide</w:t>
       </w:r>
+      <w:bookmarkEnd w:id="16"/>
+    </w:p>
+    <w:p>
+      <w:pPr>
+        <w:pStyle w:val="Heading1"/>
+      </w:pPr>
+      <w:bookmarkStart w:id="17" w:name="_Toc509239591"/>
+      <w:r>
+        <w:t>Main Menu</w:t>
+      </w:r>
       <w:bookmarkEnd w:id="17"/>
-    </w:p>
-    <w:p>
-      <w:pPr>
-        <w:pStyle w:val="Heading1"/>
-      </w:pPr>
-      <w:bookmarkStart w:id="18" w:name="_Toc509239591"/>
-      <w:r>
-        <w:t>Main Menu</w:t>
-      </w:r>
-      <w:bookmarkEnd w:id="18"/>
     </w:p>
     <w:p>
       <w:pPr>
@@ -5204,7 +5137,7 @@
                     <pic:cNvPicPr/>
                   </pic:nvPicPr>
                   <pic:blipFill>
-                    <a:blip r:embed="rId14" cstate="print">
+                    <a:blip r:embed="rId18" cstate="print">
                       <a:extLst>
                         <a:ext uri="{28A0092B-C50C-407E-A947-70E740481C1C}">
                           <a14:useLocalDpi xmlns:a14="http://schemas.microsoft.com/office/drawing/2010/main" val="0"/>
@@ -5255,12 +5188,12 @@
       <w:pPr>
         <w:pStyle w:val="Heading1"/>
       </w:pPr>
-      <w:bookmarkStart w:id="19" w:name="_Toc509239592"/>
+      <w:bookmarkStart w:id="18" w:name="_Toc509239592"/>
       <w:r>
         <w:lastRenderedPageBreak/>
         <w:t>Member Info</w:t>
       </w:r>
-      <w:bookmarkEnd w:id="19"/>
+      <w:bookmarkEnd w:id="18"/>
     </w:p>
     <w:p>
       <w:pPr>
@@ -5311,7 +5244,7 @@
                     <pic:cNvPicPr/>
                   </pic:nvPicPr>
                   <pic:blipFill rotWithShape="1">
-                    <a:blip r:embed="rId15">
+                    <a:blip r:embed="rId19">
                       <a:extLst>
                         <a:ext uri="{28A0092B-C50C-407E-A947-70E740481C1C}">
                           <a14:useLocalDpi xmlns:a14="http://schemas.microsoft.com/office/drawing/2010/main" val="0"/>
@@ -5369,65 +5302,65 @@
       <w:pPr>
         <w:pStyle w:val="Heading3"/>
       </w:pPr>
-      <w:bookmarkStart w:id="20" w:name="_Toc509239593"/>
+      <w:bookmarkStart w:id="19" w:name="_Toc509239593"/>
       <w:r>
         <w:t>Import Members</w:t>
       </w:r>
+      <w:bookmarkEnd w:id="19"/>
+    </w:p>
+    <w:p>
+      <w:pPr>
+        <w:pStyle w:val="BodyText"/>
+        <w:rPr>
+          <w:b/>
+        </w:rPr>
+      </w:pPr>
+      <w:r>
+        <w:rPr>
+          <w:b/>
+        </w:rPr>
+        <w:t>Note: If you are updating from the old version of 9-Tap, please see Chapter 5, Conversion Program.</w:t>
+      </w:r>
+    </w:p>
+    <w:p>
+      <w:pPr>
+        <w:pStyle w:val="BodyText"/>
+        <w:keepNext/>
+      </w:pPr>
+      <w:r>
+        <w:t xml:space="preserve">In the Record box, click on the “Import” button. The import file window will open (see figure 10). </w:t>
+      </w:r>
+      <w:r>
+        <w:t xml:space="preserve">Chose the Excel file to be imported, double checking it’s the correct member’s file. </w:t>
+      </w:r>
+      <w:r>
+        <w:t>Click on the Excel file to be imported</w:t>
+      </w:r>
+      <w:r>
+        <w:t xml:space="preserve"> to 9-Tap</w:t>
+      </w:r>
+      <w:r>
+        <w:t xml:space="preserve">, then click “Open”. The member information will </w:t>
+      </w:r>
+      <w:r>
+        <w:t>import</w:t>
+      </w:r>
+      <w:r>
+        <w:t xml:space="preserve"> to the member database.</w:t>
+      </w:r>
+      <w:r>
+        <w:t xml:space="preserve"> </w:t>
+      </w:r>
+    </w:p>
+    <w:p>
+      <w:pPr>
+        <w:pStyle w:val="Heading3"/>
+      </w:pPr>
+      <w:bookmarkStart w:id="20" w:name="_Toc509239594"/>
+      <w:r>
+        <w:t>New Members</w:t>
+      </w:r>
       <w:bookmarkEnd w:id="20"/>
-    </w:p>
-    <w:p>
-      <w:pPr>
-        <w:pStyle w:val="BodyText"/>
-        <w:rPr>
-          <w:b/>
-        </w:rPr>
-      </w:pPr>
-      <w:r>
-        <w:rPr>
-          <w:b/>
-        </w:rPr>
-        <w:t>Note: If you are updating from the old version of 9-Tap, please see Chapter 5, Conversion Program.</w:t>
-      </w:r>
-    </w:p>
-    <w:p>
-      <w:pPr>
-        <w:pStyle w:val="BodyText"/>
-        <w:keepNext/>
-      </w:pPr>
-      <w:r>
-        <w:t xml:space="preserve">In the Record box, click on the “Import” button. The import file window will open (see figure 10). </w:t>
-      </w:r>
-      <w:r>
-        <w:t xml:space="preserve">Chose the Excel file to be imported, double checking it’s the correct member’s file. </w:t>
-      </w:r>
-      <w:r>
-        <w:t>Click on the Excel file to be imported</w:t>
-      </w:r>
-      <w:r>
-        <w:t xml:space="preserve"> to 9-Tap</w:t>
-      </w:r>
-      <w:r>
-        <w:t xml:space="preserve">, then click “Open”. The member information will </w:t>
-      </w:r>
-      <w:r>
-        <w:t>import</w:t>
-      </w:r>
-      <w:r>
-        <w:t xml:space="preserve"> to the member database.</w:t>
-      </w:r>
-      <w:r>
-        <w:t xml:space="preserve"> </w:t>
-      </w:r>
-    </w:p>
-    <w:p>
-      <w:pPr>
-        <w:pStyle w:val="Heading3"/>
-      </w:pPr>
-      <w:bookmarkStart w:id="21" w:name="_Toc509239594"/>
-      <w:r>
-        <w:t>New Members</w:t>
-      </w:r>
-      <w:bookmarkEnd w:id="21"/>
     </w:p>
     <w:p>
       <w:pPr>
@@ -5533,7 +5466,7 @@
                     <pic:cNvPicPr/>
                   </pic:nvPicPr>
                   <pic:blipFill rotWithShape="1">
-                    <a:blip r:embed="rId15">
+                    <a:blip r:embed="rId19">
                       <a:extLst>
                         <a:ext uri="{28A0092B-C50C-407E-A947-70E740481C1C}">
                           <a14:useLocalDpi xmlns:a14="http://schemas.microsoft.com/office/drawing/2010/main" val="0"/>
@@ -5591,11 +5524,11 @@
       <w:pPr>
         <w:pStyle w:val="Heading3"/>
       </w:pPr>
-      <w:bookmarkStart w:id="22" w:name="_Toc509239595"/>
+      <w:bookmarkStart w:id="21" w:name="_Toc509239595"/>
       <w:r>
         <w:t>Updating a member.</w:t>
       </w:r>
-      <w:bookmarkEnd w:id="22"/>
+      <w:bookmarkEnd w:id="21"/>
     </w:p>
     <w:p>
       <w:pPr>
@@ -5624,14 +5557,14 @@
           <w:szCs w:val="20"/>
         </w:rPr>
       </w:pPr>
-      <w:bookmarkStart w:id="23" w:name="_Toc509239596"/>
+      <w:bookmarkStart w:id="22" w:name="_Toc509239596"/>
       <w:r>
         <w:rPr>
           <w:szCs w:val="20"/>
         </w:rPr>
         <w:t>Stats</w:t>
       </w:r>
-      <w:bookmarkEnd w:id="23"/>
+      <w:bookmarkEnd w:id="22"/>
     </w:p>
     <w:p>
       <w:pPr>
@@ -5667,7 +5600,7 @@
                     <pic:cNvPicPr/>
                   </pic:nvPicPr>
                   <pic:blipFill>
-                    <a:blip r:embed="rId16">
+                    <a:blip r:embed="rId20">
                       <a:extLst>
                         <a:ext uri="{28A0092B-C50C-407E-A947-70E740481C1C}">
                           <a14:useLocalDpi xmlns:a14="http://schemas.microsoft.com/office/drawing/2010/main" val="0"/>
@@ -5721,7 +5654,7 @@
           <w:szCs w:val="20"/>
         </w:rPr>
       </w:pPr>
-      <w:bookmarkStart w:id="24" w:name="_Toc509239597"/>
+      <w:bookmarkStart w:id="23" w:name="_Toc509239597"/>
       <w:r>
         <w:rPr>
           <w:szCs w:val="20"/>
@@ -5729,7 +5662,7 @@
         <w:lastRenderedPageBreak/>
         <w:t>Member Search</w:t>
       </w:r>
-      <w:bookmarkEnd w:id="24"/>
+      <w:bookmarkEnd w:id="23"/>
     </w:p>
     <w:p>
       <w:pPr>
@@ -5786,7 +5719,7 @@
                     <pic:cNvPicPr/>
                   </pic:nvPicPr>
                   <pic:blipFill>
-                    <a:blip r:embed="rId17">
+                    <a:blip r:embed="rId21">
                       <a:extLst>
                         <a:ext uri="{28A0092B-C50C-407E-A947-70E740481C1C}">
                           <a14:useLocalDpi xmlns:a14="http://schemas.microsoft.com/office/drawing/2010/main" val="0"/>
@@ -5832,7 +5765,7 @@
                     <pic:cNvPicPr/>
                   </pic:nvPicPr>
                   <pic:blipFill>
-                    <a:blip r:embed="rId18">
+                    <a:blip r:embed="rId22">
                       <a:extLst>
                         <a:ext uri="{28A0092B-C50C-407E-A947-70E740481C1C}">
                           <a14:useLocalDpi xmlns:a14="http://schemas.microsoft.com/office/drawing/2010/main" val="0"/>
@@ -5886,14 +5819,14 @@
           <w:szCs w:val="20"/>
         </w:rPr>
       </w:pPr>
-      <w:bookmarkStart w:id="25" w:name="_Toc509239598"/>
+      <w:bookmarkStart w:id="24" w:name="_Toc509239598"/>
       <w:r>
         <w:rPr>
           <w:szCs w:val="20"/>
         </w:rPr>
         <w:t>Print Recaps</w:t>
       </w:r>
-      <w:bookmarkEnd w:id="25"/>
+      <w:bookmarkEnd w:id="24"/>
     </w:p>
     <w:p>
       <w:pPr>
@@ -5945,7 +5878,7 @@
                     <pic:cNvPicPr/>
                   </pic:nvPicPr>
                   <pic:blipFill>
-                    <a:blip r:embed="rId19">
+                    <a:blip r:embed="rId23">
                       <a:extLst>
                         <a:ext uri="{28A0092B-C50C-407E-A947-70E740481C1C}">
                           <a14:useLocalDpi xmlns:a14="http://schemas.microsoft.com/office/drawing/2010/main" val="0"/>
@@ -5991,7 +5924,7 @@
                     <pic:cNvPicPr/>
                   </pic:nvPicPr>
                   <pic:blipFill>
-                    <a:blip r:embed="rId20">
+                    <a:blip r:embed="rId24">
                       <a:extLst>
                         <a:ext uri="{28A0092B-C50C-407E-A947-70E740481C1C}">
                           <a14:useLocalDpi xmlns:a14="http://schemas.microsoft.com/office/drawing/2010/main" val="0"/>
@@ -6045,14 +5978,14 @@
           <w:szCs w:val="20"/>
         </w:rPr>
       </w:pPr>
-      <w:bookmarkStart w:id="26" w:name="_Toc509239599"/>
+      <w:bookmarkStart w:id="25" w:name="_Toc509239599"/>
       <w:r>
         <w:rPr>
           <w:szCs w:val="20"/>
         </w:rPr>
         <w:t>Import</w:t>
       </w:r>
-      <w:bookmarkEnd w:id="26"/>
+      <w:bookmarkEnd w:id="25"/>
     </w:p>
     <w:p>
       <w:pPr>
@@ -6088,7 +6021,7 @@
                     <pic:cNvPicPr/>
                   </pic:nvPicPr>
                   <pic:blipFill>
-                    <a:blip r:embed="rId21">
+                    <a:blip r:embed="rId25">
                       <a:extLst>
                         <a:ext uri="{28A0092B-C50C-407E-A947-70E740481C1C}">
                           <a14:useLocalDpi xmlns:a14="http://schemas.microsoft.com/office/drawing/2010/main" val="0"/>
@@ -6139,11 +6072,11 @@
       <w:pPr>
         <w:pStyle w:val="Heading1"/>
       </w:pPr>
-      <w:bookmarkStart w:id="27" w:name="_Toc509239600"/>
+      <w:bookmarkStart w:id="26" w:name="_Toc509239600"/>
       <w:r>
         <w:t>Member Scores</w:t>
       </w:r>
-      <w:bookmarkEnd w:id="27"/>
+      <w:bookmarkEnd w:id="26"/>
     </w:p>
     <w:p>
       <w:pPr>
@@ -6215,7 +6148,7 @@
                     <pic:cNvPicPr/>
                   </pic:nvPicPr>
                   <pic:blipFill>
-                    <a:blip r:embed="rId22">
+                    <a:blip r:embed="rId26">
                       <a:extLst>
                         <a:ext uri="{28A0092B-C50C-407E-A947-70E740481C1C}">
                           <a14:useLocalDpi xmlns:a14="http://schemas.microsoft.com/office/drawing/2010/main" val="0"/>
@@ -6291,14 +6224,14 @@
           <w:szCs w:val="20"/>
         </w:rPr>
       </w:pPr>
-      <w:bookmarkStart w:id="28" w:name="_Toc509239601"/>
+      <w:bookmarkStart w:id="27" w:name="_Toc509239601"/>
       <w:r>
         <w:rPr>
           <w:szCs w:val="20"/>
         </w:rPr>
         <w:t>Tournament Stats</w:t>
       </w:r>
-      <w:bookmarkEnd w:id="28"/>
+      <w:bookmarkEnd w:id="27"/>
     </w:p>
     <w:p>
       <w:pPr>
@@ -6338,7 +6271,7 @@
                     <pic:cNvPicPr/>
                   </pic:nvPicPr>
                   <pic:blipFill>
-                    <a:blip r:embed="rId23" cstate="print">
+                    <a:blip r:embed="rId27" cstate="print">
                       <a:extLst>
                         <a:ext uri="{28A0092B-C50C-407E-A947-70E740481C1C}">
                           <a14:useLocalDpi xmlns:a14="http://schemas.microsoft.com/office/drawing/2010/main" val="0"/>
@@ -6392,28 +6325,14 @@
           <w:szCs w:val="20"/>
         </w:rPr>
       </w:pPr>
-      <w:bookmarkStart w:id="29" w:name="_Toc509239602"/>
+      <w:bookmarkStart w:id="28" w:name="_Toc509239602"/>
       <w:r>
         <w:rPr>
           <w:szCs w:val="20"/>
         </w:rPr>
-        <w:t xml:space="preserve">Print Recaps </w:t>
-      </w:r>
-      <w:proofErr w:type="gramStart"/>
-      <w:r>
-        <w:rPr>
-          <w:szCs w:val="20"/>
-        </w:rPr>
-        <w:t>By</w:t>
-      </w:r>
-      <w:proofErr w:type="gramEnd"/>
-      <w:r>
-        <w:rPr>
-          <w:szCs w:val="20"/>
-        </w:rPr>
-        <w:t xml:space="preserve"> Tournament</w:t>
-      </w:r>
-      <w:bookmarkEnd w:id="29"/>
+        <w:t>Print Recaps By Tournament</w:t>
+      </w:r>
+      <w:bookmarkEnd w:id="28"/>
     </w:p>
     <w:p>
       <w:pPr>
@@ -6421,15 +6340,7 @@
         <w:keepNext/>
       </w:pPr>
       <w:r>
-        <w:t xml:space="preserve">In the Member Scores screen, clicking on the “Print Recaps </w:t>
-      </w:r>
-      <w:proofErr w:type="gramStart"/>
-      <w:r>
-        <w:t>By</w:t>
-      </w:r>
-      <w:proofErr w:type="gramEnd"/>
-      <w:r>
-        <w:t xml:space="preserve"> Tournament” button displays the print dialog, from where a recap can be printed or saved.</w:t>
+        <w:t>In the Member Scores screen, clicking on the “Print Recaps By Tournament” button displays the print dialog, from where a recap can be printed or saved.</w:t>
       </w:r>
     </w:p>
     <w:p>
@@ -6457,7 +6368,7 @@
                     <pic:cNvPicPr/>
                   </pic:nvPicPr>
                   <pic:blipFill>
-                    <a:blip r:embed="rId19">
+                    <a:blip r:embed="rId23">
                       <a:extLst>
                         <a:ext uri="{28A0092B-C50C-407E-A947-70E740481C1C}">
                           <a14:useLocalDpi xmlns:a14="http://schemas.microsoft.com/office/drawing/2010/main" val="0"/>
@@ -6508,12 +6419,12 @@
       <w:pPr>
         <w:pStyle w:val="Heading2"/>
       </w:pPr>
-      <w:bookmarkStart w:id="30" w:name="_Toc509239603"/>
+      <w:bookmarkStart w:id="29" w:name="_Toc509239603"/>
       <w:r>
         <w:lastRenderedPageBreak/>
         <w:t>Tournament Place Standings</w:t>
       </w:r>
-      <w:bookmarkEnd w:id="30"/>
+      <w:bookmarkEnd w:id="29"/>
     </w:p>
     <w:p>
       <w:pPr>
@@ -6549,7 +6460,7 @@
                     <pic:cNvPicPr/>
                   </pic:nvPicPr>
                   <pic:blipFill>
-                    <a:blip r:embed="rId24" cstate="print">
+                    <a:blip r:embed="rId28" cstate="print">
                       <a:extLst>
                         <a:ext uri="{28A0092B-C50C-407E-A947-70E740481C1C}">
                           <a14:useLocalDpi xmlns:a14="http://schemas.microsoft.com/office/drawing/2010/main" val="0"/>
@@ -6600,11 +6511,11 @@
       <w:pPr>
         <w:pStyle w:val="Heading2"/>
       </w:pPr>
-      <w:bookmarkStart w:id="31" w:name="_Toc509239604"/>
+      <w:bookmarkStart w:id="30" w:name="_Toc509239604"/>
       <w:r>
         <w:t>Create/Edit Tournament</w:t>
       </w:r>
-      <w:bookmarkEnd w:id="31"/>
+      <w:bookmarkEnd w:id="30"/>
     </w:p>
     <w:p>
       <w:pPr>
@@ -6653,7 +6564,7 @@
                     <pic:cNvPicPr/>
                   </pic:nvPicPr>
                   <pic:blipFill>
-                    <a:blip r:embed="rId25">
+                    <a:blip r:embed="rId29">
                       <a:extLst>
                         <a:ext uri="{28A0092B-C50C-407E-A947-70E740481C1C}">
                           <a14:useLocalDpi xmlns:a14="http://schemas.microsoft.com/office/drawing/2010/main" val="0"/>
@@ -6712,29 +6623,29 @@
       <w:pPr>
         <w:pStyle w:val="Heading3"/>
       </w:pPr>
-      <w:bookmarkStart w:id="32" w:name="_Toc509239605"/>
+      <w:bookmarkStart w:id="31" w:name="_Toc509239605"/>
       <w:r>
         <w:t>To Update an Existing Tournament</w:t>
       </w:r>
+      <w:bookmarkEnd w:id="31"/>
+    </w:p>
+    <w:p>
+      <w:pPr>
+        <w:pStyle w:val="BodyText"/>
+      </w:pPr>
+      <w:r>
+        <w:t>Click on the “Create/Edit Tournament” button. On the New Tournament screen, click “Edit Existing Tournament…” This will bring up the “Search Tournaments” screen (figure 14). See Search Tournaments for the search function. Click on the tournament that requires editing, then revise whatever information that needs revision and save the entry.</w:t>
+      </w:r>
+    </w:p>
+    <w:p>
+      <w:pPr>
+        <w:pStyle w:val="Heading2"/>
+      </w:pPr>
+      <w:bookmarkStart w:id="32" w:name="_Toc509239606"/>
+      <w:r>
+        <w:t>Search Tournaments</w:t>
+      </w:r>
       <w:bookmarkEnd w:id="32"/>
-    </w:p>
-    <w:p>
-      <w:pPr>
-        <w:pStyle w:val="BodyText"/>
-      </w:pPr>
-      <w:r>
-        <w:t>Click on the “Create/Edit Tournament” button. On the New Tournament screen, click “Edit Existing Tournament…” This will bring up the “Search Tournaments” screen (figure 14). See Search Tournaments for the search function. Click on the tournament that requires editing, then revise whatever information that needs revision and save the entry.</w:t>
-      </w:r>
-    </w:p>
-    <w:p>
-      <w:pPr>
-        <w:pStyle w:val="Heading2"/>
-      </w:pPr>
-      <w:bookmarkStart w:id="33" w:name="_Toc509239606"/>
-      <w:r>
-        <w:t>Search Tournaments</w:t>
-      </w:r>
-      <w:bookmarkEnd w:id="33"/>
     </w:p>
     <w:p>
       <w:pPr>
@@ -6774,7 +6685,7 @@
                     <pic:cNvPicPr/>
                   </pic:nvPicPr>
                   <pic:blipFill>
-                    <a:blip r:embed="rId26">
+                    <a:blip r:embed="rId30">
                       <a:extLst>
                         <a:ext uri="{28A0092B-C50C-407E-A947-70E740481C1C}">
                           <a14:useLocalDpi xmlns:a14="http://schemas.microsoft.com/office/drawing/2010/main" val="0"/>
@@ -6820,7 +6731,7 @@
                     <pic:cNvPicPr/>
                   </pic:nvPicPr>
                   <pic:blipFill>
-                    <a:blip r:embed="rId27">
+                    <a:blip r:embed="rId31">
                       <a:extLst>
                         <a:ext uri="{28A0092B-C50C-407E-A947-70E740481C1C}">
                           <a14:useLocalDpi xmlns:a14="http://schemas.microsoft.com/office/drawing/2010/main" val="0"/>
@@ -6871,11 +6782,11 @@
       <w:pPr>
         <w:pStyle w:val="Heading3"/>
       </w:pPr>
-      <w:bookmarkStart w:id="34" w:name="_Toc509239607"/>
+      <w:bookmarkStart w:id="33" w:name="_Toc509239607"/>
       <w:r>
         <w:t>Search by Location</w:t>
       </w:r>
-      <w:bookmarkEnd w:id="34"/>
+      <w:bookmarkEnd w:id="33"/>
     </w:p>
     <w:p>
       <w:pPr>
@@ -6904,10 +6815,28 @@
       <w:pPr>
         <w:pStyle w:val="Heading3"/>
       </w:pPr>
-      <w:bookmarkStart w:id="35" w:name="_Toc509239608"/>
+      <w:bookmarkStart w:id="34" w:name="_Toc509239608"/>
       <w:r>
         <w:t>Search by Event</w:t>
       </w:r>
+      <w:bookmarkEnd w:id="34"/>
+    </w:p>
+    <w:p>
+      <w:pPr>
+        <w:pStyle w:val="BodyText"/>
+      </w:pPr>
+      <w:r>
+        <w:t>To find a tournament by event, enter the name of the event in the “Event” field, then click “Search”. Click on the tournament from the list, then click “Accept”.</w:t>
+      </w:r>
+    </w:p>
+    <w:p>
+      <w:pPr>
+        <w:pStyle w:val="Heading3"/>
+      </w:pPr>
+      <w:bookmarkStart w:id="35" w:name="_Toc509239609"/>
+      <w:r>
+        <w:t>Search by Date</w:t>
+      </w:r>
       <w:bookmarkEnd w:id="35"/>
     </w:p>
     <w:p>
@@ -6915,24 +6844,6 @@
         <w:pStyle w:val="BodyText"/>
       </w:pPr>
       <w:r>
-        <w:t>To find a tournament by event, enter the name of the event in the “Event” field, then click “Search”. Click on the tournament from the list, then click “Accept”.</w:t>
-      </w:r>
-    </w:p>
-    <w:p>
-      <w:pPr>
-        <w:pStyle w:val="Heading3"/>
-      </w:pPr>
-      <w:bookmarkStart w:id="36" w:name="_Toc509239609"/>
-      <w:r>
-        <w:t>Search by Date</w:t>
-      </w:r>
-      <w:bookmarkEnd w:id="36"/>
-    </w:p>
-    <w:p>
-      <w:pPr>
-        <w:pStyle w:val="BodyText"/>
-      </w:pPr>
-      <w:r>
         <w:t>To find a tournament by date, check the “Date” box. Then choose the date range with the “From” and “To” date fields. Then click “Search”. Choose the tournament from the list, then click “Accept”.</w:t>
       </w:r>
     </w:p>
@@ -6940,12 +6851,12 @@
       <w:pPr>
         <w:pStyle w:val="Heading2"/>
       </w:pPr>
-      <w:bookmarkStart w:id="37" w:name="_Toc509239610"/>
+      <w:bookmarkStart w:id="36" w:name="_Toc509239610"/>
       <w:r>
         <w:lastRenderedPageBreak/>
         <w:t>List Tournaments by year</w:t>
       </w:r>
-      <w:bookmarkEnd w:id="37"/>
+      <w:bookmarkEnd w:id="36"/>
     </w:p>
     <w:p>
       <w:pPr>
@@ -6953,15 +6864,7 @@
         <w:keepNext/>
       </w:pPr>
       <w:r>
-        <w:t xml:space="preserve">The “List Tournaments </w:t>
-      </w:r>
-      <w:proofErr w:type="gramStart"/>
-      <w:r>
-        <w:t>By</w:t>
-      </w:r>
-      <w:proofErr w:type="gramEnd"/>
-      <w:r>
-        <w:t xml:space="preserve"> Year” button displays the screen that lists Tournaments by Year. To display tournaments for a year, choose the year from the drop down menu, the tournaments from that year will appear.</w:t>
+        <w:t>The “List Tournaments By Year” button displays the screen that lists Tournaments by Year. To display tournaments for a year, choose the year from the drop down menu, the tournaments from that year will appear.</w:t>
       </w:r>
     </w:p>
     <w:p>
@@ -6989,7 +6892,7 @@
                     <pic:cNvPicPr/>
                   </pic:nvPicPr>
                   <pic:blipFill>
-                    <a:blip r:embed="rId28" cstate="print">
+                    <a:blip r:embed="rId32" cstate="print">
                       <a:extLst>
                         <a:ext uri="{28A0092B-C50C-407E-A947-70E740481C1C}">
                           <a14:useLocalDpi xmlns:a14="http://schemas.microsoft.com/office/drawing/2010/main" val="0"/>
@@ -7037,7 +6940,7 @@
                     </pic:cNvPicPr>
                   </pic:nvPicPr>
                   <pic:blipFill>
-                    <a:blip r:embed="rId29" cstate="print">
+                    <a:blip r:embed="rId33" cstate="print">
                       <a:extLst>
                         <a:ext uri="{28A0092B-C50C-407E-A947-70E740481C1C}">
                           <a14:useLocalDpi xmlns:a14="http://schemas.microsoft.com/office/drawing/2010/main" val="0"/>
@@ -7093,11 +6996,11 @@
       <w:pPr>
         <w:pStyle w:val="Heading2"/>
       </w:pPr>
-      <w:bookmarkStart w:id="38" w:name="_Toc509239611"/>
+      <w:bookmarkStart w:id="37" w:name="_Toc509239611"/>
       <w:r>
         <w:t>Reports</w:t>
       </w:r>
-      <w:bookmarkEnd w:id="38"/>
+      <w:bookmarkEnd w:id="37"/>
     </w:p>
     <w:p>
       <w:pPr>
@@ -7120,15 +7023,7 @@
         <w:t xml:space="preserve">standings so far. </w:t>
       </w:r>
       <w:r>
-        <w:t>In the Reports field, you can access the member scores reports through either the “</w:t>
-      </w:r>
-      <w:proofErr w:type="gramStart"/>
-      <w:r>
-        <w:t>Seniors</w:t>
-      </w:r>
-      <w:proofErr w:type="gramEnd"/>
-      <w:r>
-        <w:t>”, or “Game”, or “Series” buttons. Clicking the appropriate button for the needed report will open the Member Scores Reports dialog. Enter the number of top places in the field and click “Print”. This goes to the print dialog where it can be printed directly.</w:t>
+        <w:t>In the Reports field, you can access the member scores reports through either the “Seniors”, or “Game”, or “Series” buttons. Clicking the appropriate button for the needed report will open the Member Scores Reports dialog. Enter the number of top places in the field and click “Print”. This goes to the print dialog where it can be printed directly.</w:t>
       </w:r>
     </w:p>
     <w:p>
@@ -7157,7 +7052,7 @@
                     <pic:cNvPicPr/>
                   </pic:nvPicPr>
                   <pic:blipFill>
-                    <a:blip r:embed="rId30">
+                    <a:blip r:embed="rId34">
                       <a:extLst>
                         <a:ext uri="{28A0092B-C50C-407E-A947-70E740481C1C}">
                           <a14:useLocalDpi xmlns:a14="http://schemas.microsoft.com/office/drawing/2010/main" val="0"/>
@@ -7208,11 +7103,11 @@
       <w:pPr>
         <w:pStyle w:val="Heading2"/>
       </w:pPr>
-      <w:bookmarkStart w:id="39" w:name="_Toc509239612"/>
+      <w:bookmarkStart w:id="38" w:name="_Toc509239612"/>
       <w:r>
         <w:t>Tournament Results</w:t>
       </w:r>
-      <w:bookmarkEnd w:id="39"/>
+      <w:bookmarkEnd w:id="38"/>
     </w:p>
     <w:p>
       <w:pPr>
@@ -7257,7 +7152,7 @@
                     <pic:cNvPicPr/>
                   </pic:nvPicPr>
                   <pic:blipFill>
-                    <a:blip r:embed="rId31">
+                    <a:blip r:embed="rId35">
                       <a:extLst>
                         <a:ext uri="{28A0092B-C50C-407E-A947-70E740481C1C}">
                           <a14:useLocalDpi xmlns:a14="http://schemas.microsoft.com/office/drawing/2010/main" val="0"/>
@@ -7308,33 +7203,33 @@
       <w:pPr>
         <w:pStyle w:val="Heading2"/>
       </w:pPr>
-      <w:bookmarkStart w:id="40" w:name="_Toc509239613"/>
+      <w:bookmarkStart w:id="39" w:name="_Toc509239613"/>
       <w:r>
         <w:t>Comments</w:t>
       </w:r>
+      <w:bookmarkEnd w:id="39"/>
+    </w:p>
+    <w:p>
+      <w:pPr>
+        <w:pStyle w:val="BodyText"/>
+      </w:pPr>
+      <w:r>
+        <w:t>On the Member Scores Screen, comments regarding the tournament can be entered in the Comments field.</w:t>
+      </w:r>
+    </w:p>
+    <w:p>
+      <w:pPr>
+        <w:pStyle w:val="Heading2"/>
+      </w:pPr>
+      <w:bookmarkStart w:id="40" w:name="_Toc509239614"/>
+      <w:r>
+        <w:t>Finalize Tournament</w:t>
+      </w:r>
       <w:bookmarkEnd w:id="40"/>
     </w:p>
     <w:p>
       <w:pPr>
         <w:pStyle w:val="BodyText"/>
-      </w:pPr>
-      <w:r>
-        <w:t>On the Member Scores Screen, comments regarding the tournament can be entered in the Comments field.</w:t>
-      </w:r>
-    </w:p>
-    <w:p>
-      <w:pPr>
-        <w:pStyle w:val="Heading2"/>
-      </w:pPr>
-      <w:bookmarkStart w:id="41" w:name="_Toc509239614"/>
-      <w:r>
-        <w:t>Finalize Tournament</w:t>
-      </w:r>
-      <w:bookmarkEnd w:id="41"/>
-    </w:p>
-    <w:p>
-      <w:pPr>
-        <w:pStyle w:val="BodyText"/>
         <w:keepNext/>
       </w:pPr>
       <w:r>
@@ -7377,11 +7272,11 @@
         <w:fldChar w:fldCharType="end"/>
       </w:r>
       <w:r>
-        <w:t xml:space="preserve"> field. The Adjusted Average determines the member’s handicap for the next tournament in which they are competing. Once the information </w:t>
+        <w:t xml:space="preserve"> field. The Adjusted Average determines the member’s handicap for the next tournament in which they are competing. Once the information has been validated, the director checks off the </w:t>
       </w:r>
       <w:r>
         <w:lastRenderedPageBreak/>
-        <w:t>has been validated, the director checks off the “Director Check” boxes. Then “Finalize” is clicked and the information is saved to the database.</w:t>
+        <w:t>“Director Check” boxes. Then “Finalize” is clicked and the information is saved to the database.</w:t>
       </w:r>
     </w:p>
     <w:p>
@@ -7408,7 +7303,7 @@
                     <pic:cNvPicPr/>
                   </pic:nvPicPr>
                   <pic:blipFill>
-                    <a:blip r:embed="rId32" cstate="print">
+                    <a:blip r:embed="rId36" cstate="print">
                       <a:extLst>
                         <a:ext uri="{28A0092B-C50C-407E-A947-70E740481C1C}">
                           <a14:useLocalDpi xmlns:a14="http://schemas.microsoft.com/office/drawing/2010/main" val="0"/>
@@ -7458,11 +7353,11 @@
       <w:pPr>
         <w:pStyle w:val="Heading1"/>
       </w:pPr>
-      <w:bookmarkStart w:id="42" w:name="_Toc509239615"/>
+      <w:bookmarkStart w:id="41" w:name="_Toc509239615"/>
       <w:r>
         <w:t>Tools</w:t>
       </w:r>
-      <w:bookmarkEnd w:id="42"/>
+      <w:bookmarkEnd w:id="41"/>
     </w:p>
     <w:p>
       <w:pPr>
@@ -7498,7 +7393,7 @@
                     <pic:cNvPicPr/>
                   </pic:nvPicPr>
                   <pic:blipFill>
-                    <a:blip r:embed="rId33">
+                    <a:blip r:embed="rId37">
                       <a:extLst>
                         <a:ext uri="{28A0092B-C50C-407E-A947-70E740481C1C}">
                           <a14:useLocalDpi xmlns:a14="http://schemas.microsoft.com/office/drawing/2010/main" val="0"/>
@@ -7604,8 +7499,8 @@
       <w:pPr>
         <w:pStyle w:val="Heading1"/>
       </w:pPr>
-      <w:bookmarkStart w:id="43" w:name="_Toc508962069"/>
-      <w:bookmarkStart w:id="44" w:name="_Toc509239616"/>
+      <w:bookmarkStart w:id="42" w:name="_Toc508962069"/>
+      <w:bookmarkStart w:id="43" w:name="_Toc509239616"/>
       <w:r>
         <w:lastRenderedPageBreak/>
         <w:t>Troubleshooting</w:t>
@@ -7628,8 +7523,8 @@
       <w:r>
         <w:t xml:space="preserve"> 9-Tap</w:t>
       </w:r>
+      <w:bookmarkEnd w:id="42"/>
       <w:bookmarkEnd w:id="43"/>
-      <w:bookmarkEnd w:id="44"/>
     </w:p>
     <w:p>
       <w:pPr>
@@ -7639,8 +7534,8 @@
           <w:szCs w:val="24"/>
         </w:rPr>
       </w:pPr>
-      <w:bookmarkStart w:id="45" w:name="_Toc508962070"/>
-      <w:bookmarkStart w:id="46" w:name="_Toc509239617"/>
+      <w:bookmarkStart w:id="44" w:name="_Toc508962070"/>
+      <w:bookmarkStart w:id="45" w:name="_Toc509239617"/>
       <w:r>
         <w:rPr>
           <w:sz w:val="24"/>
@@ -7662,84 +7557,84 @@
         </w:rPr>
         <w:t>:</w:t>
       </w:r>
+      <w:bookmarkEnd w:id="44"/>
       <w:bookmarkEnd w:id="45"/>
+    </w:p>
+    <w:p>
+      <w:pPr>
+        <w:pStyle w:val="BodyText"/>
+      </w:pPr>
+      <w:r>
+        <w:rPr>
+          <w:b/>
+        </w:rPr>
+        <w:t xml:space="preserve">If </w:t>
+      </w:r>
+      <w:r>
+        <w:rPr>
+          <w:b/>
+        </w:rPr>
+        <w:t xml:space="preserve">the </w:t>
+      </w:r>
+      <w:r>
+        <w:rPr>
+          <w:b/>
+        </w:rPr>
+        <w:t>tournament has five (5) or fewer participants, DO NOT USE PROGRAM. Keep track of player data manually</w:t>
+      </w:r>
+      <w:r>
+        <w:t>.</w:t>
+      </w:r>
+    </w:p>
+    <w:p>
+      <w:pPr>
+        <w:pStyle w:val="BodyText"/>
+      </w:pPr>
+      <w:r>
+        <w:t xml:space="preserve">Doubles tournaments are not supported by the software at this time. </w:t>
+      </w:r>
+    </w:p>
+    <w:p>
+      <w:pPr>
+        <w:pStyle w:val="BodyText"/>
+        <w:rPr>
+          <w:b/>
+        </w:rPr>
+      </w:pPr>
+      <w:r>
+        <w:rPr>
+          <w:b/>
+        </w:rPr>
+        <w:t>LEAVE DOUBLES UNCHECKED ON THE NEW TOURNAMENT SCREEN/DIALOG.</w:t>
+      </w:r>
+    </w:p>
+    <w:p>
+      <w:pPr>
+        <w:pStyle w:val="BodyText"/>
+      </w:pPr>
+      <w:r>
+        <w:t>Do not start a new tournament before the current tournament you are working on has been finalized.</w:t>
+      </w:r>
+    </w:p>
+    <w:p>
+      <w:pPr>
+        <w:pStyle w:val="BodyText"/>
+      </w:pPr>
+      <w:r>
+        <w:t>When entering member scores on the Member Scores page, if the member has a complimentary entry into the tournament, make sure the Comp Entry box is checked.</w:t>
+      </w:r>
+    </w:p>
+    <w:p>
+      <w:pPr>
+        <w:pStyle w:val="Heading2"/>
+      </w:pPr>
+      <w:bookmarkStart w:id="46" w:name="_Toc508962071"/>
+      <w:bookmarkStart w:id="47" w:name="_Toc509239618"/>
+      <w:r>
+        <w:t>Screen “splitting” on resize</w:t>
+      </w:r>
       <w:bookmarkEnd w:id="46"/>
-    </w:p>
-    <w:p>
-      <w:pPr>
-        <w:pStyle w:val="BodyText"/>
-      </w:pPr>
-      <w:r>
-        <w:rPr>
-          <w:b/>
-        </w:rPr>
-        <w:t xml:space="preserve">If </w:t>
-      </w:r>
-      <w:r>
-        <w:rPr>
-          <w:b/>
-        </w:rPr>
-        <w:t xml:space="preserve">the </w:t>
-      </w:r>
-      <w:r>
-        <w:rPr>
-          <w:b/>
-        </w:rPr>
-        <w:t>tournament has five (5) or fewer participants, DO NOT USE PROGRAM. Keep track of player data manually</w:t>
-      </w:r>
-      <w:r>
-        <w:t>.</w:t>
-      </w:r>
-    </w:p>
-    <w:p>
-      <w:pPr>
-        <w:pStyle w:val="BodyText"/>
-      </w:pPr>
-      <w:r>
-        <w:t xml:space="preserve">Doubles tournaments are not supported by the software at this time. </w:t>
-      </w:r>
-    </w:p>
-    <w:p>
-      <w:pPr>
-        <w:pStyle w:val="BodyText"/>
-        <w:rPr>
-          <w:b/>
-        </w:rPr>
-      </w:pPr>
-      <w:r>
-        <w:rPr>
-          <w:b/>
-        </w:rPr>
-        <w:t>LEAVE DOUBLES UNCHECKED ON THE NEW TOURNAMENT SCREEN/DIALOG.</w:t>
-      </w:r>
-    </w:p>
-    <w:p>
-      <w:pPr>
-        <w:pStyle w:val="BodyText"/>
-      </w:pPr>
-      <w:r>
-        <w:t>Do not start a new tournament before the current tournament you are working on has been finalized.</w:t>
-      </w:r>
-    </w:p>
-    <w:p>
-      <w:pPr>
-        <w:pStyle w:val="BodyText"/>
-      </w:pPr>
-      <w:r>
-        <w:t>When entering member scores on the Member Scores page, if the member has a complimentary entry into the tournament, make sure the Comp Entry box is checked.</w:t>
-      </w:r>
-    </w:p>
-    <w:p>
-      <w:pPr>
-        <w:pStyle w:val="Heading2"/>
-      </w:pPr>
-      <w:bookmarkStart w:id="47" w:name="_Toc508962071"/>
-      <w:bookmarkStart w:id="48" w:name="_Toc509239618"/>
-      <w:r>
-        <w:t>Screen “splitting” on resize</w:t>
-      </w:r>
       <w:bookmarkEnd w:id="47"/>
-      <w:bookmarkEnd w:id="48"/>
     </w:p>
     <w:p>
       <w:pPr>
@@ -7775,7 +7670,7 @@
                     <pic:cNvPicPr/>
                   </pic:nvPicPr>
                   <pic:blipFill>
-                    <a:blip r:embed="rId34" cstate="print">
+                    <a:blip r:embed="rId38" cstate="print">
                       <a:extLst>
                         <a:ext uri="{28A0092B-C50C-407E-A947-70E740481C1C}">
                           <a14:useLocalDpi xmlns:a14="http://schemas.microsoft.com/office/drawing/2010/main" val="0"/>
@@ -7976,7 +7871,7 @@
                     <pic:cNvPicPr/>
                   </pic:nvPicPr>
                   <pic:blipFill>
-                    <a:blip r:embed="rId35">
+                    <a:blip r:embed="rId39">
                       <a:extLst>
                         <a:ext uri="{28A0092B-C50C-407E-A947-70E740481C1C}">
                           <a14:useLocalDpi xmlns:a14="http://schemas.microsoft.com/office/drawing/2010/main" val="0"/>
@@ -8029,8 +7924,8 @@
           <w:szCs w:val="24"/>
         </w:rPr>
       </w:pPr>
-      <w:bookmarkStart w:id="49" w:name="_Toc508962072"/>
-      <w:bookmarkStart w:id="50" w:name="_Toc509239619"/>
+      <w:bookmarkStart w:id="48" w:name="_Toc508962072"/>
+      <w:bookmarkStart w:id="49" w:name="_Toc509239619"/>
       <w:r>
         <w:rPr>
           <w:sz w:val="24"/>
@@ -8039,8 +7934,8 @@
         <w:lastRenderedPageBreak/>
         <w:t>ReadMe File</w:t>
       </w:r>
+      <w:bookmarkEnd w:id="48"/>
       <w:bookmarkEnd w:id="49"/>
-      <w:bookmarkEnd w:id="50"/>
       <w:r>
         <w:rPr>
           <w:sz w:val="24"/>
@@ -8153,14 +8048,14 @@
       <w:pPr>
         <w:pStyle w:val="Heading1"/>
       </w:pPr>
-      <w:bookmarkStart w:id="51" w:name="_Toc508962073"/>
-      <w:bookmarkStart w:id="52" w:name="_Toc509239620"/>
+      <w:bookmarkStart w:id="50" w:name="_Toc508962073"/>
+      <w:bookmarkStart w:id="51" w:name="_Toc509239620"/>
       <w:r>
         <w:lastRenderedPageBreak/>
         <w:t>Conversion Program</w:t>
       </w:r>
+      <w:bookmarkEnd w:id="50"/>
       <w:bookmarkEnd w:id="51"/>
-      <w:bookmarkEnd w:id="52"/>
       <w:r>
         <w:fldChar w:fldCharType="begin"/>
       </w:r>
@@ -8235,15 +8130,7 @@
         <w:t xml:space="preserve"> Click the Open file button and select the membership.dat file to upload. This will upload the members’ information such as name, average, handicap, bonus pins, etc</w:t>
       </w:r>
       <w:r>
-        <w:t>. To import the members’ statistics, click on the Select .</w:t>
-      </w:r>
-      <w:proofErr w:type="spellStart"/>
-      <w:r>
-        <w:t>xls</w:t>
-      </w:r>
-      <w:proofErr w:type="spellEnd"/>
-      <w:r>
-        <w:t xml:space="preserve"> Folder button.</w:t>
+        <w:t>. To import the members’ statistics, click on the Select .xls Folder button.</w:t>
       </w:r>
       <w:r>
         <w:t xml:space="preserve"> Importi</w:t>
@@ -8260,15 +8147,7 @@
         <w:pStyle w:val="BodyText"/>
       </w:pPr>
       <w:r>
-        <w:t>If you are pressed for time, you can import just the member info (.</w:t>
-      </w:r>
-      <w:proofErr w:type="spellStart"/>
-      <w:r>
-        <w:t>dat</w:t>
-      </w:r>
-      <w:proofErr w:type="spellEnd"/>
-      <w:r>
-        <w:t>) files. Then as needed you can use the “Import” button on the Member Info screen to import members one at a time.</w:t>
+        <w:t>If you are pressed for time, you can import just the member info (.dat) files. Then as needed you can use the “Import” button on the Member Info screen to import members one at a time.</w:t>
       </w:r>
     </w:p>
     <w:p>
@@ -8329,14 +8208,14 @@
       <w:pPr>
         <w:pStyle w:val="Heading1"/>
       </w:pPr>
-      <w:bookmarkStart w:id="53" w:name="_Toc508962074"/>
-      <w:bookmarkStart w:id="54" w:name="_Toc509239621"/>
+      <w:bookmarkStart w:id="52" w:name="_Toc508962074"/>
+      <w:bookmarkStart w:id="53" w:name="_Toc509239621"/>
       <w:r>
         <w:lastRenderedPageBreak/>
         <w:t>General Information</w:t>
       </w:r>
+      <w:bookmarkEnd w:id="52"/>
       <w:bookmarkEnd w:id="53"/>
-      <w:bookmarkEnd w:id="54"/>
       <w:r>
         <w:fldChar w:fldCharType="begin"/>
       </w:r>
@@ -8372,8 +8251,8 @@
           <w:szCs w:val="22"/>
         </w:rPr>
       </w:pPr>
-      <w:bookmarkStart w:id="55" w:name="_Toc508962075"/>
-      <w:bookmarkStart w:id="56" w:name="_Toc509239622"/>
+      <w:bookmarkStart w:id="54" w:name="_Toc508962075"/>
+      <w:bookmarkStart w:id="55" w:name="_Toc509239622"/>
       <w:r>
         <w:rPr>
           <w:sz w:val="22"/>
@@ -8381,8 +8260,8 @@
         </w:rPr>
         <w:t>Main Menu</w:t>
       </w:r>
+      <w:bookmarkEnd w:id="54"/>
       <w:bookmarkEnd w:id="55"/>
-      <w:bookmarkEnd w:id="56"/>
       <w:r>
         <w:rPr>
           <w:sz w:val="22"/>
@@ -8516,11 +8395,9 @@
         </w:rPr>
         <w:instrText>Main Menu</w:instrText>
       </w:r>
-      <w:proofErr w:type="gramStart"/>
       <w:r>
         <w:instrText xml:space="preserve">" </w:instrText>
       </w:r>
-      <w:proofErr w:type="gramEnd"/>
       <w:r>
         <w:fldChar w:fldCharType="end"/>
       </w:r>
@@ -8822,13 +8699,13 @@
       <w:pPr>
         <w:pStyle w:val="Heading2"/>
       </w:pPr>
-      <w:bookmarkStart w:id="57" w:name="_Toc508962076"/>
-      <w:bookmarkStart w:id="58" w:name="_Toc509239623"/>
+      <w:bookmarkStart w:id="56" w:name="_Toc508962076"/>
+      <w:bookmarkStart w:id="57" w:name="_Toc509239623"/>
       <w:r>
         <w:t>Member Info</w:t>
       </w:r>
+      <w:bookmarkEnd w:id="56"/>
       <w:bookmarkEnd w:id="57"/>
-      <w:bookmarkEnd w:id="58"/>
       <w:r>
         <w:fldChar w:fldCharType="begin"/>
       </w:r>
@@ -8898,6 +8775,7 @@
         </w:numPr>
       </w:pPr>
       <w:r>
+        <w:lastRenderedPageBreak/>
         <w:t>Member Number</w:t>
       </w:r>
       <w:r>
@@ -8964,7 +8842,6 @@
         </w:numPr>
       </w:pPr>
       <w:r>
-        <w:lastRenderedPageBreak/>
         <w:t>Member Information area.</w:t>
       </w:r>
     </w:p>
@@ -8977,23 +8854,7 @@
         </w:numPr>
       </w:pPr>
       <w:r>
-        <w:t>D.O.B.—member’s date of birth, mm/</w:t>
-      </w:r>
-      <w:proofErr w:type="spellStart"/>
-      <w:r>
-        <w:t>dd</w:t>
-      </w:r>
-      <w:proofErr w:type="spellEnd"/>
-      <w:r>
-        <w:t>/</w:t>
-      </w:r>
-      <w:proofErr w:type="spellStart"/>
-      <w:r>
-        <w:t>yyyy</w:t>
-      </w:r>
-      <w:proofErr w:type="spellEnd"/>
-      <w:r>
-        <w:t xml:space="preserve"> format.</w:t>
+        <w:t>D.O.B.—member’s date of birth, mm/dd/yyyy format.</w:t>
       </w:r>
     </w:p>
     <w:p>
@@ -9233,6 +9094,7 @@
         </w:numPr>
       </w:pPr>
       <w:r>
+        <w:lastRenderedPageBreak/>
         <w:t>Year End Tournaments</w:t>
       </w:r>
       <w:r>
@@ -9405,7 +9267,6 @@
         </w:numPr>
       </w:pPr>
       <w:r>
-        <w:lastRenderedPageBreak/>
         <w:t>Import—imports member information from an excel file.</w:t>
       </w:r>
     </w:p>
@@ -9562,40 +9423,7 @@
         </w:numPr>
       </w:pPr>
       <w:r>
-        <w:t>Stats</w:t>
-      </w:r>
-      <w:r>
-        <w:fldChar w:fldCharType="begin"/>
-      </w:r>
-      <w:r>
-        <w:instrText>E "</w:instrText>
-      </w:r>
-      <w:r>
-        <w:instrText>Stats</w:instrText>
-      </w:r>
-      <w:r>
-        <w:instrText xml:space="preserve">" </w:instrText>
-      </w:r>
-      <w:r>
-        <w:fldChar w:fldCharType="end"/>
-      </w:r>
-      <w:r>
-        <w:fldChar w:fldCharType="begin"/>
-      </w:r>
-      <w:r>
-        <w:instrText>E "</w:instrText>
-      </w:r>
-      <w:r>
-        <w:instrText>Stats</w:instrText>
-      </w:r>
-      <w:r>
-        <w:instrText xml:space="preserve">" </w:instrText>
-      </w:r>
-      <w:r>
-        <w:fldChar w:fldCharType="end"/>
-      </w:r>
-      <w:r>
-        <w:t>— this button brings up currently selected member’s statistics.</w:t>
+        <w:t>Stats— this button brings up currently selected member’s statistics.</w:t>
       </w:r>
     </w:p>
     <w:p>
@@ -9637,40 +9465,7 @@
         </w:numPr>
       </w:pPr>
       <w:r>
-        <w:t>Member Search</w:t>
-      </w:r>
-      <w:r>
-        <w:fldChar w:fldCharType="begin"/>
-      </w:r>
-      <w:r>
-        <w:instrText xml:space="preserve"> E "</w:instrText>
-      </w:r>
-      <w:r>
-        <w:instrText>Member Search</w:instrText>
-      </w:r>
-      <w:r>
-        <w:instrText xml:space="preserve">" </w:instrText>
-      </w:r>
-      <w:r>
-        <w:fldChar w:fldCharType="end"/>
-      </w:r>
-      <w:r>
-        <w:fldChar w:fldCharType="begin"/>
-      </w:r>
-      <w:r>
-        <w:instrText>E "</w:instrText>
-      </w:r>
-      <w:r>
-        <w:instrText>Member Search</w:instrText>
-      </w:r>
-      <w:r>
-        <w:instrText xml:space="preserve">" </w:instrText>
-      </w:r>
-      <w:r>
-        <w:fldChar w:fldCharType="end"/>
-      </w:r>
-      <w:r>
-        <w:t>—this button brings up member search screen, used to search for member records.</w:t>
+        <w:t>Member Search—this button brings up member search screen, used to search for member records.</w:t>
       </w:r>
     </w:p>
     <w:p>
@@ -9700,36 +9495,6 @@
         <w:fldChar w:fldCharType="end"/>
       </w:r>
       <w:r>
-        <w:fldChar w:fldCharType="begin"/>
-      </w:r>
-      <w:r>
-        <w:instrText xml:space="preserve"> E "</w:instrText>
-      </w:r>
-      <w:r>
-        <w:instrText>Print Recaps</w:instrText>
-      </w:r>
-      <w:r>
-        <w:instrText xml:space="preserve">" </w:instrText>
-      </w:r>
-      <w:r>
-        <w:fldChar w:fldCharType="end"/>
-      </w:r>
-      <w:r>
-        <w:fldChar w:fldCharType="begin"/>
-      </w:r>
-      <w:r>
-        <w:instrText>E "</w:instrText>
-      </w:r>
-      <w:r>
-        <w:instrText>Print Recaps</w:instrText>
-      </w:r>
-      <w:r>
-        <w:instrText xml:space="preserve">" </w:instrText>
-      </w:r>
-      <w:r>
-        <w:fldChar w:fldCharType="end"/>
-      </w:r>
-      <w:r>
         <w:t xml:space="preserve"> section</w:t>
       </w:r>
     </w:p>
@@ -9754,15 +9519,7 @@
         </w:numPr>
       </w:pPr>
       <w:r>
-        <w:t>Print By Date—this button brings up the print by date dialog screen</w:t>
-      </w:r>
-      <w:proofErr w:type="gramStart"/>
-      <w:r>
-        <w:t>..</w:t>
-      </w:r>
-      <w:proofErr w:type="gramEnd"/>
-      <w:r>
-        <w:t xml:space="preserve"> Prints a range of records by date.</w:t>
+        <w:t>Print By Date—this button brings up the print by date dialog screen.. Prints a range of records by date.</w:t>
       </w:r>
     </w:p>
     <w:p>
@@ -9774,28 +9531,21 @@
         </w:numPr>
       </w:pPr>
       <w:r>
-        <w:t xml:space="preserve">Print </w:t>
-      </w:r>
-      <w:proofErr w:type="gramStart"/>
-      <w:r>
-        <w:t>By</w:t>
-      </w:r>
-      <w:proofErr w:type="gramEnd"/>
-      <w:r>
-        <w:t xml:space="preserve"> Tournament—this button launches your computer’s print dialog. Prints member record by tournament.</w:t>
+        <w:t>Print By Tournament—this button launches your computer’s print dialog. Prints member record by tournament.</w:t>
       </w:r>
     </w:p>
     <w:p>
       <w:pPr>
         <w:pStyle w:val="Heading2"/>
       </w:pPr>
-      <w:bookmarkStart w:id="59" w:name="_Toc508962077"/>
-      <w:bookmarkStart w:id="60" w:name="_Toc509239624"/>
-      <w:r>
+      <w:bookmarkStart w:id="58" w:name="_Toc508962077"/>
+      <w:bookmarkStart w:id="59" w:name="_Toc509239624"/>
+      <w:r>
+        <w:lastRenderedPageBreak/>
         <w:t>Member Scores</w:t>
       </w:r>
+      <w:bookmarkEnd w:id="58"/>
       <w:bookmarkEnd w:id="59"/>
-      <w:bookmarkEnd w:id="60"/>
       <w:r>
         <w:fldChar w:fldCharType="begin"/>
       </w:r>
@@ -9820,37 +9570,10 @@
         <w:t>The Member Scores</w:t>
       </w:r>
       <w:r>
-        <w:fldChar w:fldCharType="begin"/>
-      </w:r>
-      <w:r>
-        <w:instrText xml:space="preserve"> E "</w:instrText>
-      </w:r>
-      <w:r>
-        <w:instrText>Member Scores</w:instrText>
-      </w:r>
-      <w:r>
-        <w:instrText xml:space="preserve">" </w:instrText>
-      </w:r>
-      <w:r>
-        <w:fldChar w:fldCharType="end"/>
-      </w:r>
-      <w:r>
-        <w:fldChar w:fldCharType="begin"/>
-      </w:r>
-      <w:r>
-        <w:instrText>E "</w:instrText>
-      </w:r>
-      <w:r>
-        <w:instrText>Member Scores</w:instrText>
-      </w:r>
-      <w:r>
-        <w:instrText xml:space="preserve">" </w:instrText>
-      </w:r>
-      <w:r>
-        <w:fldChar w:fldCharType="end"/>
-      </w:r>
-      <w:r>
-        <w:t xml:space="preserve"> screen is where the members’ scores recaps are entered into the database. It’s also where tournaments are created and edited. In order to enter scores, a tournament must be created and selected.</w:t>
+        <w:t xml:space="preserve"> </w:t>
+      </w:r>
+      <w:r>
+        <w:t>screen is where the members’ scores recaps are entered into the database. It’s also where tournaments are created and edited. In order to enter scores, a tournament must be created and selected.</w:t>
       </w:r>
     </w:p>
     <w:p>
@@ -9862,40 +9585,7 @@
         </w:numPr>
       </w:pPr>
       <w:r>
-        <w:t>Enter Member Number</w:t>
-      </w:r>
-      <w:r>
-        <w:fldChar w:fldCharType="begin"/>
-      </w:r>
-      <w:r>
-        <w:instrText xml:space="preserve"> E "</w:instrText>
-      </w:r>
-      <w:r>
-        <w:instrText>Member Number</w:instrText>
-      </w:r>
-      <w:r>
-        <w:instrText xml:space="preserve">" </w:instrText>
-      </w:r>
-      <w:r>
-        <w:fldChar w:fldCharType="end"/>
-      </w:r>
-      <w:r>
-        <w:fldChar w:fldCharType="begin"/>
-      </w:r>
-      <w:r>
-        <w:instrText>E "</w:instrText>
-      </w:r>
-      <w:r>
-        <w:instrText>Member Number</w:instrText>
-      </w:r>
-      <w:r>
-        <w:instrText xml:space="preserve">" </w:instrText>
-      </w:r>
-      <w:r>
-        <w:fldChar w:fldCharType="end"/>
-      </w:r>
-      <w:r>
-        <w:t>—the bowler’s member number is entered here.</w:t>
+        <w:t>Enter Member Number—the bowler’s member number is entered here.</w:t>
       </w:r>
     </w:p>
     <w:p>
@@ -9907,25 +9597,7 @@
         </w:numPr>
       </w:pPr>
       <w:r>
-        <w:t>Last Name</w:t>
-      </w:r>
-      <w:r>
-        <w:fldChar w:fldCharType="begin"/>
-      </w:r>
-      <w:r>
-        <w:instrText>E "</w:instrText>
-      </w:r>
-      <w:r>
-        <w:instrText>Last Name</w:instrText>
-      </w:r>
-      <w:r>
-        <w:instrText xml:space="preserve">" </w:instrText>
-      </w:r>
-      <w:r>
-        <w:fldChar w:fldCharType="end"/>
-      </w:r>
-      <w:r>
-        <w:t>—after the member number is entered, this field auto-populates with the member’s last name.</w:t>
+        <w:t>Last Name—after the member number is entered, this field auto-populates with the member’s last name.</w:t>
       </w:r>
     </w:p>
     <w:p>
@@ -9937,25 +9609,7 @@
         </w:numPr>
       </w:pPr>
       <w:r>
-        <w:t>First Name</w:t>
-      </w:r>
-      <w:r>
-        <w:fldChar w:fldCharType="begin"/>
-      </w:r>
-      <w:r>
-        <w:instrText>E "</w:instrText>
-      </w:r>
-      <w:r>
-        <w:instrText>First Name</w:instrText>
-      </w:r>
-      <w:r>
-        <w:instrText xml:space="preserve">" </w:instrText>
-      </w:r>
-      <w:r>
-        <w:fldChar w:fldCharType="end"/>
-      </w:r>
-      <w:r>
-        <w:t>—after the member number is entered, this field auto populates with the member’s first name.</w:t>
+        <w:t>First Name—after the member number is entered, this field auto populates with the member’s first name.</w:t>
       </w:r>
     </w:p>
     <w:p>
@@ -9967,25 +9621,7 @@
         </w:numPr>
       </w:pPr>
       <w:r>
-        <w:t>Middle Initial</w:t>
-      </w:r>
-      <w:r>
-        <w:fldChar w:fldCharType="begin"/>
-      </w:r>
-      <w:r>
-        <w:instrText>E "</w:instrText>
-      </w:r>
-      <w:r>
-        <w:instrText>Middle Initial</w:instrText>
-      </w:r>
-      <w:r>
-        <w:instrText xml:space="preserve">" </w:instrText>
-      </w:r>
-      <w:r>
-        <w:fldChar w:fldCharType="end"/>
-      </w:r>
-      <w:r>
-        <w:t>—after the member is entered, this field auto populates with the member’s middle initial.</w:t>
+        <w:t>Middle Initial—after the member is entered, this field auto populates with the member’s middle initial.</w:t>
       </w:r>
     </w:p>
     <w:p>
@@ -9997,41 +9633,7 @@
         </w:numPr>
       </w:pPr>
       <w:r>
-        <w:lastRenderedPageBreak/>
-        <w:t>Squad Number</w:t>
-      </w:r>
-      <w:r>
-        <w:fldChar w:fldCharType="begin"/>
-      </w:r>
-      <w:r>
-        <w:instrText xml:space="preserve"> E "</w:instrText>
-      </w:r>
-      <w:r>
-        <w:instrText>Squad Number</w:instrText>
-      </w:r>
-      <w:r>
-        <w:instrText xml:space="preserve">" </w:instrText>
-      </w:r>
-      <w:r>
-        <w:fldChar w:fldCharType="end"/>
-      </w:r>
-      <w:r>
-        <w:fldChar w:fldCharType="begin"/>
-      </w:r>
-      <w:r>
-        <w:instrText>E "</w:instrText>
-      </w:r>
-      <w:r>
-        <w:instrText>Sq Number</w:instrText>
-      </w:r>
-      <w:r>
-        <w:instrText xml:space="preserve">" </w:instrText>
-      </w:r>
-      <w:r>
-        <w:fldChar w:fldCharType="end"/>
-      </w:r>
-      <w:r>
-        <w:t>—pick the squad the member bowled in for this tournament.</w:t>
+        <w:t>Squad Number—pick the squad the member bowled in for this tournament.</w:t>
       </w:r>
     </w:p>
     <w:p>
@@ -10043,55 +9645,7 @@
         </w:numPr>
       </w:pPr>
       <w:r>
-        <w:t>Member Status</w:t>
-      </w:r>
-      <w:r>
-        <w:fldChar w:fldCharType="begin"/>
-      </w:r>
-      <w:r>
-        <w:instrText xml:space="preserve"> E "</w:instrText>
-      </w:r>
-      <w:r>
-        <w:instrText>Member Status</w:instrText>
-      </w:r>
-      <w:r>
-        <w:instrText xml:space="preserve">" </w:instrText>
-      </w:r>
-      <w:r>
-        <w:fldChar w:fldCharType="end"/>
-      </w:r>
-      <w:r>
-        <w:fldChar w:fldCharType="begin"/>
-      </w:r>
-      <w:r>
-        <w:instrText xml:space="preserve"> E "</w:instrText>
-      </w:r>
-      <w:r>
-        <w:instrText>Member Status</w:instrText>
-      </w:r>
-      <w:r>
-        <w:instrText xml:space="preserve">" </w:instrText>
-      </w:r>
-      <w:r>
-        <w:fldChar w:fldCharType="end"/>
-      </w:r>
-      <w:r>
-        <w:fldChar w:fldCharType="begin"/>
-      </w:r>
-      <w:r>
-        <w:instrText>E "</w:instrText>
-      </w:r>
-      <w:r>
-        <w:instrText>Member Status</w:instrText>
-      </w:r>
-      <w:r>
-        <w:instrText xml:space="preserve">" </w:instrText>
-      </w:r>
-      <w:r>
-        <w:fldChar w:fldCharType="end"/>
-      </w:r>
-      <w:r>
-        <w:t>—after the member number is entered, this field auto-populates with the member’s active/inactive status. Scores can only be entered for an active member.</w:t>
+        <w:t>Member Status—after the member number is entered, this field auto-populates with the member’s active/inactive status. Scores can only be entered for an active member.</w:t>
       </w:r>
     </w:p>
     <w:p>
@@ -10121,21 +9675,6 @@
         <w:fldChar w:fldCharType="end"/>
       </w:r>
       <w:r>
-        <w:fldChar w:fldCharType="begin"/>
-      </w:r>
-      <w:r>
-        <w:instrText xml:space="preserve"> E "</w:instrText>
-      </w:r>
-      <w:r>
-        <w:instrText>Stats</w:instrText>
-      </w:r>
-      <w:r>
-        <w:instrText xml:space="preserve">" </w:instrText>
-      </w:r>
-      <w:r>
-        <w:fldChar w:fldCharType="end"/>
-      </w:r>
-      <w:r>
         <w:t xml:space="preserve"> section</w:t>
       </w:r>
     </w:p>
@@ -10166,21 +9705,6 @@
         <w:fldChar w:fldCharType="end"/>
       </w:r>
       <w:r>
-        <w:fldChar w:fldCharType="begin"/>
-      </w:r>
-      <w:r>
-        <w:instrText>E "</w:instrText>
-      </w:r>
-      <w:r>
-        <w:instrText>Scratch Scores</w:instrText>
-      </w:r>
-      <w:r>
-        <w:instrText xml:space="preserve">" </w:instrText>
-      </w:r>
-      <w:r>
-        <w:fldChar w:fldCharType="end"/>
-      </w:r>
-      <w:r>
         <w:t>—where the member’s four scratch scores are entered. The total is automatically calculated and displayed after the fourth score.</w:t>
       </w:r>
     </w:p>
@@ -10376,6 +9900,7 @@
         </w:numPr>
       </w:pPr>
       <w:r>
+        <w:lastRenderedPageBreak/>
         <w:t>High Game</w:t>
       </w:r>
       <w:r>
@@ -10484,16 +10009,11 @@
         </w:numPr>
       </w:pPr>
       <w:r>
-        <w:t xml:space="preserve">Qualify </w:t>
-      </w:r>
-      <w:proofErr w:type="gramStart"/>
-      <w:r>
-        <w:t>By Squad</w:t>
+        <w:t>Qualify By Squad</w:t>
       </w:r>
       <w:r>
         <w:fldChar w:fldCharType="begin"/>
       </w:r>
-      <w:proofErr w:type="gramEnd"/>
       <w:r>
         <w:instrText xml:space="preserve"> XE "</w:instrText>
       </w:r>
@@ -10591,7 +10111,6 @@
         </w:numPr>
       </w:pPr>
       <w:r>
-        <w:lastRenderedPageBreak/>
         <w:t>“&lt;”—this button goes one record back.</w:t>
       </w:r>
     </w:p>
@@ -10634,36 +10153,6 @@
         <w:fldChar w:fldCharType="end"/>
       </w:r>
       <w:r>
-        <w:fldChar w:fldCharType="begin"/>
-      </w:r>
-      <w:r>
-        <w:instrText xml:space="preserve"> E "</w:instrText>
-      </w:r>
-      <w:r>
-        <w:instrText>Tournament Stats</w:instrText>
-      </w:r>
-      <w:r>
-        <w:instrText xml:space="preserve">" </w:instrText>
-      </w:r>
-      <w:r>
-        <w:fldChar w:fldCharType="end"/>
-      </w:r>
-      <w:r>
-        <w:fldChar w:fldCharType="begin"/>
-      </w:r>
-      <w:r>
-        <w:instrText xml:space="preserve"> E "</w:instrText>
-      </w:r>
-      <w:r>
-        <w:instrText>Stats</w:instrText>
-      </w:r>
-      <w:r>
-        <w:instrText xml:space="preserve">" </w:instrText>
-      </w:r>
-      <w:r>
-        <w:fldChar w:fldCharType="end"/>
-      </w:r>
-      <w:r>
         <w:t>—this button displays the current tournament’s stats.</w:t>
       </w:r>
     </w:p>
@@ -10676,16 +10165,11 @@
         </w:numPr>
       </w:pPr>
       <w:r>
-        <w:t xml:space="preserve">Delete Member </w:t>
-      </w:r>
-      <w:proofErr w:type="gramStart"/>
-      <w:r>
-        <w:t>From Tournament</w:t>
+        <w:t>Delete Member From Tournament</w:t>
       </w:r>
       <w:r>
         <w:fldChar w:fldCharType="begin"/>
       </w:r>
-      <w:proofErr w:type="gramEnd"/>
       <w:r>
         <w:instrText xml:space="preserve"> XE "</w:instrText>
       </w:r>
@@ -10711,51 +10195,13 @@
         </w:numPr>
       </w:pPr>
       <w:r>
-        <w:t xml:space="preserve">Print </w:t>
-      </w:r>
-      <w:proofErr w:type="gramStart"/>
-      <w:r>
-        <w:t>Recaps</w:t>
+        <w:t>Print Recaps By Tournament</w:t>
       </w:r>
       <w:r>
         <w:fldChar w:fldCharType="begin"/>
       </w:r>
       <w:r>
-        <w:instrText xml:space="preserve"> E "</w:instrText>
-      </w:r>
-      <w:r>
-        <w:instrText>Print Recaps</w:instrText>
-      </w:r>
-      <w:r>
-        <w:instrText xml:space="preserve">" </w:instrText>
-      </w:r>
-      <w:r>
-        <w:fldChar w:fldCharType="end"/>
-      </w:r>
-      <w:r>
-        <w:t xml:space="preserve"> By Tournament</w:t>
-      </w:r>
-      <w:r>
-        <w:fldChar w:fldCharType="begin"/>
-      </w:r>
-      <w:proofErr w:type="gramEnd"/>
-      <w:r>
         <w:instrText xml:space="preserve"> XE "</w:instrText>
-      </w:r>
-      <w:r>
-        <w:instrText>Print Recaps By Tournament</w:instrText>
-      </w:r>
-      <w:r>
-        <w:instrText xml:space="preserve">" </w:instrText>
-      </w:r>
-      <w:r>
-        <w:fldChar w:fldCharType="end"/>
-      </w:r>
-      <w:r>
-        <w:fldChar w:fldCharType="begin"/>
-      </w:r>
-      <w:r>
-        <w:instrText xml:space="preserve"> E "</w:instrText>
       </w:r>
       <w:r>
         <w:instrText>Print Recaps By Tournament</w:instrText>
@@ -10899,6 +10345,7 @@
         </w:numPr>
       </w:pPr>
       <w:r>
+        <w:lastRenderedPageBreak/>
         <w:t>Search Tournaments</w:t>
       </w:r>
       <w:r>
@@ -10929,16 +10376,11 @@
         </w:numPr>
       </w:pPr>
       <w:r>
-        <w:t xml:space="preserve">List Tournaments </w:t>
-      </w:r>
-      <w:proofErr w:type="gramStart"/>
-      <w:r>
-        <w:t>By Year</w:t>
+        <w:t>List Tournaments By Year</w:t>
       </w:r>
       <w:r>
         <w:fldChar w:fldCharType="begin"/>
       </w:r>
-      <w:proofErr w:type="gramEnd"/>
       <w:r>
         <w:instrText xml:space="preserve"> XE "</w:instrText>
       </w:r>
@@ -10982,46 +10424,13 @@
         <w:fldChar w:fldCharType="end"/>
       </w:r>
       <w:r>
-        <w:t xml:space="preserve"> Section. The buttons here launch the Member Scores</w:t>
+        <w:t xml:space="preserve"> Section. The buttons here launch the Member Scores Reports</w:t>
       </w:r>
       <w:r>
         <w:fldChar w:fldCharType="begin"/>
       </w:r>
       <w:r>
-        <w:instrText xml:space="preserve"> E "</w:instrText>
-      </w:r>
-      <w:r>
-        <w:instrText>Member Scores</w:instrText>
-      </w:r>
-      <w:r>
-        <w:instrText xml:space="preserve">" </w:instrText>
-      </w:r>
-      <w:r>
-        <w:fldChar w:fldCharType="end"/>
-      </w:r>
-      <w:r>
-        <w:t xml:space="preserve"> Reports</w:t>
-      </w:r>
-      <w:r>
-        <w:fldChar w:fldCharType="begin"/>
-      </w:r>
-      <w:r>
         <w:instrText xml:space="preserve"> XE "</w:instrText>
-      </w:r>
-      <w:r>
-        <w:instrText>Member Scores Reports</w:instrText>
-      </w:r>
-      <w:r>
-        <w:instrText xml:space="preserve">" </w:instrText>
-      </w:r>
-      <w:r>
-        <w:fldChar w:fldCharType="end"/>
-      </w:r>
-      <w:r>
-        <w:fldChar w:fldCharType="begin"/>
-      </w:r>
-      <w:r>
-        <w:instrText xml:space="preserve"> E "</w:instrText>
       </w:r>
       <w:r>
         <w:instrText>Member Scores Reports</w:instrText>
@@ -11141,7 +10550,6 @@
         </w:numPr>
       </w:pPr>
       <w:r>
-        <w:lastRenderedPageBreak/>
         <w:t>Finalize Tournament</w:t>
       </w:r>
       <w:r>
@@ -11167,13 +10575,48 @@
       <w:pPr>
         <w:pStyle w:val="Heading2"/>
       </w:pPr>
-      <w:bookmarkStart w:id="61" w:name="_Toc508962078"/>
-      <w:bookmarkStart w:id="62" w:name="_Toc509239625"/>
+      <w:bookmarkStart w:id="60" w:name="_Toc508962078"/>
+      <w:bookmarkStart w:id="61" w:name="_Toc509239625"/>
       <w:r>
         <w:t>Tools</w:t>
       </w:r>
+      <w:bookmarkEnd w:id="60"/>
       <w:bookmarkEnd w:id="61"/>
+      <w:r>
+        <w:fldChar w:fldCharType="begin"/>
+      </w:r>
+      <w:r>
+        <w:instrText xml:space="preserve"> XE "</w:instrText>
+      </w:r>
+      <w:r>
+        <w:instrText>Tools</w:instrText>
+      </w:r>
+      <w:r>
+        <w:instrText xml:space="preserve">" </w:instrText>
+      </w:r>
+      <w:r>
+        <w:fldChar w:fldCharType="end"/>
+      </w:r>
+    </w:p>
+    <w:p>
+      <w:pPr>
+        <w:pStyle w:val="BodyText"/>
+      </w:pPr>
+      <w:r>
+        <w:t>The update member status screen is launched from the tools tab.</w:t>
+      </w:r>
+    </w:p>
+    <w:p>
+      <w:pPr>
+        <w:pStyle w:val="Heading2"/>
+      </w:pPr>
+      <w:bookmarkStart w:id="62" w:name="_Toc508962079"/>
+      <w:bookmarkStart w:id="63" w:name="_Toc509239626"/>
+      <w:r>
+        <w:t>About</w:t>
+      </w:r>
       <w:bookmarkEnd w:id="62"/>
+      <w:bookmarkEnd w:id="63"/>
       <w:r>
         <w:fldChar w:fldCharType="begin"/>
       </w:r>
@@ -11181,7 +10624,7 @@
         <w:instrText xml:space="preserve"> XE "</w:instrText>
       </w:r>
       <w:r>
-        <w:instrText>Tools</w:instrText>
+        <w:instrText>About</w:instrText>
       </w:r>
       <w:r>
         <w:instrText xml:space="preserve">" </w:instrText>
@@ -11195,20 +10638,41 @@
         <w:pStyle w:val="BodyText"/>
       </w:pPr>
       <w:r>
-        <w:t>The update member status screen is launched from the tools tab.</w:t>
+        <w:t>Clicking the “About” button on the Main Menu</w:t>
+      </w:r>
+      <w:r>
+        <w:fldChar w:fldCharType="begin"/>
+      </w:r>
+      <w:r>
+        <w:instrText xml:space="preserve"> XE "</w:instrText>
+      </w:r>
+      <w:r>
+        <w:rPr>
+          <w:szCs w:val="32"/>
+        </w:rPr>
+        <w:instrText>Main Menu</w:instrText>
+      </w:r>
+      <w:r>
+        <w:instrText xml:space="preserve">" </w:instrText>
+      </w:r>
+      <w:r>
+        <w:fldChar w:fldCharType="end"/>
+      </w:r>
+      <w:r>
+        <w:t xml:space="preserve"> launches the About 9-Tap screen.</w:t>
       </w:r>
     </w:p>
     <w:p>
       <w:pPr>
         <w:pStyle w:val="Heading2"/>
       </w:pPr>
-      <w:bookmarkStart w:id="63" w:name="_Toc508962079"/>
-      <w:bookmarkStart w:id="64" w:name="_Toc509239626"/>
-      <w:r>
-        <w:t>About</w:t>
-      </w:r>
-      <w:bookmarkEnd w:id="63"/>
+      <w:bookmarkStart w:id="64" w:name="_Toc508962080"/>
+      <w:bookmarkStart w:id="65" w:name="_Toc509239627"/>
+      <w:r>
+        <w:t>Exit</w:t>
+      </w:r>
       <w:bookmarkEnd w:id="64"/>
+      <w:bookmarkEnd w:id="65"/>
       <w:r>
         <w:fldChar w:fldCharType="begin"/>
       </w:r>
@@ -11216,7 +10680,7 @@
         <w:instrText xml:space="preserve"> XE "</w:instrText>
       </w:r>
       <w:r>
-        <w:instrText>About</w:instrText>
+        <w:instrText>Exit</w:instrText>
       </w:r>
       <w:r>
         <w:instrText xml:space="preserve">" </w:instrText>
@@ -11230,7 +10694,7 @@
         <w:pStyle w:val="BodyText"/>
       </w:pPr>
       <w:r>
-        <w:t>Clicking the “About” button on the Main Menu</w:t>
+        <w:t>Clicking the “Exit</w:t>
       </w:r>
       <w:r>
         <w:fldChar w:fldCharType="begin"/>
@@ -11239,10 +10703,7 @@
         <w:instrText xml:space="preserve"> XE "</w:instrText>
       </w:r>
       <w:r>
-        <w:rPr>
-          <w:szCs w:val="32"/>
-        </w:rPr>
-        <w:instrText>Main Menu</w:instrText>
+        <w:instrText>Exit</w:instrText>
       </w:r>
       <w:r>
         <w:instrText xml:space="preserve">" </w:instrText>
@@ -11251,79 +10712,18 @@
         <w:fldChar w:fldCharType="end"/>
       </w:r>
       <w:r>
-        <w:t xml:space="preserve"> launches the </w:t>
-      </w:r>
-      <w:proofErr w:type="gramStart"/>
-      <w:r>
-        <w:t>About</w:t>
-      </w:r>
-      <w:proofErr w:type="gramEnd"/>
-      <w:r>
-        <w:t xml:space="preserve"> 9-Tap screen.</w:t>
+        <w:t>” button exits the program.</w:t>
       </w:r>
     </w:p>
     <w:p>
       <w:pPr>
         <w:pStyle w:val="Heading2"/>
       </w:pPr>
-      <w:bookmarkStart w:id="65" w:name="_Toc508962080"/>
-      <w:bookmarkStart w:id="66" w:name="_Toc509239627"/>
-      <w:r>
-        <w:t>Exit</w:t>
-      </w:r>
-      <w:bookmarkEnd w:id="65"/>
+      <w:bookmarkStart w:id="66" w:name="_Toc509239628"/>
+      <w:r>
+        <w:t>Import Member Data</w:t>
+      </w:r>
       <w:bookmarkEnd w:id="66"/>
-      <w:r>
-        <w:fldChar w:fldCharType="begin"/>
-      </w:r>
-      <w:r>
-        <w:instrText xml:space="preserve"> XE "</w:instrText>
-      </w:r>
-      <w:r>
-        <w:instrText>Exit</w:instrText>
-      </w:r>
-      <w:r>
-        <w:instrText xml:space="preserve">" </w:instrText>
-      </w:r>
-      <w:r>
-        <w:fldChar w:fldCharType="end"/>
-      </w:r>
-    </w:p>
-    <w:p>
-      <w:pPr>
-        <w:pStyle w:val="BodyText"/>
-      </w:pPr>
-      <w:r>
-        <w:t>Clicking the “Exit</w:t>
-      </w:r>
-      <w:r>
-        <w:fldChar w:fldCharType="begin"/>
-      </w:r>
-      <w:r>
-        <w:instrText xml:space="preserve"> XE "</w:instrText>
-      </w:r>
-      <w:r>
-        <w:instrText>Exit</w:instrText>
-      </w:r>
-      <w:r>
-        <w:instrText xml:space="preserve">" </w:instrText>
-      </w:r>
-      <w:r>
-        <w:fldChar w:fldCharType="end"/>
-      </w:r>
-      <w:r>
-        <w:t>” button exits the program.</w:t>
-      </w:r>
-    </w:p>
-    <w:p>
-      <w:pPr>
-        <w:pStyle w:val="Heading2"/>
-      </w:pPr>
-      <w:bookmarkStart w:id="67" w:name="_Toc509239628"/>
-      <w:r>
-        <w:t>Import Member Data</w:t>
-      </w:r>
-      <w:bookmarkEnd w:id="67"/>
     </w:p>
     <w:p>
       <w:pPr>
@@ -11336,18 +10736,18 @@
     <w:p>
       <w:pPr>
         <w:sectPr>
-          <w:headerReference w:type="default" r:id="rId36"/>
-          <w:footerReference w:type="default" r:id="rId37"/>
-          <w:headerReference w:type="first" r:id="rId38"/>
+          <w:headerReference w:type="default" r:id="rId40"/>
+          <w:footerReference w:type="default" r:id="rId41"/>
+          <w:headerReference w:type="first" r:id="rId42"/>
           <w:type w:val="continuous"/>
           <w:pgSz w:w="12240" w:h="15840" w:code="1"/>
           <w:pgMar w:top="1800" w:right="1195" w:bottom="1440" w:left="3355" w:header="720" w:footer="720" w:gutter="0"/>
           <w:cols w:space="720"/>
         </w:sectPr>
       </w:pPr>
-      <w:bookmarkStart w:id="68" w:name="_Toc35154388"/>
-      <w:bookmarkStart w:id="69" w:name="_Toc35154911"/>
-      <w:bookmarkStart w:id="70" w:name="_Toc36023011"/>
+      <w:bookmarkStart w:id="67" w:name="_Toc35154388"/>
+      <w:bookmarkStart w:id="68" w:name="_Toc35154911"/>
+      <w:bookmarkStart w:id="69" w:name="_Toc36023011"/>
     </w:p>
     <w:p>
       <w:pPr>
@@ -11356,15 +10756,15 @@
           <w:noProof/>
         </w:rPr>
       </w:pPr>
-      <w:bookmarkStart w:id="71" w:name="_Toc508962081"/>
+      <w:bookmarkStart w:id="70" w:name="_Toc508962081"/>
       <w:r>
         <w:lastRenderedPageBreak/>
         <w:t>Index</w:t>
       </w:r>
+      <w:bookmarkEnd w:id="67"/>
       <w:bookmarkEnd w:id="68"/>
       <w:bookmarkEnd w:id="69"/>
       <w:bookmarkEnd w:id="70"/>
-      <w:bookmarkEnd w:id="71"/>
       <w:r>
         <w:fldChar w:fldCharType="begin"/>
       </w:r>
@@ -11382,9 +10782,9 @@
           <w:noProof/>
         </w:rPr>
         <w:sectPr>
-          <w:headerReference w:type="default" r:id="rId39"/>
-          <w:footerReference w:type="default" r:id="rId40"/>
-          <w:headerReference w:type="first" r:id="rId41"/>
+          <w:headerReference w:type="default" r:id="rId43"/>
+          <w:footerReference w:type="default" r:id="rId44"/>
+          <w:headerReference w:type="first" r:id="rId45"/>
           <w:pgSz w:w="12240" w:h="15840"/>
           <w:pgMar w:top="1440" w:right="1440" w:bottom="1440" w:left="1440" w:header="720" w:footer="720" w:gutter="0"/>
           <w:cols w:space="720"/>
@@ -12258,6 +11658,16 @@
 </file>
 
 <file path=word/footer1.xml><?xml version="1.0" encoding="utf-8"?>
+<w:ftr xmlns:wpc="http://schemas.microsoft.com/office/word/2010/wordprocessingCanvas" xmlns:mc="http://schemas.openxmlformats.org/markup-compatibility/2006" xmlns:o="urn:schemas-microsoft-com:office:office" xmlns:r="http://schemas.openxmlformats.org/officeDocument/2006/relationships" xmlns:m="http://schemas.openxmlformats.org/officeDocument/2006/math" xmlns:v="urn:schemas-microsoft-com:vml" xmlns:wp14="http://schemas.microsoft.com/office/word/2010/wordprocessingDrawing" xmlns:wp="http://schemas.openxmlformats.org/drawingml/2006/wordprocessingDrawing" xmlns:w10="urn:schemas-microsoft-com:office:word" xmlns:w="http://schemas.openxmlformats.org/wordprocessingml/2006/main" xmlns:w14="http://schemas.microsoft.com/office/word/2010/wordml" xmlns:w15="http://schemas.microsoft.com/office/word/2012/wordml" xmlns:wpg="http://schemas.microsoft.com/office/word/2010/wordprocessingGroup" xmlns:wpi="http://schemas.microsoft.com/office/word/2010/wordprocessingInk" xmlns:wne="http://schemas.microsoft.com/office/word/2006/wordml" xmlns:wps="http://schemas.microsoft.com/office/word/2010/wordprocessingShape" mc:Ignorable="w14 w15 wp14">
+  <w:p>
+    <w:pPr>
+      <w:pStyle w:val="Footer"/>
+    </w:pPr>
+  </w:p>
+</w:ftr>
+</file>
+
+<file path=word/footer2.xml><?xml version="1.0" encoding="utf-8"?>
 <w:ftr xmlns:wpc="http://schemas.microsoft.com/office/word/2010/wordprocessingCanvas" xmlns:mc="http://schemas.openxmlformats.org/markup-compatibility/2006" xmlns:o="urn:schemas-microsoft-com:office:office" xmlns:r="http://schemas.openxmlformats.org/officeDocument/2006/relationships" xmlns:m="http://schemas.openxmlformats.org/officeDocument/2006/math" xmlns:v="urn:schemas-microsoft-com:vml" xmlns:wp14="http://schemas.microsoft.com/office/word/2010/wordprocessingDrawing" xmlns:wp="http://schemas.openxmlformats.org/drawingml/2006/wordprocessingDrawing" xmlns:w10="urn:schemas-microsoft-com:office:word" xmlns:w="http://schemas.openxmlformats.org/wordprocessingml/2006/main" xmlns:w14="http://schemas.microsoft.com/office/word/2010/wordml" xmlns:w15="http://schemas.microsoft.com/office/word/2012/wordml" xmlns:wpg="http://schemas.microsoft.com/office/word/2010/wordprocessingGroup" xmlns:wpi="http://schemas.microsoft.com/office/word/2010/wordprocessingInk" xmlns:wne="http://schemas.microsoft.com/office/word/2006/wordml" xmlns:wps="http://schemas.microsoft.com/office/word/2010/wordprocessingShape" mc:Ignorable="w14 w15 wp14">
   <w:p>
     <w:pPr>
@@ -12298,16 +11708,6 @@
 </w:ftr>
 </file>
 
-<file path=word/footer2.xml><?xml version="1.0" encoding="utf-8"?>
-<w:ftr xmlns:wpc="http://schemas.microsoft.com/office/word/2010/wordprocessingCanvas" xmlns:mc="http://schemas.openxmlformats.org/markup-compatibility/2006" xmlns:o="urn:schemas-microsoft-com:office:office" xmlns:r="http://schemas.openxmlformats.org/officeDocument/2006/relationships" xmlns:m="http://schemas.openxmlformats.org/officeDocument/2006/math" xmlns:v="urn:schemas-microsoft-com:vml" xmlns:wp14="http://schemas.microsoft.com/office/word/2010/wordprocessingDrawing" xmlns:wp="http://schemas.openxmlformats.org/drawingml/2006/wordprocessingDrawing" xmlns:w10="urn:schemas-microsoft-com:office:word" xmlns:w="http://schemas.openxmlformats.org/wordprocessingml/2006/main" xmlns:w14="http://schemas.microsoft.com/office/word/2010/wordml" xmlns:w15="http://schemas.microsoft.com/office/word/2012/wordml" xmlns:wpg="http://schemas.microsoft.com/office/word/2010/wordprocessingGroup" xmlns:wpi="http://schemas.microsoft.com/office/word/2010/wordprocessingInk" xmlns:wne="http://schemas.microsoft.com/office/word/2006/wordml" xmlns:wps="http://schemas.microsoft.com/office/word/2010/wordprocessingShape" mc:Ignorable="w14 w15 wp14">
-  <w:p>
-    <w:pPr>
-      <w:pStyle w:val="Footer"/>
-    </w:pPr>
-  </w:p>
-</w:ftr>
-</file>
-
 <file path=word/footer3.xml><?xml version="1.0" encoding="utf-8"?>
 <w:ftr xmlns:wpc="http://schemas.microsoft.com/office/word/2010/wordprocessingCanvas" xmlns:mc="http://schemas.openxmlformats.org/markup-compatibility/2006" xmlns:o="urn:schemas-microsoft-com:office:office" xmlns:r="http://schemas.openxmlformats.org/officeDocument/2006/relationships" xmlns:m="http://schemas.openxmlformats.org/officeDocument/2006/math" xmlns:v="urn:schemas-microsoft-com:vml" xmlns:wp14="http://schemas.microsoft.com/office/word/2010/wordprocessingDrawing" xmlns:wp="http://schemas.openxmlformats.org/drawingml/2006/wordprocessingDrawing" xmlns:w10="urn:schemas-microsoft-com:office:word" xmlns:w="http://schemas.openxmlformats.org/wordprocessingml/2006/main" xmlns:w14="http://schemas.microsoft.com/office/word/2010/wordml" xmlns:w15="http://schemas.microsoft.com/office/word/2012/wordml" xmlns:wpg="http://schemas.microsoft.com/office/word/2010/wordprocessingGroup" xmlns:wpi="http://schemas.microsoft.com/office/word/2010/wordprocessingInk" xmlns:wne="http://schemas.microsoft.com/office/word/2006/wordml" xmlns:wps="http://schemas.microsoft.com/office/word/2010/wordprocessingShape" mc:Ignorable="w14 w15 wp14">
   <w:p>
@@ -12319,6 +11719,26 @@
 </file>
 
 <file path=word/footer4.xml><?xml version="1.0" encoding="utf-8"?>
+<w:ftr xmlns:wpc="http://schemas.microsoft.com/office/word/2010/wordprocessingCanvas" xmlns:mc="http://schemas.openxmlformats.org/markup-compatibility/2006" xmlns:o="urn:schemas-microsoft-com:office:office" xmlns:r="http://schemas.openxmlformats.org/officeDocument/2006/relationships" xmlns:m="http://schemas.openxmlformats.org/officeDocument/2006/math" xmlns:v="urn:schemas-microsoft-com:vml" xmlns:wp14="http://schemas.microsoft.com/office/word/2010/wordprocessingDrawing" xmlns:wp="http://schemas.openxmlformats.org/drawingml/2006/wordprocessingDrawing" xmlns:w10="urn:schemas-microsoft-com:office:word" xmlns:w="http://schemas.openxmlformats.org/wordprocessingml/2006/main" xmlns:w14="http://schemas.microsoft.com/office/word/2010/wordml" xmlns:w15="http://schemas.microsoft.com/office/word/2012/wordml" xmlns:wpg="http://schemas.microsoft.com/office/word/2010/wordprocessingGroup" xmlns:wpi="http://schemas.microsoft.com/office/word/2010/wordprocessingInk" xmlns:wne="http://schemas.microsoft.com/office/word/2006/wordml" xmlns:wps="http://schemas.microsoft.com/office/word/2010/wordprocessingShape" mc:Ignorable="w14 w15 wp14">
+  <w:p>
+    <w:pPr>
+      <w:pStyle w:val="Footer"/>
+    </w:pPr>
+  </w:p>
+</w:ftr>
+</file>
+
+<file path=word/footer5.xml><?xml version="1.0" encoding="utf-8"?>
+<w:ftr xmlns:wpc="http://schemas.microsoft.com/office/word/2010/wordprocessingCanvas" xmlns:mc="http://schemas.openxmlformats.org/markup-compatibility/2006" xmlns:o="urn:schemas-microsoft-com:office:office" xmlns:r="http://schemas.openxmlformats.org/officeDocument/2006/relationships" xmlns:m="http://schemas.openxmlformats.org/officeDocument/2006/math" xmlns:v="urn:schemas-microsoft-com:vml" xmlns:wp14="http://schemas.microsoft.com/office/word/2010/wordprocessingDrawing" xmlns:wp="http://schemas.openxmlformats.org/drawingml/2006/wordprocessingDrawing" xmlns:w10="urn:schemas-microsoft-com:office:word" xmlns:w="http://schemas.openxmlformats.org/wordprocessingml/2006/main" xmlns:w14="http://schemas.microsoft.com/office/word/2010/wordml" xmlns:w15="http://schemas.microsoft.com/office/word/2012/wordml" xmlns:wpg="http://schemas.microsoft.com/office/word/2010/wordprocessingGroup" xmlns:wpi="http://schemas.microsoft.com/office/word/2010/wordprocessingInk" xmlns:wne="http://schemas.microsoft.com/office/word/2006/wordml" xmlns:wps="http://schemas.microsoft.com/office/word/2010/wordprocessingShape" mc:Ignorable="w14 w15 wp14">
+  <w:p>
+    <w:pPr>
+      <w:pStyle w:val="Footer"/>
+    </w:pPr>
+  </w:p>
+</w:ftr>
+</file>
+
+<file path=word/footer6.xml><?xml version="1.0" encoding="utf-8"?>
 <w:ftr xmlns:wpc="http://schemas.microsoft.com/office/word/2010/wordprocessingCanvas" xmlns:mc="http://schemas.openxmlformats.org/markup-compatibility/2006" xmlns:o="urn:schemas-microsoft-com:office:office" xmlns:r="http://schemas.openxmlformats.org/officeDocument/2006/relationships" xmlns:m="http://schemas.openxmlformats.org/officeDocument/2006/math" xmlns:v="urn:schemas-microsoft-com:vml" xmlns:wp14="http://schemas.microsoft.com/office/word/2010/wordprocessingDrawing" xmlns:wp="http://schemas.openxmlformats.org/drawingml/2006/wordprocessingDrawing" xmlns:w10="urn:schemas-microsoft-com:office:word" xmlns:w="http://schemas.openxmlformats.org/wordprocessingml/2006/main" xmlns:w14="http://schemas.microsoft.com/office/word/2010/wordml" xmlns:w15="http://schemas.microsoft.com/office/word/2012/wordml" xmlns:wpg="http://schemas.microsoft.com/office/word/2010/wordprocessingGroup" xmlns:wpi="http://schemas.microsoft.com/office/word/2010/wordprocessingInk" xmlns:wne="http://schemas.microsoft.com/office/word/2006/wordml" xmlns:wps="http://schemas.microsoft.com/office/word/2010/wordprocessingShape" mc:Ignorable="w14 w15 wp14">
   <w:sdt>
     <w:sdtPr>
@@ -12351,7 +11771,7 @@
           <w:rPr>
             <w:noProof/>
           </w:rPr>
-          <w:t>19</w:t>
+          <w:t>31</w:t>
         </w:r>
         <w:r>
           <w:rPr>
@@ -12365,103 +11785,99 @@
 </w:ftr>
 </file>
 
-<file path=word/footer5.xml><?xml version="1.0" encoding="utf-8"?>
+<file path=word/footer7.xml><?xml version="1.0" encoding="utf-8"?>
 <w:ftr xmlns:wpc="http://schemas.microsoft.com/office/word/2010/wordprocessingCanvas" xmlns:mc="http://schemas.openxmlformats.org/markup-compatibility/2006" xmlns:o="urn:schemas-microsoft-com:office:office" xmlns:r="http://schemas.openxmlformats.org/officeDocument/2006/relationships" xmlns:m="http://schemas.openxmlformats.org/officeDocument/2006/math" xmlns:v="urn:schemas-microsoft-com:vml" xmlns:wp14="http://schemas.microsoft.com/office/word/2010/wordprocessingDrawing" xmlns:wp="http://schemas.openxmlformats.org/drawingml/2006/wordprocessingDrawing" xmlns:w10="urn:schemas-microsoft-com:office:word" xmlns:w="http://schemas.openxmlformats.org/wordprocessingml/2006/main" xmlns:w14="http://schemas.microsoft.com/office/word/2010/wordml" xmlns:w15="http://schemas.microsoft.com/office/word/2012/wordml" xmlns:wpg="http://schemas.microsoft.com/office/word/2010/wordprocessingGroup" xmlns:wpi="http://schemas.microsoft.com/office/word/2010/wordprocessingInk" xmlns:wne="http://schemas.microsoft.com/office/word/2006/wordml" xmlns:wps="http://schemas.microsoft.com/office/word/2010/wordprocessingShape" mc:Ignorable="w14 w15 wp14">
-  <w:p>
-    <w:pPr>
-      <w:pStyle w:val="Footer"/>
-      <w:framePr w:wrap="notBeside" w:vAnchor="text" w:hAnchor="margin" w:xAlign="center" w:y="1"/>
+  <w:sdt>
+    <w:sdtPr>
+      <w:id w:val="-1194223170"/>
+      <w:docPartObj>
+        <w:docPartGallery w:val="Page Numbers (Bottom of Page)"/>
+        <w:docPartUnique/>
+      </w:docPartObj>
+    </w:sdtPr>
+    <w:sdtEndPr>
       <w:rPr>
-        <w:rStyle w:val="PageNumber"/>
-      </w:rPr>
-    </w:pPr>
-    <w:r>
-      <w:rPr>
-        <w:rStyle w:val="PageNumber"/>
-      </w:rPr>
-      <w:fldChar w:fldCharType="begin"/>
-    </w:r>
-    <w:r>
-      <w:rPr>
-        <w:rStyle w:val="PageNumber"/>
-      </w:rPr>
-      <w:instrText xml:space="preserve">PAGE  </w:instrText>
-    </w:r>
-    <w:r>
-      <w:rPr>
-        <w:rStyle w:val="PageNumber"/>
-      </w:rPr>
-      <w:fldChar w:fldCharType="separate"/>
-    </w:r>
-    <w:r>
-      <w:rPr>
-        <w:rStyle w:val="PageNumber"/>
         <w:noProof/>
       </w:rPr>
-      <w:t>36</w:t>
-    </w:r>
-    <w:r>
-      <w:rPr>
-        <w:rStyle w:val="PageNumber"/>
-      </w:rPr>
-      <w:fldChar w:fldCharType="end"/>
-    </w:r>
-  </w:p>
-  <w:p>
-    <w:pPr>
-      <w:pStyle w:val="Footer"/>
-    </w:pPr>
-  </w:p>
+    </w:sdtEndPr>
+    <w:sdtContent>
+      <w:p>
+        <w:pPr>
+          <w:pStyle w:val="Footer"/>
+        </w:pPr>
+        <w:r>
+          <w:fldChar w:fldCharType="begin"/>
+        </w:r>
+        <w:r>
+          <w:instrText xml:space="preserve"> PAGE   \* MERGEFORMAT </w:instrText>
+        </w:r>
+        <w:r>
+          <w:fldChar w:fldCharType="separate"/>
+        </w:r>
+        <w:r>
+          <w:rPr>
+            <w:noProof/>
+          </w:rPr>
+          <w:t>36</w:t>
+        </w:r>
+        <w:r>
+          <w:rPr>
+            <w:noProof/>
+          </w:rPr>
+          <w:fldChar w:fldCharType="end"/>
+        </w:r>
+      </w:p>
+    </w:sdtContent>
+  </w:sdt>
 </w:ftr>
 </file>
 
-<file path=word/footer6.xml><?xml version="1.0" encoding="utf-8"?>
+<file path=word/footer8.xml><?xml version="1.0" encoding="utf-8"?>
 <w:ftr xmlns:wpc="http://schemas.microsoft.com/office/word/2010/wordprocessingCanvas" xmlns:mc="http://schemas.openxmlformats.org/markup-compatibility/2006" xmlns:o="urn:schemas-microsoft-com:office:office" xmlns:r="http://schemas.openxmlformats.org/officeDocument/2006/relationships" xmlns:m="http://schemas.openxmlformats.org/officeDocument/2006/math" xmlns:v="urn:schemas-microsoft-com:vml" xmlns:wp14="http://schemas.microsoft.com/office/word/2010/wordprocessingDrawing" xmlns:wp="http://schemas.openxmlformats.org/drawingml/2006/wordprocessingDrawing" xmlns:w10="urn:schemas-microsoft-com:office:word" xmlns:w="http://schemas.openxmlformats.org/wordprocessingml/2006/main" xmlns:w14="http://schemas.microsoft.com/office/word/2010/wordml" xmlns:w15="http://schemas.microsoft.com/office/word/2012/wordml" xmlns:wpg="http://schemas.microsoft.com/office/word/2010/wordprocessingGroup" xmlns:wpi="http://schemas.microsoft.com/office/word/2010/wordprocessingInk" xmlns:wne="http://schemas.microsoft.com/office/word/2006/wordml" xmlns:wps="http://schemas.microsoft.com/office/word/2010/wordprocessingShape" mc:Ignorable="w14 w15 wp14">
-  <w:p>
-    <w:pPr>
-      <w:pStyle w:val="Footer"/>
-      <w:framePr w:wrap="notBeside" w:vAnchor="text" w:hAnchor="margin" w:xAlign="center" w:y="1"/>
+  <w:sdt>
+    <w:sdtPr>
+      <w:id w:val="1105846419"/>
+      <w:docPartObj>
+        <w:docPartGallery w:val="Page Numbers (Bottom of Page)"/>
+        <w:docPartUnique/>
+      </w:docPartObj>
+    </w:sdtPr>
+    <w:sdtEndPr>
       <w:rPr>
-        <w:rStyle w:val="PageNumber"/>
-      </w:rPr>
-    </w:pPr>
-    <w:r>
-      <w:rPr>
-        <w:rStyle w:val="PageNumber"/>
-      </w:rPr>
-      <w:fldChar w:fldCharType="begin"/>
-    </w:r>
-    <w:r>
-      <w:rPr>
-        <w:rStyle w:val="PageNumber"/>
-      </w:rPr>
-      <w:instrText xml:space="preserve">PAGE  </w:instrText>
-    </w:r>
-    <w:r>
-      <w:rPr>
-        <w:rStyle w:val="PageNumber"/>
-      </w:rPr>
-      <w:fldChar w:fldCharType="separate"/>
-    </w:r>
-    <w:r>
-      <w:rPr>
-        <w:rStyle w:val="PageNumber"/>
         <w:noProof/>
       </w:rPr>
-      <w:t>37</w:t>
-    </w:r>
-    <w:r>
-      <w:rPr>
-        <w:rStyle w:val="PageNumber"/>
-      </w:rPr>
-      <w:fldChar w:fldCharType="end"/>
-    </w:r>
-  </w:p>
-  <w:p>
-    <w:pPr>
-      <w:pStyle w:val="Footer"/>
-    </w:pPr>
-  </w:p>
+    </w:sdtEndPr>
+    <w:sdtContent>
+      <w:p>
+        <w:pPr>
+          <w:pStyle w:val="Footer"/>
+        </w:pPr>
+        <w:r>
+          <w:fldChar w:fldCharType="begin"/>
+        </w:r>
+        <w:r>
+          <w:instrText xml:space="preserve"> PAGE   \* MERGEFORMAT </w:instrText>
+        </w:r>
+        <w:r>
+          <w:fldChar w:fldCharType="separate"/>
+        </w:r>
+        <w:r>
+          <w:rPr>
+            <w:noProof/>
+          </w:rPr>
+          <w:t>37</w:t>
+        </w:r>
+        <w:r>
+          <w:rPr>
+            <w:noProof/>
+          </w:rPr>
+          <w:fldChar w:fldCharType="end"/>
+        </w:r>
+      </w:p>
+    </w:sdtContent>
+  </w:sdt>
+  <w:bookmarkStart w:id="71" w:name="_GoBack" w:displacedByCustomXml="prev"/>
+  <w:bookmarkEnd w:id="71" w:displacedByCustomXml="prev"/>
 </w:ftr>
 </file>
 
@@ -12485,6 +11901,26 @@
 </file>
 
 <file path=word/header1.xml><?xml version="1.0" encoding="utf-8"?>
+<w:hdr xmlns:wpc="http://schemas.microsoft.com/office/word/2010/wordprocessingCanvas" xmlns:mc="http://schemas.openxmlformats.org/markup-compatibility/2006" xmlns:o="urn:schemas-microsoft-com:office:office" xmlns:r="http://schemas.openxmlformats.org/officeDocument/2006/relationships" xmlns:m="http://schemas.openxmlformats.org/officeDocument/2006/math" xmlns:v="urn:schemas-microsoft-com:vml" xmlns:wp14="http://schemas.microsoft.com/office/word/2010/wordprocessingDrawing" xmlns:wp="http://schemas.openxmlformats.org/drawingml/2006/wordprocessingDrawing" xmlns:w10="urn:schemas-microsoft-com:office:word" xmlns:w="http://schemas.openxmlformats.org/wordprocessingml/2006/main" xmlns:w14="http://schemas.microsoft.com/office/word/2010/wordml" xmlns:w15="http://schemas.microsoft.com/office/word/2012/wordml" xmlns:wpg="http://schemas.microsoft.com/office/word/2010/wordprocessingGroup" xmlns:wpi="http://schemas.microsoft.com/office/word/2010/wordprocessingInk" xmlns:wne="http://schemas.microsoft.com/office/word/2006/wordml" xmlns:wps="http://schemas.microsoft.com/office/word/2010/wordprocessingShape" mc:Ignorable="w14 w15 wp14">
+  <w:p>
+    <w:pPr>
+      <w:pStyle w:val="Header"/>
+    </w:pPr>
+  </w:p>
+</w:hdr>
+</file>
+
+<file path=word/header2.xml><?xml version="1.0" encoding="utf-8"?>
+<w:hdr xmlns:wpc="http://schemas.microsoft.com/office/word/2010/wordprocessingCanvas" xmlns:mc="http://schemas.openxmlformats.org/markup-compatibility/2006" xmlns:o="urn:schemas-microsoft-com:office:office" xmlns:r="http://schemas.openxmlformats.org/officeDocument/2006/relationships" xmlns:m="http://schemas.openxmlformats.org/officeDocument/2006/math" xmlns:v="urn:schemas-microsoft-com:vml" xmlns:wp14="http://schemas.microsoft.com/office/word/2010/wordprocessingDrawing" xmlns:wp="http://schemas.openxmlformats.org/drawingml/2006/wordprocessingDrawing" xmlns:w10="urn:schemas-microsoft-com:office:word" xmlns:w="http://schemas.openxmlformats.org/wordprocessingml/2006/main" xmlns:w14="http://schemas.microsoft.com/office/word/2010/wordml" xmlns:w15="http://schemas.microsoft.com/office/word/2012/wordml" xmlns:wpg="http://schemas.microsoft.com/office/word/2010/wordprocessingGroup" xmlns:wpi="http://schemas.microsoft.com/office/word/2010/wordprocessingInk" xmlns:wne="http://schemas.microsoft.com/office/word/2006/wordml" xmlns:wps="http://schemas.microsoft.com/office/word/2010/wordprocessingShape" mc:Ignorable="w14 w15 wp14">
+  <w:p>
+    <w:pPr>
+      <w:pStyle w:val="Header"/>
+    </w:pPr>
+  </w:p>
+</w:hdr>
+</file>
+
+<file path=word/header3.xml><?xml version="1.0" encoding="utf-8"?>
 <w:hdr xmlns:wpc="http://schemas.microsoft.com/office/word/2010/wordprocessingCanvas" xmlns:mc="http://schemas.openxmlformats.org/markup-compatibility/2006" xmlns:o="urn:schemas-microsoft-com:office:office" xmlns:r="http://schemas.openxmlformats.org/officeDocument/2006/relationships" xmlns:m="http://schemas.openxmlformats.org/officeDocument/2006/math" xmlns:v="urn:schemas-microsoft-com:vml" xmlns:wp14="http://schemas.microsoft.com/office/word/2010/wordprocessingDrawing" xmlns:wp="http://schemas.openxmlformats.org/drawingml/2006/wordprocessingDrawing" xmlns:w10="urn:schemas-microsoft-com:office:word" xmlns:w="http://schemas.openxmlformats.org/wordprocessingml/2006/main" xmlns:w14="http://schemas.microsoft.com/office/word/2010/wordml" xmlns:w15="http://schemas.microsoft.com/office/word/2012/wordml" xmlns:wpg="http://schemas.microsoft.com/office/word/2010/wordprocessingGroup" xmlns:wpi="http://schemas.microsoft.com/office/word/2010/wordprocessingInk" xmlns:wne="http://schemas.microsoft.com/office/word/2006/wordml" xmlns:wps="http://schemas.microsoft.com/office/word/2010/wordprocessingShape" mc:Ignorable="w14 w15 wp14">
   <w:p>
     <w:pPr>
@@ -12497,7 +11933,7 @@
 </w:hdr>
 </file>
 
-<file path=word/header2.xml><?xml version="1.0" encoding="utf-8"?>
+<file path=word/header4.xml><?xml version="1.0" encoding="utf-8"?>
 <w:hdr xmlns:wpc="http://schemas.microsoft.com/office/word/2010/wordprocessingCanvas" xmlns:mc="http://schemas.openxmlformats.org/markup-compatibility/2006" xmlns:o="urn:schemas-microsoft-com:office:office" xmlns:r="http://schemas.openxmlformats.org/officeDocument/2006/relationships" xmlns:m="http://schemas.openxmlformats.org/officeDocument/2006/math" xmlns:v="urn:schemas-microsoft-com:vml" xmlns:wp14="http://schemas.microsoft.com/office/word/2010/wordprocessingDrawing" xmlns:wp="http://schemas.openxmlformats.org/drawingml/2006/wordprocessingDrawing" xmlns:w10="urn:schemas-microsoft-com:office:word" xmlns:w="http://schemas.openxmlformats.org/wordprocessingml/2006/main" xmlns:w14="http://schemas.microsoft.com/office/word/2010/wordml" xmlns:w15="http://schemas.microsoft.com/office/word/2012/wordml" xmlns:wpg="http://schemas.microsoft.com/office/word/2010/wordprocessingGroup" xmlns:wpi="http://schemas.microsoft.com/office/word/2010/wordprocessingInk" xmlns:wne="http://schemas.microsoft.com/office/word/2006/wordml" xmlns:wps="http://schemas.microsoft.com/office/word/2010/wordprocessingShape" mc:Ignorable="w14 w15 wp14">
   <w:p>
     <w:pPr>
@@ -12506,29 +11942,6 @@
     <w:r>
       <w:t>9-tap tour</w:t>
     </w:r>
-  </w:p>
-</w:hdr>
-</file>
-
-<file path=word/header3.xml><?xml version="1.0" encoding="utf-8"?>
-<w:hdr xmlns:wpc="http://schemas.microsoft.com/office/word/2010/wordprocessingCanvas" xmlns:mc="http://schemas.openxmlformats.org/markup-compatibility/2006" xmlns:o="urn:schemas-microsoft-com:office:office" xmlns:r="http://schemas.openxmlformats.org/officeDocument/2006/relationships" xmlns:m="http://schemas.openxmlformats.org/officeDocument/2006/math" xmlns:v="urn:schemas-microsoft-com:vml" xmlns:wp14="http://schemas.microsoft.com/office/word/2010/wordprocessingDrawing" xmlns:wp="http://schemas.openxmlformats.org/drawingml/2006/wordprocessingDrawing" xmlns:w10="urn:schemas-microsoft-com:office:word" xmlns:w="http://schemas.openxmlformats.org/wordprocessingml/2006/main" xmlns:w14="http://schemas.microsoft.com/office/word/2010/wordml" xmlns:w15="http://schemas.microsoft.com/office/word/2012/wordml" xmlns:wpg="http://schemas.microsoft.com/office/word/2010/wordprocessingGroup" xmlns:wpi="http://schemas.microsoft.com/office/word/2010/wordprocessingInk" xmlns:wne="http://schemas.microsoft.com/office/word/2006/wordml" xmlns:wps="http://schemas.microsoft.com/office/word/2010/wordprocessingShape" mc:Ignorable="w14 w15 wp14">
-  <w:p>
-    <w:pPr>
-      <w:pStyle w:val="Header"/>
-    </w:pPr>
-    <w:r>
-      <w:t>9 Tap Tour</w:t>
-    </w:r>
-  </w:p>
-</w:hdr>
-</file>
-
-<file path=word/header4.xml><?xml version="1.0" encoding="utf-8"?>
-<w:hdr xmlns:wpc="http://schemas.microsoft.com/office/word/2010/wordprocessingCanvas" xmlns:mc="http://schemas.openxmlformats.org/markup-compatibility/2006" xmlns:o="urn:schemas-microsoft-com:office:office" xmlns:r="http://schemas.openxmlformats.org/officeDocument/2006/relationships" xmlns:m="http://schemas.openxmlformats.org/officeDocument/2006/math" xmlns:v="urn:schemas-microsoft-com:vml" xmlns:wp14="http://schemas.microsoft.com/office/word/2010/wordprocessingDrawing" xmlns:wp="http://schemas.openxmlformats.org/drawingml/2006/wordprocessingDrawing" xmlns:w10="urn:schemas-microsoft-com:office:word" xmlns:w="http://schemas.openxmlformats.org/wordprocessingml/2006/main" xmlns:w14="http://schemas.microsoft.com/office/word/2010/wordml" xmlns:w15="http://schemas.microsoft.com/office/word/2012/wordml" xmlns:wpg="http://schemas.microsoft.com/office/word/2010/wordprocessingGroup" xmlns:wpi="http://schemas.microsoft.com/office/word/2010/wordprocessingInk" xmlns:wne="http://schemas.microsoft.com/office/word/2006/wordml" xmlns:wps="http://schemas.microsoft.com/office/word/2010/wordprocessingShape" mc:Ignorable="w14 w15 wp14">
-  <w:p>
-    <w:pPr>
-      <w:pStyle w:val="Header"/>
-    </w:pPr>
   </w:p>
 </w:hdr>
 </file>
@@ -12547,6 +11960,29 @@
 </file>
 
 <file path=word/header6.xml><?xml version="1.0" encoding="utf-8"?>
+<w:hdr xmlns:wpc="http://schemas.microsoft.com/office/word/2010/wordprocessingCanvas" xmlns:mc="http://schemas.openxmlformats.org/markup-compatibility/2006" xmlns:o="urn:schemas-microsoft-com:office:office" xmlns:r="http://schemas.openxmlformats.org/officeDocument/2006/relationships" xmlns:m="http://schemas.openxmlformats.org/officeDocument/2006/math" xmlns:v="urn:schemas-microsoft-com:vml" xmlns:wp14="http://schemas.microsoft.com/office/word/2010/wordprocessingDrawing" xmlns:wp="http://schemas.openxmlformats.org/drawingml/2006/wordprocessingDrawing" xmlns:w10="urn:schemas-microsoft-com:office:word" xmlns:w="http://schemas.openxmlformats.org/wordprocessingml/2006/main" xmlns:w14="http://schemas.microsoft.com/office/word/2010/wordml" xmlns:w15="http://schemas.microsoft.com/office/word/2012/wordml" xmlns:wpg="http://schemas.microsoft.com/office/word/2010/wordprocessingGroup" xmlns:wpi="http://schemas.microsoft.com/office/word/2010/wordprocessingInk" xmlns:wne="http://schemas.microsoft.com/office/word/2006/wordml" xmlns:wps="http://schemas.microsoft.com/office/word/2010/wordprocessingShape" mc:Ignorable="w14 w15 wp14">
+  <w:p>
+    <w:pPr>
+      <w:pStyle w:val="Header"/>
+    </w:pPr>
+  </w:p>
+</w:hdr>
+</file>
+
+<file path=word/header7.xml><?xml version="1.0" encoding="utf-8"?>
+<w:hdr xmlns:wpc="http://schemas.microsoft.com/office/word/2010/wordprocessingCanvas" xmlns:mc="http://schemas.openxmlformats.org/markup-compatibility/2006" xmlns:o="urn:schemas-microsoft-com:office:office" xmlns:r="http://schemas.openxmlformats.org/officeDocument/2006/relationships" xmlns:m="http://schemas.openxmlformats.org/officeDocument/2006/math" xmlns:v="urn:schemas-microsoft-com:vml" xmlns:wp14="http://schemas.microsoft.com/office/word/2010/wordprocessingDrawing" xmlns:wp="http://schemas.openxmlformats.org/drawingml/2006/wordprocessingDrawing" xmlns:w10="urn:schemas-microsoft-com:office:word" xmlns:w="http://schemas.openxmlformats.org/wordprocessingml/2006/main" xmlns:w14="http://schemas.microsoft.com/office/word/2010/wordml" xmlns:w15="http://schemas.microsoft.com/office/word/2012/wordml" xmlns:wpg="http://schemas.microsoft.com/office/word/2010/wordprocessingGroup" xmlns:wpi="http://schemas.microsoft.com/office/word/2010/wordprocessingInk" xmlns:wne="http://schemas.microsoft.com/office/word/2006/wordml" xmlns:wps="http://schemas.microsoft.com/office/word/2010/wordprocessingShape" mc:Ignorable="w14 w15 wp14">
+  <w:p>
+    <w:pPr>
+      <w:pStyle w:val="Header"/>
+    </w:pPr>
+    <w:r>
+      <w:t>9 Tap Tour</w:t>
+    </w:r>
+  </w:p>
+</w:hdr>
+</file>
+
+<file path=word/header8.xml><?xml version="1.0" encoding="utf-8"?>
 <w:hdr xmlns:wpc="http://schemas.microsoft.com/office/word/2010/wordprocessingCanvas" xmlns:mc="http://schemas.openxmlformats.org/markup-compatibility/2006" xmlns:o="urn:schemas-microsoft-com:office:office" xmlns:r="http://schemas.openxmlformats.org/officeDocument/2006/relationships" xmlns:m="http://schemas.openxmlformats.org/officeDocument/2006/math" xmlns:v="urn:schemas-microsoft-com:vml" xmlns:wp14="http://schemas.microsoft.com/office/word/2010/wordprocessingDrawing" xmlns:wp="http://schemas.openxmlformats.org/drawingml/2006/wordprocessingDrawing" xmlns:w10="urn:schemas-microsoft-com:office:word" xmlns:w="http://schemas.openxmlformats.org/wordprocessingml/2006/main" xmlns:w14="http://schemas.microsoft.com/office/word/2010/wordml" xmlns:w15="http://schemas.microsoft.com/office/word/2012/wordml" xmlns:wpg="http://schemas.microsoft.com/office/word/2010/wordprocessingGroup" xmlns:wpi="http://schemas.microsoft.com/office/word/2010/wordprocessingInk" xmlns:wne="http://schemas.microsoft.com/office/word/2006/wordml" xmlns:wps="http://schemas.microsoft.com/office/word/2010/wordprocessingShape" mc:Ignorable="w14 w15 wp14">
   <w:p>
     <w:pPr>
@@ -16847,7 +16283,7 @@
 </file>
 
 <file path=customXml/itemProps1.xml><?xml version="1.0" encoding="utf-8"?>
-<ds:datastoreItem xmlns:ds="http://schemas.openxmlformats.org/officeDocument/2006/customXml" ds:itemID="{7534B3F8-13B8-45B6-B00B-E611EF13344C}">
+<ds:datastoreItem xmlns:ds="http://schemas.openxmlformats.org/officeDocument/2006/customXml" ds:itemID="{0021972A-0059-4275-B9F8-356AAD6661FA}">
   <ds:schemaRefs>
     <ds:schemaRef ds:uri="http://schemas.openxmlformats.org/officeDocument/2006/bibliography"/>
   </ds:schemaRefs>
